--- a/0.report/빅데이터 20기 프로젝트_보고서_KJH.docx
+++ b/0.report/빅데이터 20기 프로젝트_보고서_KJH.docx
@@ -142,43 +142,985 @@
     </w:p>
     <w:p>
       <w:r>
-        <w:t>· Train: 60-70%</w:t>
-      </w:r>
-    </w:p>
-    <w:p>
-      <w:r>
-        <w:t>· Validation: 15-20%</w:t>
-      </w:r>
-    </w:p>
-    <w:p>
-      <w:pPr>
-        <w:rPr>
-          <w:rFonts w:hint="eastAsia"/>
-        </w:rPr>
-      </w:pPr>
-      <w:r>
-        <w:t>· Test: 15-20%</w:t>
+        <w:t xml:space="preserve">· Train: </w:t>
+      </w:r>
+      <w:r>
+        <w:t xml:space="preserve">Kaggle에서 제공한 </w:t>
+      </w:r>
+      <w:r>
+        <w:rPr>
+          <w:shd w:val="pct15" w:color="auto" w:fill="FFFFFF"/>
+        </w:rPr>
+        <w:t>train.csv</w:t>
+      </w:r>
+      <w:r>
+        <w:t xml:space="preserve"> 중 80%를 </w:t>
+      </w:r>
+      <w:r>
+        <w:rPr>
+          <w:b/>
+          <w:bCs/>
+        </w:rPr>
+        <w:t>학습용(Train</w:t>
+      </w:r>
+      <w:proofErr w:type="gramStart"/>
+      <w:r>
+        <w:rPr>
+          <w:b/>
+          <w:bCs/>
+        </w:rPr>
+        <w:t>)</w:t>
+      </w:r>
+      <w:r>
+        <w:t xml:space="preserve"> 으로</w:t>
+      </w:r>
+      <w:proofErr w:type="gramEnd"/>
+      <w:r>
+        <w:t xml:space="preserve"> 사용하였다.</w:t>
+      </w:r>
+      <w:r>
+        <w:rPr>
+          <w:rFonts w:hint="eastAsia"/>
+        </w:rPr>
+        <w:t xml:space="preserve"> </w:t>
+      </w:r>
+      <w:r>
+        <w:rPr>
+          <w:rFonts w:hint="eastAsia"/>
+        </w:rPr>
+        <w:t>(</w:t>
+      </w:r>
+      <w:r>
+        <w:rPr>
+          <w:rFonts w:hint="eastAsia"/>
+        </w:rPr>
+        <w:t>60</w:t>
+      </w:r>
+      <w:r>
+        <w:rPr>
+          <w:rFonts w:hint="eastAsia"/>
+        </w:rPr>
+        <w:t>,</w:t>
+      </w:r>
+      <w:r>
+        <w:rPr>
+          <w:rFonts w:hint="eastAsia"/>
+        </w:rPr>
+        <w:t>816</w:t>
+      </w:r>
+      <w:r>
+        <w:rPr>
+          <w:rFonts w:hint="eastAsia"/>
+        </w:rPr>
+        <w:t>건)</w:t>
+      </w:r>
+    </w:p>
+    <w:p>
+      <w:r>
+        <w:t xml:space="preserve">· Validation: </w:t>
+      </w:r>
+      <w:r>
+        <w:t xml:space="preserve">나머지 20%를 </w:t>
+      </w:r>
+      <w:r>
+        <w:rPr>
+          <w:b/>
+          <w:bCs/>
+        </w:rPr>
+        <w:t>검증용(Validation</w:t>
+      </w:r>
+      <w:proofErr w:type="gramStart"/>
+      <w:r>
+        <w:rPr>
+          <w:b/>
+          <w:bCs/>
+        </w:rPr>
+        <w:t>)</w:t>
+      </w:r>
+      <w:r>
+        <w:t xml:space="preserve"> 으로</w:t>
+      </w:r>
+      <w:proofErr w:type="gramEnd"/>
+      <w:r>
+        <w:t xml:space="preserve"> 사용하여 모델 선택과 </w:t>
+      </w:r>
+      <w:proofErr w:type="spellStart"/>
+      <w:r>
+        <w:t>하이퍼파라미터</w:t>
+      </w:r>
+      <w:proofErr w:type="spellEnd"/>
+      <w:r>
+        <w:rPr>
+          <w:rFonts w:hint="eastAsia"/>
+        </w:rPr>
+        <w:t>(</w:t>
+      </w:r>
+      <w:proofErr w:type="spellStart"/>
+      <w:r>
+        <w:rPr>
+          <w:rFonts w:hint="eastAsia"/>
+        </w:rPr>
+        <w:t>HyperParameter</w:t>
+      </w:r>
+      <w:proofErr w:type="spellEnd"/>
+      <w:r>
+        <w:rPr>
+          <w:rFonts w:hint="eastAsia"/>
+        </w:rPr>
+        <w:t>)</w:t>
+      </w:r>
+      <w:r>
+        <w:t xml:space="preserve"> 튜닝에 활용하였다</w:t>
+      </w:r>
+      <w:r>
+        <w:rPr>
+          <w:rFonts w:hint="eastAsia"/>
+        </w:rPr>
+        <w:t>.</w:t>
+      </w:r>
+      <w:r>
+        <w:rPr>
+          <w:rFonts w:hint="eastAsia"/>
+        </w:rPr>
+        <w:t xml:space="preserve"> (</w:t>
+      </w:r>
+      <w:r>
+        <w:rPr>
+          <w:rFonts w:hint="eastAsia"/>
+        </w:rPr>
+        <w:t>15</w:t>
+      </w:r>
+      <w:r>
+        <w:rPr>
+          <w:rFonts w:hint="eastAsia"/>
+        </w:rPr>
+        <w:t>,</w:t>
+      </w:r>
+      <w:r>
+        <w:rPr>
+          <w:rFonts w:hint="eastAsia"/>
+        </w:rPr>
+        <w:t>204</w:t>
+      </w:r>
+      <w:r>
+        <w:rPr>
+          <w:rFonts w:hint="eastAsia"/>
+        </w:rPr>
+        <w:t>건)</w:t>
+      </w:r>
+    </w:p>
+    <w:p>
+      <w:r>
+        <w:t xml:space="preserve">· Test: </w:t>
+      </w:r>
+      <w:r>
+        <w:t xml:space="preserve">레이블이 없는 </w:t>
+      </w:r>
+      <w:r>
+        <w:rPr>
+          <w:shd w:val="pct15" w:color="auto" w:fill="FFFFFF"/>
+        </w:rPr>
+        <w:t>test.csv</w:t>
+      </w:r>
+      <w:r>
+        <w:t xml:space="preserve">는 </w:t>
+      </w:r>
+      <w:r>
+        <w:rPr>
+          <w:b/>
+          <w:bCs/>
+        </w:rPr>
+        <w:t>최종 제출용 데이터</w:t>
+      </w:r>
+      <w:r>
+        <w:t>로만 사용하였으며, 내부 성능 비교에는 포함하지 않았다.</w:t>
       </w:r>
     </w:p>
     <w:p>
       <w:pPr>
         <w:pStyle w:val="4"/>
+        <w:rPr>
+          <w:rFonts w:hint="eastAsia"/>
+        </w:rPr>
       </w:pPr>
       <w:r>
         <w:t>2.4.1.2 분할 방법</w:t>
       </w:r>
     </w:p>
     <w:p>
-      <w:r>
-        <w:t xml:space="preserve">· Stratified </w:t>
+      <w:pPr>
+        <w:pStyle w:val="a6"/>
+        <w:numPr>
+          <w:ilvl w:val="0"/>
+          <w:numId w:val="52"/>
+        </w:numPr>
+        <w:ind w:leftChars="0"/>
+        <w:rPr>
+          <w:rFonts w:hint="eastAsia"/>
+          <w:b/>
+          <w:bCs/>
+        </w:rPr>
+      </w:pPr>
+      <w:r>
+        <w:rPr>
+          <w:b/>
+          <w:bCs/>
+        </w:rPr>
+        <w:t xml:space="preserve">층화 </w:t>
       </w:r>
       <w:proofErr w:type="gramStart"/>
       <w:r>
-        <w:t>Split :</w:t>
+        <w:rPr>
+          <w:b/>
+          <w:bCs/>
+        </w:rPr>
+        <w:t>분할( Stratified</w:t>
       </w:r>
       <w:proofErr w:type="gramEnd"/>
       <w:r>
-        <w:t xml:space="preserve"> 클래스 불균형 고려</w:t>
+        <w:rPr>
+          <w:b/>
+          <w:bCs/>
+        </w:rPr>
+        <w:t xml:space="preserve"> </w:t>
+      </w:r>
+      <w:proofErr w:type="gramStart"/>
+      <w:r>
+        <w:rPr>
+          <w:b/>
+          <w:bCs/>
+        </w:rPr>
+        <w:t>Split )</w:t>
+      </w:r>
+      <w:proofErr w:type="gramEnd"/>
+      <w:r>
+        <w:rPr>
+          <w:b/>
+          <w:bCs/>
+        </w:rPr>
+        <w:t xml:space="preserve"> 적용</w:t>
+      </w:r>
+    </w:p>
+    <w:p>
+      <w:pPr>
+        <w:rPr>
+          <w:rFonts w:hint="eastAsia"/>
+        </w:rPr>
+      </w:pPr>
+      <w:r>
+        <w:t xml:space="preserve">타깃 변수 </w:t>
+      </w:r>
+      <w:r>
+        <w:rPr>
+          <w:shd w:val="pct15" w:color="auto" w:fill="FFFFFF"/>
+        </w:rPr>
+        <w:t>TARGET</w:t>
+      </w:r>
+      <w:r>
+        <w:t xml:space="preserve">의 1 클래스 비율이 매우 낮은 </w:t>
+      </w:r>
+      <w:r>
+        <w:rPr>
+          <w:b/>
+          <w:bCs/>
+        </w:rPr>
+        <w:t>심각한 불균형 데이터</w:t>
+      </w:r>
+      <w:r>
+        <w:t xml:space="preserve">이기 때문에, </w:t>
+      </w:r>
+      <w:proofErr w:type="spellStart"/>
+      <w:r>
+        <w:rPr>
+          <w:shd w:val="pct15" w:color="auto" w:fill="FFFFFF"/>
+        </w:rPr>
+        <w:t>train_test_split</w:t>
+      </w:r>
+      <w:proofErr w:type="spellEnd"/>
+      <w:r>
+        <w:rPr>
+          <w:shd w:val="pct15" w:color="auto" w:fill="FFFFFF"/>
+        </w:rPr>
+        <w:t>(..., stratify=TARGET)</w:t>
+      </w:r>
+      <w:r>
+        <w:t xml:space="preserve">을 사용하여 </w:t>
+      </w:r>
+      <w:r>
+        <w:rPr>
+          <w:b/>
+          <w:bCs/>
+        </w:rPr>
+        <w:t>Train/Validation에 동일한 클래스 비율이 유지</w:t>
+      </w:r>
+      <w:r>
+        <w:t>되도록 분할하였다.</w:t>
+      </w:r>
+    </w:p>
+    <w:p>
+      <w:pPr>
+        <w:pStyle w:val="a6"/>
+        <w:numPr>
+          <w:ilvl w:val="0"/>
+          <w:numId w:val="52"/>
+        </w:numPr>
+        <w:ind w:leftChars="0"/>
+        <w:rPr>
+          <w:rFonts w:hint="eastAsia"/>
+          <w:b/>
+          <w:bCs/>
+        </w:rPr>
+      </w:pPr>
+      <w:r>
+        <w:rPr>
+          <w:b/>
+          <w:bCs/>
+        </w:rPr>
+        <w:t>여러 비율 실험 후 8:2로 확정</w:t>
+      </w:r>
+    </w:p>
+    <w:p>
+      <w:r>
+        <w:t xml:space="preserve">초기에는 </w:t>
+      </w:r>
+      <w:r>
+        <w:rPr>
+          <w:shd w:val="pct15" w:color="auto" w:fill="FFFFFF"/>
+        </w:rPr>
+        <w:t>5:5</w:t>
+      </w:r>
+      <w:r>
+        <w:t xml:space="preserve"> 분할(추가 Temp 세트 활용)과 </w:t>
+      </w:r>
+      <w:r>
+        <w:rPr>
+          <w:shd w:val="pct15" w:color="auto" w:fill="FFFFFF"/>
+        </w:rPr>
+        <w:t>7:3</w:t>
+      </w:r>
+      <w:r>
+        <w:t xml:space="preserve"> 분할 등 여러 안을 실험하였으나,</w:t>
+      </w:r>
+    </w:p>
+    <w:p>
+      <w:pPr>
+        <w:rPr>
+          <w:rFonts w:hint="eastAsia"/>
+        </w:rPr>
+      </w:pPr>
+      <w:r>
+        <w:t xml:space="preserve">ROC-AUC와 F1-Score가 가장 안정적으로 나오고, 학습 데이터도 충분히 확보되는 </w:t>
+      </w:r>
+      <w:r>
+        <w:rPr>
+          <w:shd w:val="pct15" w:color="auto" w:fill="FFFFFF"/>
+        </w:rPr>
+        <w:t>8:2</w:t>
+      </w:r>
+      <w:r>
+        <w:t xml:space="preserve"> 분할을 최종적으로 채택하였다.</w:t>
+      </w:r>
+    </w:p>
+    <w:p>
+      <w:pPr>
+        <w:pStyle w:val="a6"/>
+        <w:numPr>
+          <w:ilvl w:val="0"/>
+          <w:numId w:val="52"/>
+        </w:numPr>
+        <w:ind w:leftChars="0"/>
+        <w:rPr>
+          <w:rFonts w:hint="eastAsia"/>
+          <w:b/>
+          <w:bCs/>
+        </w:rPr>
+      </w:pPr>
+      <w:proofErr w:type="spellStart"/>
+      <w:r>
+        <w:rPr>
+          <w:b/>
+          <w:bCs/>
+        </w:rPr>
+        <w:t>언더샘플링</w:t>
+      </w:r>
+      <w:proofErr w:type="spellEnd"/>
+      <w:r>
+        <w:rPr>
+          <w:b/>
+          <w:bCs/>
+        </w:rPr>
+        <w:t xml:space="preserve"> 적용 위치</w:t>
+      </w:r>
+    </w:p>
+    <w:p>
+      <w:r>
+        <w:t xml:space="preserve">클래스 불균형 보정을 위해 </w:t>
+      </w:r>
+      <w:proofErr w:type="spellStart"/>
+      <w:r>
+        <w:rPr>
+          <w:b/>
+          <w:bCs/>
+        </w:rPr>
+        <w:t>언더샘플링은</w:t>
+      </w:r>
+      <w:proofErr w:type="spellEnd"/>
+      <w:r>
+        <w:rPr>
+          <w:b/>
+          <w:bCs/>
+        </w:rPr>
+        <w:t xml:space="preserve"> Train 데이터에만 적용</w:t>
+      </w:r>
+      <w:r>
+        <w:t>하고,</w:t>
+      </w:r>
+    </w:p>
+    <w:p>
+      <w:r>
+        <w:t>Validation/Test 데이터는 원래 분포를 그대로 유지하여 실제 환경과 유사한 평가가 가능하도록 하였다.</w:t>
+      </w:r>
+    </w:p>
+    <w:p>
+      <w:pPr>
+        <w:rPr>
+          <w:rFonts w:hint="eastAsia"/>
+        </w:rPr>
+      </w:pPr>
+    </w:p>
+    <w:p>
+      <w:pPr>
+        <w:pStyle w:val="4"/>
+      </w:pPr>
+      <w:r>
+        <w:t>2.4.1.3 Cross-Validation 전략</w:t>
+      </w:r>
+    </w:p>
+    <w:p>
+      <w:pPr>
+        <w:pBdr>
+          <w:top w:val="single" w:sz="4" w:space="1" w:color="auto"/>
+          <w:left w:val="single" w:sz="4" w:space="4" w:color="auto"/>
+          <w:bottom w:val="single" w:sz="4" w:space="1" w:color="auto"/>
+          <w:right w:val="single" w:sz="4" w:space="4" w:color="auto"/>
+        </w:pBdr>
+      </w:pPr>
+      <w:proofErr w:type="spellStart"/>
+      <w:r>
+        <w:rPr>
+          <w:rFonts w:hint="eastAsia"/>
+        </w:rPr>
+        <w:t>stacking_model</w:t>
+      </w:r>
+      <w:proofErr w:type="spellEnd"/>
+      <w:r>
+        <w:rPr>
+          <w:rFonts w:hint="eastAsia"/>
+        </w:rPr>
+        <w:t xml:space="preserve"> = </w:t>
+      </w:r>
+      <w:proofErr w:type="spellStart"/>
+      <w:proofErr w:type="gramStart"/>
+      <w:r>
+        <w:rPr>
+          <w:rFonts w:hint="eastAsia"/>
+        </w:rPr>
+        <w:t>StackingClassifier</w:t>
+      </w:r>
+      <w:proofErr w:type="spellEnd"/>
+      <w:r>
+        <w:rPr>
+          <w:rFonts w:hint="eastAsia"/>
+        </w:rPr>
+        <w:t>(</w:t>
+      </w:r>
+      <w:proofErr w:type="gramEnd"/>
+    </w:p>
+    <w:p>
+      <w:pPr>
+        <w:pBdr>
+          <w:top w:val="single" w:sz="4" w:space="1" w:color="auto"/>
+          <w:left w:val="single" w:sz="4" w:space="4" w:color="auto"/>
+          <w:bottom w:val="single" w:sz="4" w:space="1" w:color="auto"/>
+          <w:right w:val="single" w:sz="4" w:space="4" w:color="auto"/>
+        </w:pBdr>
+      </w:pPr>
+      <w:r>
+        <w:rPr>
+          <w:rFonts w:hint="eastAsia"/>
+        </w:rPr>
+        <w:t xml:space="preserve">    estimators      = [('rf', </w:t>
+      </w:r>
+      <w:proofErr w:type="spellStart"/>
+      <w:r>
+        <w:rPr>
+          <w:rFonts w:hint="eastAsia"/>
+        </w:rPr>
+        <w:t>rf_clf</w:t>
+      </w:r>
+      <w:proofErr w:type="spellEnd"/>
+      <w:r>
+        <w:rPr>
+          <w:rFonts w:hint="eastAsia"/>
+        </w:rPr>
+        <w:t>), ('</w:t>
+      </w:r>
+      <w:proofErr w:type="spellStart"/>
+      <w:r>
+        <w:rPr>
+          <w:rFonts w:hint="eastAsia"/>
+        </w:rPr>
+        <w:t>xgb</w:t>
+      </w:r>
+      <w:proofErr w:type="spellEnd"/>
+      <w:r>
+        <w:rPr>
+          <w:rFonts w:hint="eastAsia"/>
+        </w:rPr>
+        <w:t xml:space="preserve">', </w:t>
+      </w:r>
+      <w:proofErr w:type="spellStart"/>
+      <w:r>
+        <w:rPr>
+          <w:rFonts w:hint="eastAsia"/>
+        </w:rPr>
+        <w:t>xgb_clf</w:t>
+      </w:r>
+      <w:proofErr w:type="spellEnd"/>
+      <w:r>
+        <w:rPr>
+          <w:rFonts w:hint="eastAsia"/>
+        </w:rPr>
+        <w:t>), ('</w:t>
+      </w:r>
+      <w:proofErr w:type="spellStart"/>
+      <w:r>
+        <w:rPr>
+          <w:rFonts w:hint="eastAsia"/>
+        </w:rPr>
+        <w:t>lgbm</w:t>
+      </w:r>
+      <w:proofErr w:type="spellEnd"/>
+      <w:r>
+        <w:rPr>
+          <w:rFonts w:hint="eastAsia"/>
+        </w:rPr>
+        <w:t xml:space="preserve">', </w:t>
+      </w:r>
+      <w:proofErr w:type="spellStart"/>
+      <w:r>
+        <w:rPr>
+          <w:rFonts w:hint="eastAsia"/>
+        </w:rPr>
+        <w:t>lgbm_clf</w:t>
+      </w:r>
+      <w:proofErr w:type="spellEnd"/>
+      <w:r>
+        <w:rPr>
+          <w:rFonts w:hint="eastAsia"/>
+        </w:rPr>
+        <w:t>)],</w:t>
+      </w:r>
+    </w:p>
+    <w:p>
+      <w:pPr>
+        <w:pBdr>
+          <w:top w:val="single" w:sz="4" w:space="1" w:color="auto"/>
+          <w:left w:val="single" w:sz="4" w:space="4" w:color="auto"/>
+          <w:bottom w:val="single" w:sz="4" w:space="1" w:color="auto"/>
+          <w:right w:val="single" w:sz="4" w:space="4" w:color="auto"/>
+        </w:pBdr>
+      </w:pPr>
+      <w:r>
+        <w:rPr>
+          <w:rFonts w:hint="eastAsia"/>
+        </w:rPr>
+        <w:t xml:space="preserve">    </w:t>
+      </w:r>
+      <w:proofErr w:type="spellStart"/>
+      <w:r>
+        <w:rPr>
+          <w:rFonts w:hint="eastAsia"/>
+        </w:rPr>
+        <w:t>final_estimator</w:t>
+      </w:r>
+      <w:proofErr w:type="spellEnd"/>
+      <w:r>
+        <w:rPr>
+          <w:rFonts w:hint="eastAsia"/>
+        </w:rPr>
+        <w:t xml:space="preserve"> = </w:t>
+      </w:r>
+      <w:proofErr w:type="spellStart"/>
+      <w:r>
+        <w:rPr>
+          <w:rFonts w:hint="eastAsia"/>
+        </w:rPr>
+        <w:t>meta_model</w:t>
+      </w:r>
+      <w:proofErr w:type="spellEnd"/>
+      <w:r>
+        <w:rPr>
+          <w:rFonts w:hint="eastAsia"/>
+        </w:rPr>
+        <w:t>,</w:t>
+      </w:r>
+    </w:p>
+    <w:p>
+      <w:pPr>
+        <w:pBdr>
+          <w:top w:val="single" w:sz="4" w:space="1" w:color="auto"/>
+          <w:left w:val="single" w:sz="4" w:space="4" w:color="auto"/>
+          <w:bottom w:val="single" w:sz="4" w:space="1" w:color="auto"/>
+          <w:right w:val="single" w:sz="4" w:space="4" w:color="auto"/>
+        </w:pBdr>
+      </w:pPr>
+      <w:r>
+        <w:rPr>
+          <w:rFonts w:hint="eastAsia"/>
+        </w:rPr>
+        <w:lastRenderedPageBreak/>
+        <w:t xml:space="preserve">    cv              = </w:t>
+      </w:r>
+      <w:proofErr w:type="spellStart"/>
+      <w:proofErr w:type="gramStart"/>
+      <w:r>
+        <w:rPr>
+          <w:rFonts w:hint="eastAsia"/>
+        </w:rPr>
+        <w:t>StratifiedKFold</w:t>
+      </w:r>
+      <w:proofErr w:type="spellEnd"/>
+      <w:r>
+        <w:rPr>
+          <w:rFonts w:hint="eastAsia"/>
+        </w:rPr>
+        <w:t>(</w:t>
+      </w:r>
+      <w:proofErr w:type="spellStart"/>
+      <w:proofErr w:type="gramEnd"/>
+      <w:r>
+        <w:rPr>
+          <w:rFonts w:hint="eastAsia"/>
+        </w:rPr>
+        <w:t>n_splits</w:t>
+      </w:r>
+      <w:proofErr w:type="spellEnd"/>
+      <w:r>
+        <w:rPr>
+          <w:rFonts w:hint="eastAsia"/>
+        </w:rPr>
+        <w:t xml:space="preserve">=5, shuffle=True, </w:t>
+      </w:r>
+      <w:proofErr w:type="spellStart"/>
+      <w:r>
+        <w:rPr>
+          <w:rFonts w:hint="eastAsia"/>
+        </w:rPr>
+        <w:t>random_state</w:t>
+      </w:r>
+      <w:proofErr w:type="spellEnd"/>
+      <w:r>
+        <w:rPr>
+          <w:rFonts w:hint="eastAsia"/>
+        </w:rPr>
+        <w:t>=42),</w:t>
+      </w:r>
+    </w:p>
+    <w:p>
+      <w:pPr>
+        <w:pBdr>
+          <w:top w:val="single" w:sz="4" w:space="1" w:color="auto"/>
+          <w:left w:val="single" w:sz="4" w:space="4" w:color="auto"/>
+          <w:bottom w:val="single" w:sz="4" w:space="1" w:color="auto"/>
+          <w:right w:val="single" w:sz="4" w:space="4" w:color="auto"/>
+        </w:pBdr>
+      </w:pPr>
+      <w:r>
+        <w:rPr>
+          <w:rFonts w:hint="eastAsia"/>
+        </w:rPr>
+        <w:t xml:space="preserve">    </w:t>
+      </w:r>
+      <w:proofErr w:type="spellStart"/>
+      <w:r>
+        <w:rPr>
+          <w:rFonts w:hint="eastAsia"/>
+        </w:rPr>
+        <w:t>n_jobs</w:t>
+      </w:r>
+      <w:proofErr w:type="spellEnd"/>
+      <w:r>
+        <w:rPr>
+          <w:rFonts w:hint="eastAsia"/>
+        </w:rPr>
+        <w:t xml:space="preserve">          = -1</w:t>
+      </w:r>
+    </w:p>
+    <w:p>
+      <w:pPr>
+        <w:pBdr>
+          <w:top w:val="single" w:sz="4" w:space="1" w:color="auto"/>
+          <w:left w:val="single" w:sz="4" w:space="4" w:color="auto"/>
+          <w:bottom w:val="single" w:sz="4" w:space="1" w:color="auto"/>
+          <w:right w:val="single" w:sz="4" w:space="4" w:color="auto"/>
+        </w:pBdr>
+      </w:pPr>
+      <w:r>
+        <w:rPr>
+          <w:rFonts w:hint="eastAsia"/>
+        </w:rPr>
+        <w:t>)</w:t>
+      </w:r>
+    </w:p>
+    <w:p>
+      <w:pPr>
+        <w:pStyle w:val="a6"/>
+        <w:numPr>
+          <w:ilvl w:val="0"/>
+          <w:numId w:val="52"/>
+        </w:numPr>
+        <w:ind w:leftChars="0"/>
+        <w:rPr>
+          <w:rFonts w:hint="eastAsia"/>
+          <w:b/>
+          <w:bCs/>
+        </w:rPr>
+      </w:pPr>
+      <w:proofErr w:type="spellStart"/>
+      <w:r>
+        <w:rPr>
+          <w:b/>
+          <w:bCs/>
+        </w:rPr>
+        <w:t>StratifiedKFold</w:t>
+      </w:r>
+      <w:proofErr w:type="spellEnd"/>
+      <w:r>
+        <w:rPr>
+          <w:b/>
+          <w:bCs/>
+        </w:rPr>
+        <w:t xml:space="preserve"> 기반 교차검증</w:t>
+      </w:r>
+    </w:p>
+    <w:p>
+      <w:pPr>
+        <w:rPr>
+          <w:rFonts w:hint="eastAsia"/>
+        </w:rPr>
+      </w:pPr>
+      <w:proofErr w:type="spellStart"/>
+      <w:r>
+        <w:t>하이퍼파라미터</w:t>
+      </w:r>
+      <w:proofErr w:type="spellEnd"/>
+      <w:r>
+        <w:t xml:space="preserve"> 튜닝과 모델 비교를 위해 **</w:t>
+      </w:r>
+      <w:proofErr w:type="spellStart"/>
+      <w:r>
+        <w:rPr>
+          <w:shd w:val="pct15" w:color="auto" w:fill="FFFFFF"/>
+        </w:rPr>
+        <w:t>StratifiedKFold</w:t>
+      </w:r>
+      <w:proofErr w:type="spellEnd"/>
+      <w:r>
+        <w:rPr>
+          <w:shd w:val="pct15" w:color="auto" w:fill="FFFFFF"/>
+        </w:rPr>
+        <w:t>(</w:t>
+      </w:r>
+      <w:proofErr w:type="spellStart"/>
+      <w:r>
+        <w:rPr>
+          <w:shd w:val="pct15" w:color="auto" w:fill="FFFFFF"/>
+        </w:rPr>
+        <w:t>n_splits</w:t>
+      </w:r>
+      <w:proofErr w:type="spellEnd"/>
+      <w:r>
+        <w:rPr>
+          <w:shd w:val="pct15" w:color="auto" w:fill="FFFFFF"/>
+        </w:rPr>
+        <w:t xml:space="preserve">=5, shuffle=True, </w:t>
+      </w:r>
+      <w:proofErr w:type="spellStart"/>
+      <w:r>
+        <w:rPr>
+          <w:shd w:val="pct15" w:color="auto" w:fill="FFFFFF"/>
+        </w:rPr>
+        <w:t>random_state</w:t>
+      </w:r>
+      <w:proofErr w:type="spellEnd"/>
+      <w:r>
+        <w:rPr>
+          <w:shd w:val="pct15" w:color="auto" w:fill="FFFFFF"/>
+        </w:rPr>
+        <w:t>=42)</w:t>
+      </w:r>
+      <w:r>
+        <w:t>**</w:t>
+      </w:r>
+      <w:proofErr w:type="spellStart"/>
+      <w:r>
+        <w:t>를</w:t>
+      </w:r>
+      <w:proofErr w:type="spellEnd"/>
+      <w:r>
+        <w:t xml:space="preserve"> 사용하였다.</w:t>
+      </w:r>
+    </w:p>
+    <w:p>
+      <w:pPr>
+        <w:pStyle w:val="a6"/>
+        <w:numPr>
+          <w:ilvl w:val="0"/>
+          <w:numId w:val="52"/>
+        </w:numPr>
+        <w:ind w:leftChars="0"/>
+        <w:rPr>
+          <w:rFonts w:hint="eastAsia"/>
+          <w:b/>
+          <w:bCs/>
+        </w:rPr>
+      </w:pPr>
+      <w:r>
+        <w:rPr>
+          <w:b/>
+          <w:bCs/>
+        </w:rPr>
+        <w:t>불균형 데이터 대응</w:t>
+      </w:r>
+    </w:p>
+    <w:p>
+      <w:r>
+        <w:t xml:space="preserve">각 Fold마다 </w:t>
+      </w:r>
+      <w:r>
+        <w:rPr>
+          <w:shd w:val="pct15" w:color="auto" w:fill="FFFFFF"/>
+        </w:rPr>
+        <w:t>TARGET</w:t>
+      </w:r>
+      <w:r>
+        <w:t>의 0/1 비율이 전체 데이터와 유사하게 유지되도록 층화(Stratified) 설정을 적용하여,</w:t>
+      </w:r>
+    </w:p>
+    <w:p>
+      <w:pPr>
+        <w:rPr>
+          <w:rFonts w:hint="eastAsia"/>
+        </w:rPr>
+      </w:pPr>
+      <w:r>
+        <w:rPr>
+          <w:b/>
+          <w:bCs/>
+        </w:rPr>
+        <w:t>소수 클래스(1)도 매 Fold마다 일정 비율로 포함되도록</w:t>
+      </w:r>
+      <w:r>
+        <w:t xml:space="preserve"> 하였다.</w:t>
+      </w:r>
+    </w:p>
+    <w:p>
+      <w:pPr>
+        <w:pStyle w:val="a6"/>
+        <w:numPr>
+          <w:ilvl w:val="0"/>
+          <w:numId w:val="52"/>
+        </w:numPr>
+        <w:ind w:leftChars="0"/>
+        <w:rPr>
+          <w:rFonts w:hint="eastAsia"/>
+          <w:b/>
+          <w:bCs/>
+        </w:rPr>
+      </w:pPr>
+      <w:r>
+        <w:rPr>
+          <w:b/>
+          <w:bCs/>
+        </w:rPr>
+        <w:t>튜닝과의 연결</w:t>
+      </w:r>
+    </w:p>
+    <w:p>
+      <w:proofErr w:type="spellStart"/>
+      <w:r>
+        <w:t>HyperOpt</w:t>
+      </w:r>
+      <w:proofErr w:type="spellEnd"/>
+      <w:r>
+        <w:t xml:space="preserve"> 및 </w:t>
+      </w:r>
+      <w:proofErr w:type="spellStart"/>
+      <w:r>
+        <w:t>GridSearchCV</w:t>
+      </w:r>
+      <w:proofErr w:type="spellEnd"/>
+      <w:r>
+        <w:t xml:space="preserve">에서 각 파라미터 조합에 대해 </w:t>
+      </w:r>
+      <w:r>
+        <w:rPr>
+          <w:b/>
+          <w:bCs/>
+        </w:rPr>
+        <w:t>5-Fold ROC-AUC</w:t>
+      </w:r>
+      <w:r>
+        <w:t xml:space="preserve"> 평균을 </w:t>
+      </w:r>
+      <w:r>
+        <w:rPr>
+          <w:b/>
+          <w:bCs/>
+        </w:rPr>
+        <w:t>Objective</w:t>
+      </w:r>
+      <w:r>
+        <w:t>로 사용하여,</w:t>
+      </w:r>
+    </w:p>
+    <w:p>
+      <w:r>
+        <w:t xml:space="preserve">단일 Train/Validation 분할에 의존하지 않는 </w:t>
+      </w:r>
+      <w:r>
+        <w:rPr>
+          <w:b/>
+          <w:bCs/>
+        </w:rPr>
+        <w:t>안정적인 성능 평가</w:t>
+      </w:r>
+      <w:r>
+        <w:t>를 수행하였다.</w:t>
+      </w:r>
+    </w:p>
+    <w:p>
+      <w:pPr>
+        <w:rPr>
+          <w:rFonts w:hint="eastAsia"/>
+        </w:rPr>
+      </w:pPr>
+    </w:p>
+    <w:p>
+      <w:pPr>
+        <w:pStyle w:val="3"/>
+      </w:pPr>
+      <w:r>
+        <w:t>2.4.2 베이스라인 모델</w:t>
+      </w:r>
+    </w:p>
+    <w:p>
+      <w:pPr>
+        <w:pStyle w:val="4"/>
+      </w:pPr>
+      <w:r>
+        <w:t>2.4.2.1 사용 모델</w:t>
       </w:r>
     </w:p>
     <w:p>
@@ -186,35 +1128,1200 @@
         <w:t xml:space="preserve">· </w:t>
       </w:r>
       <w:proofErr w:type="spellStart"/>
+      <w:r>
+        <w:t>DummyClassifier</w:t>
+      </w:r>
+      <w:proofErr w:type="spellEnd"/>
+      <w:r>
+        <w:t xml:space="preserve"> (무작위 예측)</w:t>
+      </w:r>
+      <w:r>
+        <w:rPr>
+          <w:rFonts w:hint="eastAsia"/>
+        </w:rPr>
+        <w:t xml:space="preserve"> </w:t>
+      </w:r>
+      <w:r>
+        <w:t>구체 설정</w:t>
+      </w:r>
+    </w:p>
+    <w:p>
+      <w:r>
+        <w:t>strategy="</w:t>
+      </w:r>
+      <w:proofErr w:type="spellStart"/>
+      <w:r>
+        <w:t>most_frequent</w:t>
+      </w:r>
+      <w:proofErr w:type="spellEnd"/>
+      <w:r>
+        <w:t>" (가장 많은 클래스만 예측)</w:t>
+      </w:r>
+    </w:p>
+    <w:p>
+      <w:pPr>
+        <w:ind w:firstLine="800"/>
+      </w:pPr>
+      <w:r>
+        <w:rPr>
+          <w:rFonts w:ascii="Segoe UI Emoji" w:hAnsi="Segoe UI Emoji" w:cs="Segoe UI Emoji"/>
+        </w:rPr>
+        <w:t>✅</w:t>
+      </w:r>
+      <w:r>
+        <w:t xml:space="preserve"> 목표: 클래스 불균형 상황에서, 아무 것도 안 한 모델의 기준선을 보기 위함</w:t>
+      </w:r>
+    </w:p>
+    <w:p>
+      <w:pPr>
+        <w:pBdr>
+          <w:top w:val="single" w:sz="4" w:space="1" w:color="auto"/>
+          <w:left w:val="single" w:sz="4" w:space="4" w:color="auto"/>
+          <w:bottom w:val="single" w:sz="4" w:space="1" w:color="auto"/>
+          <w:right w:val="single" w:sz="4" w:space="4" w:color="auto"/>
+        </w:pBdr>
+      </w:pPr>
+      <w:proofErr w:type="spellStart"/>
+      <w:r>
+        <w:rPr>
+          <w:rFonts w:hint="eastAsia"/>
+        </w:rPr>
+        <w:t>X_train</w:t>
+      </w:r>
+      <w:proofErr w:type="spellEnd"/>
+      <w:r>
+        <w:rPr>
+          <w:rFonts w:hint="eastAsia"/>
+        </w:rPr>
+        <w:t xml:space="preserve">, </w:t>
+      </w:r>
+      <w:proofErr w:type="spellStart"/>
+      <w:r>
+        <w:rPr>
+          <w:rFonts w:hint="eastAsia"/>
+        </w:rPr>
+        <w:t>X_test</w:t>
+      </w:r>
+      <w:proofErr w:type="spellEnd"/>
+      <w:r>
+        <w:rPr>
+          <w:rFonts w:hint="eastAsia"/>
+        </w:rPr>
+        <w:t xml:space="preserve">, </w:t>
+      </w:r>
+      <w:proofErr w:type="spellStart"/>
+      <w:r>
+        <w:rPr>
+          <w:rFonts w:hint="eastAsia"/>
+        </w:rPr>
+        <w:t>y_train</w:t>
+      </w:r>
+      <w:proofErr w:type="spellEnd"/>
+      <w:r>
+        <w:rPr>
+          <w:rFonts w:hint="eastAsia"/>
+        </w:rPr>
+        <w:t xml:space="preserve">, </w:t>
+      </w:r>
+      <w:proofErr w:type="spellStart"/>
+      <w:r>
+        <w:rPr>
+          <w:rFonts w:hint="eastAsia"/>
+        </w:rPr>
+        <w:t>y_test</w:t>
+      </w:r>
+      <w:proofErr w:type="spellEnd"/>
+      <w:r>
+        <w:rPr>
+          <w:rFonts w:hint="eastAsia"/>
+        </w:rPr>
+        <w:t xml:space="preserve"> = </w:t>
+      </w:r>
+      <w:proofErr w:type="spellStart"/>
+      <w:r>
+        <w:rPr>
+          <w:rFonts w:hint="eastAsia"/>
+        </w:rPr>
+        <w:t>train_test_</w:t>
+      </w:r>
       <w:proofErr w:type="gramStart"/>
       <w:r>
-        <w:t>train</w:t>
+        <w:rPr>
+          <w:rFonts w:hint="eastAsia"/>
+        </w:rPr>
+        <w:t>split</w:t>
+      </w:r>
+      <w:proofErr w:type="spellEnd"/>
+      <w:r>
+        <w:rPr>
+          <w:rFonts w:hint="eastAsia"/>
+        </w:rPr>
+        <w:t>(</w:t>
       </w:r>
       <w:proofErr w:type="gramEnd"/>
-      <w:r>
-        <w:t>_test_split</w:t>
-      </w:r>
-      <w:proofErr w:type="spellEnd"/>
-      <w:r>
-        <w:t>(stratify=y)</w:t>
-      </w:r>
-    </w:p>
+    </w:p>
+    <w:p>
+      <w:pPr>
+        <w:pBdr>
+          <w:top w:val="single" w:sz="4" w:space="1" w:color="auto"/>
+          <w:left w:val="single" w:sz="4" w:space="4" w:color="auto"/>
+          <w:bottom w:val="single" w:sz="4" w:space="1" w:color="auto"/>
+          <w:right w:val="single" w:sz="4" w:space="4" w:color="auto"/>
+        </w:pBdr>
+      </w:pPr>
+      <w:r>
+        <w:rPr>
+          <w:rFonts w:hint="eastAsia"/>
+        </w:rPr>
+        <w:t xml:space="preserve">    X, y, </w:t>
+      </w:r>
+      <w:proofErr w:type="spellStart"/>
+      <w:r>
+        <w:rPr>
+          <w:rFonts w:hint="eastAsia"/>
+        </w:rPr>
+        <w:t>test_size</w:t>
+      </w:r>
+      <w:proofErr w:type="spellEnd"/>
+      <w:r>
+        <w:rPr>
+          <w:rFonts w:hint="eastAsia"/>
+        </w:rPr>
+        <w:t xml:space="preserve">=0.2, </w:t>
+      </w:r>
+      <w:proofErr w:type="spellStart"/>
+      <w:r>
+        <w:rPr>
+          <w:rFonts w:hint="eastAsia"/>
+        </w:rPr>
+        <w:t>random_state</w:t>
+      </w:r>
+      <w:proofErr w:type="spellEnd"/>
+      <w:r>
+        <w:rPr>
+          <w:rFonts w:hint="eastAsia"/>
+        </w:rPr>
+        <w:t>=42, stratify=y</w:t>
+      </w:r>
+    </w:p>
+    <w:p>
+      <w:pPr>
+        <w:pBdr>
+          <w:top w:val="single" w:sz="4" w:space="1" w:color="auto"/>
+          <w:left w:val="single" w:sz="4" w:space="4" w:color="auto"/>
+          <w:bottom w:val="single" w:sz="4" w:space="1" w:color="auto"/>
+          <w:right w:val="single" w:sz="4" w:space="4" w:color="auto"/>
+        </w:pBdr>
+      </w:pPr>
+      <w:r>
+        <w:rPr>
+          <w:rFonts w:hint="eastAsia"/>
+        </w:rPr>
+        <w:t>)</w:t>
+      </w:r>
+    </w:p>
+    <w:p>
+      <w:pPr>
+        <w:pBdr>
+          <w:top w:val="single" w:sz="4" w:space="1" w:color="auto"/>
+          <w:left w:val="single" w:sz="4" w:space="4" w:color="auto"/>
+          <w:bottom w:val="single" w:sz="4" w:space="1" w:color="auto"/>
+          <w:right w:val="single" w:sz="4" w:space="4" w:color="auto"/>
+        </w:pBdr>
+      </w:pPr>
+      <w:proofErr w:type="spellStart"/>
+      <w:r>
+        <w:rPr>
+          <w:rFonts w:hint="eastAsia"/>
+        </w:rPr>
+        <w:t>dummy_clf</w:t>
+      </w:r>
+      <w:proofErr w:type="spellEnd"/>
+      <w:r>
+        <w:rPr>
+          <w:rFonts w:hint="eastAsia"/>
+        </w:rPr>
+        <w:t xml:space="preserve"> = </w:t>
+      </w:r>
+      <w:proofErr w:type="spellStart"/>
+      <w:proofErr w:type="gramStart"/>
+      <w:r>
+        <w:rPr>
+          <w:rFonts w:hint="eastAsia"/>
+        </w:rPr>
+        <w:t>DummyClassifier</w:t>
+      </w:r>
+      <w:proofErr w:type="spellEnd"/>
+      <w:r>
+        <w:rPr>
+          <w:rFonts w:hint="eastAsia"/>
+        </w:rPr>
+        <w:t>(</w:t>
+      </w:r>
+      <w:proofErr w:type="gramEnd"/>
+      <w:r>
+        <w:rPr>
+          <w:rFonts w:hint="eastAsia"/>
+        </w:rPr>
+        <w:t>strategy="</w:t>
+      </w:r>
+      <w:proofErr w:type="spellStart"/>
+      <w:r>
+        <w:rPr>
+          <w:rFonts w:hint="eastAsia"/>
+        </w:rPr>
+        <w:t>most_frequent</w:t>
+      </w:r>
+      <w:proofErr w:type="spellEnd"/>
+      <w:r>
+        <w:rPr>
+          <w:rFonts w:hint="eastAsia"/>
+        </w:rPr>
+        <w:t xml:space="preserve">", </w:t>
+      </w:r>
+      <w:proofErr w:type="spellStart"/>
+      <w:r>
+        <w:rPr>
+          <w:rFonts w:hint="eastAsia"/>
+        </w:rPr>
+        <w:t>random_state</w:t>
+      </w:r>
+      <w:proofErr w:type="spellEnd"/>
+      <w:r>
+        <w:rPr>
+          <w:rFonts w:hint="eastAsia"/>
+        </w:rPr>
+        <w:t>=42)</w:t>
+      </w:r>
+    </w:p>
+    <w:p>
+      <w:pPr>
+        <w:pBdr>
+          <w:top w:val="single" w:sz="4" w:space="1" w:color="auto"/>
+          <w:left w:val="single" w:sz="4" w:space="4" w:color="auto"/>
+          <w:bottom w:val="single" w:sz="4" w:space="1" w:color="auto"/>
+          <w:right w:val="single" w:sz="4" w:space="4" w:color="auto"/>
+        </w:pBdr>
+      </w:pPr>
+      <w:proofErr w:type="spellStart"/>
+      <w:proofErr w:type="gramStart"/>
+      <w:r>
+        <w:rPr>
+          <w:rFonts w:hint="eastAsia"/>
+        </w:rPr>
+        <w:t>dummy_clf.fit</w:t>
+      </w:r>
+      <w:proofErr w:type="spellEnd"/>
+      <w:r>
+        <w:rPr>
+          <w:rFonts w:hint="eastAsia"/>
+        </w:rPr>
+        <w:t>(</w:t>
+      </w:r>
+      <w:proofErr w:type="spellStart"/>
+      <w:proofErr w:type="gramEnd"/>
+      <w:r>
+        <w:rPr>
+          <w:rFonts w:hint="eastAsia"/>
+        </w:rPr>
+        <w:t>X_train</w:t>
+      </w:r>
+      <w:proofErr w:type="spellEnd"/>
+      <w:r>
+        <w:rPr>
+          <w:rFonts w:hint="eastAsia"/>
+        </w:rPr>
+        <w:t xml:space="preserve">, </w:t>
+      </w:r>
+      <w:proofErr w:type="spellStart"/>
+      <w:r>
+        <w:rPr>
+          <w:rFonts w:hint="eastAsia"/>
+        </w:rPr>
+        <w:t>y_train</w:t>
+      </w:r>
+      <w:proofErr w:type="spellEnd"/>
+      <w:r>
+        <w:rPr>
+          <w:rFonts w:hint="eastAsia"/>
+        </w:rPr>
+        <w:t>)</w:t>
+      </w:r>
+    </w:p>
+    <w:p>
+      <w:pPr>
+        <w:pBdr>
+          <w:top w:val="single" w:sz="4" w:space="1" w:color="auto"/>
+          <w:left w:val="single" w:sz="4" w:space="4" w:color="auto"/>
+          <w:bottom w:val="single" w:sz="4" w:space="1" w:color="auto"/>
+          <w:right w:val="single" w:sz="4" w:space="4" w:color="auto"/>
+        </w:pBdr>
+      </w:pPr>
+      <w:proofErr w:type="spellStart"/>
+      <w:r>
+        <w:rPr>
+          <w:rFonts w:hint="eastAsia"/>
+        </w:rPr>
+        <w:t>y_pred</w:t>
+      </w:r>
+      <w:proofErr w:type="spellEnd"/>
+      <w:r>
+        <w:rPr>
+          <w:rFonts w:hint="eastAsia"/>
+        </w:rPr>
+        <w:t xml:space="preserve"> = </w:t>
+      </w:r>
+      <w:proofErr w:type="spellStart"/>
+      <w:r>
+        <w:rPr>
+          <w:rFonts w:hint="eastAsia"/>
+        </w:rPr>
+        <w:t>dummy_</w:t>
+      </w:r>
+      <w:proofErr w:type="gramStart"/>
+      <w:r>
+        <w:rPr>
+          <w:rFonts w:hint="eastAsia"/>
+        </w:rPr>
+        <w:t>clf.predict</w:t>
+      </w:r>
+      <w:proofErr w:type="spellEnd"/>
+      <w:proofErr w:type="gramEnd"/>
+      <w:r>
+        <w:rPr>
+          <w:rFonts w:hint="eastAsia"/>
+        </w:rPr>
+        <w:t>(</w:t>
+      </w:r>
+      <w:proofErr w:type="spellStart"/>
+      <w:r>
+        <w:rPr>
+          <w:rFonts w:hint="eastAsia"/>
+        </w:rPr>
+        <w:t>X_test</w:t>
+      </w:r>
+      <w:proofErr w:type="spellEnd"/>
+      <w:r>
+        <w:rPr>
+          <w:rFonts w:hint="eastAsia"/>
+        </w:rPr>
+        <w:t>)</w:t>
+      </w:r>
+    </w:p>
+    <w:p>
+      <w:pPr>
+        <w:pBdr>
+          <w:top w:val="single" w:sz="4" w:space="1" w:color="auto"/>
+          <w:left w:val="single" w:sz="4" w:space="4" w:color="auto"/>
+          <w:bottom w:val="single" w:sz="4" w:space="1" w:color="auto"/>
+          <w:right w:val="single" w:sz="4" w:space="4" w:color="auto"/>
+        </w:pBdr>
+      </w:pPr>
+      <w:proofErr w:type="gramStart"/>
+      <w:r>
+        <w:rPr>
+          <w:rFonts w:hint="eastAsia"/>
+        </w:rPr>
+        <w:t>print(</w:t>
+      </w:r>
+      <w:proofErr w:type="gramEnd"/>
+      <w:r>
+        <w:rPr>
+          <w:rFonts w:hint="eastAsia"/>
+        </w:rPr>
+        <w:t>"</w:t>
+      </w:r>
+      <w:proofErr w:type="spellStart"/>
+      <w:r>
+        <w:rPr>
+          <w:rFonts w:hint="eastAsia"/>
+        </w:rPr>
+        <w:t>DummyClassifier</w:t>
+      </w:r>
+      <w:proofErr w:type="spellEnd"/>
+      <w:r>
+        <w:rPr>
+          <w:rFonts w:hint="eastAsia"/>
+        </w:rPr>
+        <w:t xml:space="preserve"> ROC-AUC:", </w:t>
+      </w:r>
+      <w:proofErr w:type="spellStart"/>
+      <w:r>
+        <w:rPr>
+          <w:rFonts w:hint="eastAsia"/>
+        </w:rPr>
+        <w:t>roc_auc_</w:t>
+      </w:r>
+      <w:proofErr w:type="gramStart"/>
+      <w:r>
+        <w:rPr>
+          <w:rFonts w:hint="eastAsia"/>
+        </w:rPr>
+        <w:t>score</w:t>
+      </w:r>
+      <w:proofErr w:type="spellEnd"/>
+      <w:r>
+        <w:rPr>
+          <w:rFonts w:hint="eastAsia"/>
+        </w:rPr>
+        <w:t>(</w:t>
+      </w:r>
+      <w:proofErr w:type="spellStart"/>
+      <w:proofErr w:type="gramEnd"/>
+      <w:r>
+        <w:rPr>
+          <w:rFonts w:hint="eastAsia"/>
+        </w:rPr>
+        <w:t>y_test</w:t>
+      </w:r>
+      <w:proofErr w:type="spellEnd"/>
+      <w:r>
+        <w:rPr>
+          <w:rFonts w:hint="eastAsia"/>
+        </w:rPr>
+        <w:t xml:space="preserve">, </w:t>
+      </w:r>
+      <w:proofErr w:type="spellStart"/>
+      <w:r>
+        <w:rPr>
+          <w:rFonts w:hint="eastAsia"/>
+        </w:rPr>
+        <w:t>y_pred</w:t>
+      </w:r>
+      <w:proofErr w:type="spellEnd"/>
+      <w:r>
+        <w:rPr>
+          <w:rFonts w:hint="eastAsia"/>
+        </w:rPr>
+        <w:t>))</w:t>
+      </w:r>
+    </w:p>
+    <w:p>
+      <w:pPr>
+        <w:pBdr>
+          <w:top w:val="single" w:sz="4" w:space="1" w:color="auto"/>
+          <w:left w:val="single" w:sz="4" w:space="4" w:color="auto"/>
+          <w:bottom w:val="single" w:sz="4" w:space="1" w:color="auto"/>
+          <w:right w:val="single" w:sz="4" w:space="4" w:color="auto"/>
+        </w:pBdr>
+      </w:pPr>
+      <w:proofErr w:type="gramStart"/>
+      <w:r>
+        <w:rPr>
+          <w:rFonts w:hint="eastAsia"/>
+        </w:rPr>
+        <w:lastRenderedPageBreak/>
+        <w:t>print(</w:t>
+      </w:r>
+      <w:proofErr w:type="gramEnd"/>
+      <w:r>
+        <w:rPr>
+          <w:rFonts w:hint="eastAsia"/>
+        </w:rPr>
+        <w:t>"</w:t>
+      </w:r>
+      <w:proofErr w:type="spellStart"/>
+      <w:r>
+        <w:rPr>
+          <w:rFonts w:hint="eastAsia"/>
+        </w:rPr>
+        <w:t>DummyClassifier</w:t>
+      </w:r>
+      <w:proofErr w:type="spellEnd"/>
+      <w:r>
+        <w:rPr>
+          <w:rFonts w:hint="eastAsia"/>
+        </w:rPr>
+        <w:t xml:space="preserve"> Accuracy:", </w:t>
+      </w:r>
+      <w:proofErr w:type="spellStart"/>
+      <w:r>
+        <w:rPr>
+          <w:rFonts w:hint="eastAsia"/>
+        </w:rPr>
+        <w:t>accuracy_</w:t>
+      </w:r>
+      <w:proofErr w:type="gramStart"/>
+      <w:r>
+        <w:rPr>
+          <w:rFonts w:hint="eastAsia"/>
+        </w:rPr>
+        <w:t>score</w:t>
+      </w:r>
+      <w:proofErr w:type="spellEnd"/>
+      <w:r>
+        <w:rPr>
+          <w:rFonts w:hint="eastAsia"/>
+        </w:rPr>
+        <w:t>(</w:t>
+      </w:r>
+      <w:proofErr w:type="spellStart"/>
+      <w:proofErr w:type="gramEnd"/>
+      <w:r>
+        <w:rPr>
+          <w:rFonts w:hint="eastAsia"/>
+        </w:rPr>
+        <w:t>y_test</w:t>
+      </w:r>
+      <w:proofErr w:type="spellEnd"/>
+      <w:r>
+        <w:rPr>
+          <w:rFonts w:hint="eastAsia"/>
+        </w:rPr>
+        <w:t xml:space="preserve">, </w:t>
+      </w:r>
+      <w:proofErr w:type="spellStart"/>
+      <w:r>
+        <w:rPr>
+          <w:rFonts w:hint="eastAsia"/>
+        </w:rPr>
+        <w:t>y_pred</w:t>
+      </w:r>
+      <w:proofErr w:type="spellEnd"/>
+      <w:r>
+        <w:rPr>
+          <w:rFonts w:hint="eastAsia"/>
+        </w:rPr>
+        <w:t>))</w:t>
+      </w:r>
+    </w:p>
+    <w:p>
+      <w:pPr>
+        <w:pBdr>
+          <w:top w:val="single" w:sz="4" w:space="1" w:color="auto"/>
+          <w:left w:val="single" w:sz="4" w:space="4" w:color="auto"/>
+          <w:bottom w:val="single" w:sz="4" w:space="1" w:color="auto"/>
+          <w:right w:val="single" w:sz="4" w:space="4" w:color="auto"/>
+        </w:pBdr>
+      </w:pPr>
+      <w:proofErr w:type="gramStart"/>
+      <w:r>
+        <w:rPr>
+          <w:rFonts w:hint="eastAsia"/>
+        </w:rPr>
+        <w:t>print(</w:t>
+      </w:r>
+      <w:proofErr w:type="gramEnd"/>
+      <w:r>
+        <w:rPr>
+          <w:rFonts w:hint="eastAsia"/>
+        </w:rPr>
+        <w:t>"</w:t>
+      </w:r>
+      <w:proofErr w:type="spellStart"/>
+      <w:r>
+        <w:rPr>
+          <w:rFonts w:hint="eastAsia"/>
+        </w:rPr>
+        <w:t>DummyClassifier</w:t>
+      </w:r>
+      <w:proofErr w:type="spellEnd"/>
+      <w:r>
+        <w:rPr>
+          <w:rFonts w:hint="eastAsia"/>
+        </w:rPr>
+        <w:t xml:space="preserve"> Precision:", </w:t>
+      </w:r>
+      <w:proofErr w:type="spellStart"/>
+      <w:r>
+        <w:rPr>
+          <w:rFonts w:hint="eastAsia"/>
+        </w:rPr>
+        <w:t>precision_</w:t>
+      </w:r>
+      <w:proofErr w:type="gramStart"/>
+      <w:r>
+        <w:rPr>
+          <w:rFonts w:hint="eastAsia"/>
+        </w:rPr>
+        <w:t>score</w:t>
+      </w:r>
+      <w:proofErr w:type="spellEnd"/>
+      <w:r>
+        <w:rPr>
+          <w:rFonts w:hint="eastAsia"/>
+        </w:rPr>
+        <w:t>(</w:t>
+      </w:r>
+      <w:proofErr w:type="spellStart"/>
+      <w:proofErr w:type="gramEnd"/>
+      <w:r>
+        <w:rPr>
+          <w:rFonts w:hint="eastAsia"/>
+        </w:rPr>
+        <w:t>y_test</w:t>
+      </w:r>
+      <w:proofErr w:type="spellEnd"/>
+      <w:r>
+        <w:rPr>
+          <w:rFonts w:hint="eastAsia"/>
+        </w:rPr>
+        <w:t xml:space="preserve">, </w:t>
+      </w:r>
+      <w:proofErr w:type="spellStart"/>
+      <w:r>
+        <w:rPr>
+          <w:rFonts w:hint="eastAsia"/>
+        </w:rPr>
+        <w:t>y_pred</w:t>
+      </w:r>
+      <w:proofErr w:type="spellEnd"/>
+      <w:r>
+        <w:rPr>
+          <w:rFonts w:hint="eastAsia"/>
+        </w:rPr>
+        <w:t>))</w:t>
+      </w:r>
+    </w:p>
+    <w:p>
+      <w:pPr>
+        <w:pBdr>
+          <w:top w:val="single" w:sz="4" w:space="1" w:color="auto"/>
+          <w:left w:val="single" w:sz="4" w:space="4" w:color="auto"/>
+          <w:bottom w:val="single" w:sz="4" w:space="1" w:color="auto"/>
+          <w:right w:val="single" w:sz="4" w:space="4" w:color="auto"/>
+        </w:pBdr>
+      </w:pPr>
+      <w:proofErr w:type="gramStart"/>
+      <w:r>
+        <w:rPr>
+          <w:rFonts w:hint="eastAsia"/>
+        </w:rPr>
+        <w:t>print(</w:t>
+      </w:r>
+      <w:proofErr w:type="gramEnd"/>
+      <w:r>
+        <w:rPr>
+          <w:rFonts w:hint="eastAsia"/>
+        </w:rPr>
+        <w:t>"</w:t>
+      </w:r>
+      <w:proofErr w:type="spellStart"/>
+      <w:r>
+        <w:rPr>
+          <w:rFonts w:hint="eastAsia"/>
+        </w:rPr>
+        <w:t>DummyClassifier</w:t>
+      </w:r>
+      <w:proofErr w:type="spellEnd"/>
+      <w:r>
+        <w:rPr>
+          <w:rFonts w:hint="eastAsia"/>
+        </w:rPr>
+        <w:t xml:space="preserve"> Recall:", </w:t>
+      </w:r>
+      <w:proofErr w:type="spellStart"/>
+      <w:r>
+        <w:rPr>
+          <w:rFonts w:hint="eastAsia"/>
+        </w:rPr>
+        <w:t>recall_</w:t>
+      </w:r>
+      <w:proofErr w:type="gramStart"/>
+      <w:r>
+        <w:rPr>
+          <w:rFonts w:hint="eastAsia"/>
+        </w:rPr>
+        <w:t>score</w:t>
+      </w:r>
+      <w:proofErr w:type="spellEnd"/>
+      <w:r>
+        <w:rPr>
+          <w:rFonts w:hint="eastAsia"/>
+        </w:rPr>
+        <w:t>(</w:t>
+      </w:r>
+      <w:proofErr w:type="spellStart"/>
+      <w:proofErr w:type="gramEnd"/>
+      <w:r>
+        <w:rPr>
+          <w:rFonts w:hint="eastAsia"/>
+        </w:rPr>
+        <w:t>y_test</w:t>
+      </w:r>
+      <w:proofErr w:type="spellEnd"/>
+      <w:r>
+        <w:rPr>
+          <w:rFonts w:hint="eastAsia"/>
+        </w:rPr>
+        <w:t xml:space="preserve">, </w:t>
+      </w:r>
+      <w:proofErr w:type="spellStart"/>
+      <w:r>
+        <w:rPr>
+          <w:rFonts w:hint="eastAsia"/>
+        </w:rPr>
+        <w:t>y_pred</w:t>
+      </w:r>
+      <w:proofErr w:type="spellEnd"/>
+      <w:r>
+        <w:rPr>
+          <w:rFonts w:hint="eastAsia"/>
+        </w:rPr>
+        <w:t>))</w:t>
+      </w:r>
+    </w:p>
+    <w:p>
+      <w:pPr>
+        <w:pBdr>
+          <w:top w:val="single" w:sz="4" w:space="1" w:color="auto"/>
+          <w:left w:val="single" w:sz="4" w:space="4" w:color="auto"/>
+          <w:bottom w:val="single" w:sz="4" w:space="1" w:color="auto"/>
+          <w:right w:val="single" w:sz="4" w:space="4" w:color="auto"/>
+        </w:pBdr>
+      </w:pPr>
+      <w:proofErr w:type="gramStart"/>
+      <w:r>
+        <w:rPr>
+          <w:rFonts w:hint="eastAsia"/>
+        </w:rPr>
+        <w:t>print(</w:t>
+      </w:r>
+      <w:proofErr w:type="gramEnd"/>
+      <w:r>
+        <w:rPr>
+          <w:rFonts w:hint="eastAsia"/>
+        </w:rPr>
+        <w:t>"</w:t>
+      </w:r>
+      <w:proofErr w:type="spellStart"/>
+      <w:r>
+        <w:rPr>
+          <w:rFonts w:hint="eastAsia"/>
+        </w:rPr>
+        <w:t>DummyClassifier</w:t>
+      </w:r>
+      <w:proofErr w:type="spellEnd"/>
+      <w:r>
+        <w:rPr>
+          <w:rFonts w:hint="eastAsia"/>
+        </w:rPr>
+        <w:t xml:space="preserve"> F1 score:", f1_</w:t>
+      </w:r>
+      <w:proofErr w:type="gramStart"/>
+      <w:r>
+        <w:rPr>
+          <w:rFonts w:hint="eastAsia"/>
+        </w:rPr>
+        <w:t>score(</w:t>
+      </w:r>
+      <w:proofErr w:type="spellStart"/>
+      <w:proofErr w:type="gramEnd"/>
+      <w:r>
+        <w:rPr>
+          <w:rFonts w:hint="eastAsia"/>
+        </w:rPr>
+        <w:t>y_test</w:t>
+      </w:r>
+      <w:proofErr w:type="spellEnd"/>
+      <w:r>
+        <w:rPr>
+          <w:rFonts w:hint="eastAsia"/>
+        </w:rPr>
+        <w:t xml:space="preserve">, </w:t>
+      </w:r>
+      <w:proofErr w:type="spellStart"/>
+      <w:r>
+        <w:rPr>
+          <w:rFonts w:hint="eastAsia"/>
+        </w:rPr>
+        <w:t>y_pred</w:t>
+      </w:r>
+      <w:proofErr w:type="spellEnd"/>
+      <w:r>
+        <w:rPr>
+          <w:rFonts w:hint="eastAsia"/>
+        </w:rPr>
+        <w:t>))</w:t>
+      </w:r>
+    </w:p>
+    <w:p>
+      <w:pPr>
+        <w:pBdr>
+          <w:top w:val="single" w:sz="4" w:space="1" w:color="auto"/>
+          <w:left w:val="single" w:sz="4" w:space="4" w:color="auto"/>
+          <w:bottom w:val="single" w:sz="4" w:space="1" w:color="auto"/>
+          <w:right w:val="single" w:sz="4" w:space="4" w:color="auto"/>
+        </w:pBdr>
+      </w:pPr>
+      <w:proofErr w:type="gramStart"/>
+      <w:r>
+        <w:rPr>
+          <w:rFonts w:hint="eastAsia"/>
+        </w:rPr>
+        <w:t>print(</w:t>
+      </w:r>
+      <w:proofErr w:type="gramEnd"/>
+      <w:r>
+        <w:rPr>
+          <w:rFonts w:hint="eastAsia"/>
+        </w:rPr>
+        <w:t>"</w:t>
+      </w:r>
+      <w:proofErr w:type="spellStart"/>
+      <w:r>
+        <w:rPr>
+          <w:rFonts w:hint="eastAsia"/>
+        </w:rPr>
+        <w:t>DummyClassifier</w:t>
+      </w:r>
+      <w:proofErr w:type="spellEnd"/>
+      <w:r>
+        <w:rPr>
+          <w:rFonts w:hint="eastAsia"/>
+        </w:rPr>
+        <w:t xml:space="preserve"> Confusion Matrix:\n", </w:t>
+      </w:r>
+      <w:proofErr w:type="spellStart"/>
+      <w:r>
+        <w:rPr>
+          <w:rFonts w:hint="eastAsia"/>
+        </w:rPr>
+        <w:t>confusion_</w:t>
+      </w:r>
+      <w:proofErr w:type="gramStart"/>
+      <w:r>
+        <w:rPr>
+          <w:rFonts w:hint="eastAsia"/>
+        </w:rPr>
+        <w:t>matrix</w:t>
+      </w:r>
+      <w:proofErr w:type="spellEnd"/>
+      <w:r>
+        <w:rPr>
+          <w:rFonts w:hint="eastAsia"/>
+        </w:rPr>
+        <w:t>(</w:t>
+      </w:r>
+      <w:proofErr w:type="spellStart"/>
+      <w:proofErr w:type="gramEnd"/>
+      <w:r>
+        <w:rPr>
+          <w:rFonts w:hint="eastAsia"/>
+        </w:rPr>
+        <w:t>y_test</w:t>
+      </w:r>
+      <w:proofErr w:type="spellEnd"/>
+      <w:r>
+        <w:rPr>
+          <w:rFonts w:hint="eastAsia"/>
+        </w:rPr>
+        <w:t xml:space="preserve">, </w:t>
+      </w:r>
+      <w:proofErr w:type="spellStart"/>
+      <w:r>
+        <w:rPr>
+          <w:rFonts w:hint="eastAsia"/>
+        </w:rPr>
+        <w:t>y_pred</w:t>
+      </w:r>
+      <w:proofErr w:type="spellEnd"/>
+      <w:r>
+        <w:rPr>
+          <w:rFonts w:hint="eastAsia"/>
+        </w:rPr>
+        <w:t>))</w:t>
+      </w:r>
+    </w:p>
+    <w:p/>
     <w:p>
       <w:pPr>
         <w:pStyle w:val="4"/>
       </w:pPr>
       <w:r>
-        <w:t>2.4.1.3 Cross-Validation 전략</w:t>
-      </w:r>
-    </w:p>
-    <w:p>
-      <w:r>
-        <w:t>· Stratified K-Fold (K=5 또는 10)</w:t>
-      </w:r>
-    </w:p>
-    <w:p>
-      <w:r>
-        <w:t>· 불균형 데이터에 적합</w:t>
+        <w:t>2.4.2.2 성능 지표</w:t>
+      </w:r>
+    </w:p>
+    <w:p>
+      <w:r>
+        <w:rPr>
+          <w:noProof/>
+        </w:rPr>
+        <w:drawing>
+          <wp:inline distT="0" distB="0" distL="0" distR="0" wp14:anchorId="22276E4A" wp14:editId="5DBEC42E">
+            <wp:extent cx="3114675" cy="1543050"/>
+            <wp:effectExtent l="0" t="0" r="9525" b="0"/>
+            <wp:docPr id="1041348497" name="그림 1"/>
+            <wp:cNvGraphicFramePr>
+              <a:graphicFrameLocks xmlns:a="http://schemas.openxmlformats.org/drawingml/2006/main" noChangeAspect="1"/>
+            </wp:cNvGraphicFramePr>
+            <a:graphic xmlns:a="http://schemas.openxmlformats.org/drawingml/2006/main">
+              <a:graphicData uri="http://schemas.openxmlformats.org/drawingml/2006/picture">
+                <pic:pic xmlns:pic="http://schemas.openxmlformats.org/drawingml/2006/picture">
+                  <pic:nvPicPr>
+                    <pic:cNvPr id="1041348497" name=""/>
+                    <pic:cNvPicPr/>
+                  </pic:nvPicPr>
+                  <pic:blipFill>
+                    <a:blip r:embed="rId8"/>
+                    <a:stretch>
+                      <a:fillRect/>
+                    </a:stretch>
+                  </pic:blipFill>
+                  <pic:spPr>
+                    <a:xfrm>
+                      <a:off x="0" y="0"/>
+                      <a:ext cx="3114675" cy="1543050"/>
+                    </a:xfrm>
+                    <a:prstGeom prst="rect">
+                      <a:avLst/>
+                    </a:prstGeom>
+                  </pic:spPr>
+                </pic:pic>
+              </a:graphicData>
+            </a:graphic>
+          </wp:inline>
+        </w:drawing>
+      </w:r>
+    </w:p>
+    <w:p>
+      <w:r>
+        <w:t>Accuracy: 0.9</w:t>
+      </w:r>
+      <w:r>
+        <w:rPr>
+          <w:rFonts w:hint="eastAsia"/>
+        </w:rPr>
+        <w:t>6</w:t>
+      </w:r>
+      <w:r>
+        <w:t xml:space="preserve"> (클래스 불균형 때문에 높게 나옴)</w:t>
+      </w:r>
+    </w:p>
+    <w:p>
+      <w:r>
+        <w:t>ROC-AUC: 0.50 근처 (랜덤 수준)</w:t>
+      </w:r>
+    </w:p>
+    <w:p>
+      <w:r>
+        <w:t>F1</w:t>
+      </w:r>
+      <w:r>
+        <w:rPr>
+          <w:rFonts w:hint="eastAsia"/>
+        </w:rPr>
+        <w:t xml:space="preserve"> </w:t>
+      </w:r>
+      <w:proofErr w:type="gramStart"/>
+      <w:r>
+        <w:rPr>
+          <w:rFonts w:hint="eastAsia"/>
+        </w:rPr>
+        <w:t>score</w:t>
+      </w:r>
+      <w:r>
+        <w:t xml:space="preserve"> /</w:t>
+      </w:r>
+      <w:proofErr w:type="gramEnd"/>
+      <w:r>
+        <w:t xml:space="preserve"> </w:t>
+      </w:r>
+      <w:proofErr w:type="gramStart"/>
+      <w:r>
+        <w:rPr>
+          <w:rFonts w:hint="eastAsia"/>
+        </w:rPr>
+        <w:t>Precision /</w:t>
+      </w:r>
+      <w:proofErr w:type="gramEnd"/>
+      <w:r>
+        <w:rPr>
+          <w:rFonts w:hint="eastAsia"/>
+        </w:rPr>
+        <w:t xml:space="preserve"> </w:t>
+      </w:r>
+      <w:proofErr w:type="gramStart"/>
+      <w:r>
+        <w:t>Recall</w:t>
+      </w:r>
+      <w:r>
+        <w:rPr>
+          <w:rFonts w:hint="eastAsia"/>
+        </w:rPr>
+        <w:t xml:space="preserve"> </w:t>
+      </w:r>
+      <w:r>
+        <w:t>:</w:t>
+      </w:r>
+      <w:proofErr w:type="gramEnd"/>
+      <w:r>
+        <w:t xml:space="preserve"> 0.0 (</w:t>
+      </w:r>
+      <w:r>
+        <w:rPr>
+          <w:rFonts w:hint="eastAsia"/>
+        </w:rPr>
+        <w:t xml:space="preserve">거의 </w:t>
+      </w:r>
+      <w:r>
+        <w:t>탐지 못함)</w:t>
+      </w:r>
+    </w:p>
+    <w:p>
+      <w:r>
+        <w:t xml:space="preserve">Confusion </w:t>
+      </w:r>
+      <w:proofErr w:type="gramStart"/>
+      <w:r>
+        <w:t xml:space="preserve">Matrix </w:t>
+      </w:r>
+      <w:r>
+        <w:rPr>
+          <w:rFonts w:hint="eastAsia"/>
+        </w:rPr>
+        <w:t>:</w:t>
+      </w:r>
+      <w:proofErr w:type="gramEnd"/>
+      <w:r>
+        <w:rPr>
+          <w:rFonts w:hint="eastAsia"/>
+        </w:rPr>
+        <w:t xml:space="preserve"> </w:t>
+      </w:r>
+      <w:r>
+        <w:t>모든 샘플을 0으로 예측하여, 1을 거의 못 잡는다</w:t>
+      </w:r>
+      <w:r>
+        <w:rPr>
+          <w:rFonts w:hint="eastAsia"/>
+        </w:rPr>
+        <w:t>.</w:t>
+      </w:r>
+    </w:p>
+    <w:p>
+      <w:r>
+        <w:t>더미 모델은 Accuracy는 높지만, 유의미한 분류는 못 한다</w:t>
+      </w:r>
+      <w:r>
+        <w:rPr>
+          <w:rFonts w:hint="eastAsia"/>
+        </w:rPr>
+        <w:t>.</w:t>
+      </w:r>
+    </w:p>
+    <w:p>
+      <w:pPr>
+        <w:pStyle w:val="4"/>
+      </w:pPr>
+      <w:r>
+        <w:t>2.4.2.3 결과</w:t>
+      </w:r>
+    </w:p>
+    <w:p>
+      <w:pPr>
+        <w:pBdr>
+          <w:top w:val="single" w:sz="4" w:space="1" w:color="auto"/>
+          <w:left w:val="single" w:sz="4" w:space="4" w:color="auto"/>
+          <w:bottom w:val="single" w:sz="4" w:space="1" w:color="auto"/>
+          <w:right w:val="single" w:sz="4" w:space="4" w:color="auto"/>
+        </w:pBdr>
+      </w:pPr>
+      <w:r>
+        <w:rPr>
+          <w:rFonts w:hint="eastAsia"/>
+        </w:rPr>
+        <w:t xml:space="preserve">Baseline에 의하면, </w:t>
+      </w:r>
+      <w:r>
+        <w:t>Accuracy</w:t>
+      </w:r>
+      <w:r>
+        <w:rPr>
+          <w:rFonts w:hint="eastAsia"/>
+        </w:rPr>
+        <w:t xml:space="preserve">는 </w:t>
+      </w:r>
+      <w:r>
+        <w:t>좋아 보이지만,</w:t>
+      </w:r>
+      <w:r>
+        <w:rPr>
+          <w:rFonts w:hint="eastAsia"/>
+        </w:rPr>
+        <w:t xml:space="preserve"> </w:t>
+      </w:r>
+      <w:r>
+        <w:t>실제로는 c</w:t>
+      </w:r>
+      <w:r>
+        <w:rPr>
+          <w:rFonts w:hint="eastAsia"/>
+        </w:rPr>
+        <w:t>l</w:t>
+      </w:r>
+      <w:r>
+        <w:t>ass 1(불만족</w:t>
+      </w:r>
+      <w:proofErr w:type="gramStart"/>
+      <w:r>
+        <w:t xml:space="preserve">) </w:t>
+      </w:r>
+      <w:r>
+        <w:rPr>
+          <w:rFonts w:hint="eastAsia"/>
+        </w:rPr>
+        <w:t>을</w:t>
+      </w:r>
+      <w:proofErr w:type="gramEnd"/>
+      <w:r>
+        <w:rPr>
+          <w:rFonts w:hint="eastAsia"/>
+        </w:rPr>
+        <w:t xml:space="preserve"> </w:t>
+      </w:r>
+      <w:r>
+        <w:t>거의 못 잡는</w:t>
+      </w:r>
+      <w:r>
+        <w:rPr>
+          <w:rFonts w:hint="eastAsia"/>
+        </w:rPr>
+        <w:t xml:space="preserve"> 것을 알 수 있다.</w:t>
+      </w:r>
+    </w:p>
+    <w:p>
+      <w:pPr>
+        <w:pStyle w:val="a6"/>
+        <w:numPr>
+          <w:ilvl w:val="0"/>
+          <w:numId w:val="48"/>
+        </w:numPr>
+        <w:ind w:leftChars="0"/>
+      </w:pPr>
+      <w:r>
+        <w:rPr>
+          <w:rFonts w:hint="eastAsia"/>
+        </w:rPr>
+        <w:t xml:space="preserve">평가 지표로 </w:t>
+      </w:r>
+      <w:r>
+        <w:t>Accuracy는 부적절</w:t>
+      </w:r>
+      <w:r>
+        <w:tab/>
+      </w:r>
+    </w:p>
+    <w:p>
+      <w:pPr>
+        <w:pStyle w:val="a6"/>
+        <w:numPr>
+          <w:ilvl w:val="0"/>
+          <w:numId w:val="48"/>
+        </w:numPr>
+        <w:ind w:leftChars="0"/>
+      </w:pPr>
+      <w:r>
+        <w:t>→ ROC-AUC, Recall, F1 등을 주요 지표로</w:t>
+      </w:r>
+      <w:r>
+        <w:rPr>
+          <w:rFonts w:hint="eastAsia"/>
+        </w:rPr>
+        <w:t xml:space="preserve"> 선택</w:t>
+      </w:r>
+      <w:r>
+        <w:t>.</w:t>
       </w:r>
     </w:p>
     <w:p>
@@ -224,15 +2331,189 @@
     </w:p>
     <w:p>
       <w:r>
-        <w:t>· 11.06 Machine Learning Day9.docx - 검증 데이터 사용</w:t>
-      </w:r>
+        <w:t xml:space="preserve">· 11.07 Machine Learning Day10.docx - </w:t>
+      </w:r>
+      <w:proofErr w:type="spellStart"/>
+      <w:r>
+        <w:t>DummyClassifier</w:t>
+      </w:r>
+      <w:proofErr w:type="spellEnd"/>
     </w:p>
     <w:p>
       <w:pPr>
         <w:pStyle w:val="3"/>
       </w:pPr>
       <w:r>
-        <w:t>2.4.2 베이스라인 모델</w:t>
+        <w:t>2.4.3 모델 선정</w:t>
+      </w:r>
+    </w:p>
+    <w:p>
+      <w:pPr>
+        <w:pStyle w:val="a6"/>
+        <w:numPr>
+          <w:ilvl w:val="0"/>
+          <w:numId w:val="47"/>
+        </w:numPr>
+        <w:ind w:leftChars="0"/>
+      </w:pPr>
+      <w:proofErr w:type="spellStart"/>
+      <w:r>
+        <w:t>XGBoost</w:t>
+      </w:r>
+      <w:proofErr w:type="spellEnd"/>
+      <w:r>
+        <w:t>: 불균형 데이터에서 높은 성능, 정규화, 튜닝 유연성</w:t>
+      </w:r>
+    </w:p>
+    <w:p>
+      <w:pPr>
+        <w:pStyle w:val="a6"/>
+        <w:numPr>
+          <w:ilvl w:val="0"/>
+          <w:numId w:val="47"/>
+        </w:numPr>
+        <w:ind w:leftChars="0"/>
+      </w:pPr>
+      <w:proofErr w:type="spellStart"/>
+      <w:r>
+        <w:t>LightGBM</w:t>
+      </w:r>
+      <w:proofErr w:type="spellEnd"/>
+      <w:r>
+        <w:t>: 빠른 학습, 대용량/고차원에 강함</w:t>
+      </w:r>
+    </w:p>
+    <w:p>
+      <w:pPr>
+        <w:pStyle w:val="a6"/>
+        <w:numPr>
+          <w:ilvl w:val="0"/>
+          <w:numId w:val="47"/>
+        </w:numPr>
+        <w:ind w:leftChars="0"/>
+      </w:pPr>
+      <w:proofErr w:type="spellStart"/>
+      <w:r>
+        <w:lastRenderedPageBreak/>
+        <w:t>RandomForest</w:t>
+      </w:r>
+      <w:proofErr w:type="spellEnd"/>
+      <w:r>
+        <w:t>: 해석은 어렵지만 안정적인 앙상블</w:t>
+      </w:r>
+    </w:p>
+    <w:p>
+      <w:pPr>
+        <w:pStyle w:val="a6"/>
+        <w:numPr>
+          <w:ilvl w:val="0"/>
+          <w:numId w:val="47"/>
+        </w:numPr>
+        <w:ind w:leftChars="0"/>
+      </w:pPr>
+      <w:r>
+        <w:t xml:space="preserve">Logistic Regression: </w:t>
+      </w:r>
+      <w:proofErr w:type="spellStart"/>
+      <w:r>
+        <w:t>해석력</w:t>
+      </w:r>
+      <w:proofErr w:type="spellEnd"/>
+      <w:r>
+        <w:t>, baseline 역할</w:t>
+      </w:r>
+      <w:r>
+        <w:t xml:space="preserve">관련 </w:t>
+      </w:r>
+    </w:p>
+    <w:p>
+      <w:r>
+        <w:rPr>
+          <w:rFonts w:ascii="Segoe UI Emoji" w:hAnsi="Segoe UI Emoji" w:cs="Segoe UI Emoji"/>
+        </w:rPr>
+        <w:t>✅</w:t>
+      </w:r>
+      <w:r>
+        <w:t xml:space="preserve"> </w:t>
+      </w:r>
+      <w:r>
+        <w:rPr>
+          <w:b/>
+          <w:bCs/>
+        </w:rPr>
+        <w:t>목표:</w:t>
+      </w:r>
+      <w:r>
+        <w:br/>
+        <w:t xml:space="preserve">“어떤 모델 + 어떤 </w:t>
+      </w:r>
+      <w:proofErr w:type="spellStart"/>
+      <w:r>
+        <w:t>전처리</w:t>
+      </w:r>
+      <w:proofErr w:type="spellEnd"/>
+      <w:r>
+        <w:t xml:space="preserve"> 조합을 실험 후보로 올렸는지”</w:t>
+      </w:r>
+      <w:proofErr w:type="spellStart"/>
+      <w:r>
+        <w:t>를</w:t>
+      </w:r>
+      <w:proofErr w:type="spellEnd"/>
+      <w:r>
+        <w:t xml:space="preserve"> 깔끔하게 정리.</w:t>
+      </w:r>
+    </w:p>
+    <w:p>
+      <w:r>
+        <w:t>문서:</w:t>
+      </w:r>
+    </w:p>
+    <w:p>
+      <w:r>
+        <w:t xml:space="preserve">· 11.05 Machine Learning Day8.docx - </w:t>
+      </w:r>
+      <w:proofErr w:type="spellStart"/>
+      <w:r>
+        <w:t>XGBoost</w:t>
+      </w:r>
+      <w:proofErr w:type="spellEnd"/>
+      <w:r>
+        <w:t xml:space="preserve"> 성능</w:t>
+      </w:r>
+    </w:p>
+    <w:p>
+      <w:r>
+        <w:t xml:space="preserve">· 11.06 Machine Learning Day9.docx - </w:t>
+      </w:r>
+      <w:proofErr w:type="spellStart"/>
+      <w:r>
+        <w:t>LightGBM</w:t>
+      </w:r>
+      <w:proofErr w:type="spellEnd"/>
+      <w:r>
+        <w:t xml:space="preserve"> 비교</w:t>
+      </w:r>
+    </w:p>
+    <w:p>
+      <w:r>
+        <w:t>· 11.07 Machine Learning Day10.docx - 트리 계열 특징</w:t>
+      </w:r>
+    </w:p>
+    <w:p>
+      <w:pPr>
+        <w:pStyle w:val="3"/>
+      </w:pPr>
+      <w:r>
+        <w:t xml:space="preserve">2.4.4 </w:t>
+      </w:r>
+      <w:proofErr w:type="spellStart"/>
+      <w:r>
+        <w:t>하이퍼파라미터</w:t>
+      </w:r>
+      <w:proofErr w:type="spellEnd"/>
+      <w:r>
+        <w:t xml:space="preserve"> 튜닝</w:t>
       </w:r>
     </w:p>
     <w:p>
@@ -240,20 +2521,79 @@
         <w:pStyle w:val="4"/>
       </w:pPr>
       <w:r>
-        <w:t>2.4.2.1 사용 모델</w:t>
-      </w:r>
-    </w:p>
-    <w:p>
-      <w:r>
-        <w:t xml:space="preserve">· </w:t>
-      </w:r>
-      <w:proofErr w:type="spellStart"/>
-      <w:r>
-        <w:t>DummyClassifier</w:t>
-      </w:r>
-      <w:proofErr w:type="spellEnd"/>
-      <w:r>
-        <w:t xml:space="preserve"> (무작위 예측)</w:t>
+        <w:t>2.4.4.1 튜닝 방법</w:t>
+      </w:r>
+    </w:p>
+    <w:p>
+      <w:r>
+        <w:t>· </w:t>
+      </w:r>
+      <w:proofErr w:type="spellStart"/>
+      <w:proofErr w:type="gramStart"/>
+      <w:r>
+        <w:t>GridSearchCV</w:t>
+      </w:r>
+      <w:proofErr w:type="spellEnd"/>
+      <w:r>
+        <w:t> :</w:t>
+      </w:r>
+      <w:proofErr w:type="gramEnd"/>
+      <w:r>
+        <w:t xml:space="preserve"> 기본적 방법, 시간 소요 많음</w:t>
+      </w:r>
+    </w:p>
+    <w:p>
+      <w:r>
+        <w:t>· </w:t>
+      </w:r>
+      <w:proofErr w:type="spellStart"/>
+      <w:proofErr w:type="gramStart"/>
+      <w:r>
+        <w:t>RandomizedSearchCV</w:t>
+      </w:r>
+      <w:proofErr w:type="spellEnd"/>
+      <w:r>
+        <w:t> :</w:t>
+      </w:r>
+      <w:proofErr w:type="gramEnd"/>
+      <w:r>
+        <w:t xml:space="preserve"> 무작위 탐색</w:t>
+      </w:r>
+    </w:p>
+    <w:p>
+      <w:r>
+        <w:t>· </w:t>
+      </w:r>
+      <w:proofErr w:type="spellStart"/>
+      <w:proofErr w:type="gramStart"/>
+      <w:r>
+        <w:t>HyperOpt</w:t>
+      </w:r>
+      <w:proofErr w:type="spellEnd"/>
+      <w:r>
+        <w:t> :</w:t>
+      </w:r>
+      <w:proofErr w:type="gramEnd"/>
+      <w:r>
+        <w:t xml:space="preserve"> 베이지안 최적화, 효율적 탐색</w:t>
+      </w:r>
+    </w:p>
+    <w:p>
+      <w:r>
+        <w:t>관련 문서:</w:t>
+      </w:r>
+    </w:p>
+    <w:p>
+      <w:r>
+        <w:t xml:space="preserve">· 11.06 Machine Learning Day9.docx - </w:t>
+      </w:r>
+      <w:proofErr w:type="spellStart"/>
+      <w:r>
+        <w:t>HyperOpt</w:t>
+      </w:r>
+      <w:proofErr w:type="spellEnd"/>
+      <w:r>
+        <w:t xml:space="preserve"> 상세 설명</w:t>
       </w:r>
     </w:p>
     <w:p>
@@ -261,37 +2601,3770 @@
         <w:pStyle w:val="4"/>
       </w:pPr>
       <w:r>
-        <w:t>2.4.2.2 성능 지표</w:t>
-      </w:r>
-    </w:p>
-    <w:p>
-      <w:r>
-        <w:t>· Accuracy: 0.94 (클래스 불균형으로 인해 높게 나옴)</w:t>
-      </w:r>
-    </w:p>
-    <w:p>
-      <w:r>
-        <w:t>· ROC-AUC: ~0.5 (랜덤 수준)</w:t>
-      </w:r>
-    </w:p>
+        <w:t>2.4.4.2 탐색 범위</w:t>
+      </w:r>
+    </w:p>
+    <w:p>
+      <w:pPr>
+        <w:pBdr>
+          <w:top w:val="single" w:sz="4" w:space="1" w:color="auto"/>
+          <w:left w:val="single" w:sz="4" w:space="4" w:color="auto"/>
+          <w:bottom w:val="single" w:sz="4" w:space="1" w:color="auto"/>
+          <w:right w:val="single" w:sz="4" w:space="4" w:color="auto"/>
+        </w:pBdr>
+        <w:rPr>
+          <w:b/>
+          <w:bCs/>
+          <w:sz w:val="24"/>
+          <w:szCs w:val="24"/>
+          <w:u w:val="single"/>
+        </w:rPr>
+      </w:pPr>
+      <w:proofErr w:type="spellStart"/>
+      <w:r>
+        <w:rPr>
+          <w:b/>
+          <w:bCs/>
+          <w:sz w:val="24"/>
+          <w:szCs w:val="24"/>
+          <w:u w:val="single"/>
+        </w:rPr>
+        <w:t>XGBoost</w:t>
+      </w:r>
+      <w:proofErr w:type="spellEnd"/>
+    </w:p>
+    <w:p>
+      <w:pPr>
+        <w:pBdr>
+          <w:top w:val="single" w:sz="4" w:space="1" w:color="auto"/>
+          <w:left w:val="single" w:sz="4" w:space="4" w:color="auto"/>
+          <w:bottom w:val="single" w:sz="4" w:space="1" w:color="auto"/>
+          <w:right w:val="single" w:sz="4" w:space="4" w:color="auto"/>
+        </w:pBdr>
+      </w:pPr>
+      <w:proofErr w:type="spellStart"/>
+      <w:r>
+        <w:t>search_space</w:t>
+      </w:r>
+      <w:proofErr w:type="spellEnd"/>
+      <w:r>
+        <w:t xml:space="preserve"> = {</w:t>
+      </w:r>
+      <w:r>
+        <w:rPr>
+          <w:rFonts w:hint="eastAsia"/>
+        </w:rPr>
+        <w:t>'</w:t>
+      </w:r>
+      <w:proofErr w:type="spellStart"/>
+      <w:r>
+        <w:rPr>
+          <w:rFonts w:hint="eastAsia"/>
+        </w:rPr>
+        <w:t>max_depth</w:t>
+      </w:r>
+      <w:proofErr w:type="spellEnd"/>
+      <w:r>
+        <w:rPr>
+          <w:rFonts w:hint="eastAsia"/>
+        </w:rPr>
+        <w:t>':</w:t>
+      </w:r>
+      <w:r>
+        <w:rPr>
+          <w:rFonts w:hint="eastAsia"/>
+        </w:rPr>
+        <w:t xml:space="preserve"> </w:t>
+      </w:r>
+      <w:proofErr w:type="spellStart"/>
+      <w:proofErr w:type="gramStart"/>
+      <w:r>
+        <w:t>hp.quniform</w:t>
+      </w:r>
+      <w:proofErr w:type="spellEnd"/>
+      <w:proofErr w:type="gramEnd"/>
+      <w:r>
+        <w:t>('</w:t>
+      </w:r>
+      <w:proofErr w:type="spellStart"/>
+      <w:r>
+        <w:t>max_depth</w:t>
+      </w:r>
+      <w:proofErr w:type="spellEnd"/>
+      <w:r>
+        <w:t>', 3, 10, 1),</w:t>
+      </w:r>
+    </w:p>
+    <w:p>
+      <w:pPr>
+        <w:pBdr>
+          <w:top w:val="single" w:sz="4" w:space="1" w:color="auto"/>
+          <w:left w:val="single" w:sz="4" w:space="4" w:color="auto"/>
+          <w:bottom w:val="single" w:sz="4" w:space="1" w:color="auto"/>
+          <w:right w:val="single" w:sz="4" w:space="4" w:color="auto"/>
+        </w:pBdr>
+      </w:pPr>
+      <w:r>
+        <w:t>'</w:t>
+      </w:r>
+      <w:proofErr w:type="spellStart"/>
+      <w:proofErr w:type="gramStart"/>
+      <w:r>
+        <w:t>learning</w:t>
+      </w:r>
+      <w:proofErr w:type="gramEnd"/>
+      <w:r>
+        <w:t>_rate</w:t>
+      </w:r>
+      <w:proofErr w:type="spellEnd"/>
+      <w:r>
+        <w:t xml:space="preserve">': </w:t>
+      </w:r>
+      <w:proofErr w:type="spellStart"/>
+      <w:proofErr w:type="gramStart"/>
+      <w:r>
+        <w:t>hp.uniform</w:t>
+      </w:r>
+      <w:proofErr w:type="spellEnd"/>
+      <w:proofErr w:type="gramEnd"/>
+      <w:r>
+        <w:t>('</w:t>
+      </w:r>
+      <w:proofErr w:type="spellStart"/>
+      <w:r>
+        <w:t>learning_rate</w:t>
+      </w:r>
+      <w:proofErr w:type="spellEnd"/>
+      <w:r>
+        <w:t>', 0.01, 0.3),</w:t>
+      </w:r>
+    </w:p>
+    <w:p>
+      <w:pPr>
+        <w:pBdr>
+          <w:top w:val="single" w:sz="4" w:space="1" w:color="auto"/>
+          <w:left w:val="single" w:sz="4" w:space="4" w:color="auto"/>
+          <w:bottom w:val="single" w:sz="4" w:space="1" w:color="auto"/>
+          <w:right w:val="single" w:sz="4" w:space="4" w:color="auto"/>
+        </w:pBdr>
+      </w:pPr>
+      <w:r>
+        <w:t>'</w:t>
+      </w:r>
+      <w:proofErr w:type="spellStart"/>
+      <w:r>
+        <w:t>n_estimators</w:t>
+      </w:r>
+      <w:proofErr w:type="spellEnd"/>
+      <w:r>
+        <w:t xml:space="preserve">': </w:t>
+      </w:r>
+      <w:proofErr w:type="spellStart"/>
+      <w:proofErr w:type="gramStart"/>
+      <w:r>
+        <w:t>hp.quniform</w:t>
+      </w:r>
+      <w:proofErr w:type="spellEnd"/>
+      <w:proofErr w:type="gramEnd"/>
+      <w:r>
+        <w:t>('</w:t>
+      </w:r>
+      <w:proofErr w:type="spellStart"/>
+      <w:r>
+        <w:t>n_estimators</w:t>
+      </w:r>
+      <w:proofErr w:type="spellEnd"/>
+      <w:r>
+        <w:t>', 100, 500, 10),</w:t>
+      </w:r>
+    </w:p>
+    <w:p>
+      <w:pPr>
+        <w:pBdr>
+          <w:top w:val="single" w:sz="4" w:space="1" w:color="auto"/>
+          <w:left w:val="single" w:sz="4" w:space="4" w:color="auto"/>
+          <w:bottom w:val="single" w:sz="4" w:space="1" w:color="auto"/>
+          <w:right w:val="single" w:sz="4" w:space="4" w:color="auto"/>
+        </w:pBdr>
+      </w:pPr>
+      <w:r>
+        <w:rPr>
+          <w:rFonts w:hint="eastAsia"/>
+        </w:rPr>
+        <w:t>'subsample':</w:t>
+      </w:r>
+      <w:r>
+        <w:rPr>
+          <w:rFonts w:hint="eastAsia"/>
+        </w:rPr>
+        <w:t xml:space="preserve"> </w:t>
+      </w:r>
+      <w:proofErr w:type="spellStart"/>
+      <w:proofErr w:type="gramStart"/>
+      <w:r>
+        <w:t>hp.uniform</w:t>
+      </w:r>
+      <w:proofErr w:type="spellEnd"/>
+      <w:proofErr w:type="gramEnd"/>
+      <w:r>
+        <w:t>('subsample', 0.6, 1.0),</w:t>
+      </w:r>
+    </w:p>
+    <w:p>
+      <w:pPr>
+        <w:pBdr>
+          <w:top w:val="single" w:sz="4" w:space="1" w:color="auto"/>
+          <w:left w:val="single" w:sz="4" w:space="4" w:color="auto"/>
+          <w:bottom w:val="single" w:sz="4" w:space="1" w:color="auto"/>
+          <w:right w:val="single" w:sz="4" w:space="4" w:color="auto"/>
+        </w:pBdr>
+      </w:pPr>
+      <w:r>
+        <w:t>'</w:t>
+      </w:r>
+      <w:proofErr w:type="spellStart"/>
+      <w:proofErr w:type="gramStart"/>
+      <w:r>
+        <w:t>colsample</w:t>
+      </w:r>
+      <w:proofErr w:type="gramEnd"/>
+      <w:r>
+        <w:t>_bytree</w:t>
+      </w:r>
+      <w:proofErr w:type="spellEnd"/>
+      <w:r>
+        <w:t xml:space="preserve">': </w:t>
+      </w:r>
+      <w:proofErr w:type="spellStart"/>
+      <w:proofErr w:type="gramStart"/>
+      <w:r>
+        <w:t>hp.uniform</w:t>
+      </w:r>
+      <w:proofErr w:type="spellEnd"/>
+      <w:proofErr w:type="gramEnd"/>
+      <w:r>
+        <w:t>('</w:t>
+      </w:r>
+      <w:proofErr w:type="spellStart"/>
+      <w:r>
+        <w:t>colsample_bytree</w:t>
+      </w:r>
+      <w:proofErr w:type="spellEnd"/>
+      <w:r>
+        <w:t>', 0.6, 1.0),</w:t>
+      </w:r>
+    </w:p>
+    <w:p>
+      <w:pPr>
+        <w:pBdr>
+          <w:top w:val="single" w:sz="4" w:space="1" w:color="auto"/>
+          <w:left w:val="single" w:sz="4" w:space="4" w:color="auto"/>
+          <w:bottom w:val="single" w:sz="4" w:space="1" w:color="auto"/>
+          <w:right w:val="single" w:sz="4" w:space="4" w:color="auto"/>
+        </w:pBdr>
+      </w:pPr>
+      <w:r>
+        <w:rPr>
+          <w:rFonts w:hint="eastAsia"/>
+        </w:rPr>
+        <w:t>'</w:t>
+      </w:r>
+      <w:proofErr w:type="spellStart"/>
+      <w:proofErr w:type="gramStart"/>
+      <w:r>
+        <w:rPr>
+          <w:rFonts w:hint="eastAsia"/>
+        </w:rPr>
+        <w:t>reg</w:t>
+      </w:r>
+      <w:proofErr w:type="gramEnd"/>
+      <w:r>
+        <w:rPr>
+          <w:rFonts w:hint="eastAsia"/>
+        </w:rPr>
+        <w:t>_lambda</w:t>
+      </w:r>
+      <w:proofErr w:type="spellEnd"/>
+      <w:r>
+        <w:rPr>
+          <w:rFonts w:hint="eastAsia"/>
+        </w:rPr>
+        <w:t>':</w:t>
+      </w:r>
+      <w:r>
+        <w:rPr>
+          <w:rFonts w:hint="eastAsia"/>
+        </w:rPr>
+        <w:t xml:space="preserve"> </w:t>
+      </w:r>
+      <w:proofErr w:type="spellStart"/>
+      <w:proofErr w:type="gramStart"/>
+      <w:r>
+        <w:t>hp.uniform</w:t>
+      </w:r>
+      <w:proofErr w:type="spellEnd"/>
+      <w:proofErr w:type="gramEnd"/>
+      <w:r>
+        <w:t>('</w:t>
+      </w:r>
+      <w:proofErr w:type="spellStart"/>
+      <w:r>
+        <w:t>reg_lambda</w:t>
+      </w:r>
+      <w:proofErr w:type="spellEnd"/>
+      <w:r>
+        <w:t>', 0, 5),</w:t>
+      </w:r>
+    </w:p>
+    <w:p>
+      <w:pPr>
+        <w:pBdr>
+          <w:top w:val="single" w:sz="4" w:space="1" w:color="auto"/>
+          <w:left w:val="single" w:sz="4" w:space="4" w:color="auto"/>
+          <w:bottom w:val="single" w:sz="4" w:space="1" w:color="auto"/>
+          <w:right w:val="single" w:sz="4" w:space="4" w:color="auto"/>
+        </w:pBdr>
+      </w:pPr>
+      <w:r>
+        <w:rPr>
+          <w:rFonts w:hint="eastAsia"/>
+        </w:rPr>
+        <w:t>'</w:t>
+      </w:r>
+      <w:proofErr w:type="spellStart"/>
+      <w:proofErr w:type="gramStart"/>
+      <w:r>
+        <w:rPr>
+          <w:rFonts w:hint="eastAsia"/>
+        </w:rPr>
+        <w:t>reg</w:t>
+      </w:r>
+      <w:proofErr w:type="gramEnd"/>
+      <w:r>
+        <w:rPr>
+          <w:rFonts w:hint="eastAsia"/>
+        </w:rPr>
+        <w:t>_alpha</w:t>
+      </w:r>
+      <w:proofErr w:type="spellEnd"/>
+      <w:r>
+        <w:rPr>
+          <w:rFonts w:hint="eastAsia"/>
+        </w:rPr>
+        <w:t>':</w:t>
+      </w:r>
+      <w:r>
+        <w:rPr>
+          <w:rFonts w:hint="eastAsia"/>
+        </w:rPr>
+        <w:t xml:space="preserve"> </w:t>
+      </w:r>
+      <w:proofErr w:type="spellStart"/>
+      <w:proofErr w:type="gramStart"/>
+      <w:r>
+        <w:t>hp.uniform</w:t>
+      </w:r>
+      <w:proofErr w:type="spellEnd"/>
+      <w:proofErr w:type="gramEnd"/>
+      <w:r>
+        <w:t>('</w:t>
+      </w:r>
+      <w:proofErr w:type="spellStart"/>
+      <w:r>
+        <w:t>reg_alpha</w:t>
+      </w:r>
+      <w:proofErr w:type="spellEnd"/>
+      <w:r>
+        <w:t>', 0, 5)</w:t>
+      </w:r>
+    </w:p>
+    <w:p>
+      <w:pPr>
+        <w:pBdr>
+          <w:top w:val="single" w:sz="4" w:space="1" w:color="auto"/>
+          <w:left w:val="single" w:sz="4" w:space="4" w:color="auto"/>
+          <w:bottom w:val="single" w:sz="4" w:space="1" w:color="auto"/>
+          <w:right w:val="single" w:sz="4" w:space="4" w:color="auto"/>
+        </w:pBdr>
+      </w:pPr>
+      <w:r>
+        <w:t>}</w:t>
+      </w:r>
+    </w:p>
+    <w:tbl>
+      <w:tblPr>
+        <w:tblStyle w:val="af3"/>
+        <w:tblW w:w="0" w:type="auto"/>
+        <w:tblLook w:val="04A0" w:firstRow="1" w:lastRow="0" w:firstColumn="1" w:lastColumn="0" w:noHBand="0" w:noVBand="1"/>
+      </w:tblPr>
+      <w:tblGrid>
+        <w:gridCol w:w="1956"/>
+        <w:gridCol w:w="1557"/>
+      </w:tblGrid>
+      <w:tr>
+        <w:trPr>
+          <w:trHeight w:val="460"/>
+        </w:trPr>
+        <w:tc>
+          <w:tcPr>
+            <w:tcW w:w="3114" w:type="dxa"/>
+            <w:gridSpan w:val="2"/>
+          </w:tcPr>
+          <w:p>
+            <w:pPr>
+              <w:jc w:val="center"/>
+            </w:pPr>
+            <w:proofErr w:type="spellStart"/>
+            <w:r>
+              <w:rPr>
+                <w:b/>
+                <w:bCs/>
+                <w:sz w:val="24"/>
+                <w:szCs w:val="24"/>
+              </w:rPr>
+              <w:lastRenderedPageBreak/>
+              <w:t>XGBoost</w:t>
+            </w:r>
+            <w:proofErr w:type="spellEnd"/>
+          </w:p>
+        </w:tc>
+      </w:tr>
+      <w:tr>
+        <w:trPr>
+          <w:trHeight w:val="460"/>
+        </w:trPr>
+        <w:tc>
+          <w:tcPr>
+            <w:tcW w:w="1557" w:type="dxa"/>
+          </w:tcPr>
+          <w:p>
+            <w:r>
+              <w:rPr>
+                <w:rFonts w:hint="eastAsia"/>
+              </w:rPr>
+              <w:t>'</w:t>
+            </w:r>
+            <w:proofErr w:type="spellStart"/>
+            <w:proofErr w:type="gramStart"/>
+            <w:r>
+              <w:rPr>
+                <w:rFonts w:hint="eastAsia"/>
+              </w:rPr>
+              <w:t>max</w:t>
+            </w:r>
+            <w:proofErr w:type="gramEnd"/>
+            <w:r>
+              <w:rPr>
+                <w:rFonts w:hint="eastAsia"/>
+              </w:rPr>
+              <w:t>_depth</w:t>
+            </w:r>
+            <w:proofErr w:type="spellEnd"/>
+            <w:r>
+              <w:rPr>
+                <w:rFonts w:hint="eastAsia"/>
+              </w:rPr>
+              <w:t>'</w:t>
+            </w:r>
+          </w:p>
+        </w:tc>
+        <w:tc>
+          <w:tcPr>
+            <w:tcW w:w="1557" w:type="dxa"/>
+          </w:tcPr>
+          <w:p>
+            <w:r>
+              <w:rPr>
+                <w:rFonts w:hint="eastAsia"/>
+              </w:rPr>
+              <w:t>3~10</w:t>
+            </w:r>
+          </w:p>
+        </w:tc>
+      </w:tr>
+      <w:tr>
+        <w:trPr>
+          <w:trHeight w:val="460"/>
+        </w:trPr>
+        <w:tc>
+          <w:tcPr>
+            <w:tcW w:w="1557" w:type="dxa"/>
+          </w:tcPr>
+          <w:p>
+            <w:r>
+              <w:t>'</w:t>
+            </w:r>
+            <w:proofErr w:type="spellStart"/>
+            <w:proofErr w:type="gramStart"/>
+            <w:r>
+              <w:t>learning</w:t>
+            </w:r>
+            <w:proofErr w:type="gramEnd"/>
+            <w:r>
+              <w:t>_rate</w:t>
+            </w:r>
+            <w:proofErr w:type="spellEnd"/>
+            <w:r>
+              <w:t>'</w:t>
+            </w:r>
+          </w:p>
+        </w:tc>
+        <w:tc>
+          <w:tcPr>
+            <w:tcW w:w="1557" w:type="dxa"/>
+          </w:tcPr>
+          <w:p>
+            <w:r>
+              <w:rPr>
+                <w:rFonts w:hint="eastAsia"/>
+              </w:rPr>
+              <w:t>0.01~0.3</w:t>
+            </w:r>
+          </w:p>
+        </w:tc>
+      </w:tr>
+      <w:tr>
+        <w:trPr>
+          <w:trHeight w:val="460"/>
+        </w:trPr>
+        <w:tc>
+          <w:tcPr>
+            <w:tcW w:w="1557" w:type="dxa"/>
+          </w:tcPr>
+          <w:p>
+            <w:r>
+              <w:t>'</w:t>
+            </w:r>
+            <w:proofErr w:type="spellStart"/>
+            <w:r>
+              <w:t>n_estimators</w:t>
+            </w:r>
+            <w:proofErr w:type="spellEnd"/>
+            <w:r>
+              <w:t>'</w:t>
+            </w:r>
+          </w:p>
+        </w:tc>
+        <w:tc>
+          <w:tcPr>
+            <w:tcW w:w="1557" w:type="dxa"/>
+          </w:tcPr>
+          <w:p>
+            <w:r>
+              <w:rPr>
+                <w:rFonts w:hint="eastAsia"/>
+              </w:rPr>
+              <w:t>100~500</w:t>
+            </w:r>
+          </w:p>
+        </w:tc>
+      </w:tr>
+      <w:tr>
+        <w:trPr>
+          <w:trHeight w:val="460"/>
+        </w:trPr>
+        <w:tc>
+          <w:tcPr>
+            <w:tcW w:w="1557" w:type="dxa"/>
+          </w:tcPr>
+          <w:p>
+            <w:r>
+              <w:rPr>
+                <w:rFonts w:hint="eastAsia"/>
+              </w:rPr>
+              <w:t>'subsample'</w:t>
+            </w:r>
+          </w:p>
+        </w:tc>
+        <w:tc>
+          <w:tcPr>
+            <w:tcW w:w="1557" w:type="dxa"/>
+          </w:tcPr>
+          <w:p>
+            <w:r>
+              <w:rPr>
+                <w:rFonts w:hint="eastAsia"/>
+              </w:rPr>
+              <w:t>0.6~1.0</w:t>
+            </w:r>
+          </w:p>
+        </w:tc>
+      </w:tr>
+      <w:tr>
+        <w:trPr>
+          <w:trHeight w:val="460"/>
+        </w:trPr>
+        <w:tc>
+          <w:tcPr>
+            <w:tcW w:w="1557" w:type="dxa"/>
+          </w:tcPr>
+          <w:p>
+            <w:r>
+              <w:t>'</w:t>
+            </w:r>
+            <w:proofErr w:type="spellStart"/>
+            <w:proofErr w:type="gramStart"/>
+            <w:r>
+              <w:t>colsample</w:t>
+            </w:r>
+            <w:proofErr w:type="gramEnd"/>
+            <w:r>
+              <w:t>_bytree</w:t>
+            </w:r>
+            <w:proofErr w:type="spellEnd"/>
+            <w:r>
+              <w:t>’</w:t>
+            </w:r>
+          </w:p>
+        </w:tc>
+        <w:tc>
+          <w:tcPr>
+            <w:tcW w:w="1557" w:type="dxa"/>
+          </w:tcPr>
+          <w:p>
+            <w:r>
+              <w:rPr>
+                <w:rFonts w:hint="eastAsia"/>
+              </w:rPr>
+              <w:t>0.6~1.0</w:t>
+            </w:r>
+          </w:p>
+        </w:tc>
+      </w:tr>
+      <w:tr>
+        <w:trPr>
+          <w:trHeight w:val="460"/>
+        </w:trPr>
+        <w:tc>
+          <w:tcPr>
+            <w:tcW w:w="1557" w:type="dxa"/>
+          </w:tcPr>
+          <w:p>
+            <w:r>
+              <w:rPr>
+                <w:rFonts w:hint="eastAsia"/>
+              </w:rPr>
+              <w:t>'</w:t>
+            </w:r>
+            <w:proofErr w:type="spellStart"/>
+            <w:proofErr w:type="gramStart"/>
+            <w:r>
+              <w:rPr>
+                <w:rFonts w:hint="eastAsia"/>
+              </w:rPr>
+              <w:t>reg</w:t>
+            </w:r>
+            <w:proofErr w:type="gramEnd"/>
+            <w:r>
+              <w:rPr>
+                <w:rFonts w:hint="eastAsia"/>
+              </w:rPr>
+              <w:t>_lambda</w:t>
+            </w:r>
+            <w:proofErr w:type="spellEnd"/>
+            <w:r>
+              <w:rPr>
+                <w:rFonts w:hint="eastAsia"/>
+              </w:rPr>
+              <w:t>'</w:t>
+            </w:r>
+          </w:p>
+        </w:tc>
+        <w:tc>
+          <w:tcPr>
+            <w:tcW w:w="1557" w:type="dxa"/>
+          </w:tcPr>
+          <w:p>
+            <w:r>
+              <w:rPr>
+                <w:rFonts w:hint="eastAsia"/>
+              </w:rPr>
+              <w:t>0~5</w:t>
+            </w:r>
+          </w:p>
+        </w:tc>
+      </w:tr>
+      <w:tr>
+        <w:trPr>
+          <w:trHeight w:val="460"/>
+        </w:trPr>
+        <w:tc>
+          <w:tcPr>
+            <w:tcW w:w="1557" w:type="dxa"/>
+          </w:tcPr>
+          <w:p>
+            <w:r>
+              <w:rPr>
+                <w:rFonts w:hint="eastAsia"/>
+              </w:rPr>
+              <w:t>'</w:t>
+            </w:r>
+            <w:proofErr w:type="spellStart"/>
+            <w:proofErr w:type="gramStart"/>
+            <w:r>
+              <w:rPr>
+                <w:rFonts w:hint="eastAsia"/>
+              </w:rPr>
+              <w:t>reg</w:t>
+            </w:r>
+            <w:proofErr w:type="gramEnd"/>
+            <w:r>
+              <w:rPr>
+                <w:rFonts w:hint="eastAsia"/>
+              </w:rPr>
+              <w:t>_alpha</w:t>
+            </w:r>
+            <w:proofErr w:type="spellEnd"/>
+            <w:r>
+              <w:rPr>
+                <w:rFonts w:hint="eastAsia"/>
+              </w:rPr>
+              <w:t>'</w:t>
+            </w:r>
+          </w:p>
+        </w:tc>
+        <w:tc>
+          <w:tcPr>
+            <w:tcW w:w="1557" w:type="dxa"/>
+          </w:tcPr>
+          <w:p>
+            <w:r>
+              <w:rPr>
+                <w:rFonts w:hint="eastAsia"/>
+              </w:rPr>
+              <w:t>0~5</w:t>
+            </w:r>
+          </w:p>
+        </w:tc>
+      </w:tr>
+    </w:tbl>
+    <w:p/>
+    <w:p>
+      <w:pPr>
+        <w:pBdr>
+          <w:top w:val="single" w:sz="4" w:space="1" w:color="auto"/>
+          <w:left w:val="single" w:sz="4" w:space="4" w:color="auto"/>
+          <w:bottom w:val="single" w:sz="4" w:space="1" w:color="auto"/>
+          <w:right w:val="single" w:sz="4" w:space="4" w:color="auto"/>
+        </w:pBdr>
+        <w:rPr>
+          <w:b/>
+          <w:bCs/>
+          <w:sz w:val="24"/>
+          <w:szCs w:val="24"/>
+          <w:u w:val="single"/>
+        </w:rPr>
+      </w:pPr>
+      <w:proofErr w:type="spellStart"/>
+      <w:r>
+        <w:rPr>
+          <w:rFonts w:hint="eastAsia"/>
+          <w:b/>
+          <w:bCs/>
+          <w:sz w:val="24"/>
+          <w:szCs w:val="24"/>
+          <w:u w:val="single"/>
+        </w:rPr>
+        <w:t>LightGBM</w:t>
+      </w:r>
+      <w:proofErr w:type="spellEnd"/>
+    </w:p>
+    <w:p>
+      <w:pPr>
+        <w:pBdr>
+          <w:top w:val="single" w:sz="4" w:space="1" w:color="auto"/>
+          <w:left w:val="single" w:sz="4" w:space="4" w:color="auto"/>
+          <w:bottom w:val="single" w:sz="4" w:space="1" w:color="auto"/>
+          <w:right w:val="single" w:sz="4" w:space="4" w:color="auto"/>
+        </w:pBdr>
+      </w:pPr>
+      <w:proofErr w:type="spellStart"/>
+      <w:r>
+        <w:t>search_space_lgbm</w:t>
+      </w:r>
+      <w:proofErr w:type="spellEnd"/>
+      <w:r>
+        <w:t xml:space="preserve"> = {</w:t>
+      </w:r>
+    </w:p>
+    <w:p>
+      <w:pPr>
+        <w:pBdr>
+          <w:top w:val="single" w:sz="4" w:space="1" w:color="auto"/>
+          <w:left w:val="single" w:sz="4" w:space="4" w:color="auto"/>
+          <w:bottom w:val="single" w:sz="4" w:space="1" w:color="auto"/>
+          <w:right w:val="single" w:sz="4" w:space="4" w:color="auto"/>
+        </w:pBdr>
+      </w:pPr>
+      <w:r>
+        <w:t xml:space="preserve">    '</w:t>
+      </w:r>
+      <w:proofErr w:type="spellStart"/>
+      <w:r>
+        <w:t>n_estimators</w:t>
+      </w:r>
+      <w:proofErr w:type="spellEnd"/>
+      <w:r>
+        <w:t xml:space="preserve">':     </w:t>
+      </w:r>
+      <w:proofErr w:type="spellStart"/>
+      <w:proofErr w:type="gramStart"/>
+      <w:r>
+        <w:t>hp.quniform</w:t>
+      </w:r>
+      <w:proofErr w:type="spellEnd"/>
+      <w:proofErr w:type="gramEnd"/>
+      <w:r>
+        <w:t>('</w:t>
+      </w:r>
+      <w:proofErr w:type="spellStart"/>
+      <w:r>
+        <w:t>n_estimators</w:t>
+      </w:r>
+      <w:proofErr w:type="spellEnd"/>
+      <w:r>
+        <w:t>', 200, 800, 50),</w:t>
+      </w:r>
+    </w:p>
+    <w:p>
+      <w:pPr>
+        <w:pBdr>
+          <w:top w:val="single" w:sz="4" w:space="1" w:color="auto"/>
+          <w:left w:val="single" w:sz="4" w:space="4" w:color="auto"/>
+          <w:bottom w:val="single" w:sz="4" w:space="1" w:color="auto"/>
+          <w:right w:val="single" w:sz="4" w:space="4" w:color="auto"/>
+        </w:pBdr>
+      </w:pPr>
+      <w:r>
+        <w:t xml:space="preserve">    '</w:t>
+      </w:r>
+      <w:proofErr w:type="spellStart"/>
+      <w:proofErr w:type="gramStart"/>
+      <w:r>
+        <w:t>learning</w:t>
+      </w:r>
+      <w:proofErr w:type="gramEnd"/>
+      <w:r>
+        <w:t>_rate</w:t>
+      </w:r>
+      <w:proofErr w:type="spellEnd"/>
+      <w:r>
+        <w:t xml:space="preserve">':    </w:t>
+      </w:r>
+      <w:proofErr w:type="spellStart"/>
+      <w:proofErr w:type="gramStart"/>
+      <w:r>
+        <w:t>hp.loguniform</w:t>
+      </w:r>
+      <w:proofErr w:type="spellEnd"/>
+      <w:proofErr w:type="gramEnd"/>
+      <w:r>
+        <w:t>('</w:t>
+      </w:r>
+      <w:proofErr w:type="spellStart"/>
+      <w:r>
+        <w:t>learning_rate</w:t>
+      </w:r>
+      <w:proofErr w:type="spellEnd"/>
+      <w:r>
+        <w:t>', -4, -1.5</w:t>
+      </w:r>
+      <w:proofErr w:type="gramStart"/>
+      <w:r>
+        <w:t xml:space="preserve">),   </w:t>
+      </w:r>
+      <w:proofErr w:type="gramEnd"/>
+      <w:r>
+        <w:t xml:space="preserve"> # 0.018~0.223</w:t>
+      </w:r>
+    </w:p>
+    <w:p>
+      <w:pPr>
+        <w:pBdr>
+          <w:top w:val="single" w:sz="4" w:space="1" w:color="auto"/>
+          <w:left w:val="single" w:sz="4" w:space="4" w:color="auto"/>
+          <w:bottom w:val="single" w:sz="4" w:space="1" w:color="auto"/>
+          <w:right w:val="single" w:sz="4" w:space="4" w:color="auto"/>
+        </w:pBdr>
+      </w:pPr>
+      <w:r>
+        <w:t xml:space="preserve">    '</w:t>
+      </w:r>
+      <w:proofErr w:type="spellStart"/>
+      <w:proofErr w:type="gramStart"/>
+      <w:r>
+        <w:t>max</w:t>
+      </w:r>
+      <w:proofErr w:type="gramEnd"/>
+      <w:r>
+        <w:t>_depth</w:t>
+      </w:r>
+      <w:proofErr w:type="spellEnd"/>
+      <w:r>
+        <w:t xml:space="preserve">':        </w:t>
+      </w:r>
+      <w:proofErr w:type="spellStart"/>
+      <w:proofErr w:type="gramStart"/>
+      <w:r>
+        <w:t>hp.quniform</w:t>
+      </w:r>
+      <w:proofErr w:type="spellEnd"/>
+      <w:proofErr w:type="gramEnd"/>
+      <w:r>
+        <w:t>('</w:t>
+      </w:r>
+      <w:proofErr w:type="spellStart"/>
+      <w:r>
+        <w:t>max_depth</w:t>
+      </w:r>
+      <w:proofErr w:type="spellEnd"/>
+      <w:r>
+        <w:t>', 3, 10, 1),</w:t>
+      </w:r>
+    </w:p>
+    <w:p>
+      <w:pPr>
+        <w:pBdr>
+          <w:top w:val="single" w:sz="4" w:space="1" w:color="auto"/>
+          <w:left w:val="single" w:sz="4" w:space="4" w:color="auto"/>
+          <w:bottom w:val="single" w:sz="4" w:space="1" w:color="auto"/>
+          <w:right w:val="single" w:sz="4" w:space="4" w:color="auto"/>
+        </w:pBdr>
+      </w:pPr>
+      <w:r>
+        <w:t xml:space="preserve">    '</w:t>
+      </w:r>
+      <w:proofErr w:type="spellStart"/>
+      <w:proofErr w:type="gramStart"/>
+      <w:r>
+        <w:t>num</w:t>
+      </w:r>
+      <w:proofErr w:type="gramEnd"/>
+      <w:r>
+        <w:t>_leaves</w:t>
+      </w:r>
+      <w:proofErr w:type="spellEnd"/>
+      <w:r>
+        <w:t xml:space="preserve">':       </w:t>
+      </w:r>
+      <w:proofErr w:type="spellStart"/>
+      <w:proofErr w:type="gramStart"/>
+      <w:r>
+        <w:t>hp.quniform</w:t>
+      </w:r>
+      <w:proofErr w:type="spellEnd"/>
+      <w:proofErr w:type="gramEnd"/>
+      <w:r>
+        <w:t>('</w:t>
+      </w:r>
+      <w:proofErr w:type="spellStart"/>
+      <w:r>
+        <w:t>num_leaves</w:t>
+      </w:r>
+      <w:proofErr w:type="spellEnd"/>
+      <w:r>
+        <w:t>', 16, 60, 4),</w:t>
+      </w:r>
+    </w:p>
+    <w:p>
+      <w:pPr>
+        <w:pBdr>
+          <w:top w:val="single" w:sz="4" w:space="1" w:color="auto"/>
+          <w:left w:val="single" w:sz="4" w:space="4" w:color="auto"/>
+          <w:bottom w:val="single" w:sz="4" w:space="1" w:color="auto"/>
+          <w:right w:val="single" w:sz="4" w:space="4" w:color="auto"/>
+        </w:pBdr>
+      </w:pPr>
+      <w:r>
+        <w:t xml:space="preserve">    '</w:t>
+      </w:r>
+      <w:proofErr w:type="spellStart"/>
+      <w:proofErr w:type="gramStart"/>
+      <w:r>
+        <w:t>min</w:t>
+      </w:r>
+      <w:proofErr w:type="gramEnd"/>
+      <w:r>
+        <w:t>_child_samples</w:t>
+      </w:r>
+      <w:proofErr w:type="spellEnd"/>
+      <w:r>
+        <w:t xml:space="preserve">': </w:t>
+      </w:r>
+      <w:proofErr w:type="spellStart"/>
+      <w:proofErr w:type="gramStart"/>
+      <w:r>
+        <w:t>hp.quniform</w:t>
+      </w:r>
+      <w:proofErr w:type="spellEnd"/>
+      <w:proofErr w:type="gramEnd"/>
+      <w:r>
+        <w:t>('</w:t>
+      </w:r>
+      <w:proofErr w:type="spellStart"/>
+      <w:r>
+        <w:t>min_child_samples</w:t>
+      </w:r>
+      <w:proofErr w:type="spellEnd"/>
+      <w:r>
+        <w:t>', 5, 30, 1),</w:t>
+      </w:r>
+    </w:p>
+    <w:p>
+      <w:pPr>
+        <w:pBdr>
+          <w:top w:val="single" w:sz="4" w:space="1" w:color="auto"/>
+          <w:left w:val="single" w:sz="4" w:space="4" w:color="auto"/>
+          <w:bottom w:val="single" w:sz="4" w:space="1" w:color="auto"/>
+          <w:right w:val="single" w:sz="4" w:space="4" w:color="auto"/>
+        </w:pBdr>
+      </w:pPr>
+      <w:r>
+        <w:t xml:space="preserve">    'subsample':        </w:t>
+      </w:r>
+      <w:proofErr w:type="spellStart"/>
+      <w:proofErr w:type="gramStart"/>
+      <w:r>
+        <w:t>hp.uniform</w:t>
+      </w:r>
+      <w:proofErr w:type="spellEnd"/>
+      <w:proofErr w:type="gramEnd"/>
+      <w:r>
+        <w:t>('subsample', 0.6, 1.0),</w:t>
+      </w:r>
+    </w:p>
+    <w:p>
+      <w:pPr>
+        <w:pBdr>
+          <w:top w:val="single" w:sz="4" w:space="1" w:color="auto"/>
+          <w:left w:val="single" w:sz="4" w:space="4" w:color="auto"/>
+          <w:bottom w:val="single" w:sz="4" w:space="1" w:color="auto"/>
+          <w:right w:val="single" w:sz="4" w:space="4" w:color="auto"/>
+        </w:pBdr>
+      </w:pPr>
+      <w:r>
+        <w:t xml:space="preserve">    '</w:t>
+      </w:r>
+      <w:proofErr w:type="spellStart"/>
+      <w:proofErr w:type="gramStart"/>
+      <w:r>
+        <w:t>colsample</w:t>
+      </w:r>
+      <w:proofErr w:type="gramEnd"/>
+      <w:r>
+        <w:t>_bytree</w:t>
+      </w:r>
+      <w:proofErr w:type="spellEnd"/>
+      <w:r>
+        <w:t xml:space="preserve">': </w:t>
+      </w:r>
+      <w:proofErr w:type="spellStart"/>
+      <w:proofErr w:type="gramStart"/>
+      <w:r>
+        <w:t>hp.uniform</w:t>
+      </w:r>
+      <w:proofErr w:type="spellEnd"/>
+      <w:proofErr w:type="gramEnd"/>
+      <w:r>
+        <w:t>('</w:t>
+      </w:r>
+      <w:proofErr w:type="spellStart"/>
+      <w:r>
+        <w:t>colsample_bytree</w:t>
+      </w:r>
+      <w:proofErr w:type="spellEnd"/>
+      <w:r>
+        <w:t>', 0.6, 1.0),</w:t>
+      </w:r>
+    </w:p>
+    <w:p>
+      <w:pPr>
+        <w:pBdr>
+          <w:top w:val="single" w:sz="4" w:space="1" w:color="auto"/>
+          <w:left w:val="single" w:sz="4" w:space="4" w:color="auto"/>
+          <w:bottom w:val="single" w:sz="4" w:space="1" w:color="auto"/>
+          <w:right w:val="single" w:sz="4" w:space="4" w:color="auto"/>
+        </w:pBdr>
+      </w:pPr>
+      <w:r>
+        <w:t>'</w:t>
+      </w:r>
+      <w:proofErr w:type="spellStart"/>
+      <w:proofErr w:type="gramStart"/>
+      <w:r>
+        <w:t>class</w:t>
+      </w:r>
+      <w:proofErr w:type="gramEnd"/>
+      <w:r>
+        <w:t>_weight</w:t>
+      </w:r>
+      <w:proofErr w:type="spellEnd"/>
+      <w:r>
+        <w:t>'</w:t>
+      </w:r>
+      <w:r>
+        <w:t xml:space="preserve">:     </w:t>
+      </w:r>
+      <w:proofErr w:type="spellStart"/>
+      <w:proofErr w:type="gramStart"/>
+      <w:r>
+        <w:t>hp.choice</w:t>
+      </w:r>
+      <w:proofErr w:type="spellEnd"/>
+      <w:proofErr w:type="gramEnd"/>
+      <w:r>
+        <w:t>('</w:t>
+      </w:r>
+      <w:proofErr w:type="spellStart"/>
+      <w:r>
+        <w:t>class_weight</w:t>
+      </w:r>
+      <w:proofErr w:type="spellEnd"/>
+      <w:r>
+        <w:t>', [None, {0:1, 1:2}, {0:1, 1:3}, {0:1, 1:4}])</w:t>
+      </w:r>
+    </w:p>
+    <w:p>
+      <w:pPr>
+        <w:pBdr>
+          <w:top w:val="single" w:sz="4" w:space="1" w:color="auto"/>
+          <w:left w:val="single" w:sz="4" w:space="4" w:color="auto"/>
+          <w:bottom w:val="single" w:sz="4" w:space="1" w:color="auto"/>
+          <w:right w:val="single" w:sz="4" w:space="4" w:color="auto"/>
+        </w:pBdr>
+      </w:pPr>
+      <w:r>
+        <w:t>}</w:t>
+      </w:r>
+    </w:p>
+    <w:tbl>
+      <w:tblPr>
+        <w:tblStyle w:val="af3"/>
+        <w:tblW w:w="0" w:type="auto"/>
+        <w:tblLook w:val="04A0" w:firstRow="1" w:lastRow="0" w:firstColumn="1" w:lastColumn="0" w:noHBand="0" w:noVBand="1"/>
+      </w:tblPr>
+      <w:tblGrid>
+        <w:gridCol w:w="2067"/>
+        <w:gridCol w:w="1557"/>
+      </w:tblGrid>
+      <w:tr>
+        <w:trPr>
+          <w:trHeight w:val="460"/>
+        </w:trPr>
+        <w:tc>
+          <w:tcPr>
+            <w:tcW w:w="3624" w:type="dxa"/>
+            <w:gridSpan w:val="2"/>
+          </w:tcPr>
+          <w:p>
+            <w:pPr>
+              <w:jc w:val="center"/>
+            </w:pPr>
+            <w:proofErr w:type="spellStart"/>
+            <w:r>
+              <w:rPr>
+                <w:rFonts w:hint="eastAsia"/>
+                <w:b/>
+                <w:bCs/>
+                <w:sz w:val="24"/>
+                <w:szCs w:val="24"/>
+              </w:rPr>
+              <w:t>LightGBM</w:t>
+            </w:r>
+            <w:proofErr w:type="spellEnd"/>
+          </w:p>
+        </w:tc>
+      </w:tr>
+      <w:tr>
+        <w:trPr>
+          <w:trHeight w:val="460"/>
+        </w:trPr>
+        <w:tc>
+          <w:tcPr>
+            <w:tcW w:w="2067" w:type="dxa"/>
+          </w:tcPr>
+          <w:p>
+            <w:r>
+              <w:rPr>
+                <w:rFonts w:hint="eastAsia"/>
+              </w:rPr>
+              <w:t>'</w:t>
+            </w:r>
+            <w:proofErr w:type="spellStart"/>
+            <w:proofErr w:type="gramStart"/>
+            <w:r>
+              <w:rPr>
+                <w:rFonts w:hint="eastAsia"/>
+              </w:rPr>
+              <w:t>max</w:t>
+            </w:r>
+            <w:proofErr w:type="gramEnd"/>
+            <w:r>
+              <w:rPr>
+                <w:rFonts w:hint="eastAsia"/>
+              </w:rPr>
+              <w:t>_depth</w:t>
+            </w:r>
+            <w:proofErr w:type="spellEnd"/>
+            <w:r>
+              <w:rPr>
+                <w:rFonts w:hint="eastAsia"/>
+              </w:rPr>
+              <w:t>'</w:t>
+            </w:r>
+          </w:p>
+        </w:tc>
+        <w:tc>
+          <w:tcPr>
+            <w:tcW w:w="1557" w:type="dxa"/>
+          </w:tcPr>
+          <w:p>
+            <w:r>
+              <w:rPr>
+                <w:rFonts w:hint="eastAsia"/>
+              </w:rPr>
+              <w:t>3~10</w:t>
+            </w:r>
+          </w:p>
+        </w:tc>
+      </w:tr>
+      <w:tr>
+        <w:trPr>
+          <w:trHeight w:val="460"/>
+        </w:trPr>
+        <w:tc>
+          <w:tcPr>
+            <w:tcW w:w="2067" w:type="dxa"/>
+          </w:tcPr>
+          <w:p>
+            <w:r>
+              <w:t>'</w:t>
+            </w:r>
+            <w:proofErr w:type="spellStart"/>
+            <w:proofErr w:type="gramStart"/>
+            <w:r>
+              <w:t>learning</w:t>
+            </w:r>
+            <w:proofErr w:type="gramEnd"/>
+            <w:r>
+              <w:t>_rate</w:t>
+            </w:r>
+            <w:proofErr w:type="spellEnd"/>
+            <w:r>
+              <w:t>'</w:t>
+            </w:r>
+          </w:p>
+        </w:tc>
+        <w:tc>
+          <w:tcPr>
+            <w:tcW w:w="1557" w:type="dxa"/>
+          </w:tcPr>
+          <w:p>
+            <w:r>
+              <w:rPr>
+                <w:rFonts w:hint="eastAsia"/>
+              </w:rPr>
+              <w:t>0.</w:t>
+            </w:r>
+            <w:r>
+              <w:rPr>
+                <w:rFonts w:hint="eastAsia"/>
+              </w:rPr>
+              <w:t>01~0.22</w:t>
+            </w:r>
+          </w:p>
+        </w:tc>
+      </w:tr>
+      <w:tr>
+        <w:trPr>
+          <w:trHeight w:val="460"/>
+        </w:trPr>
+        <w:tc>
+          <w:tcPr>
+            <w:tcW w:w="2067" w:type="dxa"/>
+          </w:tcPr>
+          <w:p>
+            <w:r>
+              <w:t>'</w:t>
+            </w:r>
+            <w:proofErr w:type="spellStart"/>
+            <w:r>
+              <w:t>n_estimators</w:t>
+            </w:r>
+            <w:proofErr w:type="spellEnd"/>
+            <w:r>
+              <w:t>'</w:t>
+            </w:r>
+          </w:p>
+        </w:tc>
+        <w:tc>
+          <w:tcPr>
+            <w:tcW w:w="1557" w:type="dxa"/>
+          </w:tcPr>
+          <w:p>
+            <w:r>
+              <w:rPr>
+                <w:rFonts w:hint="eastAsia"/>
+              </w:rPr>
+              <w:t>2</w:t>
+            </w:r>
+            <w:r>
+              <w:rPr>
+                <w:rFonts w:hint="eastAsia"/>
+              </w:rPr>
+              <w:t>00~</w:t>
+            </w:r>
+            <w:r>
+              <w:rPr>
+                <w:rFonts w:hint="eastAsia"/>
+              </w:rPr>
+              <w:t>8</w:t>
+            </w:r>
+            <w:r>
+              <w:rPr>
+                <w:rFonts w:hint="eastAsia"/>
+              </w:rPr>
+              <w:t>00</w:t>
+            </w:r>
+          </w:p>
+        </w:tc>
+      </w:tr>
+      <w:tr>
+        <w:trPr>
+          <w:trHeight w:val="460"/>
+        </w:trPr>
+        <w:tc>
+          <w:tcPr>
+            <w:tcW w:w="2067" w:type="dxa"/>
+          </w:tcPr>
+          <w:p>
+            <w:r>
+              <w:rPr>
+                <w:rFonts w:hint="eastAsia"/>
+              </w:rPr>
+              <w:t>'subsample'</w:t>
+            </w:r>
+          </w:p>
+        </w:tc>
+        <w:tc>
+          <w:tcPr>
+            <w:tcW w:w="1557" w:type="dxa"/>
+          </w:tcPr>
+          <w:p>
+            <w:r>
+              <w:rPr>
+                <w:rFonts w:hint="eastAsia"/>
+              </w:rPr>
+              <w:t>0.6~1.0</w:t>
+            </w:r>
+          </w:p>
+        </w:tc>
+      </w:tr>
+      <w:tr>
+        <w:trPr>
+          <w:trHeight w:val="460"/>
+        </w:trPr>
+        <w:tc>
+          <w:tcPr>
+            <w:tcW w:w="2067" w:type="dxa"/>
+          </w:tcPr>
+          <w:p>
+            <w:r>
+              <w:t>'</w:t>
+            </w:r>
+            <w:proofErr w:type="spellStart"/>
+            <w:proofErr w:type="gramStart"/>
+            <w:r>
+              <w:t>colsample</w:t>
+            </w:r>
+            <w:proofErr w:type="gramEnd"/>
+            <w:r>
+              <w:t>_bytree</w:t>
+            </w:r>
+            <w:proofErr w:type="spellEnd"/>
+            <w:r>
+              <w:t>’</w:t>
+            </w:r>
+          </w:p>
+        </w:tc>
+        <w:tc>
+          <w:tcPr>
+            <w:tcW w:w="1557" w:type="dxa"/>
+          </w:tcPr>
+          <w:p>
+            <w:r>
+              <w:rPr>
+                <w:rFonts w:hint="eastAsia"/>
+              </w:rPr>
+              <w:t>0.6~1.0</w:t>
+            </w:r>
+          </w:p>
+        </w:tc>
+      </w:tr>
+      <w:tr>
+        <w:trPr>
+          <w:trHeight w:val="460"/>
+        </w:trPr>
+        <w:tc>
+          <w:tcPr>
+            <w:tcW w:w="2067" w:type="dxa"/>
+          </w:tcPr>
+          <w:p>
+            <w:r>
+              <w:t>'</w:t>
+            </w:r>
+            <w:proofErr w:type="spellStart"/>
+            <w:proofErr w:type="gramStart"/>
+            <w:r>
+              <w:t>num</w:t>
+            </w:r>
+            <w:proofErr w:type="gramEnd"/>
+            <w:r>
+              <w:t>_leaves</w:t>
+            </w:r>
+            <w:proofErr w:type="spellEnd"/>
+            <w:r>
+              <w:t>'</w:t>
+            </w:r>
+          </w:p>
+        </w:tc>
+        <w:tc>
+          <w:tcPr>
+            <w:tcW w:w="1557" w:type="dxa"/>
+          </w:tcPr>
+          <w:p>
+            <w:r>
+              <w:rPr>
+                <w:rFonts w:hint="eastAsia"/>
+              </w:rPr>
+              <w:t>16~60</w:t>
+            </w:r>
+          </w:p>
+        </w:tc>
+      </w:tr>
+      <w:tr>
+        <w:trPr>
+          <w:trHeight w:val="460"/>
+        </w:trPr>
+        <w:tc>
+          <w:tcPr>
+            <w:tcW w:w="2067" w:type="dxa"/>
+          </w:tcPr>
+          <w:p>
+            <w:r>
+              <w:t>'</w:t>
+            </w:r>
+            <w:proofErr w:type="spellStart"/>
+            <w:proofErr w:type="gramStart"/>
+            <w:r>
+              <w:t>min</w:t>
+            </w:r>
+            <w:proofErr w:type="gramEnd"/>
+            <w:r>
+              <w:t>_child_samples</w:t>
+            </w:r>
+            <w:proofErr w:type="spellEnd"/>
+            <w:r>
+              <w:t>'</w:t>
+            </w:r>
+          </w:p>
+        </w:tc>
+        <w:tc>
+          <w:tcPr>
+            <w:tcW w:w="1557" w:type="dxa"/>
+          </w:tcPr>
+          <w:p>
+            <w:r>
+              <w:rPr>
+                <w:rFonts w:hint="eastAsia"/>
+              </w:rPr>
+              <w:t>5~30</w:t>
+            </w:r>
+          </w:p>
+        </w:tc>
+      </w:tr>
+      <w:tr>
+        <w:trPr>
+          <w:trHeight w:val="460"/>
+        </w:trPr>
+        <w:tc>
+          <w:tcPr>
+            <w:tcW w:w="2067" w:type="dxa"/>
+          </w:tcPr>
+          <w:p>
+            <w:r>
+              <w:lastRenderedPageBreak/>
+              <w:t>'</w:t>
+            </w:r>
+            <w:proofErr w:type="spellStart"/>
+            <w:proofErr w:type="gramStart"/>
+            <w:r>
+              <w:t>class</w:t>
+            </w:r>
+            <w:proofErr w:type="gramEnd"/>
+            <w:r>
+              <w:t>_weight</w:t>
+            </w:r>
+            <w:proofErr w:type="spellEnd"/>
+            <w:r>
+              <w:t>'</w:t>
+            </w:r>
+          </w:p>
+        </w:tc>
+        <w:tc>
+          <w:tcPr>
+            <w:tcW w:w="1557" w:type="dxa"/>
+          </w:tcPr>
+          <w:p>
+            <w:r>
+              <w:rPr>
+                <w:rFonts w:hint="eastAsia"/>
+              </w:rPr>
+              <w:t>1:2 / 1:3 / 1:4</w:t>
+            </w:r>
+          </w:p>
+        </w:tc>
+      </w:tr>
+    </w:tbl>
+    <w:p/>
+    <w:p>
+      <w:pPr>
+        <w:pBdr>
+          <w:top w:val="single" w:sz="4" w:space="1" w:color="auto"/>
+          <w:left w:val="single" w:sz="4" w:space="4" w:color="auto"/>
+          <w:bottom w:val="single" w:sz="4" w:space="1" w:color="auto"/>
+          <w:right w:val="single" w:sz="4" w:space="4" w:color="auto"/>
+        </w:pBdr>
+        <w:rPr>
+          <w:b/>
+          <w:bCs/>
+          <w:sz w:val="24"/>
+          <w:szCs w:val="24"/>
+          <w:u w:val="single"/>
+        </w:rPr>
+      </w:pPr>
+      <w:proofErr w:type="spellStart"/>
+      <w:r>
+        <w:rPr>
+          <w:rFonts w:hint="eastAsia"/>
+          <w:b/>
+          <w:bCs/>
+          <w:sz w:val="24"/>
+          <w:szCs w:val="24"/>
+          <w:u w:val="single"/>
+        </w:rPr>
+        <w:t>RandomForest</w:t>
+      </w:r>
+      <w:proofErr w:type="spellEnd"/>
+    </w:p>
+    <w:p>
+      <w:pPr>
+        <w:pBdr>
+          <w:top w:val="single" w:sz="4" w:space="1" w:color="auto"/>
+          <w:left w:val="single" w:sz="4" w:space="4" w:color="auto"/>
+          <w:bottom w:val="single" w:sz="4" w:space="1" w:color="auto"/>
+          <w:right w:val="single" w:sz="4" w:space="4" w:color="auto"/>
+        </w:pBdr>
+      </w:pPr>
+      <w:proofErr w:type="spellStart"/>
+      <w:r>
+        <w:t>search_space_rf</w:t>
+      </w:r>
+      <w:proofErr w:type="spellEnd"/>
+      <w:r>
+        <w:t xml:space="preserve"> = {</w:t>
+      </w:r>
+    </w:p>
+    <w:p>
+      <w:pPr>
+        <w:pBdr>
+          <w:top w:val="single" w:sz="4" w:space="1" w:color="auto"/>
+          <w:left w:val="single" w:sz="4" w:space="4" w:color="auto"/>
+          <w:bottom w:val="single" w:sz="4" w:space="1" w:color="auto"/>
+          <w:right w:val="single" w:sz="4" w:space="4" w:color="auto"/>
+        </w:pBdr>
+      </w:pPr>
+      <w:r>
+        <w:t xml:space="preserve">    '</w:t>
+      </w:r>
+      <w:proofErr w:type="spellStart"/>
+      <w:r>
+        <w:t>n_estimators</w:t>
+      </w:r>
+      <w:proofErr w:type="spellEnd"/>
+      <w:r>
+        <w:t xml:space="preserve">':     </w:t>
+      </w:r>
+      <w:proofErr w:type="spellStart"/>
+      <w:proofErr w:type="gramStart"/>
+      <w:r>
+        <w:t>hp.quniform</w:t>
+      </w:r>
+      <w:proofErr w:type="spellEnd"/>
+      <w:proofErr w:type="gramEnd"/>
+      <w:r>
+        <w:t>('</w:t>
+      </w:r>
+      <w:proofErr w:type="spellStart"/>
+      <w:r>
+        <w:t>n_estimators</w:t>
+      </w:r>
+      <w:proofErr w:type="spellEnd"/>
+      <w:r>
+        <w:t>', 100, 500, 50),</w:t>
+      </w:r>
+    </w:p>
+    <w:p>
+      <w:pPr>
+        <w:pBdr>
+          <w:top w:val="single" w:sz="4" w:space="1" w:color="auto"/>
+          <w:left w:val="single" w:sz="4" w:space="4" w:color="auto"/>
+          <w:bottom w:val="single" w:sz="4" w:space="1" w:color="auto"/>
+          <w:right w:val="single" w:sz="4" w:space="4" w:color="auto"/>
+        </w:pBdr>
+      </w:pPr>
+      <w:r>
+        <w:t xml:space="preserve">    '</w:t>
+      </w:r>
+      <w:proofErr w:type="spellStart"/>
+      <w:proofErr w:type="gramStart"/>
+      <w:r>
+        <w:t>max</w:t>
+      </w:r>
+      <w:proofErr w:type="gramEnd"/>
+      <w:r>
+        <w:t>_depth</w:t>
+      </w:r>
+      <w:proofErr w:type="spellEnd"/>
+      <w:r>
+        <w:t xml:space="preserve">':        </w:t>
+      </w:r>
+      <w:proofErr w:type="spellStart"/>
+      <w:proofErr w:type="gramStart"/>
+      <w:r>
+        <w:t>hp.quniform</w:t>
+      </w:r>
+      <w:proofErr w:type="spellEnd"/>
+      <w:proofErr w:type="gramEnd"/>
+      <w:r>
+        <w:t>('</w:t>
+      </w:r>
+      <w:proofErr w:type="spellStart"/>
+      <w:r>
+        <w:t>max_depth</w:t>
+      </w:r>
+      <w:proofErr w:type="spellEnd"/>
+      <w:r>
+        <w:t xml:space="preserve">', 6, </w:t>
+      </w:r>
+      <w:r>
+        <w:rPr>
+          <w:rFonts w:hint="eastAsia"/>
+        </w:rPr>
+        <w:t>3</w:t>
+      </w:r>
+      <w:r>
+        <w:t>0, 1),</w:t>
+      </w:r>
+    </w:p>
+    <w:p>
+      <w:pPr>
+        <w:pBdr>
+          <w:top w:val="single" w:sz="4" w:space="1" w:color="auto"/>
+          <w:left w:val="single" w:sz="4" w:space="4" w:color="auto"/>
+          <w:bottom w:val="single" w:sz="4" w:space="1" w:color="auto"/>
+          <w:right w:val="single" w:sz="4" w:space="4" w:color="auto"/>
+        </w:pBdr>
+      </w:pPr>
+      <w:r>
+        <w:t xml:space="preserve">    '</w:t>
+      </w:r>
+      <w:proofErr w:type="spellStart"/>
+      <w:proofErr w:type="gramStart"/>
+      <w:r>
+        <w:t>min</w:t>
+      </w:r>
+      <w:proofErr w:type="gramEnd"/>
+      <w:r>
+        <w:t>_samples_split</w:t>
+      </w:r>
+      <w:proofErr w:type="spellEnd"/>
+      <w:r>
+        <w:t xml:space="preserve">': </w:t>
+      </w:r>
+      <w:proofErr w:type="spellStart"/>
+      <w:proofErr w:type="gramStart"/>
+      <w:r>
+        <w:t>hp.quniform</w:t>
+      </w:r>
+      <w:proofErr w:type="spellEnd"/>
+      <w:proofErr w:type="gramEnd"/>
+      <w:r>
+        <w:t>('</w:t>
+      </w:r>
+      <w:proofErr w:type="spellStart"/>
+      <w:r>
+        <w:t>min_samples_split</w:t>
+      </w:r>
+      <w:proofErr w:type="spellEnd"/>
+      <w:r>
+        <w:t>', 2, 15, 1),</w:t>
+      </w:r>
+    </w:p>
+    <w:p>
+      <w:pPr>
+        <w:pBdr>
+          <w:top w:val="single" w:sz="4" w:space="1" w:color="auto"/>
+          <w:left w:val="single" w:sz="4" w:space="4" w:color="auto"/>
+          <w:bottom w:val="single" w:sz="4" w:space="1" w:color="auto"/>
+          <w:right w:val="single" w:sz="4" w:space="4" w:color="auto"/>
+        </w:pBdr>
+      </w:pPr>
+      <w:r>
+        <w:t xml:space="preserve">    '</w:t>
+      </w:r>
+      <w:proofErr w:type="spellStart"/>
+      <w:proofErr w:type="gramStart"/>
+      <w:r>
+        <w:t>min</w:t>
+      </w:r>
+      <w:proofErr w:type="gramEnd"/>
+      <w:r>
+        <w:t>_samples_leaf</w:t>
+      </w:r>
+      <w:proofErr w:type="spellEnd"/>
+      <w:r>
+        <w:t xml:space="preserve">':  </w:t>
+      </w:r>
+      <w:proofErr w:type="spellStart"/>
+      <w:proofErr w:type="gramStart"/>
+      <w:r>
+        <w:t>hp.quniform</w:t>
+      </w:r>
+      <w:proofErr w:type="spellEnd"/>
+      <w:proofErr w:type="gramEnd"/>
+      <w:r>
+        <w:t>('</w:t>
+      </w:r>
+      <w:proofErr w:type="spellStart"/>
+      <w:r>
+        <w:t>min_samples_leaf</w:t>
+      </w:r>
+      <w:proofErr w:type="spellEnd"/>
+      <w:r>
+        <w:t>', 1, 8, 1),</w:t>
+      </w:r>
+    </w:p>
+    <w:p>
+      <w:pPr>
+        <w:pBdr>
+          <w:top w:val="single" w:sz="4" w:space="1" w:color="auto"/>
+          <w:left w:val="single" w:sz="4" w:space="4" w:color="auto"/>
+          <w:bottom w:val="single" w:sz="4" w:space="1" w:color="auto"/>
+          <w:right w:val="single" w:sz="4" w:space="4" w:color="auto"/>
+        </w:pBdr>
+      </w:pPr>
+      <w:r>
+        <w:t xml:space="preserve">    '</w:t>
+      </w:r>
+      <w:proofErr w:type="spellStart"/>
+      <w:proofErr w:type="gramStart"/>
+      <w:r>
+        <w:t>max</w:t>
+      </w:r>
+      <w:proofErr w:type="gramEnd"/>
+      <w:r>
+        <w:t>_features</w:t>
+      </w:r>
+      <w:proofErr w:type="spellEnd"/>
+      <w:r>
+        <w:t xml:space="preserve">':     </w:t>
+      </w:r>
+      <w:proofErr w:type="spellStart"/>
+      <w:proofErr w:type="gramStart"/>
+      <w:r>
+        <w:t>hp.choice</w:t>
+      </w:r>
+      <w:proofErr w:type="spellEnd"/>
+      <w:proofErr w:type="gramEnd"/>
+      <w:r>
+        <w:t>('</w:t>
+      </w:r>
+      <w:proofErr w:type="spellStart"/>
+      <w:r>
+        <w:t>max_features</w:t>
+      </w:r>
+      <w:proofErr w:type="spellEnd"/>
+      <w:r>
+        <w:t>', ['sqrt', None]),</w:t>
+      </w:r>
+    </w:p>
+    <w:p>
+      <w:pPr>
+        <w:pBdr>
+          <w:top w:val="single" w:sz="4" w:space="1" w:color="auto"/>
+          <w:left w:val="single" w:sz="4" w:space="4" w:color="auto"/>
+          <w:bottom w:val="single" w:sz="4" w:space="1" w:color="auto"/>
+          <w:right w:val="single" w:sz="4" w:space="4" w:color="auto"/>
+        </w:pBdr>
+      </w:pPr>
+      <w:r>
+        <w:t xml:space="preserve">    '</w:t>
+      </w:r>
+      <w:proofErr w:type="spellStart"/>
+      <w:proofErr w:type="gramStart"/>
+      <w:r>
+        <w:t>class</w:t>
+      </w:r>
+      <w:proofErr w:type="gramEnd"/>
+      <w:r>
+        <w:t>_weight_idx</w:t>
+      </w:r>
+      <w:proofErr w:type="spellEnd"/>
+      <w:r>
+        <w:t xml:space="preserve">': </w:t>
+      </w:r>
+      <w:proofErr w:type="spellStart"/>
+      <w:proofErr w:type="gramStart"/>
+      <w:r>
+        <w:t>hp.choice</w:t>
+      </w:r>
+      <w:proofErr w:type="spellEnd"/>
+      <w:proofErr w:type="gramEnd"/>
+      <w:r>
+        <w:t>('</w:t>
+      </w:r>
+      <w:proofErr w:type="spellStart"/>
+      <w:r>
+        <w:t>class_weight_idx</w:t>
+      </w:r>
+      <w:proofErr w:type="spellEnd"/>
+      <w:r>
+        <w:t>', [0, 1, 2, 3])</w:t>
+      </w:r>
+    </w:p>
+    <w:p>
+      <w:pPr>
+        <w:pBdr>
+          <w:top w:val="single" w:sz="4" w:space="1" w:color="auto"/>
+          <w:left w:val="single" w:sz="4" w:space="4" w:color="auto"/>
+          <w:bottom w:val="single" w:sz="4" w:space="1" w:color="auto"/>
+          <w:right w:val="single" w:sz="4" w:space="4" w:color="auto"/>
+        </w:pBdr>
+      </w:pPr>
+      <w:r>
+        <w:t>}</w:t>
+      </w:r>
+    </w:p>
+    <w:tbl>
+      <w:tblPr>
+        <w:tblStyle w:val="af3"/>
+        <w:tblW w:w="0" w:type="auto"/>
+        <w:tblLook w:val="04A0" w:firstRow="1" w:lastRow="0" w:firstColumn="1" w:lastColumn="0" w:noHBand="0" w:noVBand="1"/>
+      </w:tblPr>
+      <w:tblGrid>
+        <w:gridCol w:w="2067"/>
+        <w:gridCol w:w="1557"/>
+      </w:tblGrid>
+      <w:tr>
+        <w:trPr>
+          <w:trHeight w:val="460"/>
+        </w:trPr>
+        <w:tc>
+          <w:tcPr>
+            <w:tcW w:w="3624" w:type="dxa"/>
+            <w:gridSpan w:val="2"/>
+          </w:tcPr>
+          <w:p>
+            <w:pPr>
+              <w:jc w:val="center"/>
+            </w:pPr>
+            <w:proofErr w:type="spellStart"/>
+            <w:r>
+              <w:rPr>
+                <w:rFonts w:hint="eastAsia"/>
+                <w:b/>
+                <w:bCs/>
+                <w:sz w:val="24"/>
+                <w:szCs w:val="24"/>
+              </w:rPr>
+              <w:t>RandomForest</w:t>
+            </w:r>
+            <w:proofErr w:type="spellEnd"/>
+          </w:p>
+        </w:tc>
+      </w:tr>
+      <w:tr>
+        <w:trPr>
+          <w:trHeight w:val="460"/>
+        </w:trPr>
+        <w:tc>
+          <w:tcPr>
+            <w:tcW w:w="2067" w:type="dxa"/>
+          </w:tcPr>
+          <w:p>
+            <w:r>
+              <w:rPr>
+                <w:rFonts w:hint="eastAsia"/>
+              </w:rPr>
+              <w:t>'</w:t>
+            </w:r>
+            <w:proofErr w:type="spellStart"/>
+            <w:proofErr w:type="gramStart"/>
+            <w:r>
+              <w:rPr>
+                <w:rFonts w:hint="eastAsia"/>
+              </w:rPr>
+              <w:t>max</w:t>
+            </w:r>
+            <w:proofErr w:type="gramEnd"/>
+            <w:r>
+              <w:rPr>
+                <w:rFonts w:hint="eastAsia"/>
+              </w:rPr>
+              <w:t>_depth</w:t>
+            </w:r>
+            <w:proofErr w:type="spellEnd"/>
+            <w:r>
+              <w:rPr>
+                <w:rFonts w:hint="eastAsia"/>
+              </w:rPr>
+              <w:t>'</w:t>
+            </w:r>
+          </w:p>
+        </w:tc>
+        <w:tc>
+          <w:tcPr>
+            <w:tcW w:w="1557" w:type="dxa"/>
+          </w:tcPr>
+          <w:p>
+            <w:r>
+              <w:rPr>
+                <w:rFonts w:hint="eastAsia"/>
+              </w:rPr>
+              <w:t>6</w:t>
+            </w:r>
+            <w:r>
+              <w:rPr>
+                <w:rFonts w:hint="eastAsia"/>
+              </w:rPr>
+              <w:t>~</w:t>
+            </w:r>
+            <w:r>
+              <w:rPr>
+                <w:rFonts w:hint="eastAsia"/>
+              </w:rPr>
+              <w:t>3</w:t>
+            </w:r>
+            <w:r>
+              <w:rPr>
+                <w:rFonts w:hint="eastAsia"/>
+              </w:rPr>
+              <w:t>0</w:t>
+            </w:r>
+          </w:p>
+        </w:tc>
+      </w:tr>
+      <w:tr>
+        <w:trPr>
+          <w:trHeight w:val="460"/>
+        </w:trPr>
+        <w:tc>
+          <w:tcPr>
+            <w:tcW w:w="2067" w:type="dxa"/>
+          </w:tcPr>
+          <w:p>
+            <w:r>
+              <w:t>'</w:t>
+            </w:r>
+            <w:proofErr w:type="spellStart"/>
+            <w:r>
+              <w:t>n_estimators</w:t>
+            </w:r>
+            <w:proofErr w:type="spellEnd"/>
+            <w:r>
+              <w:t>'</w:t>
+            </w:r>
+          </w:p>
+        </w:tc>
+        <w:tc>
+          <w:tcPr>
+            <w:tcW w:w="1557" w:type="dxa"/>
+          </w:tcPr>
+          <w:p>
+            <w:r>
+              <w:rPr>
+                <w:rFonts w:hint="eastAsia"/>
+              </w:rPr>
+              <w:t>1</w:t>
+            </w:r>
+            <w:r>
+              <w:rPr>
+                <w:rFonts w:hint="eastAsia"/>
+              </w:rPr>
+              <w:t>00~</w:t>
+            </w:r>
+            <w:r>
+              <w:rPr>
+                <w:rFonts w:hint="eastAsia"/>
+              </w:rPr>
+              <w:t>5</w:t>
+            </w:r>
+            <w:r>
+              <w:rPr>
+                <w:rFonts w:hint="eastAsia"/>
+              </w:rPr>
+              <w:t>00</w:t>
+            </w:r>
+          </w:p>
+        </w:tc>
+      </w:tr>
+      <w:tr>
+        <w:trPr>
+          <w:trHeight w:val="460"/>
+        </w:trPr>
+        <w:tc>
+          <w:tcPr>
+            <w:tcW w:w="2067" w:type="dxa"/>
+          </w:tcPr>
+          <w:p>
+            <w:r>
+              <w:t>'</w:t>
+            </w:r>
+            <w:proofErr w:type="spellStart"/>
+            <w:proofErr w:type="gramStart"/>
+            <w:r>
+              <w:t>max</w:t>
+            </w:r>
+            <w:proofErr w:type="gramEnd"/>
+            <w:r>
+              <w:t>_features</w:t>
+            </w:r>
+            <w:proofErr w:type="spellEnd"/>
+            <w:r>
+              <w:t>'</w:t>
+            </w:r>
+          </w:p>
+        </w:tc>
+        <w:tc>
+          <w:tcPr>
+            <w:tcW w:w="1557" w:type="dxa"/>
+          </w:tcPr>
+          <w:p>
+            <w:r>
+              <w:t>‘</w:t>
+            </w:r>
+            <w:r>
+              <w:rPr>
+                <w:rFonts w:hint="eastAsia"/>
+              </w:rPr>
+              <w:t>sqrt</w:t>
+            </w:r>
+            <w:r>
+              <w:t>’</w:t>
+            </w:r>
+          </w:p>
+        </w:tc>
+      </w:tr>
+      <w:tr>
+        <w:trPr>
+          <w:trHeight w:val="460"/>
+        </w:trPr>
+        <w:tc>
+          <w:tcPr>
+            <w:tcW w:w="2067" w:type="dxa"/>
+          </w:tcPr>
+          <w:p>
+            <w:r>
+              <w:t>'</w:t>
+            </w:r>
+            <w:proofErr w:type="spellStart"/>
+            <w:proofErr w:type="gramStart"/>
+            <w:r>
+              <w:t>min</w:t>
+            </w:r>
+            <w:proofErr w:type="gramEnd"/>
+            <w:r>
+              <w:t>_samples_leaf</w:t>
+            </w:r>
+            <w:proofErr w:type="spellEnd"/>
+            <w:r>
+              <w:t>'</w:t>
+            </w:r>
+          </w:p>
+        </w:tc>
+        <w:tc>
+          <w:tcPr>
+            <w:tcW w:w="1557" w:type="dxa"/>
+          </w:tcPr>
+          <w:p>
+            <w:r>
+              <w:rPr>
+                <w:rFonts w:hint="eastAsia"/>
+              </w:rPr>
+              <w:t>1~8</w:t>
+            </w:r>
+          </w:p>
+        </w:tc>
+      </w:tr>
+      <w:tr>
+        <w:trPr>
+          <w:trHeight w:val="460"/>
+        </w:trPr>
+        <w:tc>
+          <w:tcPr>
+            <w:tcW w:w="2067" w:type="dxa"/>
+          </w:tcPr>
+          <w:p>
+            <w:r>
+              <w:t>'</w:t>
+            </w:r>
+            <w:proofErr w:type="spellStart"/>
+            <w:proofErr w:type="gramStart"/>
+            <w:r>
+              <w:t>min</w:t>
+            </w:r>
+            <w:proofErr w:type="gramEnd"/>
+            <w:r>
+              <w:t>_samples_split</w:t>
+            </w:r>
+            <w:proofErr w:type="spellEnd"/>
+            <w:r>
+              <w:t>'</w:t>
+            </w:r>
+          </w:p>
+        </w:tc>
+        <w:tc>
+          <w:tcPr>
+            <w:tcW w:w="1557" w:type="dxa"/>
+          </w:tcPr>
+          <w:p>
+            <w:r>
+              <w:rPr>
+                <w:rFonts w:hint="eastAsia"/>
+              </w:rPr>
+              <w:t>2</w:t>
+            </w:r>
+            <w:r>
+              <w:rPr>
+                <w:rFonts w:hint="eastAsia"/>
+              </w:rPr>
+              <w:t>~</w:t>
+            </w:r>
+            <w:r>
+              <w:rPr>
+                <w:rFonts w:hint="eastAsia"/>
+              </w:rPr>
+              <w:t>15</w:t>
+            </w:r>
+          </w:p>
+        </w:tc>
+      </w:tr>
+      <w:tr>
+        <w:trPr>
+          <w:trHeight w:val="460"/>
+        </w:trPr>
+        <w:tc>
+          <w:tcPr>
+            <w:tcW w:w="2067" w:type="dxa"/>
+          </w:tcPr>
+          <w:p>
+            <w:r>
+              <w:t>'</w:t>
+            </w:r>
+            <w:proofErr w:type="spellStart"/>
+            <w:proofErr w:type="gramStart"/>
+            <w:r>
+              <w:t>class</w:t>
+            </w:r>
+            <w:proofErr w:type="gramEnd"/>
+            <w:r>
+              <w:t>_weight</w:t>
+            </w:r>
+            <w:proofErr w:type="spellEnd"/>
+            <w:r>
+              <w:t>'</w:t>
+            </w:r>
+          </w:p>
+        </w:tc>
+        <w:tc>
+          <w:tcPr>
+            <w:tcW w:w="1557" w:type="dxa"/>
+          </w:tcPr>
+          <w:p>
+            <w:r>
+              <w:rPr>
+                <w:rFonts w:hint="eastAsia"/>
+              </w:rPr>
+              <w:t>1:2 / 1:3 / 1:4</w:t>
+            </w:r>
+          </w:p>
+        </w:tc>
+      </w:tr>
+    </w:tbl>
+    <w:p/>
+    <w:p/>
     <w:p>
       <w:pPr>
         <w:pStyle w:val="4"/>
       </w:pPr>
       <w:r>
-        <w:t>2.4.2.3 결과</w:t>
-      </w:r>
-    </w:p>
-    <w:p>
-      <w:r>
-        <w:t>· Accuracy는 평가 지표로 부적절함을 확인</w:t>
-      </w:r>
-    </w:p>
-    <w:p>
-      <w:r>
-        <w:t>· ROC-AUC를 주요 평가 지표로 선정</w:t>
-      </w:r>
-    </w:p>
+        <w:t>2.4.4.3 최적 파라미터</w:t>
+      </w:r>
+    </w:p>
+    <w:p>
+      <w:pPr>
+        <w:pBdr>
+          <w:top w:val="single" w:sz="4" w:space="1" w:color="auto"/>
+          <w:left w:val="single" w:sz="4" w:space="4" w:color="auto"/>
+          <w:bottom w:val="single" w:sz="4" w:space="1" w:color="auto"/>
+          <w:right w:val="single" w:sz="4" w:space="4" w:color="auto"/>
+        </w:pBdr>
+      </w:pPr>
+      <w:proofErr w:type="spellStart"/>
+      <w:r>
+        <w:rPr>
+          <w:b/>
+          <w:bCs/>
+          <w:sz w:val="24"/>
+          <w:szCs w:val="24"/>
+        </w:rPr>
+        <w:t>XGBoost</w:t>
+      </w:r>
+      <w:proofErr w:type="spellEnd"/>
+    </w:p>
+    <w:p>
+      <w:pPr>
+        <w:pBdr>
+          <w:top w:val="single" w:sz="4" w:space="1" w:color="auto"/>
+          <w:left w:val="single" w:sz="4" w:space="4" w:color="auto"/>
+          <w:bottom w:val="single" w:sz="4" w:space="1" w:color="auto"/>
+          <w:right w:val="single" w:sz="4" w:space="4" w:color="auto"/>
+        </w:pBdr>
+      </w:pPr>
+      <w:proofErr w:type="spellStart"/>
+      <w:r>
+        <w:rPr>
+          <w:rFonts w:hint="eastAsia"/>
+        </w:rPr>
+        <w:t>xgb_best_params</w:t>
+      </w:r>
+      <w:proofErr w:type="spellEnd"/>
+      <w:r>
+        <w:rPr>
+          <w:rFonts w:hint="eastAsia"/>
+        </w:rPr>
+        <w:t xml:space="preserve"> = {</w:t>
+      </w:r>
+    </w:p>
+    <w:p>
+      <w:pPr>
+        <w:pBdr>
+          <w:top w:val="single" w:sz="4" w:space="1" w:color="auto"/>
+          <w:left w:val="single" w:sz="4" w:space="4" w:color="auto"/>
+          <w:bottom w:val="single" w:sz="4" w:space="1" w:color="auto"/>
+          <w:right w:val="single" w:sz="4" w:space="4" w:color="auto"/>
+        </w:pBdr>
+      </w:pPr>
+      <w:r>
+        <w:rPr>
+          <w:rFonts w:hint="eastAsia"/>
+        </w:rPr>
+        <w:t>    "</w:t>
+      </w:r>
+      <w:proofErr w:type="spellStart"/>
+      <w:proofErr w:type="gramStart"/>
+      <w:r>
+        <w:rPr>
+          <w:rFonts w:hint="eastAsia"/>
+        </w:rPr>
+        <w:t>random</w:t>
+      </w:r>
+      <w:proofErr w:type="gramEnd"/>
+      <w:r>
+        <w:rPr>
+          <w:rFonts w:hint="eastAsia"/>
+        </w:rPr>
+        <w:t>_state</w:t>
+      </w:r>
+      <w:proofErr w:type="spellEnd"/>
+      <w:r>
+        <w:rPr>
+          <w:rFonts w:hint="eastAsia"/>
+        </w:rPr>
+        <w:t>": 23,</w:t>
+      </w:r>
+    </w:p>
+    <w:p>
+      <w:pPr>
+        <w:pBdr>
+          <w:top w:val="single" w:sz="4" w:space="1" w:color="auto"/>
+          <w:left w:val="single" w:sz="4" w:space="4" w:color="auto"/>
+          <w:bottom w:val="single" w:sz="4" w:space="1" w:color="auto"/>
+          <w:right w:val="single" w:sz="4" w:space="4" w:color="auto"/>
+        </w:pBdr>
+      </w:pPr>
+      <w:r>
+        <w:rPr>
+          <w:rFonts w:hint="eastAsia"/>
+        </w:rPr>
+        <w:t>    "</w:t>
+      </w:r>
+      <w:proofErr w:type="spellStart"/>
+      <w:r>
+        <w:rPr>
+          <w:rFonts w:hint="eastAsia"/>
+        </w:rPr>
+        <w:t>n_estimators</w:t>
+      </w:r>
+      <w:proofErr w:type="spellEnd"/>
+      <w:r>
+        <w:rPr>
+          <w:rFonts w:hint="eastAsia"/>
+        </w:rPr>
+        <w:t>": 320,</w:t>
+      </w:r>
+    </w:p>
+    <w:p>
+      <w:pPr>
+        <w:pBdr>
+          <w:top w:val="single" w:sz="4" w:space="1" w:color="auto"/>
+          <w:left w:val="single" w:sz="4" w:space="4" w:color="auto"/>
+          <w:bottom w:val="single" w:sz="4" w:space="1" w:color="auto"/>
+          <w:right w:val="single" w:sz="4" w:space="4" w:color="auto"/>
+        </w:pBdr>
+      </w:pPr>
+      <w:r>
+        <w:rPr>
+          <w:rFonts w:hint="eastAsia"/>
+        </w:rPr>
+        <w:t>    "</w:t>
+      </w:r>
+      <w:proofErr w:type="spellStart"/>
+      <w:proofErr w:type="gramStart"/>
+      <w:r>
+        <w:rPr>
+          <w:rFonts w:hint="eastAsia"/>
+        </w:rPr>
+        <w:t>colsample</w:t>
+      </w:r>
+      <w:proofErr w:type="gramEnd"/>
+      <w:r>
+        <w:rPr>
+          <w:rFonts w:hint="eastAsia"/>
+        </w:rPr>
+        <w:t>_bytree</w:t>
+      </w:r>
+      <w:proofErr w:type="spellEnd"/>
+      <w:r>
+        <w:rPr>
+          <w:rFonts w:hint="eastAsia"/>
+        </w:rPr>
+        <w:t>": 0.88,</w:t>
+      </w:r>
+    </w:p>
+    <w:p>
+      <w:pPr>
+        <w:pBdr>
+          <w:top w:val="single" w:sz="4" w:space="1" w:color="auto"/>
+          <w:left w:val="single" w:sz="4" w:space="4" w:color="auto"/>
+          <w:bottom w:val="single" w:sz="4" w:space="1" w:color="auto"/>
+          <w:right w:val="single" w:sz="4" w:space="4" w:color="auto"/>
+        </w:pBdr>
+      </w:pPr>
+      <w:r>
+        <w:rPr>
+          <w:rFonts w:hint="eastAsia"/>
+        </w:rPr>
+        <w:t>    "gamma": 0.058,</w:t>
+      </w:r>
+    </w:p>
+    <w:p>
+      <w:pPr>
+        <w:pBdr>
+          <w:top w:val="single" w:sz="4" w:space="1" w:color="auto"/>
+          <w:left w:val="single" w:sz="4" w:space="4" w:color="auto"/>
+          <w:bottom w:val="single" w:sz="4" w:space="1" w:color="auto"/>
+          <w:right w:val="single" w:sz="4" w:space="4" w:color="auto"/>
+        </w:pBdr>
+      </w:pPr>
+      <w:r>
+        <w:rPr>
+          <w:rFonts w:hint="eastAsia"/>
+        </w:rPr>
+        <w:lastRenderedPageBreak/>
+        <w:t>    "</w:t>
+      </w:r>
+      <w:proofErr w:type="spellStart"/>
+      <w:proofErr w:type="gramStart"/>
+      <w:r>
+        <w:rPr>
+          <w:rFonts w:hint="eastAsia"/>
+        </w:rPr>
+        <w:t>learning</w:t>
+      </w:r>
+      <w:proofErr w:type="gramEnd"/>
+      <w:r>
+        <w:rPr>
+          <w:rFonts w:hint="eastAsia"/>
+        </w:rPr>
+        <w:t>_rate</w:t>
+      </w:r>
+      <w:proofErr w:type="spellEnd"/>
+      <w:r>
+        <w:rPr>
+          <w:rFonts w:hint="eastAsia"/>
+        </w:rPr>
+        <w:t>": 0.13,</w:t>
+      </w:r>
+    </w:p>
+    <w:p>
+      <w:pPr>
+        <w:pBdr>
+          <w:top w:val="single" w:sz="4" w:space="1" w:color="auto"/>
+          <w:left w:val="single" w:sz="4" w:space="4" w:color="auto"/>
+          <w:bottom w:val="single" w:sz="4" w:space="1" w:color="auto"/>
+          <w:right w:val="single" w:sz="4" w:space="4" w:color="auto"/>
+        </w:pBdr>
+      </w:pPr>
+      <w:r>
+        <w:rPr>
+          <w:rFonts w:hint="eastAsia"/>
+        </w:rPr>
+        <w:t>    "</w:t>
+      </w:r>
+      <w:proofErr w:type="spellStart"/>
+      <w:proofErr w:type="gramStart"/>
+      <w:r>
+        <w:rPr>
+          <w:rFonts w:hint="eastAsia"/>
+        </w:rPr>
+        <w:t>max</w:t>
+      </w:r>
+      <w:proofErr w:type="gramEnd"/>
+      <w:r>
+        <w:rPr>
+          <w:rFonts w:hint="eastAsia"/>
+        </w:rPr>
+        <w:t>_depth</w:t>
+      </w:r>
+      <w:proofErr w:type="spellEnd"/>
+      <w:r>
+        <w:rPr>
+          <w:rFonts w:hint="eastAsia"/>
+        </w:rPr>
+        <w:t>": 6,</w:t>
+      </w:r>
+    </w:p>
+    <w:p>
+      <w:pPr>
+        <w:pBdr>
+          <w:top w:val="single" w:sz="4" w:space="1" w:color="auto"/>
+          <w:left w:val="single" w:sz="4" w:space="4" w:color="auto"/>
+          <w:bottom w:val="single" w:sz="4" w:space="1" w:color="auto"/>
+          <w:right w:val="single" w:sz="4" w:space="4" w:color="auto"/>
+        </w:pBdr>
+      </w:pPr>
+      <w:r>
+        <w:rPr>
+          <w:rFonts w:hint="eastAsia"/>
+        </w:rPr>
+        <w:t>    "</w:t>
+      </w:r>
+      <w:proofErr w:type="spellStart"/>
+      <w:proofErr w:type="gramStart"/>
+      <w:r>
+        <w:rPr>
+          <w:rFonts w:hint="eastAsia"/>
+        </w:rPr>
+        <w:t>scale</w:t>
+      </w:r>
+      <w:proofErr w:type="gramEnd"/>
+      <w:r>
+        <w:rPr>
+          <w:rFonts w:hint="eastAsia"/>
+        </w:rPr>
+        <w:t>_pos_weight</w:t>
+      </w:r>
+      <w:proofErr w:type="spellEnd"/>
+      <w:r>
+        <w:rPr>
+          <w:rFonts w:hint="eastAsia"/>
+        </w:rPr>
+        <w:t>": 10,</w:t>
+      </w:r>
+    </w:p>
+    <w:p>
+      <w:pPr>
+        <w:pBdr>
+          <w:top w:val="single" w:sz="4" w:space="1" w:color="auto"/>
+          <w:left w:val="single" w:sz="4" w:space="4" w:color="auto"/>
+          <w:bottom w:val="single" w:sz="4" w:space="1" w:color="auto"/>
+          <w:right w:val="single" w:sz="4" w:space="4" w:color="auto"/>
+        </w:pBdr>
+      </w:pPr>
+      <w:r>
+        <w:rPr>
+          <w:rFonts w:hint="eastAsia"/>
+        </w:rPr>
+        <w:t>    "</w:t>
+      </w:r>
+      <w:proofErr w:type="spellStart"/>
+      <w:proofErr w:type="gramStart"/>
+      <w:r>
+        <w:rPr>
+          <w:rFonts w:hint="eastAsia"/>
+        </w:rPr>
+        <w:t>min</w:t>
+      </w:r>
+      <w:proofErr w:type="gramEnd"/>
+      <w:r>
+        <w:rPr>
+          <w:rFonts w:hint="eastAsia"/>
+        </w:rPr>
+        <w:t>_child_weight</w:t>
+      </w:r>
+      <w:proofErr w:type="spellEnd"/>
+      <w:r>
+        <w:rPr>
+          <w:rFonts w:hint="eastAsia"/>
+        </w:rPr>
+        <w:t>": 2,</w:t>
+      </w:r>
+    </w:p>
+    <w:p>
+      <w:pPr>
+        <w:pBdr>
+          <w:top w:val="single" w:sz="4" w:space="1" w:color="auto"/>
+          <w:left w:val="single" w:sz="4" w:space="4" w:color="auto"/>
+          <w:bottom w:val="single" w:sz="4" w:space="1" w:color="auto"/>
+          <w:right w:val="single" w:sz="4" w:space="4" w:color="auto"/>
+        </w:pBdr>
+      </w:pPr>
+      <w:r>
+        <w:rPr>
+          <w:rFonts w:hint="eastAsia"/>
+        </w:rPr>
+        <w:t>    "subsample": 0.85,</w:t>
+      </w:r>
+    </w:p>
+    <w:p>
+      <w:pPr>
+        <w:pBdr>
+          <w:top w:val="single" w:sz="4" w:space="1" w:color="auto"/>
+          <w:left w:val="single" w:sz="4" w:space="4" w:color="auto"/>
+          <w:bottom w:val="single" w:sz="4" w:space="1" w:color="auto"/>
+          <w:right w:val="single" w:sz="4" w:space="4" w:color="auto"/>
+        </w:pBdr>
+      </w:pPr>
+      <w:r>
+        <w:rPr>
+          <w:rFonts w:hint="eastAsia"/>
+        </w:rPr>
+        <w:t>    "</w:t>
+      </w:r>
+      <w:proofErr w:type="spellStart"/>
+      <w:proofErr w:type="gramStart"/>
+      <w:r>
+        <w:rPr>
+          <w:rFonts w:hint="eastAsia"/>
+        </w:rPr>
+        <w:t>eval</w:t>
+      </w:r>
+      <w:proofErr w:type="gramEnd"/>
+      <w:r>
+        <w:rPr>
+          <w:rFonts w:hint="eastAsia"/>
+        </w:rPr>
+        <w:t>_metric</w:t>
+      </w:r>
+      <w:proofErr w:type="spellEnd"/>
+      <w:r>
+        <w:rPr>
+          <w:rFonts w:hint="eastAsia"/>
+        </w:rPr>
+        <w:t>": "</w:t>
+      </w:r>
+      <w:proofErr w:type="spellStart"/>
+      <w:r>
+        <w:rPr>
+          <w:rFonts w:hint="eastAsia"/>
+        </w:rPr>
+        <w:t>auc</w:t>
+      </w:r>
+      <w:proofErr w:type="spellEnd"/>
+      <w:r>
+        <w:rPr>
+          <w:rFonts w:hint="eastAsia"/>
+        </w:rPr>
+        <w:t>",</w:t>
+      </w:r>
+    </w:p>
+    <w:p>
+      <w:pPr>
+        <w:pBdr>
+          <w:top w:val="single" w:sz="4" w:space="1" w:color="auto"/>
+          <w:left w:val="single" w:sz="4" w:space="4" w:color="auto"/>
+          <w:bottom w:val="single" w:sz="4" w:space="1" w:color="auto"/>
+          <w:right w:val="single" w:sz="4" w:space="4" w:color="auto"/>
+        </w:pBdr>
+      </w:pPr>
+      <w:r>
+        <w:rPr>
+          <w:rFonts w:hint="eastAsia"/>
+        </w:rPr>
+        <w:t>    "</w:t>
+      </w:r>
+      <w:proofErr w:type="spellStart"/>
+      <w:proofErr w:type="gramStart"/>
+      <w:r>
+        <w:rPr>
+          <w:rFonts w:hint="eastAsia"/>
+        </w:rPr>
+        <w:t>use</w:t>
+      </w:r>
+      <w:proofErr w:type="gramEnd"/>
+      <w:r>
+        <w:rPr>
+          <w:rFonts w:hint="eastAsia"/>
+        </w:rPr>
+        <w:t>_label_encoder</w:t>
+      </w:r>
+      <w:proofErr w:type="spellEnd"/>
+      <w:r>
+        <w:rPr>
+          <w:rFonts w:hint="eastAsia"/>
+        </w:rPr>
+        <w:t>": False,</w:t>
+      </w:r>
+    </w:p>
+    <w:p>
+      <w:pPr>
+        <w:pBdr>
+          <w:top w:val="single" w:sz="4" w:space="1" w:color="auto"/>
+          <w:left w:val="single" w:sz="4" w:space="4" w:color="auto"/>
+          <w:bottom w:val="single" w:sz="4" w:space="1" w:color="auto"/>
+          <w:right w:val="single" w:sz="4" w:space="4" w:color="auto"/>
+        </w:pBdr>
+      </w:pPr>
+      <w:r>
+        <w:rPr>
+          <w:rFonts w:hint="eastAsia"/>
+        </w:rPr>
+        <w:t>    "</w:t>
+      </w:r>
+      <w:proofErr w:type="spellStart"/>
+      <w:r>
+        <w:rPr>
+          <w:rFonts w:hint="eastAsia"/>
+        </w:rPr>
+        <w:t>n_jobs</w:t>
+      </w:r>
+      <w:proofErr w:type="spellEnd"/>
+      <w:r>
+        <w:rPr>
+          <w:rFonts w:hint="eastAsia"/>
+        </w:rPr>
+        <w:t>": -1,</w:t>
+      </w:r>
+    </w:p>
+    <w:p>
+      <w:pPr>
+        <w:pBdr>
+          <w:top w:val="single" w:sz="4" w:space="1" w:color="auto"/>
+          <w:left w:val="single" w:sz="4" w:space="4" w:color="auto"/>
+          <w:bottom w:val="single" w:sz="4" w:space="1" w:color="auto"/>
+          <w:right w:val="single" w:sz="4" w:space="4" w:color="auto"/>
+        </w:pBdr>
+      </w:pPr>
+      <w:r>
+        <w:rPr>
+          <w:rFonts w:hint="eastAsia"/>
+        </w:rPr>
+        <w:t>}</w:t>
+      </w:r>
+    </w:p>
+    <w:p/>
+    <w:p>
+      <w:pPr>
+        <w:pBdr>
+          <w:top w:val="single" w:sz="4" w:space="1" w:color="auto"/>
+          <w:left w:val="single" w:sz="4" w:space="4" w:color="auto"/>
+          <w:bottom w:val="single" w:sz="4" w:space="1" w:color="auto"/>
+          <w:right w:val="single" w:sz="4" w:space="4" w:color="auto"/>
+        </w:pBdr>
+      </w:pPr>
+      <w:proofErr w:type="spellStart"/>
+      <w:r>
+        <w:rPr>
+          <w:rFonts w:hint="eastAsia"/>
+          <w:b/>
+          <w:bCs/>
+          <w:sz w:val="24"/>
+          <w:szCs w:val="24"/>
+        </w:rPr>
+        <w:t>LightGBM</w:t>
+      </w:r>
+      <w:proofErr w:type="spellEnd"/>
+    </w:p>
+    <w:p>
+      <w:pPr>
+        <w:pBdr>
+          <w:top w:val="single" w:sz="4" w:space="1" w:color="auto"/>
+          <w:left w:val="single" w:sz="4" w:space="4" w:color="auto"/>
+          <w:bottom w:val="single" w:sz="4" w:space="1" w:color="auto"/>
+          <w:right w:val="single" w:sz="4" w:space="4" w:color="auto"/>
+        </w:pBdr>
+      </w:pPr>
+      <w:proofErr w:type="spellStart"/>
+      <w:r>
+        <w:rPr>
+          <w:rFonts w:hint="eastAsia"/>
+        </w:rPr>
+        <w:t>lgbm_best_param</w:t>
+      </w:r>
+      <w:proofErr w:type="spellEnd"/>
+      <w:r>
+        <w:rPr>
+          <w:rFonts w:hint="eastAsia"/>
+        </w:rPr>
+        <w:t xml:space="preserve"> = {</w:t>
+      </w:r>
+    </w:p>
+    <w:p>
+      <w:pPr>
+        <w:pBdr>
+          <w:top w:val="single" w:sz="4" w:space="1" w:color="auto"/>
+          <w:left w:val="single" w:sz="4" w:space="4" w:color="auto"/>
+          <w:bottom w:val="single" w:sz="4" w:space="1" w:color="auto"/>
+          <w:right w:val="single" w:sz="4" w:space="4" w:color="auto"/>
+        </w:pBdr>
+      </w:pPr>
+      <w:r>
+        <w:rPr>
+          <w:rFonts w:hint="eastAsia"/>
+        </w:rPr>
+        <w:t>    '</w:t>
+      </w:r>
+      <w:proofErr w:type="spellStart"/>
+      <w:proofErr w:type="gramStart"/>
+      <w:r>
+        <w:rPr>
+          <w:rFonts w:hint="eastAsia"/>
+        </w:rPr>
+        <w:t>random</w:t>
+      </w:r>
+      <w:proofErr w:type="gramEnd"/>
+      <w:r>
+        <w:rPr>
+          <w:rFonts w:hint="eastAsia"/>
+        </w:rPr>
+        <w:t>_state</w:t>
+      </w:r>
+      <w:proofErr w:type="spellEnd"/>
+      <w:proofErr w:type="gramStart"/>
+      <w:r>
+        <w:rPr>
+          <w:rFonts w:hint="eastAsia"/>
+        </w:rPr>
+        <w:t>' :</w:t>
+      </w:r>
+      <w:proofErr w:type="gramEnd"/>
+      <w:r>
+        <w:rPr>
+          <w:rFonts w:hint="eastAsia"/>
+        </w:rPr>
+        <w:t xml:space="preserve"> 23,</w:t>
+      </w:r>
+    </w:p>
+    <w:p>
+      <w:pPr>
+        <w:pBdr>
+          <w:top w:val="single" w:sz="4" w:space="1" w:color="auto"/>
+          <w:left w:val="single" w:sz="4" w:space="4" w:color="auto"/>
+          <w:bottom w:val="single" w:sz="4" w:space="1" w:color="auto"/>
+          <w:right w:val="single" w:sz="4" w:space="4" w:color="auto"/>
+        </w:pBdr>
+      </w:pPr>
+      <w:r>
+        <w:rPr>
+          <w:rFonts w:hint="eastAsia"/>
+        </w:rPr>
+        <w:t>    '</w:t>
+      </w:r>
+      <w:proofErr w:type="spellStart"/>
+      <w:r>
+        <w:rPr>
+          <w:rFonts w:hint="eastAsia"/>
+        </w:rPr>
+        <w:t>n_estimators</w:t>
+      </w:r>
+      <w:proofErr w:type="spellEnd"/>
+      <w:proofErr w:type="gramStart"/>
+      <w:r>
+        <w:rPr>
+          <w:rFonts w:hint="eastAsia"/>
+        </w:rPr>
+        <w:t>' :</w:t>
+      </w:r>
+      <w:proofErr w:type="gramEnd"/>
+      <w:r>
+        <w:rPr>
+          <w:rFonts w:hint="eastAsia"/>
+        </w:rPr>
+        <w:t xml:space="preserve"> 400,</w:t>
+      </w:r>
+    </w:p>
+    <w:p>
+      <w:pPr>
+        <w:pBdr>
+          <w:top w:val="single" w:sz="4" w:space="1" w:color="auto"/>
+          <w:left w:val="single" w:sz="4" w:space="4" w:color="auto"/>
+          <w:bottom w:val="single" w:sz="4" w:space="1" w:color="auto"/>
+          <w:right w:val="single" w:sz="4" w:space="4" w:color="auto"/>
+        </w:pBdr>
+      </w:pPr>
+      <w:r>
+        <w:rPr>
+          <w:rFonts w:hint="eastAsia"/>
+        </w:rPr>
+        <w:t>    '</w:t>
+      </w:r>
+      <w:proofErr w:type="spellStart"/>
+      <w:proofErr w:type="gramStart"/>
+      <w:r>
+        <w:rPr>
+          <w:rFonts w:hint="eastAsia"/>
+        </w:rPr>
+        <w:t>num</w:t>
+      </w:r>
+      <w:proofErr w:type="gramEnd"/>
+      <w:r>
+        <w:rPr>
+          <w:rFonts w:hint="eastAsia"/>
+        </w:rPr>
+        <w:t>_leaves</w:t>
+      </w:r>
+      <w:proofErr w:type="spellEnd"/>
+      <w:proofErr w:type="gramStart"/>
+      <w:r>
+        <w:rPr>
+          <w:rFonts w:hint="eastAsia"/>
+        </w:rPr>
+        <w:t>' :</w:t>
+      </w:r>
+      <w:proofErr w:type="gramEnd"/>
+      <w:r>
+        <w:rPr>
+          <w:rFonts w:hint="eastAsia"/>
+        </w:rPr>
+        <w:t xml:space="preserve"> 36,</w:t>
+      </w:r>
+    </w:p>
+    <w:p>
+      <w:pPr>
+        <w:pBdr>
+          <w:top w:val="single" w:sz="4" w:space="1" w:color="auto"/>
+          <w:left w:val="single" w:sz="4" w:space="4" w:color="auto"/>
+          <w:bottom w:val="single" w:sz="4" w:space="1" w:color="auto"/>
+          <w:right w:val="single" w:sz="4" w:space="4" w:color="auto"/>
+        </w:pBdr>
+      </w:pPr>
+      <w:r>
+        <w:rPr>
+          <w:rFonts w:hint="eastAsia"/>
+        </w:rPr>
+        <w:t>    '</w:t>
+      </w:r>
+      <w:proofErr w:type="spellStart"/>
+      <w:proofErr w:type="gramStart"/>
+      <w:r>
+        <w:rPr>
+          <w:rFonts w:hint="eastAsia"/>
+        </w:rPr>
+        <w:t>learning</w:t>
+      </w:r>
+      <w:proofErr w:type="gramEnd"/>
+      <w:r>
+        <w:rPr>
+          <w:rFonts w:hint="eastAsia"/>
+        </w:rPr>
+        <w:t>_rate</w:t>
+      </w:r>
+      <w:proofErr w:type="spellEnd"/>
+      <w:proofErr w:type="gramStart"/>
+      <w:r>
+        <w:rPr>
+          <w:rFonts w:hint="eastAsia"/>
+        </w:rPr>
+        <w:t>' :</w:t>
+      </w:r>
+      <w:proofErr w:type="gramEnd"/>
+      <w:r>
+        <w:rPr>
+          <w:rFonts w:hint="eastAsia"/>
+        </w:rPr>
+        <w:t xml:space="preserve"> 0.03,</w:t>
+      </w:r>
+    </w:p>
+    <w:p>
+      <w:pPr>
+        <w:pBdr>
+          <w:top w:val="single" w:sz="4" w:space="1" w:color="auto"/>
+          <w:left w:val="single" w:sz="4" w:space="4" w:color="auto"/>
+          <w:bottom w:val="single" w:sz="4" w:space="1" w:color="auto"/>
+          <w:right w:val="single" w:sz="4" w:space="4" w:color="auto"/>
+        </w:pBdr>
+      </w:pPr>
+      <w:r>
+        <w:rPr>
+          <w:rFonts w:hint="eastAsia"/>
+        </w:rPr>
+        <w:t>    'subsample</w:t>
+      </w:r>
+      <w:proofErr w:type="gramStart"/>
+      <w:r>
+        <w:rPr>
+          <w:rFonts w:hint="eastAsia"/>
+        </w:rPr>
+        <w:t>' :</w:t>
+      </w:r>
+      <w:proofErr w:type="gramEnd"/>
+      <w:r>
+        <w:rPr>
+          <w:rFonts w:hint="eastAsia"/>
+        </w:rPr>
+        <w:t xml:space="preserve"> 0.9,</w:t>
+      </w:r>
+    </w:p>
+    <w:p>
+      <w:pPr>
+        <w:pBdr>
+          <w:top w:val="single" w:sz="4" w:space="1" w:color="auto"/>
+          <w:left w:val="single" w:sz="4" w:space="4" w:color="auto"/>
+          <w:bottom w:val="single" w:sz="4" w:space="1" w:color="auto"/>
+          <w:right w:val="single" w:sz="4" w:space="4" w:color="auto"/>
+        </w:pBdr>
+      </w:pPr>
+      <w:r>
+        <w:rPr>
+          <w:rFonts w:hint="eastAsia"/>
+        </w:rPr>
+        <w:t>    '</w:t>
+      </w:r>
+      <w:proofErr w:type="spellStart"/>
+      <w:proofErr w:type="gramStart"/>
+      <w:r>
+        <w:rPr>
+          <w:rFonts w:hint="eastAsia"/>
+        </w:rPr>
+        <w:t>colsample</w:t>
+      </w:r>
+      <w:proofErr w:type="gramEnd"/>
+      <w:r>
+        <w:rPr>
+          <w:rFonts w:hint="eastAsia"/>
+        </w:rPr>
+        <w:t>_bytree</w:t>
+      </w:r>
+      <w:proofErr w:type="spellEnd"/>
+      <w:proofErr w:type="gramStart"/>
+      <w:r>
+        <w:rPr>
+          <w:rFonts w:hint="eastAsia"/>
+        </w:rPr>
+        <w:t>' :</w:t>
+      </w:r>
+      <w:proofErr w:type="gramEnd"/>
+      <w:r>
+        <w:rPr>
+          <w:rFonts w:hint="eastAsia"/>
+        </w:rPr>
+        <w:t xml:space="preserve"> 0.75,</w:t>
+      </w:r>
+    </w:p>
+    <w:p>
+      <w:pPr>
+        <w:pBdr>
+          <w:top w:val="single" w:sz="4" w:space="1" w:color="auto"/>
+          <w:left w:val="single" w:sz="4" w:space="4" w:color="auto"/>
+          <w:bottom w:val="single" w:sz="4" w:space="1" w:color="auto"/>
+          <w:right w:val="single" w:sz="4" w:space="4" w:color="auto"/>
+        </w:pBdr>
+      </w:pPr>
+      <w:r>
+        <w:rPr>
+          <w:rFonts w:hint="eastAsia"/>
+        </w:rPr>
+        <w:t>    '</w:t>
+      </w:r>
+      <w:proofErr w:type="spellStart"/>
+      <w:proofErr w:type="gramStart"/>
+      <w:r>
+        <w:rPr>
+          <w:rFonts w:hint="eastAsia"/>
+        </w:rPr>
+        <w:t>reg</w:t>
+      </w:r>
+      <w:proofErr w:type="gramEnd"/>
+      <w:r>
+        <w:rPr>
+          <w:rFonts w:hint="eastAsia"/>
+        </w:rPr>
+        <w:t>_alpha</w:t>
+      </w:r>
+      <w:proofErr w:type="spellEnd"/>
+      <w:proofErr w:type="gramStart"/>
+      <w:r>
+        <w:rPr>
+          <w:rFonts w:hint="eastAsia"/>
+        </w:rPr>
+        <w:t>' :</w:t>
+      </w:r>
+      <w:proofErr w:type="gramEnd"/>
+      <w:r>
+        <w:rPr>
+          <w:rFonts w:hint="eastAsia"/>
+        </w:rPr>
+        <w:t xml:space="preserve"> 0.6,</w:t>
+      </w:r>
+    </w:p>
+    <w:p>
+      <w:pPr>
+        <w:pBdr>
+          <w:top w:val="single" w:sz="4" w:space="1" w:color="auto"/>
+          <w:left w:val="single" w:sz="4" w:space="4" w:color="auto"/>
+          <w:bottom w:val="single" w:sz="4" w:space="1" w:color="auto"/>
+          <w:right w:val="single" w:sz="4" w:space="4" w:color="auto"/>
+        </w:pBdr>
+      </w:pPr>
+      <w:r>
+        <w:rPr>
+          <w:rFonts w:hint="eastAsia"/>
+        </w:rPr>
+        <w:t>    '</w:t>
+      </w:r>
+      <w:proofErr w:type="spellStart"/>
+      <w:proofErr w:type="gramStart"/>
+      <w:r>
+        <w:rPr>
+          <w:rFonts w:hint="eastAsia"/>
+        </w:rPr>
+        <w:t>reg</w:t>
+      </w:r>
+      <w:proofErr w:type="gramEnd"/>
+      <w:r>
+        <w:rPr>
+          <w:rFonts w:hint="eastAsia"/>
+        </w:rPr>
+        <w:t>_lambda</w:t>
+      </w:r>
+      <w:proofErr w:type="spellEnd"/>
+      <w:proofErr w:type="gramStart"/>
+      <w:r>
+        <w:rPr>
+          <w:rFonts w:hint="eastAsia"/>
+        </w:rPr>
+        <w:t>' :</w:t>
+      </w:r>
+      <w:proofErr w:type="gramEnd"/>
+      <w:r>
+        <w:rPr>
+          <w:rFonts w:hint="eastAsia"/>
+        </w:rPr>
+        <w:t xml:space="preserve"> 0.2,</w:t>
+      </w:r>
+    </w:p>
+    <w:p>
+      <w:pPr>
+        <w:pBdr>
+          <w:top w:val="single" w:sz="4" w:space="1" w:color="auto"/>
+          <w:left w:val="single" w:sz="4" w:space="4" w:color="auto"/>
+          <w:bottom w:val="single" w:sz="4" w:space="1" w:color="auto"/>
+          <w:right w:val="single" w:sz="4" w:space="4" w:color="auto"/>
+        </w:pBdr>
+      </w:pPr>
+      <w:r>
+        <w:rPr>
+          <w:rFonts w:hint="eastAsia"/>
+        </w:rPr>
+        <w:t>    '</w:t>
+      </w:r>
+      <w:proofErr w:type="spellStart"/>
+      <w:proofErr w:type="gramStart"/>
+      <w:r>
+        <w:rPr>
+          <w:rFonts w:hint="eastAsia"/>
+        </w:rPr>
+        <w:t>class</w:t>
+      </w:r>
+      <w:proofErr w:type="gramEnd"/>
+      <w:r>
+        <w:rPr>
+          <w:rFonts w:hint="eastAsia"/>
+        </w:rPr>
+        <w:t>_weight</w:t>
+      </w:r>
+      <w:proofErr w:type="spellEnd"/>
+      <w:proofErr w:type="gramStart"/>
+      <w:r>
+        <w:rPr>
+          <w:rFonts w:hint="eastAsia"/>
+        </w:rPr>
+        <w:t>' :</w:t>
+      </w:r>
+      <w:proofErr w:type="gramEnd"/>
+      <w:r>
+        <w:rPr>
+          <w:rFonts w:hint="eastAsia"/>
+        </w:rPr>
+        <w:t xml:space="preserve"> {0:1, 1:10},</w:t>
+      </w:r>
+    </w:p>
+    <w:p>
+      <w:pPr>
+        <w:pBdr>
+          <w:top w:val="single" w:sz="4" w:space="1" w:color="auto"/>
+          <w:left w:val="single" w:sz="4" w:space="4" w:color="auto"/>
+          <w:bottom w:val="single" w:sz="4" w:space="1" w:color="auto"/>
+          <w:right w:val="single" w:sz="4" w:space="4" w:color="auto"/>
+        </w:pBdr>
+      </w:pPr>
+      <w:r>
+        <w:rPr>
+          <w:rFonts w:hint="eastAsia"/>
+        </w:rPr>
+        <w:t>    '</w:t>
+      </w:r>
+      <w:proofErr w:type="spellStart"/>
+      <w:r>
+        <w:rPr>
+          <w:rFonts w:hint="eastAsia"/>
+        </w:rPr>
+        <w:t>n_jobs</w:t>
+      </w:r>
+      <w:proofErr w:type="spellEnd"/>
+      <w:proofErr w:type="gramStart"/>
+      <w:r>
+        <w:rPr>
+          <w:rFonts w:hint="eastAsia"/>
+        </w:rPr>
+        <w:t>' :</w:t>
+      </w:r>
+      <w:proofErr w:type="gramEnd"/>
+      <w:r>
+        <w:rPr>
+          <w:rFonts w:hint="eastAsia"/>
+        </w:rPr>
+        <w:t xml:space="preserve"> -1</w:t>
+      </w:r>
+    </w:p>
+    <w:p>
+      <w:pPr>
+        <w:pBdr>
+          <w:top w:val="single" w:sz="4" w:space="1" w:color="auto"/>
+          <w:left w:val="single" w:sz="4" w:space="4" w:color="auto"/>
+          <w:bottom w:val="single" w:sz="4" w:space="1" w:color="auto"/>
+          <w:right w:val="single" w:sz="4" w:space="4" w:color="auto"/>
+        </w:pBdr>
+      </w:pPr>
+      <w:r>
+        <w:rPr>
+          <w:rFonts w:hint="eastAsia"/>
+        </w:rPr>
+        <w:t>}</w:t>
+      </w:r>
+    </w:p>
+    <w:p/>
+    <w:p>
+      <w:pPr>
+        <w:pBdr>
+          <w:top w:val="single" w:sz="4" w:space="1" w:color="auto"/>
+          <w:left w:val="single" w:sz="4" w:space="4" w:color="auto"/>
+          <w:bottom w:val="single" w:sz="4" w:space="1" w:color="auto"/>
+          <w:right w:val="single" w:sz="4" w:space="4" w:color="auto"/>
+        </w:pBdr>
+      </w:pPr>
+      <w:proofErr w:type="spellStart"/>
+      <w:r>
+        <w:rPr>
+          <w:rFonts w:hint="eastAsia"/>
+          <w:b/>
+          <w:bCs/>
+          <w:sz w:val="24"/>
+          <w:szCs w:val="24"/>
+        </w:rPr>
+        <w:t>RandomForest</w:t>
+      </w:r>
+      <w:proofErr w:type="spellEnd"/>
+    </w:p>
+    <w:p>
+      <w:pPr>
+        <w:pBdr>
+          <w:top w:val="single" w:sz="4" w:space="1" w:color="auto"/>
+          <w:left w:val="single" w:sz="4" w:space="4" w:color="auto"/>
+          <w:bottom w:val="single" w:sz="4" w:space="1" w:color="auto"/>
+          <w:right w:val="single" w:sz="4" w:space="4" w:color="auto"/>
+        </w:pBdr>
+      </w:pPr>
+      <w:proofErr w:type="spellStart"/>
+      <w:r>
+        <w:rPr>
+          <w:rFonts w:hint="eastAsia"/>
+        </w:rPr>
+        <w:lastRenderedPageBreak/>
+        <w:t>rf_best_param</w:t>
+      </w:r>
+      <w:proofErr w:type="spellEnd"/>
+      <w:r>
+        <w:rPr>
+          <w:rFonts w:hint="eastAsia"/>
+        </w:rPr>
+        <w:t xml:space="preserve"> = {</w:t>
+      </w:r>
+    </w:p>
+    <w:p>
+      <w:pPr>
+        <w:pBdr>
+          <w:top w:val="single" w:sz="4" w:space="1" w:color="auto"/>
+          <w:left w:val="single" w:sz="4" w:space="4" w:color="auto"/>
+          <w:bottom w:val="single" w:sz="4" w:space="1" w:color="auto"/>
+          <w:right w:val="single" w:sz="4" w:space="4" w:color="auto"/>
+        </w:pBdr>
+      </w:pPr>
+      <w:r>
+        <w:rPr>
+          <w:rFonts w:hint="eastAsia"/>
+        </w:rPr>
+        <w:t>    "</w:t>
+      </w:r>
+      <w:proofErr w:type="spellStart"/>
+      <w:proofErr w:type="gramStart"/>
+      <w:r>
+        <w:rPr>
+          <w:rFonts w:hint="eastAsia"/>
+        </w:rPr>
+        <w:t>random</w:t>
+      </w:r>
+      <w:proofErr w:type="gramEnd"/>
+      <w:r>
+        <w:rPr>
+          <w:rFonts w:hint="eastAsia"/>
+        </w:rPr>
+        <w:t>_state</w:t>
+      </w:r>
+      <w:proofErr w:type="spellEnd"/>
+      <w:r>
+        <w:rPr>
+          <w:rFonts w:hint="eastAsia"/>
+        </w:rPr>
+        <w:t>": 23,</w:t>
+      </w:r>
+    </w:p>
+    <w:p>
+      <w:pPr>
+        <w:pBdr>
+          <w:top w:val="single" w:sz="4" w:space="1" w:color="auto"/>
+          <w:left w:val="single" w:sz="4" w:space="4" w:color="auto"/>
+          <w:bottom w:val="single" w:sz="4" w:space="1" w:color="auto"/>
+          <w:right w:val="single" w:sz="4" w:space="4" w:color="auto"/>
+        </w:pBdr>
+      </w:pPr>
+      <w:r>
+        <w:rPr>
+          <w:rFonts w:hint="eastAsia"/>
+        </w:rPr>
+        <w:t>    "</w:t>
+      </w:r>
+      <w:proofErr w:type="spellStart"/>
+      <w:r>
+        <w:rPr>
+          <w:rFonts w:hint="eastAsia"/>
+        </w:rPr>
+        <w:t>n_estimators</w:t>
+      </w:r>
+      <w:proofErr w:type="spellEnd"/>
+      <w:r>
+        <w:rPr>
+          <w:rFonts w:hint="eastAsia"/>
+        </w:rPr>
+        <w:t>": 390,</w:t>
+      </w:r>
+    </w:p>
+    <w:p>
+      <w:pPr>
+        <w:pBdr>
+          <w:top w:val="single" w:sz="4" w:space="1" w:color="auto"/>
+          <w:left w:val="single" w:sz="4" w:space="4" w:color="auto"/>
+          <w:bottom w:val="single" w:sz="4" w:space="1" w:color="auto"/>
+          <w:right w:val="single" w:sz="4" w:space="4" w:color="auto"/>
+        </w:pBdr>
+      </w:pPr>
+      <w:r>
+        <w:rPr>
+          <w:rFonts w:hint="eastAsia"/>
+        </w:rPr>
+        <w:t>    "</w:t>
+      </w:r>
+      <w:proofErr w:type="spellStart"/>
+      <w:proofErr w:type="gramStart"/>
+      <w:r>
+        <w:rPr>
+          <w:rFonts w:hint="eastAsia"/>
+        </w:rPr>
+        <w:t>max</w:t>
+      </w:r>
+      <w:proofErr w:type="gramEnd"/>
+      <w:r>
+        <w:rPr>
+          <w:rFonts w:hint="eastAsia"/>
+        </w:rPr>
+        <w:t>_depth</w:t>
+      </w:r>
+      <w:proofErr w:type="spellEnd"/>
+      <w:r>
+        <w:rPr>
+          <w:rFonts w:hint="eastAsia"/>
+        </w:rPr>
+        <w:t>": 25,</w:t>
+      </w:r>
+    </w:p>
+    <w:p>
+      <w:pPr>
+        <w:pBdr>
+          <w:top w:val="single" w:sz="4" w:space="1" w:color="auto"/>
+          <w:left w:val="single" w:sz="4" w:space="4" w:color="auto"/>
+          <w:bottom w:val="single" w:sz="4" w:space="1" w:color="auto"/>
+          <w:right w:val="single" w:sz="4" w:space="4" w:color="auto"/>
+        </w:pBdr>
+      </w:pPr>
+      <w:r>
+        <w:rPr>
+          <w:rFonts w:hint="eastAsia"/>
+        </w:rPr>
+        <w:t>    "</w:t>
+      </w:r>
+      <w:proofErr w:type="spellStart"/>
+      <w:proofErr w:type="gramStart"/>
+      <w:r>
+        <w:rPr>
+          <w:rFonts w:hint="eastAsia"/>
+        </w:rPr>
+        <w:t>class</w:t>
+      </w:r>
+      <w:proofErr w:type="gramEnd"/>
+      <w:r>
+        <w:rPr>
+          <w:rFonts w:hint="eastAsia"/>
+        </w:rPr>
+        <w:t>_weight</w:t>
+      </w:r>
+      <w:proofErr w:type="spellEnd"/>
+      <w:r>
+        <w:rPr>
+          <w:rFonts w:hint="eastAsia"/>
+        </w:rPr>
+        <w:t>": {0: 1, 1: 2},</w:t>
+      </w:r>
+    </w:p>
+    <w:p>
+      <w:pPr>
+        <w:pBdr>
+          <w:top w:val="single" w:sz="4" w:space="1" w:color="auto"/>
+          <w:left w:val="single" w:sz="4" w:space="4" w:color="auto"/>
+          <w:bottom w:val="single" w:sz="4" w:space="1" w:color="auto"/>
+          <w:right w:val="single" w:sz="4" w:space="4" w:color="auto"/>
+        </w:pBdr>
+      </w:pPr>
+      <w:r>
+        <w:rPr>
+          <w:rFonts w:hint="eastAsia"/>
+        </w:rPr>
+        <w:t>    "</w:t>
+      </w:r>
+      <w:proofErr w:type="spellStart"/>
+      <w:proofErr w:type="gramStart"/>
+      <w:r>
+        <w:rPr>
+          <w:rFonts w:hint="eastAsia"/>
+        </w:rPr>
+        <w:t>min</w:t>
+      </w:r>
+      <w:proofErr w:type="gramEnd"/>
+      <w:r>
+        <w:rPr>
+          <w:rFonts w:hint="eastAsia"/>
+        </w:rPr>
+        <w:t>_samples_leaf</w:t>
+      </w:r>
+      <w:proofErr w:type="spellEnd"/>
+      <w:r>
+        <w:rPr>
+          <w:rFonts w:hint="eastAsia"/>
+        </w:rPr>
+        <w:t>": 1,</w:t>
+      </w:r>
+    </w:p>
+    <w:p>
+      <w:pPr>
+        <w:pBdr>
+          <w:top w:val="single" w:sz="4" w:space="1" w:color="auto"/>
+          <w:left w:val="single" w:sz="4" w:space="4" w:color="auto"/>
+          <w:bottom w:val="single" w:sz="4" w:space="1" w:color="auto"/>
+          <w:right w:val="single" w:sz="4" w:space="4" w:color="auto"/>
+        </w:pBdr>
+      </w:pPr>
+      <w:r>
+        <w:rPr>
+          <w:rFonts w:hint="eastAsia"/>
+        </w:rPr>
+        <w:t>    "</w:t>
+      </w:r>
+      <w:proofErr w:type="spellStart"/>
+      <w:proofErr w:type="gramStart"/>
+      <w:r>
+        <w:rPr>
+          <w:rFonts w:hint="eastAsia"/>
+        </w:rPr>
+        <w:t>min</w:t>
+      </w:r>
+      <w:proofErr w:type="gramEnd"/>
+      <w:r>
+        <w:rPr>
+          <w:rFonts w:hint="eastAsia"/>
+        </w:rPr>
+        <w:t>_samples_split</w:t>
+      </w:r>
+      <w:proofErr w:type="spellEnd"/>
+      <w:r>
+        <w:rPr>
+          <w:rFonts w:hint="eastAsia"/>
+        </w:rPr>
+        <w:t>": 7,</w:t>
+      </w:r>
+    </w:p>
+    <w:p>
+      <w:pPr>
+        <w:pBdr>
+          <w:top w:val="single" w:sz="4" w:space="1" w:color="auto"/>
+          <w:left w:val="single" w:sz="4" w:space="4" w:color="auto"/>
+          <w:bottom w:val="single" w:sz="4" w:space="1" w:color="auto"/>
+          <w:right w:val="single" w:sz="4" w:space="4" w:color="auto"/>
+        </w:pBdr>
+      </w:pPr>
+      <w:r>
+        <w:rPr>
+          <w:rFonts w:hint="eastAsia"/>
+        </w:rPr>
+        <w:t>    "</w:t>
+      </w:r>
+      <w:proofErr w:type="spellStart"/>
+      <w:r>
+        <w:rPr>
+          <w:rFonts w:hint="eastAsia"/>
+        </w:rPr>
+        <w:t>n_jobs</w:t>
+      </w:r>
+      <w:proofErr w:type="spellEnd"/>
+      <w:r>
+        <w:rPr>
+          <w:rFonts w:hint="eastAsia"/>
+        </w:rPr>
+        <w:t>": -1</w:t>
+      </w:r>
+    </w:p>
+    <w:p>
+      <w:pPr>
+        <w:pBdr>
+          <w:top w:val="single" w:sz="4" w:space="1" w:color="auto"/>
+          <w:left w:val="single" w:sz="4" w:space="4" w:color="auto"/>
+          <w:bottom w:val="single" w:sz="4" w:space="1" w:color="auto"/>
+          <w:right w:val="single" w:sz="4" w:space="4" w:color="auto"/>
+        </w:pBdr>
+      </w:pPr>
+      <w:r>
+        <w:rPr>
+          <w:rFonts w:hint="eastAsia"/>
+        </w:rPr>
+        <w:t>}</w:t>
+      </w:r>
+    </w:p>
+    <w:p/>
+    <w:p>
+      <w:pPr>
+        <w:pBdr>
+          <w:top w:val="single" w:sz="4" w:space="1" w:color="auto"/>
+          <w:left w:val="single" w:sz="4" w:space="4" w:color="auto"/>
+          <w:bottom w:val="single" w:sz="4" w:space="1" w:color="auto"/>
+          <w:right w:val="single" w:sz="4" w:space="4" w:color="auto"/>
+        </w:pBdr>
+        <w:rPr>
+          <w:b/>
+          <w:bCs/>
+          <w:sz w:val="24"/>
+          <w:szCs w:val="24"/>
+        </w:rPr>
+      </w:pPr>
+      <w:proofErr w:type="spellStart"/>
+      <w:r>
+        <w:rPr>
+          <w:rFonts w:hint="eastAsia"/>
+          <w:b/>
+          <w:bCs/>
+          <w:sz w:val="24"/>
+          <w:szCs w:val="24"/>
+        </w:rPr>
+        <w:t>LogisticRegression</w:t>
+      </w:r>
+      <w:proofErr w:type="spellEnd"/>
+    </w:p>
+    <w:p>
+      <w:pPr>
+        <w:pBdr>
+          <w:top w:val="single" w:sz="4" w:space="1" w:color="auto"/>
+          <w:left w:val="single" w:sz="4" w:space="4" w:color="auto"/>
+          <w:bottom w:val="single" w:sz="4" w:space="1" w:color="auto"/>
+          <w:right w:val="single" w:sz="4" w:space="4" w:color="auto"/>
+        </w:pBdr>
+      </w:pPr>
+      <w:proofErr w:type="spellStart"/>
+      <w:r>
+        <w:rPr>
+          <w:rFonts w:hint="eastAsia"/>
+        </w:rPr>
+        <w:t>meta_best_params</w:t>
+      </w:r>
+      <w:proofErr w:type="spellEnd"/>
+      <w:r>
+        <w:rPr>
+          <w:rFonts w:hint="eastAsia"/>
+        </w:rPr>
+        <w:t xml:space="preserve"> = {</w:t>
+      </w:r>
+    </w:p>
+    <w:p>
+      <w:pPr>
+        <w:pBdr>
+          <w:top w:val="single" w:sz="4" w:space="1" w:color="auto"/>
+          <w:left w:val="single" w:sz="4" w:space="4" w:color="auto"/>
+          <w:bottom w:val="single" w:sz="4" w:space="1" w:color="auto"/>
+          <w:right w:val="single" w:sz="4" w:space="4" w:color="auto"/>
+        </w:pBdr>
+      </w:pPr>
+      <w:r>
+        <w:rPr>
+          <w:rFonts w:hint="eastAsia"/>
+        </w:rPr>
+        <w:t>    "</w:t>
+      </w:r>
+      <w:proofErr w:type="spellStart"/>
+      <w:proofErr w:type="gramStart"/>
+      <w:r>
+        <w:rPr>
+          <w:rFonts w:hint="eastAsia"/>
+        </w:rPr>
+        <w:t>random</w:t>
+      </w:r>
+      <w:proofErr w:type="gramEnd"/>
+      <w:r>
+        <w:rPr>
+          <w:rFonts w:hint="eastAsia"/>
+        </w:rPr>
+        <w:t>_state</w:t>
+      </w:r>
+      <w:proofErr w:type="spellEnd"/>
+      <w:r>
+        <w:rPr>
+          <w:rFonts w:hint="eastAsia"/>
+        </w:rPr>
+        <w:t>": 23,</w:t>
+      </w:r>
+    </w:p>
+    <w:p>
+      <w:pPr>
+        <w:pBdr>
+          <w:top w:val="single" w:sz="4" w:space="1" w:color="auto"/>
+          <w:left w:val="single" w:sz="4" w:space="4" w:color="auto"/>
+          <w:bottom w:val="single" w:sz="4" w:space="1" w:color="auto"/>
+          <w:right w:val="single" w:sz="4" w:space="4" w:color="auto"/>
+        </w:pBdr>
+      </w:pPr>
+      <w:r>
+        <w:rPr>
+          <w:rFonts w:hint="eastAsia"/>
+        </w:rPr>
+        <w:t>    'C': 0.029,</w:t>
+      </w:r>
+    </w:p>
+    <w:p>
+      <w:pPr>
+        <w:pBdr>
+          <w:top w:val="single" w:sz="4" w:space="1" w:color="auto"/>
+          <w:left w:val="single" w:sz="4" w:space="4" w:color="auto"/>
+          <w:bottom w:val="single" w:sz="4" w:space="1" w:color="auto"/>
+          <w:right w:val="single" w:sz="4" w:space="4" w:color="auto"/>
+        </w:pBdr>
+      </w:pPr>
+      <w:r>
+        <w:rPr>
+          <w:rFonts w:hint="eastAsia"/>
+        </w:rPr>
+        <w:t>    '</w:t>
+      </w:r>
+      <w:proofErr w:type="spellStart"/>
+      <w:proofErr w:type="gramStart"/>
+      <w:r>
+        <w:rPr>
+          <w:rFonts w:hint="eastAsia"/>
+        </w:rPr>
+        <w:t>max</w:t>
+      </w:r>
+      <w:proofErr w:type="gramEnd"/>
+      <w:r>
+        <w:rPr>
+          <w:rFonts w:hint="eastAsia"/>
+        </w:rPr>
+        <w:t>_iter</w:t>
+      </w:r>
+      <w:proofErr w:type="spellEnd"/>
+      <w:r>
+        <w:rPr>
+          <w:rFonts w:hint="eastAsia"/>
+        </w:rPr>
+        <w:t>': 1000,</w:t>
+      </w:r>
+    </w:p>
+    <w:p>
+      <w:pPr>
+        <w:pBdr>
+          <w:top w:val="single" w:sz="4" w:space="1" w:color="auto"/>
+          <w:left w:val="single" w:sz="4" w:space="4" w:color="auto"/>
+          <w:bottom w:val="single" w:sz="4" w:space="1" w:color="auto"/>
+          <w:right w:val="single" w:sz="4" w:space="4" w:color="auto"/>
+        </w:pBdr>
+      </w:pPr>
+      <w:r>
+        <w:rPr>
+          <w:rFonts w:hint="eastAsia"/>
+        </w:rPr>
+        <w:t>    'penalty': 'l2',</w:t>
+      </w:r>
+    </w:p>
+    <w:p>
+      <w:pPr>
+        <w:pBdr>
+          <w:top w:val="single" w:sz="4" w:space="1" w:color="auto"/>
+          <w:left w:val="single" w:sz="4" w:space="4" w:color="auto"/>
+          <w:bottom w:val="single" w:sz="4" w:space="1" w:color="auto"/>
+          <w:right w:val="single" w:sz="4" w:space="4" w:color="auto"/>
+        </w:pBdr>
+      </w:pPr>
+      <w:r>
+        <w:rPr>
+          <w:rFonts w:hint="eastAsia"/>
+        </w:rPr>
+        <w:t>    'solver': '</w:t>
+      </w:r>
+      <w:proofErr w:type="spellStart"/>
+      <w:r>
+        <w:rPr>
+          <w:rFonts w:hint="eastAsia"/>
+        </w:rPr>
+        <w:t>lbfgs</w:t>
+      </w:r>
+      <w:proofErr w:type="spellEnd"/>
+      <w:r>
+        <w:rPr>
+          <w:rFonts w:hint="eastAsia"/>
+        </w:rPr>
+        <w:t>',</w:t>
+      </w:r>
+    </w:p>
+    <w:p>
+      <w:pPr>
+        <w:pBdr>
+          <w:top w:val="single" w:sz="4" w:space="1" w:color="auto"/>
+          <w:left w:val="single" w:sz="4" w:space="4" w:color="auto"/>
+          <w:bottom w:val="single" w:sz="4" w:space="1" w:color="auto"/>
+          <w:right w:val="single" w:sz="4" w:space="4" w:color="auto"/>
+        </w:pBdr>
+      </w:pPr>
+      <w:r>
+        <w:rPr>
+          <w:rFonts w:hint="eastAsia"/>
+        </w:rPr>
+        <w:t>    '</w:t>
+      </w:r>
+      <w:proofErr w:type="spellStart"/>
+      <w:proofErr w:type="gramStart"/>
+      <w:r>
+        <w:rPr>
+          <w:rFonts w:hint="eastAsia"/>
+        </w:rPr>
+        <w:t>class</w:t>
+      </w:r>
+      <w:proofErr w:type="gramEnd"/>
+      <w:r>
+        <w:rPr>
+          <w:rFonts w:hint="eastAsia"/>
+        </w:rPr>
+        <w:t>_weight</w:t>
+      </w:r>
+      <w:proofErr w:type="spellEnd"/>
+      <w:r>
+        <w:rPr>
+          <w:rFonts w:hint="eastAsia"/>
+        </w:rPr>
+        <w:t>': 'balanced',</w:t>
+      </w:r>
+    </w:p>
+    <w:p>
+      <w:pPr>
+        <w:pBdr>
+          <w:top w:val="single" w:sz="4" w:space="1" w:color="auto"/>
+          <w:left w:val="single" w:sz="4" w:space="4" w:color="auto"/>
+          <w:bottom w:val="single" w:sz="4" w:space="1" w:color="auto"/>
+          <w:right w:val="single" w:sz="4" w:space="4" w:color="auto"/>
+        </w:pBdr>
+      </w:pPr>
+      <w:r>
+        <w:rPr>
+          <w:rFonts w:hint="eastAsia"/>
+        </w:rPr>
+        <w:t>    "</w:t>
+      </w:r>
+      <w:proofErr w:type="spellStart"/>
+      <w:r>
+        <w:rPr>
+          <w:rFonts w:hint="eastAsia"/>
+        </w:rPr>
+        <w:t>n_jobs</w:t>
+      </w:r>
+      <w:proofErr w:type="spellEnd"/>
+      <w:r>
+        <w:rPr>
+          <w:rFonts w:hint="eastAsia"/>
+        </w:rPr>
+        <w:t>": -1</w:t>
+      </w:r>
+    </w:p>
+    <w:p>
+      <w:pPr>
+        <w:pBdr>
+          <w:top w:val="single" w:sz="4" w:space="1" w:color="auto"/>
+          <w:left w:val="single" w:sz="4" w:space="4" w:color="auto"/>
+          <w:bottom w:val="single" w:sz="4" w:space="1" w:color="auto"/>
+          <w:right w:val="single" w:sz="4" w:space="4" w:color="auto"/>
+        </w:pBdr>
+      </w:pPr>
+      <w:r>
+        <w:rPr>
+          <w:rFonts w:hint="eastAsia"/>
+        </w:rPr>
+        <w:t>}</w:t>
+      </w:r>
+    </w:p>
+    <w:p/>
     <w:p>
       <w:r>
         <w:t>관련 문서:</w:t>
@@ -299,762 +6372,36 @@
     </w:p>
     <w:p>
       <w:r>
+        <w:t xml:space="preserve">· 11.05 Machine Learning Day8.docx - </w:t>
+      </w:r>
+      <w:proofErr w:type="spellStart"/>
+      <w:r>
+        <w:t>XGBoost</w:t>
+      </w:r>
+      <w:proofErr w:type="spellEnd"/>
+      <w:r>
+        <w:t xml:space="preserve"> 파라미터 민감도</w:t>
+      </w:r>
+    </w:p>
+    <w:p>
+      <w:r>
+        <w:t xml:space="preserve">· 11.06 Machine Learning Day9.docx - </w:t>
+      </w:r>
+      <w:proofErr w:type="spellStart"/>
+      <w:r>
+        <w:t>HyperOpt</w:t>
+      </w:r>
+      <w:proofErr w:type="spellEnd"/>
+      <w:r>
+        <w:t xml:space="preserve"> 실습</w:t>
+      </w:r>
+    </w:p>
+    <w:p>
+      <w:pPr>
+        <w:pStyle w:val="3"/>
+      </w:pPr>
+      <w:r>
         <w:lastRenderedPageBreak/>
-        <w:t xml:space="preserve">· 11.07 Machine Learning Day10.docx - </w:t>
-      </w:r>
-      <w:proofErr w:type="spellStart"/>
-      <w:r>
-        <w:t>DummyClassifier</w:t>
-      </w:r>
-      <w:proofErr w:type="spellEnd"/>
-      <w:r>
-        <w:t xml:space="preserve"> 언급</w:t>
-      </w:r>
-    </w:p>
-    <w:p>
-      <w:pPr>
-        <w:pStyle w:val="3"/>
-      </w:pPr>
-      <w:r>
-        <w:t>2.4.3 모델 선정</w:t>
-      </w:r>
-    </w:p>
-    <w:p>
-      <w:r>
-        <w:t>· </w:t>
-      </w:r>
-      <w:proofErr w:type="spellStart"/>
-      <w:proofErr w:type="gramStart"/>
-      <w:r>
-        <w:t>XGBoost</w:t>
-      </w:r>
-      <w:proofErr w:type="spellEnd"/>
-      <w:r>
-        <w:t> :</w:t>
-      </w:r>
-      <w:proofErr w:type="gramEnd"/>
-      <w:r>
-        <w:t xml:space="preserve"> 높은 성능, 규제 기능, 조기 중단</w:t>
-      </w:r>
-    </w:p>
-    <w:p>
-      <w:r>
-        <w:t>· </w:t>
-      </w:r>
-      <w:proofErr w:type="spellStart"/>
-      <w:proofErr w:type="gramStart"/>
-      <w:r>
-        <w:t>LightGBM</w:t>
-      </w:r>
-      <w:proofErr w:type="spellEnd"/>
-      <w:r>
-        <w:t> :</w:t>
-      </w:r>
-      <w:proofErr w:type="gramEnd"/>
-      <w:r>
-        <w:t xml:space="preserve"> 빠른 학습 속도, 유사한 성능</w:t>
-      </w:r>
-    </w:p>
-    <w:p>
-      <w:r>
-        <w:t>· 로지스틱 회귀, SVM 등 다른 모델도 비교 권장</w:t>
-      </w:r>
-    </w:p>
-    <w:p>
-      <w:r>
-        <w:t>관련 문서:</w:t>
-      </w:r>
-    </w:p>
-    <w:p>
-      <w:r>
-        <w:t xml:space="preserve">· 11.05 Machine Learning Day8.docx - </w:t>
-      </w:r>
-      <w:proofErr w:type="spellStart"/>
-      <w:r>
-        <w:t>XGBoost</w:t>
-      </w:r>
-      <w:proofErr w:type="spellEnd"/>
-      <w:r>
-        <w:t xml:space="preserve"> 성능</w:t>
-      </w:r>
-    </w:p>
-    <w:p>
-      <w:r>
-        <w:t xml:space="preserve">· 11.06 Machine Learning Day9.docx - </w:t>
-      </w:r>
-      <w:proofErr w:type="spellStart"/>
-      <w:r>
-        <w:t>LightGBM</w:t>
-      </w:r>
-      <w:proofErr w:type="spellEnd"/>
-      <w:r>
-        <w:t xml:space="preserve"> 비교</w:t>
-      </w:r>
-    </w:p>
-    <w:p>
-      <w:r>
-        <w:t>· 11.07 Machine Learning Day10.docx - 트리 계열 특징</w:t>
-      </w:r>
-    </w:p>
-    <w:p>
-      <w:pPr>
-        <w:pStyle w:val="3"/>
-      </w:pPr>
-      <w:r>
-        <w:t xml:space="preserve">2.4.4 </w:t>
-      </w:r>
-      <w:proofErr w:type="spellStart"/>
-      <w:r>
-        <w:t>하이퍼파라미터</w:t>
-      </w:r>
-      <w:proofErr w:type="spellEnd"/>
-      <w:r>
-        <w:t xml:space="preserve"> 튜닝</w:t>
-      </w:r>
-    </w:p>
-    <w:p>
-      <w:pPr>
-        <w:pStyle w:val="4"/>
-      </w:pPr>
-      <w:r>
-        <w:t>2.4.4.1 튜닝 방법</w:t>
-      </w:r>
-    </w:p>
-    <w:p>
-      <w:r>
-        <w:t>· </w:t>
-      </w:r>
-      <w:proofErr w:type="spellStart"/>
-      <w:proofErr w:type="gramStart"/>
-      <w:r>
-        <w:t>GridSearchCV</w:t>
-      </w:r>
-      <w:proofErr w:type="spellEnd"/>
-      <w:r>
-        <w:t> :</w:t>
-      </w:r>
-      <w:proofErr w:type="gramEnd"/>
-      <w:r>
-        <w:t xml:space="preserve"> 기본적 방법, 시간 소요 많음</w:t>
-      </w:r>
-    </w:p>
-    <w:p>
-      <w:r>
-        <w:t>· </w:t>
-      </w:r>
-      <w:proofErr w:type="spellStart"/>
-      <w:proofErr w:type="gramStart"/>
-      <w:r>
-        <w:t>RandomizedSearchCV</w:t>
-      </w:r>
-      <w:proofErr w:type="spellEnd"/>
-      <w:r>
-        <w:t> :</w:t>
-      </w:r>
-      <w:proofErr w:type="gramEnd"/>
-      <w:r>
-        <w:t xml:space="preserve"> 무작위 탐색</w:t>
-      </w:r>
-    </w:p>
-    <w:p>
-      <w:r>
-        <w:t>· </w:t>
-      </w:r>
-      <w:proofErr w:type="spellStart"/>
-      <w:proofErr w:type="gramStart"/>
-      <w:r>
-        <w:t>HyperOpt</w:t>
-      </w:r>
-      <w:proofErr w:type="spellEnd"/>
-      <w:r>
-        <w:t> :</w:t>
-      </w:r>
-      <w:proofErr w:type="gramEnd"/>
-      <w:r>
-        <w:t xml:space="preserve"> 베이지안 최적화, 효율적 탐색</w:t>
-      </w:r>
-    </w:p>
-    <w:p>
-      <w:r>
-        <w:t>관련 문서:</w:t>
-      </w:r>
-    </w:p>
-    <w:p>
-      <w:r>
-        <w:t xml:space="preserve">· 11.06 Machine Learning Day9.docx - </w:t>
-      </w:r>
-      <w:proofErr w:type="spellStart"/>
-      <w:r>
-        <w:t>HyperOpt</w:t>
-      </w:r>
-      <w:proofErr w:type="spellEnd"/>
-      <w:r>
-        <w:t xml:space="preserve"> 상세 설명</w:t>
-      </w:r>
-    </w:p>
-    <w:p>
-      <w:pPr>
-        <w:pStyle w:val="4"/>
-      </w:pPr>
-      <w:r>
-        <w:t>2.4.4.2 탐색 범위</w:t>
-      </w:r>
-    </w:p>
-    <w:p>
-      <w:proofErr w:type="spellStart"/>
-      <w:r>
-        <w:t>XGBoost</w:t>
-      </w:r>
-      <w:proofErr w:type="spellEnd"/>
-      <w:r>
-        <w:t>:</w:t>
-      </w:r>
-    </w:p>
-    <w:p>
-      <w:proofErr w:type="spellStart"/>
-      <w:r>
-        <w:t>search_space</w:t>
-      </w:r>
-      <w:proofErr w:type="spellEnd"/>
-      <w:r>
-        <w:t xml:space="preserve"> = {</w:t>
-      </w:r>
-      <w:r>
-        <w:rPr>
-          <w:rFonts w:hint="eastAsia"/>
-        </w:rPr>
-        <w:t>'</w:t>
-      </w:r>
-      <w:proofErr w:type="spellStart"/>
-      <w:r>
-        <w:rPr>
-          <w:rFonts w:hint="eastAsia"/>
-        </w:rPr>
-        <w:t>max_depth</w:t>
-      </w:r>
-      <w:proofErr w:type="spellEnd"/>
-      <w:r>
-        <w:rPr>
-          <w:rFonts w:hint="eastAsia"/>
-        </w:rPr>
-        <w:t>':</w:t>
-      </w:r>
-      <w:r>
-        <w:rPr>
-          <w:rFonts w:hint="eastAsia"/>
-        </w:rPr>
-        <w:t xml:space="preserve"> </w:t>
-      </w:r>
-      <w:proofErr w:type="spellStart"/>
-      <w:proofErr w:type="gramStart"/>
-      <w:r>
-        <w:t>hp.quniform</w:t>
-      </w:r>
-      <w:proofErr w:type="spellEnd"/>
-      <w:proofErr w:type="gramEnd"/>
-      <w:r>
-        <w:t>('</w:t>
-      </w:r>
-      <w:proofErr w:type="spellStart"/>
-      <w:r>
-        <w:t>max_depth</w:t>
-      </w:r>
-      <w:proofErr w:type="spellEnd"/>
-      <w:r>
-        <w:t>', 3, 10, 1),</w:t>
-      </w:r>
-    </w:p>
-    <w:p>
-      <w:r>
-        <w:t>'</w:t>
-      </w:r>
-      <w:proofErr w:type="spellStart"/>
-      <w:proofErr w:type="gramStart"/>
-      <w:r>
-        <w:t>learning</w:t>
-      </w:r>
-      <w:proofErr w:type="gramEnd"/>
-      <w:r>
-        <w:t>_rate</w:t>
-      </w:r>
-      <w:proofErr w:type="spellEnd"/>
-      <w:r>
-        <w:t xml:space="preserve">': </w:t>
-      </w:r>
-      <w:proofErr w:type="spellStart"/>
-      <w:proofErr w:type="gramStart"/>
-      <w:r>
-        <w:t>hp.uniform</w:t>
-      </w:r>
-      <w:proofErr w:type="spellEnd"/>
-      <w:proofErr w:type="gramEnd"/>
-      <w:r>
-        <w:t>('</w:t>
-      </w:r>
-      <w:proofErr w:type="spellStart"/>
-      <w:r>
-        <w:t>learning_rate</w:t>
-      </w:r>
-      <w:proofErr w:type="spellEnd"/>
-      <w:r>
-        <w:t>', 0.01, 0.3),</w:t>
-      </w:r>
-    </w:p>
-    <w:p>
-      <w:r>
-        <w:t>'</w:t>
-      </w:r>
-      <w:proofErr w:type="spellStart"/>
-      <w:r>
-        <w:t>n_estimators</w:t>
-      </w:r>
-      <w:proofErr w:type="spellEnd"/>
-      <w:r>
-        <w:t xml:space="preserve">': </w:t>
-      </w:r>
-      <w:proofErr w:type="spellStart"/>
-      <w:proofErr w:type="gramStart"/>
-      <w:r>
-        <w:t>hp.quniform</w:t>
-      </w:r>
-      <w:proofErr w:type="spellEnd"/>
-      <w:proofErr w:type="gramEnd"/>
-      <w:r>
-        <w:t>('</w:t>
-      </w:r>
-      <w:proofErr w:type="spellStart"/>
-      <w:r>
-        <w:t>n_estimators</w:t>
-      </w:r>
-      <w:proofErr w:type="spellEnd"/>
-      <w:r>
-        <w:t>', 100, 500, 10),</w:t>
-      </w:r>
-    </w:p>
-    <w:p>
-      <w:r>
-        <w:rPr>
-          <w:rFonts w:hint="eastAsia"/>
-        </w:rPr>
-        <w:t>'subsample':</w:t>
-      </w:r>
-      <w:r>
-        <w:rPr>
-          <w:rFonts w:hint="eastAsia"/>
-        </w:rPr>
-        <w:t xml:space="preserve"> </w:t>
-      </w:r>
-      <w:proofErr w:type="spellStart"/>
-      <w:proofErr w:type="gramStart"/>
-      <w:r>
-        <w:t>hp.uniform</w:t>
-      </w:r>
-      <w:proofErr w:type="spellEnd"/>
-      <w:proofErr w:type="gramEnd"/>
-      <w:r>
-        <w:t>('subsample', 0.6, 1.0),</w:t>
-      </w:r>
-    </w:p>
-    <w:p>
-      <w:r>
-        <w:t>'</w:t>
-      </w:r>
-      <w:proofErr w:type="spellStart"/>
-      <w:proofErr w:type="gramStart"/>
-      <w:r>
-        <w:t>colsample</w:t>
-      </w:r>
-      <w:proofErr w:type="gramEnd"/>
-      <w:r>
-        <w:t>_bytree</w:t>
-      </w:r>
-      <w:proofErr w:type="spellEnd"/>
-      <w:r>
-        <w:t xml:space="preserve">': </w:t>
-      </w:r>
-      <w:proofErr w:type="spellStart"/>
-      <w:proofErr w:type="gramStart"/>
-      <w:r>
-        <w:t>hp.uniform</w:t>
-      </w:r>
-      <w:proofErr w:type="spellEnd"/>
-      <w:proofErr w:type="gramEnd"/>
-      <w:r>
-        <w:t>('</w:t>
-      </w:r>
-      <w:proofErr w:type="spellStart"/>
-      <w:r>
-        <w:t>colsample_bytree</w:t>
-      </w:r>
-      <w:proofErr w:type="spellEnd"/>
-      <w:r>
-        <w:t>', 0.6, 1.0),</w:t>
-      </w:r>
-    </w:p>
-    <w:p>
-      <w:r>
-        <w:rPr>
-          <w:rFonts w:hint="eastAsia"/>
-        </w:rPr>
-        <w:t>'</w:t>
-      </w:r>
-      <w:proofErr w:type="spellStart"/>
-      <w:proofErr w:type="gramStart"/>
-      <w:r>
-        <w:rPr>
-          <w:rFonts w:hint="eastAsia"/>
-        </w:rPr>
-        <w:t>reg</w:t>
-      </w:r>
-      <w:proofErr w:type="gramEnd"/>
-      <w:r>
-        <w:rPr>
-          <w:rFonts w:hint="eastAsia"/>
-        </w:rPr>
-        <w:t>_lambda</w:t>
-      </w:r>
-      <w:proofErr w:type="spellEnd"/>
-      <w:r>
-        <w:rPr>
-          <w:rFonts w:hint="eastAsia"/>
-        </w:rPr>
-        <w:t>':</w:t>
-      </w:r>
-      <w:r>
-        <w:rPr>
-          <w:rFonts w:hint="eastAsia"/>
-        </w:rPr>
-        <w:t xml:space="preserve"> </w:t>
-      </w:r>
-      <w:proofErr w:type="spellStart"/>
-      <w:proofErr w:type="gramStart"/>
-      <w:r>
-        <w:t>hp.uniform</w:t>
-      </w:r>
-      <w:proofErr w:type="spellEnd"/>
-      <w:proofErr w:type="gramEnd"/>
-      <w:r>
-        <w:t>('</w:t>
-      </w:r>
-      <w:proofErr w:type="spellStart"/>
-      <w:r>
-        <w:t>reg_lambda</w:t>
-      </w:r>
-      <w:proofErr w:type="spellEnd"/>
-      <w:r>
-        <w:t>', 0, 5),</w:t>
-      </w:r>
-    </w:p>
-    <w:p>
-      <w:r>
-        <w:rPr>
-          <w:rFonts w:hint="eastAsia"/>
-        </w:rPr>
-        <w:t>'</w:t>
-      </w:r>
-      <w:proofErr w:type="spellStart"/>
-      <w:proofErr w:type="gramStart"/>
-      <w:r>
-        <w:rPr>
-          <w:rFonts w:hint="eastAsia"/>
-        </w:rPr>
-        <w:t>reg</w:t>
-      </w:r>
-      <w:proofErr w:type="gramEnd"/>
-      <w:r>
-        <w:rPr>
-          <w:rFonts w:hint="eastAsia"/>
-        </w:rPr>
-        <w:t>_alpha</w:t>
-      </w:r>
-      <w:proofErr w:type="spellEnd"/>
-      <w:r>
-        <w:rPr>
-          <w:rFonts w:hint="eastAsia"/>
-        </w:rPr>
-        <w:t>':</w:t>
-      </w:r>
-      <w:r>
-        <w:rPr>
-          <w:rFonts w:hint="eastAsia"/>
-        </w:rPr>
-        <w:t xml:space="preserve"> </w:t>
-      </w:r>
-      <w:proofErr w:type="spellStart"/>
-      <w:proofErr w:type="gramStart"/>
-      <w:r>
-        <w:t>hp.uniform</w:t>
-      </w:r>
-      <w:proofErr w:type="spellEnd"/>
-      <w:proofErr w:type="gramEnd"/>
-      <w:r>
-        <w:t>('</w:t>
-      </w:r>
-      <w:proofErr w:type="spellStart"/>
-      <w:r>
-        <w:t>reg_alpha</w:t>
-      </w:r>
-      <w:proofErr w:type="spellEnd"/>
-      <w:r>
-        <w:t>', 0, 5)</w:t>
-      </w:r>
-    </w:p>
-    <w:p>
-      <w:r>
-        <w:t>}</w:t>
-      </w:r>
-    </w:p>
-    <w:p>
-      <w:proofErr w:type="spellStart"/>
-      <w:r>
-        <w:lastRenderedPageBreak/>
-        <w:t>LightGBM</w:t>
-      </w:r>
-      <w:proofErr w:type="spellEnd"/>
-      <w:r>
-        <w:t>:</w:t>
-      </w:r>
-    </w:p>
-    <w:p>
-      <w:proofErr w:type="spellStart"/>
-      <w:r>
-        <w:t>search_space</w:t>
-      </w:r>
-      <w:proofErr w:type="spellEnd"/>
-      <w:r>
-        <w:t xml:space="preserve"> = {</w:t>
-      </w:r>
-      <w:r>
-        <w:rPr>
-          <w:rFonts w:hint="eastAsia"/>
-        </w:rPr>
-        <w:t>'</w:t>
-      </w:r>
-      <w:proofErr w:type="spellStart"/>
-      <w:r>
-        <w:rPr>
-          <w:rFonts w:hint="eastAsia"/>
-        </w:rPr>
-        <w:t>num_leaves</w:t>
-      </w:r>
-      <w:proofErr w:type="spellEnd"/>
-      <w:r>
-        <w:rPr>
-          <w:rFonts w:hint="eastAsia"/>
-        </w:rPr>
-        <w:t>':</w:t>
-      </w:r>
-      <w:r>
-        <w:rPr>
-          <w:rFonts w:hint="eastAsia"/>
-        </w:rPr>
-        <w:t xml:space="preserve"> </w:t>
-      </w:r>
-      <w:proofErr w:type="spellStart"/>
-      <w:proofErr w:type="gramStart"/>
-      <w:r>
-        <w:t>hp.quniform</w:t>
-      </w:r>
-      <w:proofErr w:type="spellEnd"/>
-      <w:proofErr w:type="gramEnd"/>
-      <w:r>
-        <w:t>('</w:t>
-      </w:r>
-      <w:proofErr w:type="spellStart"/>
-      <w:r>
-        <w:t>num_leaves</w:t>
-      </w:r>
-      <w:proofErr w:type="spellEnd"/>
-      <w:r>
-        <w:t>', 10, 50, 1),</w:t>
-      </w:r>
-    </w:p>
-    <w:p>
-      <w:r>
-        <w:t>'</w:t>
-      </w:r>
-      <w:proofErr w:type="spellStart"/>
-      <w:proofErr w:type="gramStart"/>
-      <w:r>
-        <w:t>learning</w:t>
-      </w:r>
-      <w:proofErr w:type="gramEnd"/>
-      <w:r>
-        <w:t>_rate</w:t>
-      </w:r>
-      <w:proofErr w:type="spellEnd"/>
-      <w:r>
-        <w:t xml:space="preserve">': </w:t>
-      </w:r>
-      <w:proofErr w:type="spellStart"/>
-      <w:proofErr w:type="gramStart"/>
-      <w:r>
-        <w:t>hp.uniform</w:t>
-      </w:r>
-      <w:proofErr w:type="spellEnd"/>
-      <w:proofErr w:type="gramEnd"/>
-      <w:r>
-        <w:t>('</w:t>
-      </w:r>
-      <w:proofErr w:type="spellStart"/>
-      <w:r>
-        <w:t>learning_rate</w:t>
-      </w:r>
-      <w:proofErr w:type="spellEnd"/>
-      <w:r>
-        <w:t>', 0.01, 0.3),</w:t>
-      </w:r>
-    </w:p>
-    <w:p>
-      <w:r>
-        <w:t>'</w:t>
-      </w:r>
-      <w:proofErr w:type="spellStart"/>
-      <w:r>
-        <w:t>n_estimators</w:t>
-      </w:r>
-      <w:proofErr w:type="spellEnd"/>
-      <w:r>
-        <w:t xml:space="preserve">': </w:t>
-      </w:r>
-      <w:proofErr w:type="spellStart"/>
-      <w:proofErr w:type="gramStart"/>
-      <w:r>
-        <w:t>hp.quniform</w:t>
-      </w:r>
-      <w:proofErr w:type="spellEnd"/>
-      <w:proofErr w:type="gramEnd"/>
-      <w:r>
-        <w:t>('</w:t>
-      </w:r>
-      <w:proofErr w:type="spellStart"/>
-      <w:r>
-        <w:t>n_estimators</w:t>
-      </w:r>
-      <w:proofErr w:type="spellEnd"/>
-      <w:r>
-        <w:t>', 100, 500, 10),</w:t>
-      </w:r>
-    </w:p>
-    <w:p>
-      <w:r>
-        <w:t>'</w:t>
-      </w:r>
-      <w:proofErr w:type="spellStart"/>
-      <w:proofErr w:type="gramStart"/>
-      <w:r>
-        <w:t>min</w:t>
-      </w:r>
-      <w:proofErr w:type="gramEnd"/>
-      <w:r>
-        <w:t>_data_in_leaf</w:t>
-      </w:r>
-      <w:proofErr w:type="spellEnd"/>
-      <w:r>
-        <w:t xml:space="preserve">': </w:t>
-      </w:r>
-      <w:proofErr w:type="spellStart"/>
-      <w:proofErr w:type="gramStart"/>
-      <w:r>
-        <w:t>hp.quniform</w:t>
-      </w:r>
-      <w:proofErr w:type="spellEnd"/>
-      <w:proofErr w:type="gramEnd"/>
-      <w:r>
-        <w:t>('</w:t>
-      </w:r>
-      <w:proofErr w:type="spellStart"/>
-      <w:r>
-        <w:t>min_data_in_leaf</w:t>
-      </w:r>
-      <w:proofErr w:type="spellEnd"/>
-      <w:r>
-        <w:t>', 2, 20, 1)</w:t>
-      </w:r>
-    </w:p>
-    <w:p>
-      <w:r>
-        <w:t>}</w:t>
-      </w:r>
-    </w:p>
-    <w:p>
-      <w:pPr>
-        <w:pStyle w:val="4"/>
-      </w:pPr>
-      <w:r>
-        <w:t>2.4.4.3 최적 파라미터</w:t>
-      </w:r>
-    </w:p>
-    <w:p>
-      <w:r>
-        <w:t xml:space="preserve">· </w:t>
-      </w:r>
-      <w:proofErr w:type="spellStart"/>
-      <w:r>
-        <w:t>HyperOpt</w:t>
-      </w:r>
-      <w:proofErr w:type="spellEnd"/>
-      <w:r>
-        <w:t xml:space="preserve"> 또는 </w:t>
-      </w:r>
-      <w:proofErr w:type="spellStart"/>
-      <w:r>
-        <w:t>GridSearchCV</w:t>
-      </w:r>
-      <w:proofErr w:type="spellEnd"/>
-      <w:r>
-        <w:t xml:space="preserve"> 결과 기록</w:t>
-      </w:r>
-    </w:p>
-    <w:p>
-      <w:r>
-        <w:t xml:space="preserve">· 각 파라미터별 </w:t>
-      </w:r>
-      <w:proofErr w:type="spellStart"/>
-      <w:r>
-        <w:t>최적값</w:t>
-      </w:r>
-      <w:proofErr w:type="spellEnd"/>
-      <w:r>
-        <w:t xml:space="preserve"> 및 탐색 과정 시각화</w:t>
-      </w:r>
-    </w:p>
-    <w:p>
-      <w:r>
-        <w:t>관련 문서:</w:t>
-      </w:r>
-    </w:p>
-    <w:p>
-      <w:r>
-        <w:t xml:space="preserve">· 11.05 Machine Learning Day8.docx - </w:t>
-      </w:r>
-      <w:proofErr w:type="spellStart"/>
-      <w:r>
-        <w:t>XGBoost</w:t>
-      </w:r>
-      <w:proofErr w:type="spellEnd"/>
-      <w:r>
-        <w:t xml:space="preserve"> 파라미터 민감도</w:t>
-      </w:r>
-    </w:p>
-    <w:p>
-      <w:r>
-        <w:t xml:space="preserve">· 11.06 Machine Learning Day9.docx - </w:t>
-      </w:r>
-      <w:proofErr w:type="spellStart"/>
-      <w:r>
-        <w:t>HyperOpt</w:t>
-      </w:r>
-      <w:proofErr w:type="spellEnd"/>
-      <w:r>
-        <w:t xml:space="preserve"> 실습</w:t>
-      </w:r>
-    </w:p>
-    <w:p>
-      <w:pPr>
-        <w:pStyle w:val="3"/>
-      </w:pPr>
-      <w:r>
         <w:t>2.4.5 모델 성능 비교</w:t>
       </w:r>
     </w:p>
@@ -1715,7 +7062,6 @@
     </w:p>
     <w:p>
       <w:r>
-        <w:lastRenderedPageBreak/>
         <w:t xml:space="preserve">· </w:t>
       </w:r>
       <w:proofErr w:type="spellStart"/>
@@ -3057,6 +8403,119 @@
     </w:lvl>
   </w:abstractNum>
   <w:abstractNum w:abstractNumId="11" w15:restartNumberingAfterBreak="0">
+    <w:nsid w:val="1D237754"/>
+    <w:multiLevelType w:val="hybridMultilevel"/>
+    <w:tmpl w:val="33C69D8A"/>
+    <w:lvl w:ilvl="0" w:tplc="04090001">
+      <w:start w:val="1"/>
+      <w:numFmt w:val="bullet"/>
+      <w:lvlText w:val=""/>
+      <w:lvlJc w:val="left"/>
+      <w:pPr>
+        <w:ind w:left="880" w:hanging="440"/>
+      </w:pPr>
+      <w:rPr>
+        <w:rFonts w:ascii="Wingdings" w:hAnsi="Wingdings" w:hint="default"/>
+      </w:rPr>
+    </w:lvl>
+    <w:lvl w:ilvl="1" w:tplc="04090003" w:tentative="1">
+      <w:start w:val="1"/>
+      <w:numFmt w:val="bullet"/>
+      <w:lvlText w:val=""/>
+      <w:lvlJc w:val="left"/>
+      <w:pPr>
+        <w:ind w:left="1320" w:hanging="440"/>
+      </w:pPr>
+      <w:rPr>
+        <w:rFonts w:ascii="Wingdings" w:hAnsi="Wingdings" w:hint="default"/>
+      </w:rPr>
+    </w:lvl>
+    <w:lvl w:ilvl="2" w:tplc="04090005" w:tentative="1">
+      <w:start w:val="1"/>
+      <w:numFmt w:val="bullet"/>
+      <w:lvlText w:val=""/>
+      <w:lvlJc w:val="left"/>
+      <w:pPr>
+        <w:ind w:left="1760" w:hanging="440"/>
+      </w:pPr>
+      <w:rPr>
+        <w:rFonts w:ascii="Wingdings" w:hAnsi="Wingdings" w:hint="default"/>
+      </w:rPr>
+    </w:lvl>
+    <w:lvl w:ilvl="3" w:tplc="04090001" w:tentative="1">
+      <w:start w:val="1"/>
+      <w:numFmt w:val="bullet"/>
+      <w:lvlText w:val=""/>
+      <w:lvlJc w:val="left"/>
+      <w:pPr>
+        <w:ind w:left="2200" w:hanging="440"/>
+      </w:pPr>
+      <w:rPr>
+        <w:rFonts w:ascii="Wingdings" w:hAnsi="Wingdings" w:hint="default"/>
+      </w:rPr>
+    </w:lvl>
+    <w:lvl w:ilvl="4" w:tplc="04090003" w:tentative="1">
+      <w:start w:val="1"/>
+      <w:numFmt w:val="bullet"/>
+      <w:lvlText w:val=""/>
+      <w:lvlJc w:val="left"/>
+      <w:pPr>
+        <w:ind w:left="2640" w:hanging="440"/>
+      </w:pPr>
+      <w:rPr>
+        <w:rFonts w:ascii="Wingdings" w:hAnsi="Wingdings" w:hint="default"/>
+      </w:rPr>
+    </w:lvl>
+    <w:lvl w:ilvl="5" w:tplc="04090005" w:tentative="1">
+      <w:start w:val="1"/>
+      <w:numFmt w:val="bullet"/>
+      <w:lvlText w:val=""/>
+      <w:lvlJc w:val="left"/>
+      <w:pPr>
+        <w:ind w:left="3080" w:hanging="440"/>
+      </w:pPr>
+      <w:rPr>
+        <w:rFonts w:ascii="Wingdings" w:hAnsi="Wingdings" w:hint="default"/>
+      </w:rPr>
+    </w:lvl>
+    <w:lvl w:ilvl="6" w:tplc="04090001" w:tentative="1">
+      <w:start w:val="1"/>
+      <w:numFmt w:val="bullet"/>
+      <w:lvlText w:val=""/>
+      <w:lvlJc w:val="left"/>
+      <w:pPr>
+        <w:ind w:left="3520" w:hanging="440"/>
+      </w:pPr>
+      <w:rPr>
+        <w:rFonts w:ascii="Wingdings" w:hAnsi="Wingdings" w:hint="default"/>
+      </w:rPr>
+    </w:lvl>
+    <w:lvl w:ilvl="7" w:tplc="04090003" w:tentative="1">
+      <w:start w:val="1"/>
+      <w:numFmt w:val="bullet"/>
+      <w:lvlText w:val=""/>
+      <w:lvlJc w:val="left"/>
+      <w:pPr>
+        <w:ind w:left="3960" w:hanging="440"/>
+      </w:pPr>
+      <w:rPr>
+        <w:rFonts w:ascii="Wingdings" w:hAnsi="Wingdings" w:hint="default"/>
+      </w:rPr>
+    </w:lvl>
+    <w:lvl w:ilvl="8" w:tplc="04090005" w:tentative="1">
+      <w:start w:val="1"/>
+      <w:numFmt w:val="bullet"/>
+      <w:lvlText w:val=""/>
+      <w:lvlJc w:val="left"/>
+      <w:pPr>
+        <w:ind w:left="4400" w:hanging="440"/>
+      </w:pPr>
+      <w:rPr>
+        <w:rFonts w:ascii="Wingdings" w:hAnsi="Wingdings" w:hint="default"/>
+      </w:rPr>
+    </w:lvl>
+  </w:abstractNum>
+  <w:abstractNum w:abstractNumId="12" w15:restartNumberingAfterBreak="0">
     <w:nsid w:val="1EE158ED"/>
     <w:multiLevelType w:val="multilevel"/>
     <w:tmpl w:val="A9CA5906"/>
@@ -3169,7 +8628,7 @@
       </w:rPr>
     </w:lvl>
   </w:abstractNum>
-  <w:abstractNum w:abstractNumId="12" w15:restartNumberingAfterBreak="0">
+  <w:abstractNum w:abstractNumId="13" w15:restartNumberingAfterBreak="0">
     <w:nsid w:val="1F5545A2"/>
     <w:multiLevelType w:val="multilevel"/>
     <w:tmpl w:val="20D0115C"/>
@@ -3282,7 +8741,7 @@
       </w:rPr>
     </w:lvl>
   </w:abstractNum>
-  <w:abstractNum w:abstractNumId="13" w15:restartNumberingAfterBreak="0">
+  <w:abstractNum w:abstractNumId="14" w15:restartNumberingAfterBreak="0">
     <w:nsid w:val="26344A1D"/>
     <w:multiLevelType w:val="multilevel"/>
     <w:tmpl w:val="FA98351A"/>
@@ -3395,7 +8854,7 @@
       </w:rPr>
     </w:lvl>
   </w:abstractNum>
-  <w:abstractNum w:abstractNumId="14" w15:restartNumberingAfterBreak="0">
+  <w:abstractNum w:abstractNumId="15" w15:restartNumberingAfterBreak="0">
     <w:nsid w:val="274942BC"/>
     <w:multiLevelType w:val="multilevel"/>
     <w:tmpl w:val="C748C888"/>
@@ -3508,7 +8967,7 @@
       </w:rPr>
     </w:lvl>
   </w:abstractNum>
-  <w:abstractNum w:abstractNumId="15" w15:restartNumberingAfterBreak="0">
+  <w:abstractNum w:abstractNumId="16" w15:restartNumberingAfterBreak="0">
     <w:nsid w:val="274A0B03"/>
     <w:multiLevelType w:val="multilevel"/>
     <w:tmpl w:val="5226E306"/>
@@ -3621,7 +9080,120 @@
       </w:rPr>
     </w:lvl>
   </w:abstractNum>
-  <w:abstractNum w:abstractNumId="16" w15:restartNumberingAfterBreak="0">
+  <w:abstractNum w:abstractNumId="17" w15:restartNumberingAfterBreak="0">
+    <w:nsid w:val="27EC4425"/>
+    <w:multiLevelType w:val="hybridMultilevel"/>
+    <w:tmpl w:val="E200B93A"/>
+    <w:lvl w:ilvl="0" w:tplc="BBCC2E52">
+      <w:start w:val="1"/>
+      <w:numFmt w:val="bullet"/>
+      <w:lvlText w:val=""/>
+      <w:lvlJc w:val="left"/>
+      <w:pPr>
+        <w:ind w:left="880" w:hanging="440"/>
+      </w:pPr>
+      <w:rPr>
+        <w:rFonts w:ascii="Wingdings" w:hAnsi="Wingdings" w:hint="default"/>
+      </w:rPr>
+    </w:lvl>
+    <w:lvl w:ilvl="1" w:tplc="04090003" w:tentative="1">
+      <w:start w:val="1"/>
+      <w:numFmt w:val="bullet"/>
+      <w:lvlText w:val=""/>
+      <w:lvlJc w:val="left"/>
+      <w:pPr>
+        <w:ind w:left="1320" w:hanging="440"/>
+      </w:pPr>
+      <w:rPr>
+        <w:rFonts w:ascii="Wingdings" w:hAnsi="Wingdings" w:hint="default"/>
+      </w:rPr>
+    </w:lvl>
+    <w:lvl w:ilvl="2" w:tplc="04090005" w:tentative="1">
+      <w:start w:val="1"/>
+      <w:numFmt w:val="bullet"/>
+      <w:lvlText w:val=""/>
+      <w:lvlJc w:val="left"/>
+      <w:pPr>
+        <w:ind w:left="1760" w:hanging="440"/>
+      </w:pPr>
+      <w:rPr>
+        <w:rFonts w:ascii="Wingdings" w:hAnsi="Wingdings" w:hint="default"/>
+      </w:rPr>
+    </w:lvl>
+    <w:lvl w:ilvl="3" w:tplc="04090001" w:tentative="1">
+      <w:start w:val="1"/>
+      <w:numFmt w:val="bullet"/>
+      <w:lvlText w:val=""/>
+      <w:lvlJc w:val="left"/>
+      <w:pPr>
+        <w:ind w:left="2200" w:hanging="440"/>
+      </w:pPr>
+      <w:rPr>
+        <w:rFonts w:ascii="Wingdings" w:hAnsi="Wingdings" w:hint="default"/>
+      </w:rPr>
+    </w:lvl>
+    <w:lvl w:ilvl="4" w:tplc="04090003" w:tentative="1">
+      <w:start w:val="1"/>
+      <w:numFmt w:val="bullet"/>
+      <w:lvlText w:val=""/>
+      <w:lvlJc w:val="left"/>
+      <w:pPr>
+        <w:ind w:left="2640" w:hanging="440"/>
+      </w:pPr>
+      <w:rPr>
+        <w:rFonts w:ascii="Wingdings" w:hAnsi="Wingdings" w:hint="default"/>
+      </w:rPr>
+    </w:lvl>
+    <w:lvl w:ilvl="5" w:tplc="04090005" w:tentative="1">
+      <w:start w:val="1"/>
+      <w:numFmt w:val="bullet"/>
+      <w:lvlText w:val=""/>
+      <w:lvlJc w:val="left"/>
+      <w:pPr>
+        <w:ind w:left="3080" w:hanging="440"/>
+      </w:pPr>
+      <w:rPr>
+        <w:rFonts w:ascii="Wingdings" w:hAnsi="Wingdings" w:hint="default"/>
+      </w:rPr>
+    </w:lvl>
+    <w:lvl w:ilvl="6" w:tplc="04090001" w:tentative="1">
+      <w:start w:val="1"/>
+      <w:numFmt w:val="bullet"/>
+      <w:lvlText w:val=""/>
+      <w:lvlJc w:val="left"/>
+      <w:pPr>
+        <w:ind w:left="3520" w:hanging="440"/>
+      </w:pPr>
+      <w:rPr>
+        <w:rFonts w:ascii="Wingdings" w:hAnsi="Wingdings" w:hint="default"/>
+      </w:rPr>
+    </w:lvl>
+    <w:lvl w:ilvl="7" w:tplc="04090003" w:tentative="1">
+      <w:start w:val="1"/>
+      <w:numFmt w:val="bullet"/>
+      <w:lvlText w:val=""/>
+      <w:lvlJc w:val="left"/>
+      <w:pPr>
+        <w:ind w:left="3960" w:hanging="440"/>
+      </w:pPr>
+      <w:rPr>
+        <w:rFonts w:ascii="Wingdings" w:hAnsi="Wingdings" w:hint="default"/>
+      </w:rPr>
+    </w:lvl>
+    <w:lvl w:ilvl="8" w:tplc="04090005" w:tentative="1">
+      <w:start w:val="1"/>
+      <w:numFmt w:val="bullet"/>
+      <w:lvlText w:val=""/>
+      <w:lvlJc w:val="left"/>
+      <w:pPr>
+        <w:ind w:left="4400" w:hanging="440"/>
+      </w:pPr>
+      <w:rPr>
+        <w:rFonts w:ascii="Wingdings" w:hAnsi="Wingdings" w:hint="default"/>
+      </w:rPr>
+    </w:lvl>
+  </w:abstractNum>
+  <w:abstractNum w:abstractNumId="18" w15:restartNumberingAfterBreak="0">
     <w:nsid w:val="296D64A2"/>
     <w:multiLevelType w:val="multilevel"/>
     <w:tmpl w:val="A8F680A8"/>
@@ -3734,7 +9306,7 @@
       </w:rPr>
     </w:lvl>
   </w:abstractNum>
-  <w:abstractNum w:abstractNumId="17" w15:restartNumberingAfterBreak="0">
+  <w:abstractNum w:abstractNumId="19" w15:restartNumberingAfterBreak="0">
     <w:nsid w:val="2A205A8C"/>
     <w:multiLevelType w:val="multilevel"/>
     <w:tmpl w:val="CCFC7210"/>
@@ -3847,7 +9419,7 @@
       </w:rPr>
     </w:lvl>
   </w:abstractNum>
-  <w:abstractNum w:abstractNumId="18" w15:restartNumberingAfterBreak="0">
+  <w:abstractNum w:abstractNumId="20" w15:restartNumberingAfterBreak="0">
     <w:nsid w:val="2BF354CB"/>
     <w:multiLevelType w:val="multilevel"/>
     <w:tmpl w:val="866A0BBA"/>
@@ -3960,7 +9532,7 @@
       </w:rPr>
     </w:lvl>
   </w:abstractNum>
-  <w:abstractNum w:abstractNumId="19" w15:restartNumberingAfterBreak="0">
+  <w:abstractNum w:abstractNumId="21" w15:restartNumberingAfterBreak="0">
     <w:nsid w:val="2C5E4C22"/>
     <w:multiLevelType w:val="multilevel"/>
     <w:tmpl w:val="1272E71E"/>
@@ -4073,7 +9645,7 @@
       </w:rPr>
     </w:lvl>
   </w:abstractNum>
-  <w:abstractNum w:abstractNumId="20" w15:restartNumberingAfterBreak="0">
+  <w:abstractNum w:abstractNumId="22" w15:restartNumberingAfterBreak="0">
     <w:nsid w:val="2DFF3C1C"/>
     <w:multiLevelType w:val="multilevel"/>
     <w:tmpl w:val="8B76A10C"/>
@@ -4186,7 +9758,120 @@
       </w:rPr>
     </w:lvl>
   </w:abstractNum>
-  <w:abstractNum w:abstractNumId="21" w15:restartNumberingAfterBreak="0">
+  <w:abstractNum w:abstractNumId="23" w15:restartNumberingAfterBreak="0">
+    <w:nsid w:val="2E5D6337"/>
+    <w:multiLevelType w:val="hybridMultilevel"/>
+    <w:tmpl w:val="68DAF194"/>
+    <w:lvl w:ilvl="0" w:tplc="BBCC2E52">
+      <w:start w:val="1"/>
+      <w:numFmt w:val="bullet"/>
+      <w:lvlText w:val=""/>
+      <w:lvlJc w:val="left"/>
+      <w:pPr>
+        <w:ind w:left="880" w:hanging="440"/>
+      </w:pPr>
+      <w:rPr>
+        <w:rFonts w:ascii="Wingdings" w:hAnsi="Wingdings" w:hint="default"/>
+      </w:rPr>
+    </w:lvl>
+    <w:lvl w:ilvl="1" w:tplc="FFFFFFFF" w:tentative="1">
+      <w:start w:val="1"/>
+      <w:numFmt w:val="bullet"/>
+      <w:lvlText w:val=""/>
+      <w:lvlJc w:val="left"/>
+      <w:pPr>
+        <w:ind w:left="1320" w:hanging="440"/>
+      </w:pPr>
+      <w:rPr>
+        <w:rFonts w:ascii="Wingdings" w:hAnsi="Wingdings" w:hint="default"/>
+      </w:rPr>
+    </w:lvl>
+    <w:lvl w:ilvl="2" w:tplc="FFFFFFFF" w:tentative="1">
+      <w:start w:val="1"/>
+      <w:numFmt w:val="bullet"/>
+      <w:lvlText w:val=""/>
+      <w:lvlJc w:val="left"/>
+      <w:pPr>
+        <w:ind w:left="1760" w:hanging="440"/>
+      </w:pPr>
+      <w:rPr>
+        <w:rFonts w:ascii="Wingdings" w:hAnsi="Wingdings" w:hint="default"/>
+      </w:rPr>
+    </w:lvl>
+    <w:lvl w:ilvl="3" w:tplc="FFFFFFFF" w:tentative="1">
+      <w:start w:val="1"/>
+      <w:numFmt w:val="bullet"/>
+      <w:lvlText w:val=""/>
+      <w:lvlJc w:val="left"/>
+      <w:pPr>
+        <w:ind w:left="2200" w:hanging="440"/>
+      </w:pPr>
+      <w:rPr>
+        <w:rFonts w:ascii="Wingdings" w:hAnsi="Wingdings" w:hint="default"/>
+      </w:rPr>
+    </w:lvl>
+    <w:lvl w:ilvl="4" w:tplc="FFFFFFFF" w:tentative="1">
+      <w:start w:val="1"/>
+      <w:numFmt w:val="bullet"/>
+      <w:lvlText w:val=""/>
+      <w:lvlJc w:val="left"/>
+      <w:pPr>
+        <w:ind w:left="2640" w:hanging="440"/>
+      </w:pPr>
+      <w:rPr>
+        <w:rFonts w:ascii="Wingdings" w:hAnsi="Wingdings" w:hint="default"/>
+      </w:rPr>
+    </w:lvl>
+    <w:lvl w:ilvl="5" w:tplc="FFFFFFFF" w:tentative="1">
+      <w:start w:val="1"/>
+      <w:numFmt w:val="bullet"/>
+      <w:lvlText w:val=""/>
+      <w:lvlJc w:val="left"/>
+      <w:pPr>
+        <w:ind w:left="3080" w:hanging="440"/>
+      </w:pPr>
+      <w:rPr>
+        <w:rFonts w:ascii="Wingdings" w:hAnsi="Wingdings" w:hint="default"/>
+      </w:rPr>
+    </w:lvl>
+    <w:lvl w:ilvl="6" w:tplc="FFFFFFFF" w:tentative="1">
+      <w:start w:val="1"/>
+      <w:numFmt w:val="bullet"/>
+      <w:lvlText w:val=""/>
+      <w:lvlJc w:val="left"/>
+      <w:pPr>
+        <w:ind w:left="3520" w:hanging="440"/>
+      </w:pPr>
+      <w:rPr>
+        <w:rFonts w:ascii="Wingdings" w:hAnsi="Wingdings" w:hint="default"/>
+      </w:rPr>
+    </w:lvl>
+    <w:lvl w:ilvl="7" w:tplc="FFFFFFFF" w:tentative="1">
+      <w:start w:val="1"/>
+      <w:numFmt w:val="bullet"/>
+      <w:lvlText w:val=""/>
+      <w:lvlJc w:val="left"/>
+      <w:pPr>
+        <w:ind w:left="3960" w:hanging="440"/>
+      </w:pPr>
+      <w:rPr>
+        <w:rFonts w:ascii="Wingdings" w:hAnsi="Wingdings" w:hint="default"/>
+      </w:rPr>
+    </w:lvl>
+    <w:lvl w:ilvl="8" w:tplc="FFFFFFFF" w:tentative="1">
+      <w:start w:val="1"/>
+      <w:numFmt w:val="bullet"/>
+      <w:lvlText w:val=""/>
+      <w:lvlJc w:val="left"/>
+      <w:pPr>
+        <w:ind w:left="4400" w:hanging="440"/>
+      </w:pPr>
+      <w:rPr>
+        <w:rFonts w:ascii="Wingdings" w:hAnsi="Wingdings" w:hint="default"/>
+      </w:rPr>
+    </w:lvl>
+  </w:abstractNum>
+  <w:abstractNum w:abstractNumId="24" w15:restartNumberingAfterBreak="0">
     <w:nsid w:val="32B4545C"/>
     <w:multiLevelType w:val="multilevel"/>
     <w:tmpl w:val="089EF376"/>
@@ -4331,7 +10016,7 @@
       </w:rPr>
     </w:lvl>
   </w:abstractNum>
-  <w:abstractNum w:abstractNumId="22" w15:restartNumberingAfterBreak="0">
+  <w:abstractNum w:abstractNumId="25" w15:restartNumberingAfterBreak="0">
     <w:nsid w:val="33E63B2B"/>
     <w:multiLevelType w:val="multilevel"/>
     <w:tmpl w:val="3E56D05E"/>
@@ -4444,7 +10129,7 @@
       </w:rPr>
     </w:lvl>
   </w:abstractNum>
-  <w:abstractNum w:abstractNumId="23" w15:restartNumberingAfterBreak="0">
+  <w:abstractNum w:abstractNumId="26" w15:restartNumberingAfterBreak="0">
     <w:nsid w:val="352B657B"/>
     <w:multiLevelType w:val="multilevel"/>
     <w:tmpl w:val="B7A6127C"/>
@@ -4557,7 +10242,7 @@
       </w:rPr>
     </w:lvl>
   </w:abstractNum>
-  <w:abstractNum w:abstractNumId="24" w15:restartNumberingAfterBreak="0">
+  <w:abstractNum w:abstractNumId="27" w15:restartNumberingAfterBreak="0">
     <w:nsid w:val="36C73493"/>
     <w:multiLevelType w:val="multilevel"/>
     <w:tmpl w:val="5AFCD9BC"/>
@@ -4706,7 +10391,7 @@
       </w:rPr>
     </w:lvl>
   </w:abstractNum>
-  <w:abstractNum w:abstractNumId="25" w15:restartNumberingAfterBreak="0">
+  <w:abstractNum w:abstractNumId="28" w15:restartNumberingAfterBreak="0">
     <w:nsid w:val="3BD63B6F"/>
     <w:multiLevelType w:val="hybridMultilevel"/>
     <w:tmpl w:val="892254C2"/>
@@ -4795,7 +10480,7 @@
       </w:pPr>
     </w:lvl>
   </w:abstractNum>
-  <w:abstractNum w:abstractNumId="26" w15:restartNumberingAfterBreak="0">
+  <w:abstractNum w:abstractNumId="29" w15:restartNumberingAfterBreak="0">
     <w:nsid w:val="407B7D11"/>
     <w:multiLevelType w:val="multilevel"/>
     <w:tmpl w:val="8EF83546"/>
@@ -4908,7 +10593,7 @@
       </w:rPr>
     </w:lvl>
   </w:abstractNum>
-  <w:abstractNum w:abstractNumId="27" w15:restartNumberingAfterBreak="0">
+  <w:abstractNum w:abstractNumId="30" w15:restartNumberingAfterBreak="0">
     <w:nsid w:val="440E06F7"/>
     <w:multiLevelType w:val="multilevel"/>
     <w:tmpl w:val="C7A6D616"/>
@@ -5021,7 +10706,7 @@
       </w:rPr>
     </w:lvl>
   </w:abstractNum>
-  <w:abstractNum w:abstractNumId="28" w15:restartNumberingAfterBreak="0">
+  <w:abstractNum w:abstractNumId="31" w15:restartNumberingAfterBreak="0">
     <w:nsid w:val="44F52C2F"/>
     <w:multiLevelType w:val="multilevel"/>
     <w:tmpl w:val="9ADA1E0C"/>
@@ -5170,7 +10855,120 @@
       </w:rPr>
     </w:lvl>
   </w:abstractNum>
-  <w:abstractNum w:abstractNumId="29" w15:restartNumberingAfterBreak="0">
+  <w:abstractNum w:abstractNumId="32" w15:restartNumberingAfterBreak="0">
+    <w:nsid w:val="49697246"/>
+    <w:multiLevelType w:val="hybridMultilevel"/>
+    <w:tmpl w:val="608EA182"/>
+    <w:lvl w:ilvl="0" w:tplc="BBCC2E52">
+      <w:start w:val="1"/>
+      <w:numFmt w:val="bullet"/>
+      <w:lvlText w:val=""/>
+      <w:lvlJc w:val="left"/>
+      <w:pPr>
+        <w:ind w:left="985" w:hanging="440"/>
+      </w:pPr>
+      <w:rPr>
+        <w:rFonts w:ascii="Wingdings" w:hAnsi="Wingdings" w:hint="default"/>
+      </w:rPr>
+    </w:lvl>
+    <w:lvl w:ilvl="1" w:tplc="04090003" w:tentative="1">
+      <w:start w:val="1"/>
+      <w:numFmt w:val="bullet"/>
+      <w:lvlText w:val=""/>
+      <w:lvlJc w:val="left"/>
+      <w:pPr>
+        <w:ind w:left="1425" w:hanging="440"/>
+      </w:pPr>
+      <w:rPr>
+        <w:rFonts w:ascii="Wingdings" w:hAnsi="Wingdings" w:hint="default"/>
+      </w:rPr>
+    </w:lvl>
+    <w:lvl w:ilvl="2" w:tplc="04090005" w:tentative="1">
+      <w:start w:val="1"/>
+      <w:numFmt w:val="bullet"/>
+      <w:lvlText w:val=""/>
+      <w:lvlJc w:val="left"/>
+      <w:pPr>
+        <w:ind w:left="1865" w:hanging="440"/>
+      </w:pPr>
+      <w:rPr>
+        <w:rFonts w:ascii="Wingdings" w:hAnsi="Wingdings" w:hint="default"/>
+      </w:rPr>
+    </w:lvl>
+    <w:lvl w:ilvl="3" w:tplc="04090001" w:tentative="1">
+      <w:start w:val="1"/>
+      <w:numFmt w:val="bullet"/>
+      <w:lvlText w:val=""/>
+      <w:lvlJc w:val="left"/>
+      <w:pPr>
+        <w:ind w:left="2305" w:hanging="440"/>
+      </w:pPr>
+      <w:rPr>
+        <w:rFonts w:ascii="Wingdings" w:hAnsi="Wingdings" w:hint="default"/>
+      </w:rPr>
+    </w:lvl>
+    <w:lvl w:ilvl="4" w:tplc="04090003" w:tentative="1">
+      <w:start w:val="1"/>
+      <w:numFmt w:val="bullet"/>
+      <w:lvlText w:val=""/>
+      <w:lvlJc w:val="left"/>
+      <w:pPr>
+        <w:ind w:left="2745" w:hanging="440"/>
+      </w:pPr>
+      <w:rPr>
+        <w:rFonts w:ascii="Wingdings" w:hAnsi="Wingdings" w:hint="default"/>
+      </w:rPr>
+    </w:lvl>
+    <w:lvl w:ilvl="5" w:tplc="04090005" w:tentative="1">
+      <w:start w:val="1"/>
+      <w:numFmt w:val="bullet"/>
+      <w:lvlText w:val=""/>
+      <w:lvlJc w:val="left"/>
+      <w:pPr>
+        <w:ind w:left="3185" w:hanging="440"/>
+      </w:pPr>
+      <w:rPr>
+        <w:rFonts w:ascii="Wingdings" w:hAnsi="Wingdings" w:hint="default"/>
+      </w:rPr>
+    </w:lvl>
+    <w:lvl w:ilvl="6" w:tplc="04090001" w:tentative="1">
+      <w:start w:val="1"/>
+      <w:numFmt w:val="bullet"/>
+      <w:lvlText w:val=""/>
+      <w:lvlJc w:val="left"/>
+      <w:pPr>
+        <w:ind w:left="3625" w:hanging="440"/>
+      </w:pPr>
+      <w:rPr>
+        <w:rFonts w:ascii="Wingdings" w:hAnsi="Wingdings" w:hint="default"/>
+      </w:rPr>
+    </w:lvl>
+    <w:lvl w:ilvl="7" w:tplc="04090003" w:tentative="1">
+      <w:start w:val="1"/>
+      <w:numFmt w:val="bullet"/>
+      <w:lvlText w:val=""/>
+      <w:lvlJc w:val="left"/>
+      <w:pPr>
+        <w:ind w:left="4065" w:hanging="440"/>
+      </w:pPr>
+      <w:rPr>
+        <w:rFonts w:ascii="Wingdings" w:hAnsi="Wingdings" w:hint="default"/>
+      </w:rPr>
+    </w:lvl>
+    <w:lvl w:ilvl="8" w:tplc="04090005" w:tentative="1">
+      <w:start w:val="1"/>
+      <w:numFmt w:val="bullet"/>
+      <w:lvlText w:val=""/>
+      <w:lvlJc w:val="left"/>
+      <w:pPr>
+        <w:ind w:left="4505" w:hanging="440"/>
+      </w:pPr>
+      <w:rPr>
+        <w:rFonts w:ascii="Wingdings" w:hAnsi="Wingdings" w:hint="default"/>
+      </w:rPr>
+    </w:lvl>
+  </w:abstractNum>
+  <w:abstractNum w:abstractNumId="33" w15:restartNumberingAfterBreak="0">
     <w:nsid w:val="4A38175C"/>
     <w:multiLevelType w:val="multilevel"/>
     <w:tmpl w:val="22A46AC4"/>
@@ -5283,7 +11081,7 @@
       </w:rPr>
     </w:lvl>
   </w:abstractNum>
-  <w:abstractNum w:abstractNumId="30" w15:restartNumberingAfterBreak="0">
+  <w:abstractNum w:abstractNumId="34" w15:restartNumberingAfterBreak="0">
     <w:nsid w:val="4B08338D"/>
     <w:multiLevelType w:val="multilevel"/>
     <w:tmpl w:val="C32851E0"/>
@@ -5396,7 +11194,120 @@
       </w:rPr>
     </w:lvl>
   </w:abstractNum>
-  <w:abstractNum w:abstractNumId="31" w15:restartNumberingAfterBreak="0">
+  <w:abstractNum w:abstractNumId="35" w15:restartNumberingAfterBreak="0">
+    <w:nsid w:val="4BB06F9F"/>
+    <w:multiLevelType w:val="hybridMultilevel"/>
+    <w:tmpl w:val="1ACAF936"/>
+    <w:lvl w:ilvl="0" w:tplc="BBCC2E52">
+      <w:start w:val="1"/>
+      <w:numFmt w:val="bullet"/>
+      <w:lvlText w:val=""/>
+      <w:lvlJc w:val="left"/>
+      <w:pPr>
+        <w:ind w:left="880" w:hanging="440"/>
+      </w:pPr>
+      <w:rPr>
+        <w:rFonts w:ascii="Wingdings" w:hAnsi="Wingdings" w:hint="default"/>
+      </w:rPr>
+    </w:lvl>
+    <w:lvl w:ilvl="1" w:tplc="FFFFFFFF" w:tentative="1">
+      <w:start w:val="1"/>
+      <w:numFmt w:val="bullet"/>
+      <w:lvlText w:val=""/>
+      <w:lvlJc w:val="left"/>
+      <w:pPr>
+        <w:ind w:left="1320" w:hanging="440"/>
+      </w:pPr>
+      <w:rPr>
+        <w:rFonts w:ascii="Wingdings" w:hAnsi="Wingdings" w:hint="default"/>
+      </w:rPr>
+    </w:lvl>
+    <w:lvl w:ilvl="2" w:tplc="FFFFFFFF" w:tentative="1">
+      <w:start w:val="1"/>
+      <w:numFmt w:val="bullet"/>
+      <w:lvlText w:val=""/>
+      <w:lvlJc w:val="left"/>
+      <w:pPr>
+        <w:ind w:left="1760" w:hanging="440"/>
+      </w:pPr>
+      <w:rPr>
+        <w:rFonts w:ascii="Wingdings" w:hAnsi="Wingdings" w:hint="default"/>
+      </w:rPr>
+    </w:lvl>
+    <w:lvl w:ilvl="3" w:tplc="FFFFFFFF" w:tentative="1">
+      <w:start w:val="1"/>
+      <w:numFmt w:val="bullet"/>
+      <w:lvlText w:val=""/>
+      <w:lvlJc w:val="left"/>
+      <w:pPr>
+        <w:ind w:left="2200" w:hanging="440"/>
+      </w:pPr>
+      <w:rPr>
+        <w:rFonts w:ascii="Wingdings" w:hAnsi="Wingdings" w:hint="default"/>
+      </w:rPr>
+    </w:lvl>
+    <w:lvl w:ilvl="4" w:tplc="FFFFFFFF" w:tentative="1">
+      <w:start w:val="1"/>
+      <w:numFmt w:val="bullet"/>
+      <w:lvlText w:val=""/>
+      <w:lvlJc w:val="left"/>
+      <w:pPr>
+        <w:ind w:left="2640" w:hanging="440"/>
+      </w:pPr>
+      <w:rPr>
+        <w:rFonts w:ascii="Wingdings" w:hAnsi="Wingdings" w:hint="default"/>
+      </w:rPr>
+    </w:lvl>
+    <w:lvl w:ilvl="5" w:tplc="FFFFFFFF" w:tentative="1">
+      <w:start w:val="1"/>
+      <w:numFmt w:val="bullet"/>
+      <w:lvlText w:val=""/>
+      <w:lvlJc w:val="left"/>
+      <w:pPr>
+        <w:ind w:left="3080" w:hanging="440"/>
+      </w:pPr>
+      <w:rPr>
+        <w:rFonts w:ascii="Wingdings" w:hAnsi="Wingdings" w:hint="default"/>
+      </w:rPr>
+    </w:lvl>
+    <w:lvl w:ilvl="6" w:tplc="FFFFFFFF" w:tentative="1">
+      <w:start w:val="1"/>
+      <w:numFmt w:val="bullet"/>
+      <w:lvlText w:val=""/>
+      <w:lvlJc w:val="left"/>
+      <w:pPr>
+        <w:ind w:left="3520" w:hanging="440"/>
+      </w:pPr>
+      <w:rPr>
+        <w:rFonts w:ascii="Wingdings" w:hAnsi="Wingdings" w:hint="default"/>
+      </w:rPr>
+    </w:lvl>
+    <w:lvl w:ilvl="7" w:tplc="FFFFFFFF" w:tentative="1">
+      <w:start w:val="1"/>
+      <w:numFmt w:val="bullet"/>
+      <w:lvlText w:val=""/>
+      <w:lvlJc w:val="left"/>
+      <w:pPr>
+        <w:ind w:left="3960" w:hanging="440"/>
+      </w:pPr>
+      <w:rPr>
+        <w:rFonts w:ascii="Wingdings" w:hAnsi="Wingdings" w:hint="default"/>
+      </w:rPr>
+    </w:lvl>
+    <w:lvl w:ilvl="8" w:tplc="FFFFFFFF" w:tentative="1">
+      <w:start w:val="1"/>
+      <w:numFmt w:val="bullet"/>
+      <w:lvlText w:val=""/>
+      <w:lvlJc w:val="left"/>
+      <w:pPr>
+        <w:ind w:left="4400" w:hanging="440"/>
+      </w:pPr>
+      <w:rPr>
+        <w:rFonts w:ascii="Wingdings" w:hAnsi="Wingdings" w:hint="default"/>
+      </w:rPr>
+    </w:lvl>
+  </w:abstractNum>
+  <w:abstractNum w:abstractNumId="36" w15:restartNumberingAfterBreak="0">
     <w:nsid w:val="4D5168C1"/>
     <w:multiLevelType w:val="hybridMultilevel"/>
     <w:tmpl w:val="1CC05BB0"/>
@@ -5485,7 +11396,7 @@
       </w:pPr>
     </w:lvl>
   </w:abstractNum>
-  <w:abstractNum w:abstractNumId="32" w15:restartNumberingAfterBreak="0">
+  <w:abstractNum w:abstractNumId="37" w15:restartNumberingAfterBreak="0">
     <w:nsid w:val="4EC051B9"/>
     <w:multiLevelType w:val="multilevel"/>
     <w:tmpl w:val="FD7AFA18"/>
@@ -5598,7 +11509,7 @@
       </w:rPr>
     </w:lvl>
   </w:abstractNum>
-  <w:abstractNum w:abstractNumId="33" w15:restartNumberingAfterBreak="0">
+  <w:abstractNum w:abstractNumId="38" w15:restartNumberingAfterBreak="0">
     <w:nsid w:val="4F874405"/>
     <w:multiLevelType w:val="multilevel"/>
     <w:tmpl w:val="480C65A8"/>
@@ -5711,7 +11622,7 @@
       </w:rPr>
     </w:lvl>
   </w:abstractNum>
-  <w:abstractNum w:abstractNumId="34" w15:restartNumberingAfterBreak="0">
+  <w:abstractNum w:abstractNumId="39" w15:restartNumberingAfterBreak="0">
     <w:nsid w:val="51FA2F2B"/>
     <w:multiLevelType w:val="multilevel"/>
     <w:tmpl w:val="605AB292"/>
@@ -5824,7 +11735,7 @@
       </w:rPr>
     </w:lvl>
   </w:abstractNum>
-  <w:abstractNum w:abstractNumId="35" w15:restartNumberingAfterBreak="0">
+  <w:abstractNum w:abstractNumId="40" w15:restartNumberingAfterBreak="0">
     <w:nsid w:val="553C2741"/>
     <w:multiLevelType w:val="multilevel"/>
     <w:tmpl w:val="313646EA"/>
@@ -5937,7 +11848,322 @@
       </w:rPr>
     </w:lvl>
   </w:abstractNum>
-  <w:abstractNum w:abstractNumId="36" w15:restartNumberingAfterBreak="0">
+  <w:abstractNum w:abstractNumId="41" w15:restartNumberingAfterBreak="0">
+    <w:nsid w:val="576D4A78"/>
+    <w:multiLevelType w:val="hybridMultilevel"/>
+    <w:tmpl w:val="FC96BE82"/>
+    <w:lvl w:ilvl="0" w:tplc="D5827752">
+      <w:start w:val="1"/>
+      <w:numFmt w:val="decimal"/>
+      <w:lvlText w:val="%1."/>
+      <w:lvlJc w:val="left"/>
+      <w:pPr>
+        <w:ind w:left="800" w:hanging="360"/>
+      </w:pPr>
+      <w:rPr>
+        <w:rFonts w:hint="default"/>
+      </w:rPr>
+    </w:lvl>
+    <w:lvl w:ilvl="1" w:tplc="04090019" w:tentative="1">
+      <w:start w:val="1"/>
+      <w:numFmt w:val="upperLetter"/>
+      <w:lvlText w:val="%2."/>
+      <w:lvlJc w:val="left"/>
+      <w:pPr>
+        <w:ind w:left="1320" w:hanging="440"/>
+      </w:pPr>
+    </w:lvl>
+    <w:lvl w:ilvl="2" w:tplc="0409001B" w:tentative="1">
+      <w:start w:val="1"/>
+      <w:numFmt w:val="lowerRoman"/>
+      <w:lvlText w:val="%3."/>
+      <w:lvlJc w:val="right"/>
+      <w:pPr>
+        <w:ind w:left="1760" w:hanging="440"/>
+      </w:pPr>
+    </w:lvl>
+    <w:lvl w:ilvl="3" w:tplc="0409000F" w:tentative="1">
+      <w:start w:val="1"/>
+      <w:numFmt w:val="decimal"/>
+      <w:lvlText w:val="%4."/>
+      <w:lvlJc w:val="left"/>
+      <w:pPr>
+        <w:ind w:left="2200" w:hanging="440"/>
+      </w:pPr>
+    </w:lvl>
+    <w:lvl w:ilvl="4" w:tplc="04090019" w:tentative="1">
+      <w:start w:val="1"/>
+      <w:numFmt w:val="upperLetter"/>
+      <w:lvlText w:val="%5."/>
+      <w:lvlJc w:val="left"/>
+      <w:pPr>
+        <w:ind w:left="2640" w:hanging="440"/>
+      </w:pPr>
+    </w:lvl>
+    <w:lvl w:ilvl="5" w:tplc="0409001B" w:tentative="1">
+      <w:start w:val="1"/>
+      <w:numFmt w:val="lowerRoman"/>
+      <w:lvlText w:val="%6."/>
+      <w:lvlJc w:val="right"/>
+      <w:pPr>
+        <w:ind w:left="3080" w:hanging="440"/>
+      </w:pPr>
+    </w:lvl>
+    <w:lvl w:ilvl="6" w:tplc="0409000F" w:tentative="1">
+      <w:start w:val="1"/>
+      <w:numFmt w:val="decimal"/>
+      <w:lvlText w:val="%7."/>
+      <w:lvlJc w:val="left"/>
+      <w:pPr>
+        <w:ind w:left="3520" w:hanging="440"/>
+      </w:pPr>
+    </w:lvl>
+    <w:lvl w:ilvl="7" w:tplc="04090019" w:tentative="1">
+      <w:start w:val="1"/>
+      <w:numFmt w:val="upperLetter"/>
+      <w:lvlText w:val="%8."/>
+      <w:lvlJc w:val="left"/>
+      <w:pPr>
+        <w:ind w:left="3960" w:hanging="440"/>
+      </w:pPr>
+    </w:lvl>
+    <w:lvl w:ilvl="8" w:tplc="0409001B" w:tentative="1">
+      <w:start w:val="1"/>
+      <w:numFmt w:val="lowerRoman"/>
+      <w:lvlText w:val="%9."/>
+      <w:lvlJc w:val="right"/>
+      <w:pPr>
+        <w:ind w:left="4400" w:hanging="440"/>
+      </w:pPr>
+    </w:lvl>
+  </w:abstractNum>
+  <w:abstractNum w:abstractNumId="42" w15:restartNumberingAfterBreak="0">
+    <w:nsid w:val="57ED6295"/>
+    <w:multiLevelType w:val="hybridMultilevel"/>
+    <w:tmpl w:val="E42C0E9A"/>
+    <w:lvl w:ilvl="0" w:tplc="BBCC2E52">
+      <w:start w:val="1"/>
+      <w:numFmt w:val="bullet"/>
+      <w:lvlText w:val=""/>
+      <w:lvlJc w:val="left"/>
+      <w:pPr>
+        <w:ind w:left="880" w:hanging="440"/>
+      </w:pPr>
+      <w:rPr>
+        <w:rFonts w:ascii="Wingdings" w:hAnsi="Wingdings" w:hint="default"/>
+      </w:rPr>
+    </w:lvl>
+    <w:lvl w:ilvl="1" w:tplc="FFFFFFFF" w:tentative="1">
+      <w:start w:val="1"/>
+      <w:numFmt w:val="bullet"/>
+      <w:lvlText w:val=""/>
+      <w:lvlJc w:val="left"/>
+      <w:pPr>
+        <w:ind w:left="1320" w:hanging="440"/>
+      </w:pPr>
+      <w:rPr>
+        <w:rFonts w:ascii="Wingdings" w:hAnsi="Wingdings" w:hint="default"/>
+      </w:rPr>
+    </w:lvl>
+    <w:lvl w:ilvl="2" w:tplc="FFFFFFFF" w:tentative="1">
+      <w:start w:val="1"/>
+      <w:numFmt w:val="bullet"/>
+      <w:lvlText w:val=""/>
+      <w:lvlJc w:val="left"/>
+      <w:pPr>
+        <w:ind w:left="1760" w:hanging="440"/>
+      </w:pPr>
+      <w:rPr>
+        <w:rFonts w:ascii="Wingdings" w:hAnsi="Wingdings" w:hint="default"/>
+      </w:rPr>
+    </w:lvl>
+    <w:lvl w:ilvl="3" w:tplc="FFFFFFFF" w:tentative="1">
+      <w:start w:val="1"/>
+      <w:numFmt w:val="bullet"/>
+      <w:lvlText w:val=""/>
+      <w:lvlJc w:val="left"/>
+      <w:pPr>
+        <w:ind w:left="2200" w:hanging="440"/>
+      </w:pPr>
+      <w:rPr>
+        <w:rFonts w:ascii="Wingdings" w:hAnsi="Wingdings" w:hint="default"/>
+      </w:rPr>
+    </w:lvl>
+    <w:lvl w:ilvl="4" w:tplc="FFFFFFFF" w:tentative="1">
+      <w:start w:val="1"/>
+      <w:numFmt w:val="bullet"/>
+      <w:lvlText w:val=""/>
+      <w:lvlJc w:val="left"/>
+      <w:pPr>
+        <w:ind w:left="2640" w:hanging="440"/>
+      </w:pPr>
+      <w:rPr>
+        <w:rFonts w:ascii="Wingdings" w:hAnsi="Wingdings" w:hint="default"/>
+      </w:rPr>
+    </w:lvl>
+    <w:lvl w:ilvl="5" w:tplc="FFFFFFFF" w:tentative="1">
+      <w:start w:val="1"/>
+      <w:numFmt w:val="bullet"/>
+      <w:lvlText w:val=""/>
+      <w:lvlJc w:val="left"/>
+      <w:pPr>
+        <w:ind w:left="3080" w:hanging="440"/>
+      </w:pPr>
+      <w:rPr>
+        <w:rFonts w:ascii="Wingdings" w:hAnsi="Wingdings" w:hint="default"/>
+      </w:rPr>
+    </w:lvl>
+    <w:lvl w:ilvl="6" w:tplc="FFFFFFFF" w:tentative="1">
+      <w:start w:val="1"/>
+      <w:numFmt w:val="bullet"/>
+      <w:lvlText w:val=""/>
+      <w:lvlJc w:val="left"/>
+      <w:pPr>
+        <w:ind w:left="3520" w:hanging="440"/>
+      </w:pPr>
+      <w:rPr>
+        <w:rFonts w:ascii="Wingdings" w:hAnsi="Wingdings" w:hint="default"/>
+      </w:rPr>
+    </w:lvl>
+    <w:lvl w:ilvl="7" w:tplc="FFFFFFFF" w:tentative="1">
+      <w:start w:val="1"/>
+      <w:numFmt w:val="bullet"/>
+      <w:lvlText w:val=""/>
+      <w:lvlJc w:val="left"/>
+      <w:pPr>
+        <w:ind w:left="3960" w:hanging="440"/>
+      </w:pPr>
+      <w:rPr>
+        <w:rFonts w:ascii="Wingdings" w:hAnsi="Wingdings" w:hint="default"/>
+      </w:rPr>
+    </w:lvl>
+    <w:lvl w:ilvl="8" w:tplc="FFFFFFFF" w:tentative="1">
+      <w:start w:val="1"/>
+      <w:numFmt w:val="bullet"/>
+      <w:lvlText w:val=""/>
+      <w:lvlJc w:val="left"/>
+      <w:pPr>
+        <w:ind w:left="4400" w:hanging="440"/>
+      </w:pPr>
+      <w:rPr>
+        <w:rFonts w:ascii="Wingdings" w:hAnsi="Wingdings" w:hint="default"/>
+      </w:rPr>
+    </w:lvl>
+  </w:abstractNum>
+  <w:abstractNum w:abstractNumId="43" w15:restartNumberingAfterBreak="0">
+    <w:nsid w:val="5A76216E"/>
+    <w:multiLevelType w:val="hybridMultilevel"/>
+    <w:tmpl w:val="A5D2E212"/>
+    <w:lvl w:ilvl="0" w:tplc="BBCC2E52">
+      <w:start w:val="1"/>
+      <w:numFmt w:val="bullet"/>
+      <w:lvlText w:val=""/>
+      <w:lvlJc w:val="left"/>
+      <w:pPr>
+        <w:ind w:left="880" w:hanging="440"/>
+      </w:pPr>
+      <w:rPr>
+        <w:rFonts w:ascii="Wingdings" w:hAnsi="Wingdings" w:hint="default"/>
+      </w:rPr>
+    </w:lvl>
+    <w:lvl w:ilvl="1" w:tplc="04090003" w:tentative="1">
+      <w:start w:val="1"/>
+      <w:numFmt w:val="bullet"/>
+      <w:lvlText w:val=""/>
+      <w:lvlJc w:val="left"/>
+      <w:pPr>
+        <w:ind w:left="1320" w:hanging="440"/>
+      </w:pPr>
+      <w:rPr>
+        <w:rFonts w:ascii="Wingdings" w:hAnsi="Wingdings" w:hint="default"/>
+      </w:rPr>
+    </w:lvl>
+    <w:lvl w:ilvl="2" w:tplc="04090005" w:tentative="1">
+      <w:start w:val="1"/>
+      <w:numFmt w:val="bullet"/>
+      <w:lvlText w:val=""/>
+      <w:lvlJc w:val="left"/>
+      <w:pPr>
+        <w:ind w:left="1760" w:hanging="440"/>
+      </w:pPr>
+      <w:rPr>
+        <w:rFonts w:ascii="Wingdings" w:hAnsi="Wingdings" w:hint="default"/>
+      </w:rPr>
+    </w:lvl>
+    <w:lvl w:ilvl="3" w:tplc="04090001" w:tentative="1">
+      <w:start w:val="1"/>
+      <w:numFmt w:val="bullet"/>
+      <w:lvlText w:val=""/>
+      <w:lvlJc w:val="left"/>
+      <w:pPr>
+        <w:ind w:left="2200" w:hanging="440"/>
+      </w:pPr>
+      <w:rPr>
+        <w:rFonts w:ascii="Wingdings" w:hAnsi="Wingdings" w:hint="default"/>
+      </w:rPr>
+    </w:lvl>
+    <w:lvl w:ilvl="4" w:tplc="04090003" w:tentative="1">
+      <w:start w:val="1"/>
+      <w:numFmt w:val="bullet"/>
+      <w:lvlText w:val=""/>
+      <w:lvlJc w:val="left"/>
+      <w:pPr>
+        <w:ind w:left="2640" w:hanging="440"/>
+      </w:pPr>
+      <w:rPr>
+        <w:rFonts w:ascii="Wingdings" w:hAnsi="Wingdings" w:hint="default"/>
+      </w:rPr>
+    </w:lvl>
+    <w:lvl w:ilvl="5" w:tplc="04090005" w:tentative="1">
+      <w:start w:val="1"/>
+      <w:numFmt w:val="bullet"/>
+      <w:lvlText w:val=""/>
+      <w:lvlJc w:val="left"/>
+      <w:pPr>
+        <w:ind w:left="3080" w:hanging="440"/>
+      </w:pPr>
+      <w:rPr>
+        <w:rFonts w:ascii="Wingdings" w:hAnsi="Wingdings" w:hint="default"/>
+      </w:rPr>
+    </w:lvl>
+    <w:lvl w:ilvl="6" w:tplc="04090001" w:tentative="1">
+      <w:start w:val="1"/>
+      <w:numFmt w:val="bullet"/>
+      <w:lvlText w:val=""/>
+      <w:lvlJc w:val="left"/>
+      <w:pPr>
+        <w:ind w:left="3520" w:hanging="440"/>
+      </w:pPr>
+      <w:rPr>
+        <w:rFonts w:ascii="Wingdings" w:hAnsi="Wingdings" w:hint="default"/>
+      </w:rPr>
+    </w:lvl>
+    <w:lvl w:ilvl="7" w:tplc="04090003" w:tentative="1">
+      <w:start w:val="1"/>
+      <w:numFmt w:val="bullet"/>
+      <w:lvlText w:val=""/>
+      <w:lvlJc w:val="left"/>
+      <w:pPr>
+        <w:ind w:left="3960" w:hanging="440"/>
+      </w:pPr>
+      <w:rPr>
+        <w:rFonts w:ascii="Wingdings" w:hAnsi="Wingdings" w:hint="default"/>
+      </w:rPr>
+    </w:lvl>
+    <w:lvl w:ilvl="8" w:tplc="04090005" w:tentative="1">
+      <w:start w:val="1"/>
+      <w:numFmt w:val="bullet"/>
+      <w:lvlText w:val=""/>
+      <w:lvlJc w:val="left"/>
+      <w:pPr>
+        <w:ind w:left="4400" w:hanging="440"/>
+      </w:pPr>
+      <w:rPr>
+        <w:rFonts w:ascii="Wingdings" w:hAnsi="Wingdings" w:hint="default"/>
+      </w:rPr>
+    </w:lvl>
+  </w:abstractNum>
+  <w:abstractNum w:abstractNumId="44" w15:restartNumberingAfterBreak="0">
     <w:nsid w:val="5EF241E9"/>
     <w:multiLevelType w:val="multilevel"/>
     <w:tmpl w:val="A9966C46"/>
@@ -6050,7 +12276,7 @@
       </w:rPr>
     </w:lvl>
   </w:abstractNum>
-  <w:abstractNum w:abstractNumId="37" w15:restartNumberingAfterBreak="0">
+  <w:abstractNum w:abstractNumId="45" w15:restartNumberingAfterBreak="0">
     <w:nsid w:val="6151371B"/>
     <w:multiLevelType w:val="hybridMultilevel"/>
     <w:tmpl w:val="DD3C0B62"/>
@@ -6139,7 +12365,7 @@
       </w:pPr>
     </w:lvl>
   </w:abstractNum>
-  <w:abstractNum w:abstractNumId="38" w15:restartNumberingAfterBreak="0">
+  <w:abstractNum w:abstractNumId="46" w15:restartNumberingAfterBreak="0">
     <w:nsid w:val="6A44007B"/>
     <w:multiLevelType w:val="multilevel"/>
     <w:tmpl w:val="569AAAC0"/>
@@ -6252,7 +12478,7 @@
       </w:rPr>
     </w:lvl>
   </w:abstractNum>
-  <w:abstractNum w:abstractNumId="39" w15:restartNumberingAfterBreak="0">
+  <w:abstractNum w:abstractNumId="47" w15:restartNumberingAfterBreak="0">
     <w:nsid w:val="6D4667EA"/>
     <w:multiLevelType w:val="multilevel"/>
     <w:tmpl w:val="8286BBFC"/>
@@ -6365,7 +12591,7 @@
       </w:rPr>
     </w:lvl>
   </w:abstractNum>
-  <w:abstractNum w:abstractNumId="40" w15:restartNumberingAfterBreak="0">
+  <w:abstractNum w:abstractNumId="48" w15:restartNumberingAfterBreak="0">
     <w:nsid w:val="70E711C6"/>
     <w:multiLevelType w:val="multilevel"/>
     <w:tmpl w:val="2164484C"/>
@@ -6478,7 +12704,120 @@
       </w:rPr>
     </w:lvl>
   </w:abstractNum>
-  <w:abstractNum w:abstractNumId="41" w15:restartNumberingAfterBreak="0">
+  <w:abstractNum w:abstractNumId="49" w15:restartNumberingAfterBreak="0">
+    <w:nsid w:val="73E556FB"/>
+    <w:multiLevelType w:val="hybridMultilevel"/>
+    <w:tmpl w:val="3F04F5AE"/>
+    <w:lvl w:ilvl="0" w:tplc="04090001">
+      <w:start w:val="1"/>
+      <w:numFmt w:val="bullet"/>
+      <w:lvlText w:val=""/>
+      <w:lvlJc w:val="left"/>
+      <w:pPr>
+        <w:ind w:left="880" w:hanging="440"/>
+      </w:pPr>
+      <w:rPr>
+        <w:rFonts w:ascii="Wingdings" w:hAnsi="Wingdings" w:hint="default"/>
+      </w:rPr>
+    </w:lvl>
+    <w:lvl w:ilvl="1" w:tplc="04090003" w:tentative="1">
+      <w:start w:val="1"/>
+      <w:numFmt w:val="bullet"/>
+      <w:lvlText w:val=""/>
+      <w:lvlJc w:val="left"/>
+      <w:pPr>
+        <w:ind w:left="1320" w:hanging="440"/>
+      </w:pPr>
+      <w:rPr>
+        <w:rFonts w:ascii="Wingdings" w:hAnsi="Wingdings" w:hint="default"/>
+      </w:rPr>
+    </w:lvl>
+    <w:lvl w:ilvl="2" w:tplc="04090005" w:tentative="1">
+      <w:start w:val="1"/>
+      <w:numFmt w:val="bullet"/>
+      <w:lvlText w:val=""/>
+      <w:lvlJc w:val="left"/>
+      <w:pPr>
+        <w:ind w:left="1760" w:hanging="440"/>
+      </w:pPr>
+      <w:rPr>
+        <w:rFonts w:ascii="Wingdings" w:hAnsi="Wingdings" w:hint="default"/>
+      </w:rPr>
+    </w:lvl>
+    <w:lvl w:ilvl="3" w:tplc="04090001" w:tentative="1">
+      <w:start w:val="1"/>
+      <w:numFmt w:val="bullet"/>
+      <w:lvlText w:val=""/>
+      <w:lvlJc w:val="left"/>
+      <w:pPr>
+        <w:ind w:left="2200" w:hanging="440"/>
+      </w:pPr>
+      <w:rPr>
+        <w:rFonts w:ascii="Wingdings" w:hAnsi="Wingdings" w:hint="default"/>
+      </w:rPr>
+    </w:lvl>
+    <w:lvl w:ilvl="4" w:tplc="04090003" w:tentative="1">
+      <w:start w:val="1"/>
+      <w:numFmt w:val="bullet"/>
+      <w:lvlText w:val=""/>
+      <w:lvlJc w:val="left"/>
+      <w:pPr>
+        <w:ind w:left="2640" w:hanging="440"/>
+      </w:pPr>
+      <w:rPr>
+        <w:rFonts w:ascii="Wingdings" w:hAnsi="Wingdings" w:hint="default"/>
+      </w:rPr>
+    </w:lvl>
+    <w:lvl w:ilvl="5" w:tplc="04090005" w:tentative="1">
+      <w:start w:val="1"/>
+      <w:numFmt w:val="bullet"/>
+      <w:lvlText w:val=""/>
+      <w:lvlJc w:val="left"/>
+      <w:pPr>
+        <w:ind w:left="3080" w:hanging="440"/>
+      </w:pPr>
+      <w:rPr>
+        <w:rFonts w:ascii="Wingdings" w:hAnsi="Wingdings" w:hint="default"/>
+      </w:rPr>
+    </w:lvl>
+    <w:lvl w:ilvl="6" w:tplc="04090001" w:tentative="1">
+      <w:start w:val="1"/>
+      <w:numFmt w:val="bullet"/>
+      <w:lvlText w:val=""/>
+      <w:lvlJc w:val="left"/>
+      <w:pPr>
+        <w:ind w:left="3520" w:hanging="440"/>
+      </w:pPr>
+      <w:rPr>
+        <w:rFonts w:ascii="Wingdings" w:hAnsi="Wingdings" w:hint="default"/>
+      </w:rPr>
+    </w:lvl>
+    <w:lvl w:ilvl="7" w:tplc="04090003" w:tentative="1">
+      <w:start w:val="1"/>
+      <w:numFmt w:val="bullet"/>
+      <w:lvlText w:val=""/>
+      <w:lvlJc w:val="left"/>
+      <w:pPr>
+        <w:ind w:left="3960" w:hanging="440"/>
+      </w:pPr>
+      <w:rPr>
+        <w:rFonts w:ascii="Wingdings" w:hAnsi="Wingdings" w:hint="default"/>
+      </w:rPr>
+    </w:lvl>
+    <w:lvl w:ilvl="8" w:tplc="04090005" w:tentative="1">
+      <w:start w:val="1"/>
+      <w:numFmt w:val="bullet"/>
+      <w:lvlText w:val=""/>
+      <w:lvlJc w:val="left"/>
+      <w:pPr>
+        <w:ind w:left="4400" w:hanging="440"/>
+      </w:pPr>
+      <w:rPr>
+        <w:rFonts w:ascii="Wingdings" w:hAnsi="Wingdings" w:hint="default"/>
+      </w:rPr>
+    </w:lvl>
+  </w:abstractNum>
+  <w:abstractNum w:abstractNumId="50" w15:restartNumberingAfterBreak="0">
     <w:nsid w:val="7C5B0B74"/>
     <w:multiLevelType w:val="multilevel"/>
     <w:tmpl w:val="476E9A9E"/>
@@ -6591,7 +12930,7 @@
       </w:rPr>
     </w:lvl>
   </w:abstractNum>
-  <w:abstractNum w:abstractNumId="42" w15:restartNumberingAfterBreak="0">
+  <w:abstractNum w:abstractNumId="51" w15:restartNumberingAfterBreak="0">
     <w:nsid w:val="7EC10415"/>
     <w:multiLevelType w:val="multilevel"/>
     <w:tmpl w:val="97C2610A"/>
@@ -6741,73 +13080,73 @@
     </w:lvl>
   </w:abstractNum>
   <w:num w:numId="1" w16cid:durableId="1161002362">
-    <w:abstractNumId w:val="31"/>
+    <w:abstractNumId w:val="36"/>
   </w:num>
   <w:num w:numId="2" w16cid:durableId="646665901">
-    <w:abstractNumId w:val="25"/>
+    <w:abstractNumId w:val="28"/>
   </w:num>
   <w:num w:numId="3" w16cid:durableId="579220518">
-    <w:abstractNumId w:val="37"/>
+    <w:abstractNumId w:val="45"/>
   </w:num>
   <w:num w:numId="4" w16cid:durableId="103500681">
-    <w:abstractNumId w:val="29"/>
+    <w:abstractNumId w:val="33"/>
   </w:num>
   <w:num w:numId="5" w16cid:durableId="617296083">
-    <w:abstractNumId w:val="20"/>
+    <w:abstractNumId w:val="22"/>
   </w:num>
   <w:num w:numId="6" w16cid:durableId="2052149824">
     <w:abstractNumId w:val="7"/>
   </w:num>
   <w:num w:numId="7" w16cid:durableId="402222522">
-    <w:abstractNumId w:val="38"/>
+    <w:abstractNumId w:val="46"/>
   </w:num>
   <w:num w:numId="8" w16cid:durableId="1647200662">
     <w:abstractNumId w:val="3"/>
   </w:num>
   <w:num w:numId="9" w16cid:durableId="1682121071">
-    <w:abstractNumId w:val="41"/>
+    <w:abstractNumId w:val="50"/>
   </w:num>
   <w:num w:numId="10" w16cid:durableId="246695865">
-    <w:abstractNumId w:val="12"/>
+    <w:abstractNumId w:val="13"/>
   </w:num>
   <w:num w:numId="11" w16cid:durableId="2141993432">
-    <w:abstractNumId w:val="39"/>
+    <w:abstractNumId w:val="47"/>
   </w:num>
   <w:num w:numId="12" w16cid:durableId="641038559">
-    <w:abstractNumId w:val="22"/>
+    <w:abstractNumId w:val="25"/>
   </w:num>
   <w:num w:numId="13" w16cid:durableId="1611089610">
     <w:abstractNumId w:val="8"/>
   </w:num>
   <w:num w:numId="14" w16cid:durableId="1505780277">
-    <w:abstractNumId w:val="23"/>
+    <w:abstractNumId w:val="26"/>
   </w:num>
   <w:num w:numId="15" w16cid:durableId="1285043431">
-    <w:abstractNumId w:val="36"/>
+    <w:abstractNumId w:val="44"/>
   </w:num>
   <w:num w:numId="16" w16cid:durableId="60640942">
-    <w:abstractNumId w:val="26"/>
+    <w:abstractNumId w:val="29"/>
   </w:num>
   <w:num w:numId="17" w16cid:durableId="1933391165">
+    <w:abstractNumId w:val="18"/>
+  </w:num>
+  <w:num w:numId="18" w16cid:durableId="493376280">
+    <w:abstractNumId w:val="20"/>
+  </w:num>
+  <w:num w:numId="19" w16cid:durableId="128474687">
+    <w:abstractNumId w:val="12"/>
+  </w:num>
+  <w:num w:numId="20" w16cid:durableId="2080013416">
+    <w:abstractNumId w:val="48"/>
+  </w:num>
+  <w:num w:numId="21" w16cid:durableId="1864705951">
     <w:abstractNumId w:val="16"/>
   </w:num>
-  <w:num w:numId="18" w16cid:durableId="493376280">
-    <w:abstractNumId w:val="18"/>
-  </w:num>
-  <w:num w:numId="19" w16cid:durableId="128474687">
-    <w:abstractNumId w:val="11"/>
-  </w:num>
-  <w:num w:numId="20" w16cid:durableId="2080013416">
-    <w:abstractNumId w:val="40"/>
-  </w:num>
-  <w:num w:numId="21" w16cid:durableId="1864705951">
-    <w:abstractNumId w:val="15"/>
-  </w:num>
   <w:num w:numId="22" w16cid:durableId="1466965471">
-    <w:abstractNumId w:val="32"/>
+    <w:abstractNumId w:val="37"/>
   </w:num>
   <w:num w:numId="23" w16cid:durableId="232741186">
-    <w:abstractNumId w:val="34"/>
+    <w:abstractNumId w:val="39"/>
   </w:num>
   <w:num w:numId="24" w16cid:durableId="1743454208">
     <w:abstractNumId w:val="10"/>
@@ -6816,37 +13155,37 @@
     <w:abstractNumId w:val="1"/>
   </w:num>
   <w:num w:numId="26" w16cid:durableId="1428041549">
-    <w:abstractNumId w:val="19"/>
+    <w:abstractNumId w:val="21"/>
   </w:num>
   <w:num w:numId="27" w16cid:durableId="1168205411">
-    <w:abstractNumId w:val="30"/>
+    <w:abstractNumId w:val="34"/>
   </w:num>
   <w:num w:numId="28" w16cid:durableId="847213060">
-    <w:abstractNumId w:val="33"/>
+    <w:abstractNumId w:val="38"/>
   </w:num>
   <w:num w:numId="29" w16cid:durableId="461116745">
     <w:abstractNumId w:val="4"/>
   </w:num>
   <w:num w:numId="30" w16cid:durableId="780611823">
-    <w:abstractNumId w:val="21"/>
+    <w:abstractNumId w:val="24"/>
   </w:num>
   <w:num w:numId="31" w16cid:durableId="560598764">
-    <w:abstractNumId w:val="42"/>
+    <w:abstractNumId w:val="51"/>
   </w:num>
   <w:num w:numId="32" w16cid:durableId="1577281594">
-    <w:abstractNumId w:val="24"/>
+    <w:abstractNumId w:val="27"/>
   </w:num>
   <w:num w:numId="33" w16cid:durableId="219678338">
-    <w:abstractNumId w:val="28"/>
+    <w:abstractNumId w:val="31"/>
   </w:num>
   <w:num w:numId="34" w16cid:durableId="1347437688">
-    <w:abstractNumId w:val="14"/>
+    <w:abstractNumId w:val="15"/>
   </w:num>
   <w:num w:numId="35" w16cid:durableId="176117207">
     <w:abstractNumId w:val="9"/>
   </w:num>
   <w:num w:numId="36" w16cid:durableId="60299312">
-    <w:abstractNumId w:val="27"/>
+    <w:abstractNumId w:val="30"/>
   </w:num>
   <w:num w:numId="37" w16cid:durableId="132262369">
     <w:abstractNumId w:val="6"/>
@@ -6858,16 +13197,43 @@
     <w:abstractNumId w:val="5"/>
   </w:num>
   <w:num w:numId="40" w16cid:durableId="2057505569">
-    <w:abstractNumId w:val="17"/>
+    <w:abstractNumId w:val="19"/>
   </w:num>
   <w:num w:numId="41" w16cid:durableId="1611353309">
     <w:abstractNumId w:val="2"/>
   </w:num>
   <w:num w:numId="42" w16cid:durableId="258223712">
-    <w:abstractNumId w:val="13"/>
+    <w:abstractNumId w:val="14"/>
   </w:num>
   <w:num w:numId="43" w16cid:durableId="1978870285">
+    <w:abstractNumId w:val="40"/>
+  </w:num>
+  <w:num w:numId="44" w16cid:durableId="1447505962">
+    <w:abstractNumId w:val="41"/>
+  </w:num>
+  <w:num w:numId="45" w16cid:durableId="1620718337">
+    <w:abstractNumId w:val="49"/>
+  </w:num>
+  <w:num w:numId="46" w16cid:durableId="1398358417">
+    <w:abstractNumId w:val="11"/>
+  </w:num>
+  <w:num w:numId="47" w16cid:durableId="1405102049">
+    <w:abstractNumId w:val="17"/>
+  </w:num>
+  <w:num w:numId="48" w16cid:durableId="80029696">
+    <w:abstractNumId w:val="23"/>
+  </w:num>
+  <w:num w:numId="49" w16cid:durableId="1481460489">
+    <w:abstractNumId w:val="43"/>
+  </w:num>
+  <w:num w:numId="50" w16cid:durableId="2146194697">
     <w:abstractNumId w:val="35"/>
+  </w:num>
+  <w:num w:numId="51" w16cid:durableId="716009078">
+    <w:abstractNumId w:val="42"/>
+  </w:num>
+  <w:num w:numId="52" w16cid:durableId="1488353846">
+    <w:abstractNumId w:val="32"/>
   </w:num>
 </w:numbering>
 </file>
@@ -7481,6 +13847,7 @@
   <w:style w:type="character" w:default="1" w:styleId="a0">
     <w:name w:val="Default Paragraph Font"/>
     <w:uiPriority w:val="1"/>
+    <w:semiHidden/>
     <w:unhideWhenUsed/>
   </w:style>
   <w:style w:type="table" w:default="1" w:styleId="a1">

--- a/0.report/빅데이터 20기 프로젝트_보고서_KJH.docx
+++ b/0.report/빅데이터 20기 프로젝트_보고서_KJH.docx
@@ -336,12 +336,10 @@
         <w:t>로만 사용하였으며, 내부 성능 비교에는 포함하지 않았다.</w:t>
       </w:r>
     </w:p>
+    <w:p/>
     <w:p>
       <w:pPr>
         <w:pStyle w:val="4"/>
-        <w:rPr>
-          <w:rFonts w:hint="eastAsia"/>
-        </w:rPr>
       </w:pPr>
       <w:r>
         <w:t>2.4.1.2 분할 방법</w:t>
@@ -356,7 +354,6 @@
         </w:numPr>
         <w:ind w:leftChars="0"/>
         <w:rPr>
-          <w:rFonts w:hint="eastAsia"/>
           <w:b/>
           <w:bCs/>
         </w:rPr>
@@ -402,11 +399,6 @@
       </w:r>
     </w:p>
     <w:p>
-      <w:pPr>
-        <w:rPr>
-          <w:rFonts w:hint="eastAsia"/>
-        </w:rPr>
-      </w:pPr>
       <w:r>
         <w:t xml:space="preserve">타깃 변수 </w:t>
       </w:r>
@@ -466,7 +458,6 @@
         </w:numPr>
         <w:ind w:leftChars="0"/>
         <w:rPr>
-          <w:rFonts w:hint="eastAsia"/>
           <w:b/>
           <w:bCs/>
         </w:rPr>
@@ -503,11 +494,6 @@
       </w:r>
     </w:p>
     <w:p>
-      <w:pPr>
-        <w:rPr>
-          <w:rFonts w:hint="eastAsia"/>
-        </w:rPr>
-      </w:pPr>
       <w:r>
         <w:t xml:space="preserve">ROC-AUC와 F1-Score가 가장 안정적으로 나오고, 학습 데이터도 충분히 확보되는 </w:t>
       </w:r>
@@ -530,7 +516,6 @@
         </w:numPr>
         <w:ind w:leftChars="0"/>
         <w:rPr>
-          <w:rFonts w:hint="eastAsia"/>
           <w:b/>
           <w:bCs/>
         </w:rPr>
@@ -581,6 +566,9 @@
         <w:t>Validation/Test 데이터는 원래 분포를 그대로 유지하여 실제 환경과 유사한 평가가 가능하도록 하였다.</w:t>
       </w:r>
     </w:p>
+    <w:p/>
+    <w:p/>
+    <w:p/>
     <w:p>
       <w:pPr>
         <w:rPr>
@@ -593,6 +581,7 @@
         <w:pStyle w:val="4"/>
       </w:pPr>
       <w:r>
+        <w:lastRenderedPageBreak/>
         <w:t>2.4.1.3 Cross-Validation 전략</w:t>
       </w:r>
     </w:p>
@@ -779,7 +768,6 @@
         <w:rPr>
           <w:rFonts w:hint="eastAsia"/>
         </w:rPr>
-        <w:lastRenderedPageBreak/>
         <w:t xml:space="preserve">    cv              = </w:t>
       </w:r>
       <w:proofErr w:type="spellStart"/>
@@ -882,7 +870,6 @@
         </w:numPr>
         <w:ind w:leftChars="0"/>
         <w:rPr>
-          <w:rFonts w:hint="eastAsia"/>
           <w:b/>
           <w:bCs/>
         </w:rPr>
@@ -905,11 +892,6 @@
       </w:r>
     </w:p>
     <w:p>
-      <w:pPr>
-        <w:rPr>
-          <w:rFonts w:hint="eastAsia"/>
-        </w:rPr>
-      </w:pPr>
       <w:proofErr w:type="spellStart"/>
       <w:r>
         <w:t>하이퍼파라미터</w:t>
@@ -981,7 +963,6 @@
         </w:numPr>
         <w:ind w:leftChars="0"/>
         <w:rPr>
-          <w:rFonts w:hint="eastAsia"/>
           <w:b/>
           <w:bCs/>
         </w:rPr>
@@ -1009,11 +990,6 @@
       </w:r>
     </w:p>
     <w:p>
-      <w:pPr>
-        <w:rPr>
-          <w:rFonts w:hint="eastAsia"/>
-        </w:rPr>
-      </w:pPr>
       <w:r>
         <w:rPr>
           <w:b/>
@@ -1034,7 +1010,6 @@
         </w:numPr>
         <w:ind w:leftChars="0"/>
         <w:rPr>
-          <w:rFonts w:hint="eastAsia"/>
           <w:b/>
           <w:bCs/>
         </w:rPr>
@@ -1100,13 +1075,7 @@
         <w:t>를 수행하였다.</w:t>
       </w:r>
     </w:p>
-    <w:p>
-      <w:pPr>
-        <w:rPr>
-          <w:rFonts w:hint="eastAsia"/>
-        </w:rPr>
-      </w:pPr>
-    </w:p>
+    <w:p/>
     <w:p>
       <w:pPr>
         <w:pStyle w:val="3"/>
@@ -1124,52 +1093,84 @@
       </w:r>
     </w:p>
     <w:p>
+      <w:pPr>
+        <w:rPr>
+          <w:rFonts w:hint="eastAsia"/>
+        </w:rPr>
+      </w:pPr>
       <w:r>
         <w:t xml:space="preserve">· </w:t>
       </w:r>
-      <w:proofErr w:type="spellStart"/>
-      <w:r>
+      <w:r>
+        <w:t xml:space="preserve">가장 단순한 기준선을 설정하기 위해 </w:t>
+      </w:r>
+      <w:r>
+        <w:rPr>
+          <w:shd w:val="pct15" w:color="auto" w:fill="FFFFFF"/>
+        </w:rPr>
+        <w:t xml:space="preserve">scikit-learn의 </w:t>
+      </w:r>
+      <w:proofErr w:type="spellStart"/>
+      <w:proofErr w:type="gramStart"/>
+      <w:r>
+        <w:rPr>
+          <w:shd w:val="pct15" w:color="auto" w:fill="FFFFFF"/>
+        </w:rPr>
         <w:t>DummyClassifier</w:t>
       </w:r>
       <w:proofErr w:type="spellEnd"/>
       <w:r>
-        <w:t xml:space="preserve"> (무작위 예측)</w:t>
-      </w:r>
-      <w:r>
         <w:rPr>
           <w:rFonts w:hint="eastAsia"/>
         </w:rPr>
         <w:t xml:space="preserve"> </w:t>
       </w:r>
       <w:r>
-        <w:t>구체 설정</w:t>
-      </w:r>
-    </w:p>
-    <w:p>
-      <w:r>
+        <w:t>를</w:t>
+      </w:r>
+      <w:proofErr w:type="gramEnd"/>
+      <w:r>
+        <w:t xml:space="preserve"> 사용하였다.</w:t>
+      </w:r>
+    </w:p>
+    <w:p>
+      <w:pPr>
+        <w:rPr>
+          <w:rFonts w:hint="eastAsia"/>
+        </w:rPr>
+      </w:pPr>
+      <w:r>
+        <w:rPr>
+          <w:shd w:val="pct15" w:color="auto" w:fill="FFFFFF"/>
+        </w:rPr>
         <w:t>strategy="</w:t>
       </w:r>
       <w:proofErr w:type="spellStart"/>
       <w:r>
+        <w:rPr>
+          <w:shd w:val="pct15" w:color="auto" w:fill="FFFFFF"/>
+        </w:rPr>
         <w:t>most_frequent</w:t>
       </w:r>
       <w:proofErr w:type="spellEnd"/>
       <w:r>
-        <w:t>" (가장 많은 클래스만 예측)</w:t>
-      </w:r>
-    </w:p>
-    <w:p>
-      <w:pPr>
-        <w:ind w:firstLine="800"/>
-      </w:pPr>
-      <w:r>
-        <w:rPr>
-          <w:rFonts w:ascii="Segoe UI Emoji" w:hAnsi="Segoe UI Emoji" w:cs="Segoe UI Emoji"/>
-        </w:rPr>
-        <w:t>✅</w:t>
-      </w:r>
-      <w:r>
-        <w:t xml:space="preserve"> 목표: 클래스 불균형 상황에서, 아무 것도 안 한 모델의 기준선을 보기 위함</w:t>
+        <w:rPr>
+          <w:shd w:val="pct15" w:color="auto" w:fill="FFFFFF"/>
+        </w:rPr>
+        <w:t>"</w:t>
+      </w:r>
+      <w:proofErr w:type="spellStart"/>
+      <w:r>
+        <w:t>를</w:t>
+      </w:r>
+      <w:proofErr w:type="spellEnd"/>
+      <w:r>
+        <w:t xml:space="preserve"> 사용하여, 학습 데이터에서 가장 많이 등장하는 클래스로만 예측하도록 설정하였다.</w:t>
+      </w:r>
+    </w:p>
+    <w:p>
+      <w:r>
+        <w:t>이를 통해 “아무 것도 학습하지 않은 모델”의 성능을 기준선으로 두고, 이후 모델들이 얼마나 개선되는지 비교하였다.</w:t>
       </w:r>
     </w:p>
     <w:p>
@@ -1317,6 +1318,7 @@
         <w:rPr>
           <w:rFonts w:hint="eastAsia"/>
         </w:rPr>
+        <w:lastRenderedPageBreak/>
         <w:t>)</w:t>
       </w:r>
     </w:p>
@@ -1610,7 +1612,6 @@
         <w:rPr>
           <w:rFonts w:hint="eastAsia"/>
         </w:rPr>
-        <w:lastRenderedPageBreak/>
         <w:t>print(</w:t>
       </w:r>
       <w:proofErr w:type="gramEnd"/>
@@ -2075,6 +2076,33 @@
       </w:r>
     </w:p>
     <w:p>
+      <w:pPr>
+        <w:rPr>
+          <w:rFonts w:hint="eastAsia"/>
+        </w:rPr>
+      </w:pPr>
+      <w:r>
+        <w:rPr>
+          <w:rFonts w:hint="eastAsia"/>
+        </w:rPr>
+        <w:t xml:space="preserve">[그림 2.4.2.2 </w:t>
+      </w:r>
+      <w:proofErr w:type="spellStart"/>
+      <w:r>
+        <w:rPr>
+          <w:rFonts w:hint="eastAsia"/>
+        </w:rPr>
+        <w:t>DummyClassifier</w:t>
+      </w:r>
+      <w:proofErr w:type="spellEnd"/>
+      <w:r>
+        <w:rPr>
+          <w:rFonts w:hint="eastAsia"/>
+        </w:rPr>
+        <w:t xml:space="preserve"> 성능 지표]</w:t>
+      </w:r>
+    </w:p>
+    <w:p>
       <w:r>
         <w:t>Accuracy: 0.9</w:t>
       </w:r>
@@ -2085,12 +2113,88 @@
         <w:t>6</w:t>
       </w:r>
       <w:r>
-        <w:t xml:space="preserve"> (클래스 불균형 때문에 높게 나옴)</w:t>
-      </w:r>
-    </w:p>
-    <w:p>
-      <w:r>
-        <w:t>ROC-AUC: 0.50 근처 (랜덤 수준)</w:t>
+        <w:t xml:space="preserve"> </w:t>
+      </w:r>
+    </w:p>
+    <w:p>
+      <w:pPr>
+        <w:pStyle w:val="a6"/>
+        <w:numPr>
+          <w:ilvl w:val="0"/>
+          <w:numId w:val="54"/>
+        </w:numPr>
+        <w:ind w:leftChars="0"/>
+      </w:pPr>
+      <w:proofErr w:type="spellStart"/>
+      <w:r>
+        <w:t>DummyClassifier</w:t>
+      </w:r>
+      <w:proofErr w:type="spellEnd"/>
+      <w:r>
+        <w:t xml:space="preserve">는 </w:t>
+      </w:r>
+      <w:r>
+        <w:rPr>
+          <w:b/>
+          <w:bCs/>
+        </w:rPr>
+        <w:t>대부분의 샘플을 0(만족)으로 예측</w:t>
+      </w:r>
+      <w:r>
+        <w:t>하기 때문에, Accuracy는 약 0.96 수준으로 높게 나타났다.</w:t>
+      </w:r>
+    </w:p>
+    <w:p>
+      <w:r>
+        <w:t>ROC-AUC: 0.50</w:t>
+      </w:r>
+    </w:p>
+    <w:p>
+      <w:pPr>
+        <w:pStyle w:val="a6"/>
+        <w:numPr>
+          <w:ilvl w:val="0"/>
+          <w:numId w:val="54"/>
+        </w:numPr>
+        <w:ind w:leftChars="0"/>
+        <w:rPr>
+          <w:rFonts w:hint="eastAsia"/>
+        </w:rPr>
+      </w:pPr>
+      <w:r>
+        <w:t xml:space="preserve">ROC-AUC는 </w:t>
+      </w:r>
+      <w:r>
+        <w:rPr>
+          <w:b/>
+          <w:bCs/>
+        </w:rPr>
+        <w:t>약 0.5 수준(랜덤 예측과 유사</w:t>
+      </w:r>
+      <w:proofErr w:type="gramStart"/>
+      <w:r>
+        <w:rPr>
+          <w:b/>
+          <w:bCs/>
+        </w:rPr>
+        <w:t>)</w:t>
+      </w:r>
+      <w:r>
+        <w:t xml:space="preserve"> 으로</w:t>
+      </w:r>
+      <w:proofErr w:type="gramEnd"/>
+      <w:r>
+        <w:t xml:space="preserve">, </w:t>
+      </w:r>
+      <w:r>
+        <w:rPr>
+          <w:b/>
+          <w:bCs/>
+        </w:rPr>
+        <w:t>실질적인 분류 능력은 거의 없다는 것</w:t>
+      </w:r>
+      <w:r>
+        <w:t>을 보여준다.</w:t>
       </w:r>
     </w:p>
     <w:p>
@@ -2101,103 +2205,114 @@
         <w:rPr>
           <w:rFonts w:hint="eastAsia"/>
         </w:rPr>
+        <w:t xml:space="preserve"> score</w:t>
+      </w:r>
+      <w:r>
+        <w:t xml:space="preserve"> / </w:t>
+      </w:r>
+      <w:r>
+        <w:rPr>
+          <w:rFonts w:hint="eastAsia"/>
+        </w:rPr>
+        <w:t xml:space="preserve">Precision / </w:t>
+      </w:r>
+      <w:proofErr w:type="gramStart"/>
+      <w:r>
+        <w:t>Recall</w:t>
+      </w:r>
+      <w:r>
+        <w:rPr>
+          <w:rFonts w:hint="eastAsia"/>
+        </w:rPr>
         <w:t xml:space="preserve"> </w:t>
       </w:r>
+      <w:r>
+        <w:t>:</w:t>
+      </w:r>
+      <w:proofErr w:type="gramEnd"/>
+      <w:r>
+        <w:t xml:space="preserve"> 0.</w:t>
+      </w:r>
+      <w:r>
+        <w:rPr>
+          <w:rFonts w:hint="eastAsia"/>
+        </w:rPr>
+        <w:t>0</w:t>
+      </w:r>
+    </w:p>
+    <w:p>
+      <w:pPr>
+        <w:pStyle w:val="a6"/>
+        <w:numPr>
+          <w:ilvl w:val="0"/>
+          <w:numId w:val="54"/>
+        </w:numPr>
+        <w:ind w:leftChars="0"/>
+        <w:rPr>
+          <w:rFonts w:hint="eastAsia"/>
+        </w:rPr>
+      </w:pPr>
+      <w:r>
+        <w:t xml:space="preserve">소수 클래스인 1에 대해 </w:t>
+      </w:r>
+      <w:r>
+        <w:rPr>
+          <w:b/>
+          <w:bCs/>
+        </w:rPr>
+        <w:t>Recall과 F1-score는 거의 0에 가깝게 측정</w:t>
+      </w:r>
+      <w:r>
+        <w:t>되어,</w:t>
+      </w:r>
+      <w:r>
+        <w:br/>
+      </w:r>
+      <w:r>
+        <w:rPr>
+          <w:shd w:val="pct15" w:color="auto" w:fill="FFFFFF"/>
+        </w:rPr>
+        <w:t>불만족 고객을 사실상 찾아내지 못하는 모델</w:t>
+      </w:r>
+      <w:r>
+        <w:t>임을 확인하였다.</w:t>
+      </w:r>
+    </w:p>
+    <w:p>
+      <w:pPr>
+        <w:rPr>
+          <w:rFonts w:hint="eastAsia"/>
+        </w:rPr>
+      </w:pPr>
+      <w:r>
+        <w:lastRenderedPageBreak/>
+        <w:t xml:space="preserve">Confusion </w:t>
+      </w:r>
       <w:proofErr w:type="gramStart"/>
       <w:r>
-        <w:rPr>
-          <w:rFonts w:hint="eastAsia"/>
-        </w:rPr>
-        <w:t>score</w:t>
-      </w:r>
-      <w:r>
-        <w:t xml:space="preserve"> /</w:t>
+        <w:t xml:space="preserve">Matrix </w:t>
+      </w:r>
+      <w:r>
+        <w:rPr>
+          <w:rFonts w:hint="eastAsia"/>
+        </w:rPr>
+        <w:t>:</w:t>
       </w:r>
       <w:proofErr w:type="gramEnd"/>
       <w:r>
+        <w:rPr>
+          <w:rFonts w:hint="eastAsia"/>
+        </w:rPr>
         <w:t xml:space="preserve"> </w:t>
       </w:r>
-      <w:proofErr w:type="gramStart"/>
-      <w:r>
-        <w:rPr>
-          <w:rFonts w:hint="eastAsia"/>
-        </w:rPr>
-        <w:t>Precision /</w:t>
-      </w:r>
-      <w:proofErr w:type="gramEnd"/>
-      <w:r>
-        <w:rPr>
-          <w:rFonts w:hint="eastAsia"/>
-        </w:rPr>
-        <w:t xml:space="preserve"> </w:t>
-      </w:r>
-      <w:proofErr w:type="gramStart"/>
-      <w:r>
-        <w:t>Recall</w:t>
-      </w:r>
-      <w:r>
-        <w:rPr>
-          <w:rFonts w:hint="eastAsia"/>
-        </w:rPr>
-        <w:t xml:space="preserve"> </w:t>
-      </w:r>
-      <w:r>
-        <w:t>:</w:t>
-      </w:r>
-      <w:proofErr w:type="gramEnd"/>
-      <w:r>
-        <w:t xml:space="preserve"> 0.0 (</w:t>
-      </w:r>
-      <w:r>
-        <w:rPr>
-          <w:rFonts w:hint="eastAsia"/>
-        </w:rPr>
-        <w:t xml:space="preserve">거의 </w:t>
-      </w:r>
-      <w:r>
-        <w:t>탐지 못함)</w:t>
-      </w:r>
-    </w:p>
-    <w:p>
-      <w:r>
-        <w:t xml:space="preserve">Confusion </w:t>
-      </w:r>
-      <w:proofErr w:type="gramStart"/>
-      <w:r>
-        <w:t xml:space="preserve">Matrix </w:t>
-      </w:r>
-      <w:r>
-        <w:rPr>
-          <w:rFonts w:hint="eastAsia"/>
-        </w:rPr>
-        <w:t>:</w:t>
-      </w:r>
-      <w:proofErr w:type="gramEnd"/>
-      <w:r>
-        <w:rPr>
-          <w:rFonts w:hint="eastAsia"/>
-        </w:rPr>
-        <w:t xml:space="preserve"> </w:t>
-      </w:r>
-      <w:r>
-        <w:t>모든 샘플을 0으로 예측하여, 1을 거의 못 잡는다</w:t>
-      </w:r>
-      <w:r>
-        <w:rPr>
-          <w:rFonts w:hint="eastAsia"/>
-        </w:rPr>
-        <w:t>.</w:t>
-      </w:r>
-    </w:p>
-    <w:p>
-      <w:r>
-        <w:t>더미 모델은 Accuracy는 높지만, 유의미한 분류는 못 한다</w:t>
-      </w:r>
-      <w:r>
-        <w:rPr>
-          <w:rFonts w:hint="eastAsia"/>
-        </w:rPr>
-        <w:t>.</w:t>
+      <w:r>
+        <w:t xml:space="preserve">모든 샘플을 0으로 예측하여, 1을 거의 못 </w:t>
+      </w:r>
+      <w:r>
+        <w:rPr>
+          <w:rFonts w:hint="eastAsia"/>
+        </w:rPr>
+        <w:t>잡는 것을 확인하였다.</w:t>
       </w:r>
     </w:p>
     <w:p>
@@ -2282,24 +2397,77 @@
     </w:p>
     <w:p>
       <w:pPr>
+        <w:rPr>
+          <w:rFonts w:hint="eastAsia"/>
+          <w:b/>
+          <w:bCs/>
+        </w:rPr>
+      </w:pPr>
+      <w:r>
+        <w:rPr>
+          <w:b/>
+          <w:bCs/>
+        </w:rPr>
+        <w:t>Accuracy의 한계 확인</w:t>
+      </w:r>
+    </w:p>
+    <w:p>
+      <w:pPr>
         <w:pStyle w:val="a6"/>
         <w:numPr>
           <w:ilvl w:val="0"/>
-          <w:numId w:val="48"/>
+          <w:numId w:val="55"/>
         </w:numPr>
         <w:ind w:leftChars="0"/>
-      </w:pPr>
-      <w:r>
-        <w:rPr>
-          <w:rFonts w:hint="eastAsia"/>
-        </w:rPr>
-        <w:t xml:space="preserve">평가 지표로 </w:t>
-      </w:r>
-      <w:r>
-        <w:t>Accuracy는 부적절</w:t>
-      </w:r>
-      <w:r>
-        <w:tab/>
+        <w:rPr>
+          <w:rFonts w:hint="eastAsia"/>
+        </w:rPr>
+      </w:pPr>
+      <w:proofErr w:type="spellStart"/>
+      <w:r>
+        <w:rPr>
+          <w:shd w:val="pct15" w:color="auto" w:fill="FFFFFF"/>
+        </w:rPr>
+        <w:t>DummyClassifier</w:t>
+      </w:r>
+      <w:proofErr w:type="spellEnd"/>
+      <w:r>
+        <w:t xml:space="preserve">가 </w:t>
+      </w:r>
+      <w:r>
+        <w:rPr>
+          <w:b/>
+          <w:bCs/>
+        </w:rPr>
+        <w:t>아무 것도 학습하지 않은 상태에서도 Accuracy 0.9 이상을 기록</w:t>
+      </w:r>
+      <w:r>
+        <w:t>하는 것을 통해,</w:t>
+      </w:r>
+      <w:r>
+        <w:rPr>
+          <w:rFonts w:hint="eastAsia"/>
+        </w:rPr>
+        <w:t xml:space="preserve"> </w:t>
+      </w:r>
+      <w:r>
+        <w:t>불균형 데이터에서 Accuracy 지표만으로는 모델의 품질을 판단하기 어렵다는 점을 확인하였다.</w:t>
+      </w:r>
+    </w:p>
+    <w:p>
+      <w:pPr>
+        <w:rPr>
+          <w:rFonts w:hint="eastAsia"/>
+          <w:b/>
+          <w:bCs/>
+        </w:rPr>
+      </w:pPr>
+      <w:r>
+        <w:rPr>
+          <w:b/>
+          <w:bCs/>
+        </w:rPr>
+        <w:t>주요 평가지표 재선정</w:t>
       </w:r>
     </w:p>
     <w:p>
@@ -2307,37 +2475,49 @@
         <w:pStyle w:val="a6"/>
         <w:numPr>
           <w:ilvl w:val="0"/>
-          <w:numId w:val="48"/>
+          <w:numId w:val="55"/>
         </w:numPr>
         <w:ind w:leftChars="0"/>
       </w:pPr>
       <w:r>
-        <w:t>→ ROC-AUC, Recall, F1 등을 주요 지표로</w:t>
-      </w:r>
-      <w:r>
-        <w:rPr>
-          <w:rFonts w:hint="eastAsia"/>
-        </w:rPr>
-        <w:t xml:space="preserve"> 선택</w:t>
-      </w:r>
-      <w:r>
-        <w:t>.</w:t>
-      </w:r>
-    </w:p>
-    <w:p>
-      <w:r>
-        <w:t>관련 문서:</w:t>
-      </w:r>
-    </w:p>
-    <w:p>
-      <w:r>
-        <w:t xml:space="preserve">· 11.07 Machine Learning Day10.docx - </w:t>
-      </w:r>
-      <w:proofErr w:type="spellStart"/>
-      <w:r>
-        <w:t>DummyClassifier</w:t>
-      </w:r>
-      <w:proofErr w:type="spellEnd"/>
+        <w:t xml:space="preserve">따라서 본 프로젝트에서는 </w:t>
+      </w:r>
+      <w:r>
+        <w:rPr>
+          <w:b/>
+          <w:bCs/>
+        </w:rPr>
+        <w:t>ROC-AUC를 주요 평가 지표로 삼고</w:t>
+      </w:r>
+      <w:r>
+        <w:t>,</w:t>
+      </w:r>
+      <w:r>
+        <w:rPr>
+          <w:rFonts w:hint="eastAsia"/>
+        </w:rPr>
+        <w:t xml:space="preserve"> </w:t>
+      </w:r>
+      <w:r>
+        <w:t xml:space="preserve">소수 클래스(불만족 고객)를 잘 찾아내는지를 보기 위해 </w:t>
+      </w:r>
+      <w:r>
+        <w:rPr>
+          <w:b/>
+          <w:bCs/>
+        </w:rPr>
+        <w:t>Recall과 F1-score를 보조 지표로 함께 사용</w:t>
+      </w:r>
+      <w:r>
+        <w:t>하기로 하였다.</w:t>
+      </w:r>
+    </w:p>
+    <w:p>
+      <w:pPr>
+        <w:rPr>
+          <w:rFonts w:hint="eastAsia"/>
+        </w:rPr>
+      </w:pPr>
     </w:p>
     <w:p>
       <w:pPr>
@@ -2346,6 +2526,30 @@
       <w:r>
         <w:t>2.4.3 모델 선정</w:t>
       </w:r>
+    </w:p>
+    <w:p>
+      <w:pPr>
+        <w:rPr>
+          <w:rFonts w:hint="eastAsia"/>
+          <w:u w:val="single"/>
+        </w:rPr>
+      </w:pPr>
+      <w:r>
+        <w:rPr>
+          <w:u w:val="single"/>
+        </w:rPr>
+        <w:t xml:space="preserve">Base Model – </w:t>
+      </w:r>
+      <w:proofErr w:type="spellStart"/>
+      <w:r>
+        <w:rPr>
+          <w:b/>
+          <w:bCs/>
+          <w:u w:val="single"/>
+        </w:rPr>
+        <w:t>XGBoost</w:t>
+      </w:r>
+      <w:proofErr w:type="spellEnd"/>
     </w:p>
     <w:p>
       <w:pPr>
@@ -2356,14 +2560,75 @@
         </w:numPr>
         <w:ind w:leftChars="0"/>
       </w:pPr>
-      <w:proofErr w:type="spellStart"/>
-      <w:r>
+      <w:r>
+        <w:t>Kaggle 상위권 솔루션들이 공통적으로 사용하는 모델이라는 점과,</w:t>
+      </w:r>
+      <w:r>
+        <w:rPr>
+          <w:rFonts w:hint="eastAsia"/>
+        </w:rPr>
+        <w:t xml:space="preserve"> </w:t>
+      </w:r>
+      <w:r>
+        <w:rPr>
+          <w:b/>
+          <w:bCs/>
+        </w:rPr>
+        <w:t>불균형 데이터에서의 높은 성능·정규화·조기 종료(early stopping) 기능</w:t>
+      </w:r>
+      <w:r>
+        <w:t xml:space="preserve">을 고려하여 </w:t>
+      </w:r>
+      <w:proofErr w:type="spellStart"/>
+      <w:r>
+        <w:rPr>
+          <w:shd w:val="pct15" w:color="auto" w:fill="FFFFFF"/>
+        </w:rPr>
         <w:t>XGBoost</w:t>
       </w:r>
       <w:proofErr w:type="spellEnd"/>
       <w:r>
-        <w:t>: 불균형 데이터에서 높은 성능, 정규화, 튜닝 유연성</w:t>
-      </w:r>
+        <w:t>를 베이스라인 모델로 선정하였다.</w:t>
+      </w:r>
+    </w:p>
+    <w:p>
+      <w:pPr>
+        <w:rPr>
+          <w:u w:val="single"/>
+        </w:rPr>
+      </w:pPr>
+      <w:r>
+        <w:rPr>
+          <w:u w:val="single"/>
+        </w:rPr>
+        <w:t xml:space="preserve">트리 계열 – </w:t>
+      </w:r>
+      <w:proofErr w:type="spellStart"/>
+      <w:r>
+        <w:rPr>
+          <w:b/>
+          <w:bCs/>
+          <w:u w:val="single"/>
+        </w:rPr>
+        <w:t>LightGBM</w:t>
+      </w:r>
+      <w:proofErr w:type="spellEnd"/>
+      <w:r>
+        <w:rPr>
+          <w:u w:val="single"/>
+        </w:rPr>
+        <w:t xml:space="preserve">, </w:t>
+      </w:r>
+      <w:proofErr w:type="spellStart"/>
+      <w:r>
+        <w:rPr>
+          <w:b/>
+          <w:bCs/>
+          <w:u w:val="single"/>
+        </w:rPr>
+        <w:t>RandomForest</w:t>
+      </w:r>
+      <w:proofErr w:type="spellEnd"/>
     </w:p>
     <w:p>
       <w:pPr>
@@ -2373,14 +2638,38 @@
           <w:numId w:val="47"/>
         </w:numPr>
         <w:ind w:leftChars="0"/>
-      </w:pPr>
-      <w:proofErr w:type="spellStart"/>
-      <w:r>
+        <w:rPr>
+          <w:rFonts w:hint="eastAsia"/>
+        </w:rPr>
+      </w:pPr>
+      <w:proofErr w:type="spellStart"/>
+      <w:r>
+        <w:rPr>
+          <w:shd w:val="pct15" w:color="auto" w:fill="FFFFFF"/>
+        </w:rPr>
         <w:t>LightGBM</w:t>
       </w:r>
       <w:proofErr w:type="spellEnd"/>
       <w:r>
-        <w:t>: 빠른 학습, 대용량/고차원에 강함</w:t>
+        <w:t xml:space="preserve">은 </w:t>
+      </w:r>
+      <w:proofErr w:type="spellStart"/>
+      <w:r>
+        <w:t>XGBoost</w:t>
+      </w:r>
+      <w:proofErr w:type="spellEnd"/>
+      <w:r>
+        <w:t xml:space="preserve">와 유사한 성능을 보이면서도 </w:t>
+      </w:r>
+      <w:r>
+        <w:rPr>
+          <w:b/>
+          <w:bCs/>
+        </w:rPr>
+        <w:t>학습 속도가 빠르고 대용량 데이터에 적합하다는 장점</w:t>
+      </w:r>
+      <w:r>
+        <w:t>이 있어 비교 대상으로 포함하였다.</w:t>
       </w:r>
     </w:p>
     <w:p>
@@ -2394,12 +2683,85 @@
       </w:pPr>
       <w:proofErr w:type="spellStart"/>
       <w:r>
-        <w:lastRenderedPageBreak/>
+        <w:rPr>
+          <w:shd w:val="pct15" w:color="auto" w:fill="FFFFFF"/>
+        </w:rPr>
         <w:t>RandomForest</w:t>
       </w:r>
       <w:proofErr w:type="spellEnd"/>
       <w:r>
-        <w:t>: 해석은 어렵지만 안정적인 앙상블</w:t>
+        <w:t xml:space="preserve">는 상대적으로 </w:t>
+      </w:r>
+      <w:r>
+        <w:rPr>
+          <w:b/>
+          <w:bCs/>
+        </w:rPr>
+        <w:t>단순하지만 안정적인 앙상블 트리 모델</w:t>
+      </w:r>
+      <w:r>
+        <w:t>로, 다른 트리 계열 모델과의 성능</w:t>
+      </w:r>
+      <w:r>
+        <w:rPr>
+          <w:rFonts w:hint="eastAsia"/>
+        </w:rPr>
+        <w:t xml:space="preserve"> </w:t>
+      </w:r>
+      <w:r>
+        <w:t>·</w:t>
+      </w:r>
+      <w:r>
+        <w:rPr>
+          <w:rFonts w:hint="eastAsia"/>
+        </w:rPr>
+        <w:t xml:space="preserve"> </w:t>
+      </w:r>
+      <w:r>
+        <w:t>feature importance 패턴 비교를 위해 사용하였다.</w:t>
+      </w:r>
+    </w:p>
+    <w:p>
+      <w:pPr>
+        <w:rPr>
+          <w:u w:val="single"/>
+        </w:rPr>
+      </w:pPr>
+      <w:r>
+        <w:rPr>
+          <w:rFonts w:hint="eastAsia"/>
+          <w:u w:val="single"/>
+        </w:rPr>
+        <w:t>선형</w:t>
+      </w:r>
+      <w:r>
+        <w:rPr>
+          <w:rFonts w:hint="eastAsia"/>
+          <w:b/>
+          <w:bCs/>
+          <w:u w:val="single"/>
+        </w:rPr>
+        <w:t xml:space="preserve"> </w:t>
+      </w:r>
+      <w:r>
+        <w:rPr>
+          <w:u w:val="single"/>
+        </w:rPr>
+        <w:t xml:space="preserve">모델 – </w:t>
+      </w:r>
+      <w:r>
+        <w:rPr>
+          <w:b/>
+          <w:bCs/>
+          <w:u w:val="single"/>
+        </w:rPr>
+        <w:t>Logistic Regression</w:t>
+      </w:r>
+      <w:r>
+        <w:rPr>
+          <w:u w:val="single"/>
+        </w:rPr>
+        <w:t xml:space="preserve"> </w:t>
       </w:r>
     </w:p>
     <w:p>
@@ -2407,98 +2769,151 @@
         <w:pStyle w:val="a6"/>
         <w:numPr>
           <w:ilvl w:val="0"/>
-          <w:numId w:val="47"/>
+          <w:numId w:val="56"/>
         </w:numPr>
         <w:ind w:leftChars="0"/>
       </w:pPr>
       <w:r>
-        <w:t xml:space="preserve">Logistic Regression: </w:t>
-      </w:r>
-      <w:proofErr w:type="spellStart"/>
-      <w:r>
-        <w:t>해석력</w:t>
-      </w:r>
-      <w:proofErr w:type="spellEnd"/>
-      <w:r>
-        <w:t>, baseline 역할</w:t>
-      </w:r>
-      <w:r>
-        <w:t xml:space="preserve">관련 </w:t>
-      </w:r>
-    </w:p>
-    <w:p>
-      <w:r>
-        <w:rPr>
-          <w:rFonts w:ascii="Segoe UI Emoji" w:hAnsi="Segoe UI Emoji" w:cs="Segoe UI Emoji"/>
-        </w:rPr>
-        <w:t>✅</w:t>
-      </w:r>
-      <w:r>
-        <w:t xml:space="preserve"> </w:t>
-      </w:r>
-      <w:r>
         <w:rPr>
           <w:b/>
           <w:bCs/>
         </w:rPr>
-        <w:t>목표:</w:t>
-      </w:r>
-      <w:r>
-        <w:br/>
-        <w:t xml:space="preserve">“어떤 모델 + 어떤 </w:t>
-      </w:r>
-      <w:proofErr w:type="spellStart"/>
-      <w:r>
-        <w:t>전처리</w:t>
-      </w:r>
-      <w:proofErr w:type="spellEnd"/>
-      <w:r>
-        <w:t xml:space="preserve"> 조합을 실험 후보로 올렸는지”</w:t>
-      </w:r>
-      <w:proofErr w:type="spellStart"/>
-      <w:r>
-        <w:t>를</w:t>
-      </w:r>
-      <w:proofErr w:type="spellEnd"/>
-      <w:r>
-        <w:t xml:space="preserve"> 깔끔하게 정리.</w:t>
-      </w:r>
-    </w:p>
-    <w:p>
-      <w:r>
-        <w:t>문서:</w:t>
-      </w:r>
-    </w:p>
-    <w:p>
-      <w:r>
-        <w:t xml:space="preserve">· 11.05 Machine Learning Day8.docx - </w:t>
-      </w:r>
-      <w:proofErr w:type="spellStart"/>
-      <w:r>
+        <w:t>해석 가능성이 높고 구현이 간단</w:t>
+      </w:r>
+      <w:r>
+        <w:t xml:space="preserve">하다는 장점 때문에 </w:t>
+      </w:r>
+      <w:r>
+        <w:rPr>
+          <w:shd w:val="pct15" w:color="auto" w:fill="FFFFFF"/>
+        </w:rPr>
+        <w:t>Logistic Regression</w:t>
+      </w:r>
+      <w:r>
+        <w:t>을 추가로 실험하여,</w:t>
+      </w:r>
+      <w:r>
+        <w:rPr>
+          <w:rFonts w:hint="eastAsia"/>
+        </w:rPr>
+        <w:t xml:space="preserve"> </w:t>
+      </w:r>
+      <w:r>
+        <w:t>트리 계열 모델과의 성능 차이 및 중요한 변수의 차이를 비교하였다.</w:t>
+      </w:r>
+    </w:p>
+    <w:p>
+      <w:pPr>
+        <w:rPr>
+          <w:rFonts w:hint="eastAsia"/>
+          <w:u w:val="single"/>
+        </w:rPr>
+      </w:pPr>
+      <w:r>
+        <w:rPr>
+          <w:u w:val="single"/>
+        </w:rPr>
+        <w:t xml:space="preserve">앙상블 확장 – </w:t>
+      </w:r>
+      <w:r>
+        <w:rPr>
+          <w:b/>
+          <w:bCs/>
+          <w:u w:val="single"/>
+        </w:rPr>
+        <w:t>Stacking</w:t>
+      </w:r>
+    </w:p>
+    <w:p>
+      <w:pPr>
+        <w:pStyle w:val="a6"/>
+        <w:numPr>
+          <w:ilvl w:val="0"/>
+          <w:numId w:val="56"/>
+        </w:numPr>
+        <w:ind w:leftChars="0"/>
+        <w:rPr>
+          <w:rFonts w:hint="eastAsia"/>
+        </w:rPr>
+      </w:pPr>
+      <w:r>
+        <w:t xml:space="preserve">회의에서 논의한 대로, 개별 모델의 장점을 결합하기 위해 이후 </w:t>
+      </w:r>
+      <w:proofErr w:type="spellStart"/>
+      <w:r>
+        <w:rPr>
+          <w:shd w:val="pct15" w:color="auto" w:fill="FFFFFF"/>
+        </w:rPr>
         <w:t>XGBoost</w:t>
       </w:r>
       <w:proofErr w:type="spellEnd"/>
       <w:r>
-        <w:t xml:space="preserve"> 성능</w:t>
-      </w:r>
-    </w:p>
-    <w:p>
-      <w:r>
-        <w:t xml:space="preserve">· 11.06 Machine Learning Day9.docx - </w:t>
-      </w:r>
-      <w:proofErr w:type="spellStart"/>
-      <w:r>
+        <w:t xml:space="preserve">, </w:t>
+      </w:r>
+      <w:proofErr w:type="spellStart"/>
+      <w:r>
+        <w:rPr>
+          <w:shd w:val="pct15" w:color="auto" w:fill="FFFFFF"/>
+        </w:rPr>
         <w:t>LightGBM</w:t>
       </w:r>
       <w:proofErr w:type="spellEnd"/>
       <w:r>
-        <w:t xml:space="preserve"> 비교</w:t>
-      </w:r>
-    </w:p>
-    <w:p>
-      <w:r>
-        <w:t>· 11.07 Machine Learning Day10.docx - 트리 계열 특징</w:t>
-      </w:r>
+        <w:t xml:space="preserve">, </w:t>
+      </w:r>
+      <w:proofErr w:type="spellStart"/>
+      <w:r>
+        <w:rPr>
+          <w:shd w:val="pct15" w:color="auto" w:fill="FFFFFF"/>
+        </w:rPr>
+        <w:t>RandomForest</w:t>
+      </w:r>
+      <w:proofErr w:type="spellEnd"/>
+      <w:r>
+        <w:t xml:space="preserve">, </w:t>
+      </w:r>
+      <w:r>
+        <w:rPr>
+          <w:shd w:val="pct15" w:color="auto" w:fill="FFFFFF"/>
+        </w:rPr>
+        <w:t>Logistic Regression</w:t>
+      </w:r>
+      <w:r>
+        <w:t xml:space="preserve"> 등을</w:t>
+      </w:r>
+      <w:r>
+        <w:rPr>
+          <w:rFonts w:hint="eastAsia"/>
+        </w:rPr>
+        <w:t xml:space="preserve"> </w:t>
+      </w:r>
+      <w:r>
+        <w:t xml:space="preserve">1단계 모델로 사용하고, </w:t>
+      </w:r>
+      <w:r>
+        <w:rPr>
+          <w:shd w:val="pct15" w:color="auto" w:fill="FFFFFF"/>
+        </w:rPr>
+        <w:t>Logistic Regression</w:t>
+      </w:r>
+      <w:r>
+        <w:t xml:space="preserve">을 메타 모델로 하는 </w:t>
+      </w:r>
+      <w:proofErr w:type="spellStart"/>
+      <w:r>
+        <w:t>스태킹</w:t>
+      </w:r>
+      <w:proofErr w:type="spellEnd"/>
+      <w:r>
+        <w:t xml:space="preserve"> 앙상블을 구성하였다.</w:t>
+      </w:r>
+    </w:p>
+    <w:p>
+      <w:pPr>
+        <w:rPr>
+          <w:rFonts w:hint="eastAsia"/>
+        </w:rPr>
+      </w:pPr>
     </w:p>
     <w:p>
       <w:pPr>
@@ -2525,76 +2940,265 @@
       </w:r>
     </w:p>
     <w:p>
-      <w:r>
-        <w:t>· </w:t>
-      </w:r>
+      <w:pPr>
+        <w:rPr>
+          <w:rFonts w:hint="eastAsia"/>
+          <w:u w:val="single"/>
+        </w:rPr>
+      </w:pPr>
       <w:proofErr w:type="spellStart"/>
       <w:proofErr w:type="gramStart"/>
       <w:r>
+        <w:rPr>
+          <w:u w:val="single"/>
+        </w:rPr>
+        <w:t>HyperOpt</w:t>
+      </w:r>
+      <w:proofErr w:type="spellEnd"/>
+      <w:r>
+        <w:rPr>
+          <w:rFonts w:hint="eastAsia"/>
+          <w:u w:val="single"/>
+        </w:rPr>
+        <w:t xml:space="preserve"> :</w:t>
+      </w:r>
+      <w:proofErr w:type="gramEnd"/>
+      <w:r>
+        <w:rPr>
+          <w:rFonts w:hint="eastAsia"/>
+          <w:u w:val="single"/>
+        </w:rPr>
+        <w:t xml:space="preserve"> </w:t>
+      </w:r>
+      <w:r>
+        <w:rPr>
+          <w:u w:val="single"/>
+        </w:rPr>
+        <w:t>베이지안 최적화, 효율적 탐색</w:t>
+      </w:r>
+    </w:p>
+    <w:p>
+      <w:pPr>
+        <w:pStyle w:val="a6"/>
+        <w:numPr>
+          <w:ilvl w:val="0"/>
+          <w:numId w:val="56"/>
+        </w:numPr>
+        <w:ind w:leftChars="0"/>
+        <w:rPr>
+          <w:rFonts w:hint="eastAsia"/>
+        </w:rPr>
+      </w:pPr>
+      <w:proofErr w:type="spellStart"/>
+      <w:r>
+        <w:t>XGBoost</w:t>
+      </w:r>
+      <w:proofErr w:type="spellEnd"/>
+      <w:r>
+        <w:t xml:space="preserve">와 </w:t>
+      </w:r>
+      <w:proofErr w:type="spellStart"/>
+      <w:r>
+        <w:t>LightGBM</w:t>
+      </w:r>
+      <w:proofErr w:type="spellEnd"/>
+      <w:r>
+        <w:t xml:space="preserve"> 등 주요 트리 기반 모델의 </w:t>
+      </w:r>
+      <w:proofErr w:type="spellStart"/>
+      <w:r>
+        <w:t>하이퍼파라미터는</w:t>
+      </w:r>
+      <w:proofErr w:type="spellEnd"/>
+      <w:r>
+        <w:t xml:space="preserve"> </w:t>
+      </w:r>
+      <w:proofErr w:type="spellStart"/>
+      <w:r>
+        <w:t>HyperOpt</w:t>
+      </w:r>
+      <w:proofErr w:type="spellEnd"/>
+      <w:r>
+        <w:t>의 TPE 알고리즘을 이용해 자동 탐색하였다.</w:t>
+      </w:r>
+    </w:p>
+    <w:p>
+      <w:pPr>
+        <w:rPr>
+          <w:rFonts w:hint="eastAsia"/>
+          <w:u w:val="single"/>
+        </w:rPr>
+      </w:pPr>
+      <w:r>
+        <w:rPr>
+          <w:u w:val="single"/>
+        </w:rPr>
+        <w:t xml:space="preserve">교차검증 </w:t>
+      </w:r>
+      <w:proofErr w:type="gramStart"/>
+      <w:r>
+        <w:rPr>
+          <w:u w:val="single"/>
+        </w:rPr>
+        <w:t xml:space="preserve">기반 </w:t>
+      </w:r>
+      <w:r>
+        <w:rPr>
+          <w:rFonts w:hint="eastAsia"/>
+          <w:u w:val="single"/>
+        </w:rPr>
+        <w:t>:</w:t>
+      </w:r>
+      <w:proofErr w:type="gramEnd"/>
+      <w:r>
+        <w:rPr>
+          <w:rFonts w:hint="eastAsia"/>
+          <w:u w:val="single"/>
+        </w:rPr>
+        <w:t xml:space="preserve"> </w:t>
+      </w:r>
+      <w:r>
+        <w:rPr>
+          <w:u w:val="single"/>
+        </w:rPr>
+        <w:t>Objective</w:t>
+      </w:r>
+    </w:p>
+    <w:p>
+      <w:pPr>
+        <w:pStyle w:val="a6"/>
+        <w:numPr>
+          <w:ilvl w:val="0"/>
+          <w:numId w:val="56"/>
+        </w:numPr>
+        <w:ind w:leftChars="0"/>
+        <w:rPr>
+          <w:rFonts w:hint="eastAsia"/>
+        </w:rPr>
+      </w:pPr>
+      <w:r>
+        <w:t>각 파라미터 조합에 대해 Stratified 5-fold 교차검증을 수행하고,</w:t>
+      </w:r>
+      <w:r>
+        <w:rPr>
+          <w:rFonts w:hint="eastAsia"/>
+        </w:rPr>
+        <w:t xml:space="preserve"> </w:t>
+      </w:r>
+      <w:r>
+        <w:t>평균 ROC-AUC가 최대가 되도록 파라미터를 최적화하였다.</w:t>
+      </w:r>
+    </w:p>
+    <w:p>
+      <w:pPr>
+        <w:rPr>
+          <w:rFonts w:hint="eastAsia"/>
+          <w:u w:val="single"/>
+        </w:rPr>
+      </w:pPr>
+      <w:r>
+        <w:rPr>
+          <w:u w:val="single"/>
+        </w:rPr>
+        <w:t xml:space="preserve">단순 모델의 </w:t>
+      </w:r>
+      <w:proofErr w:type="gramStart"/>
+      <w:r>
+        <w:rPr>
+          <w:u w:val="single"/>
+        </w:rPr>
+        <w:t xml:space="preserve">경우 </w:t>
+      </w:r>
+      <w:r>
+        <w:rPr>
+          <w:rFonts w:hint="eastAsia"/>
+          <w:u w:val="single"/>
+        </w:rPr>
+        <w:t>:</w:t>
+      </w:r>
+      <w:proofErr w:type="gramEnd"/>
+      <w:r>
+        <w:rPr>
+          <w:rFonts w:hint="eastAsia"/>
+          <w:u w:val="single"/>
+        </w:rPr>
+        <w:t xml:space="preserve"> </w:t>
+      </w:r>
+      <w:r>
+        <w:rPr>
+          <w:u w:val="single"/>
+        </w:rPr>
+        <w:t>Grid/Random Search</w:t>
+      </w:r>
+    </w:p>
+    <w:p>
+      <w:pPr>
+        <w:pStyle w:val="a6"/>
+        <w:numPr>
+          <w:ilvl w:val="0"/>
+          <w:numId w:val="56"/>
+        </w:numPr>
+        <w:ind w:leftChars="0"/>
+      </w:pPr>
+      <w:r>
+        <w:t xml:space="preserve">Logistic Regression과 </w:t>
+      </w:r>
+      <w:proofErr w:type="spellStart"/>
+      <w:r>
+        <w:t>RandomForest</w:t>
+      </w:r>
+      <w:proofErr w:type="spellEnd"/>
+      <w:r>
+        <w:t xml:space="preserve"> 등 비교적 단순한 모델은 </w:t>
+      </w:r>
+      <w:proofErr w:type="spellStart"/>
+      <w:r>
         <w:t>GridSearchCV</w:t>
       </w:r>
       <w:proofErr w:type="spellEnd"/>
       <w:r>
-        <w:t> :</w:t>
-      </w:r>
-      <w:proofErr w:type="gramEnd"/>
-      <w:r>
-        <w:t xml:space="preserve"> 기본적 방법, 시간 소요 많음</w:t>
-      </w:r>
-    </w:p>
-    <w:p>
-      <w:r>
-        <w:t>· </w:t>
-      </w:r>
-      <w:proofErr w:type="spellStart"/>
-      <w:proofErr w:type="gramStart"/>
+        <w:t xml:space="preserve"> 또는 </w:t>
+      </w:r>
+      <w:proofErr w:type="spellStart"/>
       <w:r>
         <w:t>RandomizedSearchCV</w:t>
       </w:r>
       <w:proofErr w:type="spellEnd"/>
       <w:r>
-        <w:t> :</w:t>
-      </w:r>
-      <w:proofErr w:type="gramEnd"/>
-      <w:r>
-        <w:t xml:space="preserve"> 무작위 탐색</w:t>
-      </w:r>
-    </w:p>
-    <w:p>
-      <w:r>
-        <w:t>· </w:t>
-      </w:r>
-      <w:proofErr w:type="spellStart"/>
-      <w:proofErr w:type="gramStart"/>
-      <w:r>
-        <w:t>HyperOpt</w:t>
-      </w:r>
-      <w:proofErr w:type="spellEnd"/>
-      <w:r>
-        <w:t> :</w:t>
-      </w:r>
-      <w:proofErr w:type="gramEnd"/>
-      <w:r>
-        <w:t xml:space="preserve"> 베이지안 최적화, 효율적 탐색</w:t>
-      </w:r>
-    </w:p>
-    <w:p>
-      <w:r>
-        <w:t>관련 문서:</w:t>
-      </w:r>
-    </w:p>
-    <w:p>
-      <w:r>
-        <w:t xml:space="preserve">· 11.06 Machine Learning Day9.docx - </w:t>
-      </w:r>
-      <w:proofErr w:type="spellStart"/>
-      <w:r>
-        <w:t>HyperOpt</w:t>
-      </w:r>
-      <w:proofErr w:type="spellEnd"/>
-      <w:r>
-        <w:t xml:space="preserve"> 상세 설명</w:t>
-      </w:r>
+        <w:t>를 사용해</w:t>
+      </w:r>
+      <w:r>
+        <w:rPr>
+          <w:rFonts w:hint="eastAsia"/>
+        </w:rPr>
+        <w:t xml:space="preserve"> </w:t>
+      </w:r>
+      <w:r>
+        <w:t xml:space="preserve">소수의 핵심 파라미터(C, </w:t>
+      </w:r>
+      <w:proofErr w:type="spellStart"/>
+      <w:r>
+        <w:t>max_depth</w:t>
+      </w:r>
+      <w:proofErr w:type="spellEnd"/>
+      <w:r>
+        <w:t xml:space="preserve">, </w:t>
+      </w:r>
+      <w:proofErr w:type="spellStart"/>
+      <w:r>
+        <w:t>n_estimators</w:t>
+      </w:r>
+      <w:proofErr w:type="spellEnd"/>
+      <w:r>
+        <w:t xml:space="preserve"> 등)를 탐색하였다.</w:t>
+      </w:r>
+    </w:p>
+    <w:p>
+      <w:pPr>
+        <w:rPr>
+          <w:rFonts w:hint="eastAsia"/>
+        </w:rPr>
+      </w:pPr>
     </w:p>
     <w:p>
       <w:pPr>
@@ -3022,7 +3626,6 @@
                 <w:sz w:val="24"/>
                 <w:szCs w:val="24"/>
               </w:rPr>
-              <w:lastRenderedPageBreak/>
               <w:t>XGBoost</w:t>
             </w:r>
             <w:proofErr w:type="spellEnd"/>
@@ -3092,6 +3695,7 @@
           </w:tcPr>
           <w:p>
             <w:r>
+              <w:lastRenderedPageBreak/>
               <w:t>'</w:t>
             </w:r>
             <w:proofErr w:type="spellStart"/>
@@ -4093,7 +4697,6 @@
           </w:tcPr>
           <w:p>
             <w:r>
-              <w:lastRenderedPageBreak/>
               <w:t>'</w:t>
             </w:r>
             <w:proofErr w:type="spellStart"/>
@@ -4153,6 +4756,7 @@
           <w:szCs w:val="24"/>
           <w:u w:val="single"/>
         </w:rPr>
+        <w:lastRenderedPageBreak/>
         <w:t>RandomForest</w:t>
       </w:r>
       <w:proofErr w:type="spellEnd"/>
@@ -4992,7 +5596,6 @@
         <w:rPr>
           <w:rFonts w:hint="eastAsia"/>
         </w:rPr>
-        <w:lastRenderedPageBreak/>
         <w:t>    "</w:t>
       </w:r>
       <w:proofErr w:type="spellStart"/>
@@ -5031,6 +5634,7 @@
         <w:rPr>
           <w:rFonts w:hint="eastAsia"/>
         </w:rPr>
+        <w:lastRenderedPageBreak/>
         <w:t>    "</w:t>
       </w:r>
       <w:proofErr w:type="spellStart"/>
@@ -5812,7 +6416,6 @@
         <w:rPr>
           <w:rFonts w:hint="eastAsia"/>
         </w:rPr>
-        <w:lastRenderedPageBreak/>
         <w:t>rf_best_param</w:t>
       </w:r>
       <w:proofErr w:type="spellEnd"/>
@@ -5836,6 +6439,7 @@
         <w:rPr>
           <w:rFonts w:hint="eastAsia"/>
         </w:rPr>
+        <w:lastRenderedPageBreak/>
         <w:t>    "</w:t>
       </w:r>
       <w:proofErr w:type="spellStart"/>
@@ -6366,48 +6970,27 @@
     </w:p>
     <w:p/>
     <w:p>
-      <w:r>
-        <w:t>관련 문서:</w:t>
-      </w:r>
-    </w:p>
-    <w:p>
-      <w:r>
-        <w:t xml:space="preserve">· 11.05 Machine Learning Day8.docx - </w:t>
-      </w:r>
-      <w:proofErr w:type="spellStart"/>
-      <w:r>
-        <w:t>XGBoost</w:t>
-      </w:r>
-      <w:proofErr w:type="spellEnd"/>
-      <w:r>
-        <w:t xml:space="preserve"> 파라미터 민감도</w:t>
-      </w:r>
-    </w:p>
-    <w:p>
-      <w:r>
-        <w:t xml:space="preserve">· 11.06 Machine Learning Day9.docx - </w:t>
-      </w:r>
-      <w:proofErr w:type="spellStart"/>
-      <w:r>
-        <w:t>HyperOpt</w:t>
-      </w:r>
-      <w:proofErr w:type="spellEnd"/>
-      <w:r>
-        <w:t xml:space="preserve"> 실습</w:t>
-      </w:r>
-    </w:p>
-    <w:p>
       <w:pPr>
         <w:pStyle w:val="3"/>
-      </w:pPr>
-      <w:r>
-        <w:lastRenderedPageBreak/>
+        <w:rPr>
+          <w:rFonts w:hint="eastAsia"/>
+        </w:rPr>
+      </w:pPr>
+      <w:r>
         <w:t>2.4.5 모델 성능 비교</w:t>
       </w:r>
     </w:p>
     <w:tbl>
       <w:tblPr>
         <w:tblW w:w="0" w:type="auto"/>
+        <w:tblBorders>
+          <w:top w:val="single" w:sz="4" w:space="0" w:color="auto"/>
+          <w:left w:val="single" w:sz="4" w:space="0" w:color="auto"/>
+          <w:bottom w:val="single" w:sz="4" w:space="0" w:color="auto"/>
+          <w:right w:val="single" w:sz="4" w:space="0" w:color="auto"/>
+          <w:insideH w:val="single" w:sz="4" w:space="0" w:color="auto"/>
+          <w:insideV w:val="single" w:sz="4" w:space="0" w:color="auto"/>
+        </w:tblBorders>
         <w:tblCellMar>
           <w:top w:w="15" w:type="dxa"/>
           <w:left w:w="15" w:type="dxa"/>
@@ -6419,7 +7002,6 @@
       <w:tblGrid>
         <w:gridCol w:w="2097"/>
         <w:gridCol w:w="2384"/>
-        <w:gridCol w:w="1819"/>
         <w:gridCol w:w="1245"/>
       </w:tblGrid>
       <w:tr>
@@ -6459,24 +7041,6 @@
           <w:p>
             <w:r>
               <w:t>ROC-AUC (Validation)</w:t>
-            </w:r>
-          </w:p>
-        </w:tc>
-        <w:tc>
-          <w:tcPr>
-            <w:tcW w:w="0" w:type="auto"/>
-            <w:tcMar>
-              <w:top w:w="75" w:type="dxa"/>
-              <w:left w:w="150" w:type="dxa"/>
-              <w:bottom w:w="75" w:type="dxa"/>
-              <w:right w:w="150" w:type="dxa"/>
-            </w:tcMar>
-            <w:vAlign w:val="center"/>
-            <w:hideMark/>
-          </w:tcPr>
-          <w:p>
-            <w:r>
-              <w:t>ROC-AUC (Test)</w:t>
             </w:r>
           </w:p>
         </w:tc>
@@ -6534,7 +7098,7 @@
           </w:tcPr>
           <w:p>
             <w:r>
-              <w:t>~0.5</w:t>
+              <w:t>0.5</w:t>
             </w:r>
           </w:p>
         </w:tc>
@@ -6552,25 +7116,10 @@
           </w:tcPr>
           <w:p>
             <w:r>
-              <w:t>~0.5</w:t>
-            </w:r>
-          </w:p>
-        </w:tc>
-        <w:tc>
-          <w:tcPr>
-            <w:tcW w:w="0" w:type="auto"/>
-            <w:tcMar>
-              <w:top w:w="75" w:type="dxa"/>
-              <w:left w:w="150" w:type="dxa"/>
-              <w:bottom w:w="75" w:type="dxa"/>
-              <w:right w:w="150" w:type="dxa"/>
-            </w:tcMar>
-            <w:vAlign w:val="center"/>
-            <w:hideMark/>
-          </w:tcPr>
-          <w:p>
-            <w:r>
-              <w:t>-</w:t>
+              <w:rPr>
+                <w:rFonts w:hint="eastAsia"/>
+              </w:rPr>
+              <w:t>빠름</w:t>
             </w:r>
           </w:p>
         </w:tc>
@@ -6613,25 +7162,12 @@
           </w:tcPr>
           <w:p>
             <w:r>
-              <w:t>0.8X</w:t>
-            </w:r>
-          </w:p>
-        </w:tc>
-        <w:tc>
-          <w:tcPr>
-            <w:tcW w:w="0" w:type="auto"/>
-            <w:tcMar>
-              <w:top w:w="75" w:type="dxa"/>
-              <w:left w:w="150" w:type="dxa"/>
-              <w:bottom w:w="75" w:type="dxa"/>
-              <w:right w:w="150" w:type="dxa"/>
-            </w:tcMar>
-            <w:vAlign w:val="center"/>
-            <w:hideMark/>
-          </w:tcPr>
-          <w:p>
-            <w:r>
-              <w:t>0.8X</w:t>
+              <w:rPr>
+                <w:rFonts w:ascii="맑은 고딕" w:eastAsia="맑은 고딕" w:hAnsi="맑은 고딕" w:cs="굴림" w:hint="eastAsia"/>
+                <w:sz w:val="22"/>
+                <w:szCs w:val="22"/>
+              </w:rPr>
+              <w:t>0.8509</w:t>
             </w:r>
           </w:p>
         </w:tc>
@@ -6670,6 +7206,7 @@
           <w:p>
             <w:proofErr w:type="spellStart"/>
             <w:r>
+              <w:lastRenderedPageBreak/>
               <w:t>XGBoost</w:t>
             </w:r>
             <w:proofErr w:type="spellEnd"/>
@@ -6692,7 +7229,13 @@
           </w:tcPr>
           <w:p>
             <w:r>
-              <w:t>0.8Y</w:t>
+              <w:rPr>
+                <w:rFonts w:ascii="맑은 고딕" w:eastAsia="맑은 고딕" w:hAnsi="맑은 고딕" w:hint="eastAsia"/>
+                <w:color w:val="000000"/>
+                <w:sz w:val="22"/>
+                <w:szCs w:val="22"/>
+              </w:rPr>
+              <w:t>0.8402</w:t>
             </w:r>
           </w:p>
         </w:tc>
@@ -6709,26 +7252,16 @@
             <w:hideMark/>
           </w:tcPr>
           <w:p>
+            <w:pPr>
+              <w:rPr>
+                <w:rFonts w:hint="eastAsia"/>
+              </w:rPr>
+            </w:pPr>
             <w:r>
-              <w:t>0.8Y</w:t>
-            </w:r>
-          </w:p>
-        </w:tc>
-        <w:tc>
-          <w:tcPr>
-            <w:tcW w:w="0" w:type="auto"/>
-            <w:tcMar>
-              <w:top w:w="75" w:type="dxa"/>
-              <w:left w:w="150" w:type="dxa"/>
-              <w:bottom w:w="75" w:type="dxa"/>
-              <w:right w:w="150" w:type="dxa"/>
-            </w:tcMar>
-            <w:vAlign w:val="center"/>
-            <w:hideMark/>
-          </w:tcPr>
-          <w:p>
-            <w:r>
-              <w:t>김</w:t>
+              <w:rPr>
+                <w:rFonts w:hint="eastAsia"/>
+              </w:rPr>
+              <w:t>느림</w:t>
             </w:r>
           </w:p>
         </w:tc>
@@ -6771,25 +7304,12 @@
           </w:tcPr>
           <w:p>
             <w:r>
-              <w:t>0.8X</w:t>
-            </w:r>
-          </w:p>
-        </w:tc>
-        <w:tc>
-          <w:tcPr>
-            <w:tcW w:w="0" w:type="auto"/>
-            <w:tcMar>
-              <w:top w:w="75" w:type="dxa"/>
-              <w:left w:w="150" w:type="dxa"/>
-              <w:bottom w:w="75" w:type="dxa"/>
-              <w:right w:w="150" w:type="dxa"/>
-            </w:tcMar>
-            <w:vAlign w:val="center"/>
-            <w:hideMark/>
-          </w:tcPr>
-          <w:p>
-            <w:r>
-              <w:t>0.8X</w:t>
+              <w:rPr>
+                <w:rFonts w:ascii="맑은 고딕" w:eastAsia="맑은 고딕" w:hAnsi="맑은 고딕" w:hint="eastAsia"/>
+                <w:sz w:val="22"/>
+                <w:szCs w:val="22"/>
+              </w:rPr>
+              <w:t>0.8438</w:t>
             </w:r>
           </w:p>
         </w:tc>
@@ -6850,25 +7370,12 @@
           </w:tcPr>
           <w:p>
             <w:r>
-              <w:t>0.8Y</w:t>
-            </w:r>
-          </w:p>
-        </w:tc>
-        <w:tc>
-          <w:tcPr>
-            <w:tcW w:w="0" w:type="auto"/>
-            <w:tcMar>
-              <w:top w:w="75" w:type="dxa"/>
-              <w:left w:w="150" w:type="dxa"/>
-              <w:bottom w:w="75" w:type="dxa"/>
-              <w:right w:w="150" w:type="dxa"/>
-            </w:tcMar>
-            <w:vAlign w:val="center"/>
-            <w:hideMark/>
-          </w:tcPr>
-          <w:p>
-            <w:r>
-              <w:t>0.8Y</w:t>
+              <w:rPr>
+                <w:rFonts w:ascii="맑은 고딕" w:eastAsia="맑은 고딕" w:hAnsi="맑은 고딕" w:hint="eastAsia"/>
+                <w:sz w:val="22"/>
+                <w:szCs w:val="22"/>
+              </w:rPr>
+              <w:t>0.8452</w:t>
             </w:r>
           </w:p>
         </w:tc>
@@ -6924,25 +7431,12 @@
           </w:tcPr>
           <w:p>
             <w:r>
-              <w:t>0.7X</w:t>
-            </w:r>
-          </w:p>
-        </w:tc>
-        <w:tc>
-          <w:tcPr>
-            <w:tcW w:w="0" w:type="auto"/>
-            <w:tcMar>
-              <w:top w:w="75" w:type="dxa"/>
-              <w:left w:w="150" w:type="dxa"/>
-              <w:bottom w:w="75" w:type="dxa"/>
-              <w:right w:w="150" w:type="dxa"/>
-            </w:tcMar>
-            <w:vAlign w:val="center"/>
-            <w:hideMark/>
-          </w:tcPr>
-          <w:p>
-            <w:r>
-              <w:t>0.7X</w:t>
+              <w:rPr>
+                <w:rFonts w:ascii="맑은 고딕" w:eastAsia="맑은 고딕" w:hAnsi="맑은 고딕" w:hint="eastAsia"/>
+                <w:sz w:val="22"/>
+                <w:szCs w:val="22"/>
+              </w:rPr>
+              <w:t>0.8051</w:t>
             </w:r>
           </w:p>
         </w:tc>
@@ -7000,25 +7494,12 @@
           </w:tcPr>
           <w:p>
             <w:r>
-              <w:t>0.8X</w:t>
-            </w:r>
-          </w:p>
-        </w:tc>
-        <w:tc>
-          <w:tcPr>
-            <w:tcW w:w="0" w:type="auto"/>
-            <w:tcMar>
-              <w:top w:w="75" w:type="dxa"/>
-              <w:left w:w="150" w:type="dxa"/>
-              <w:bottom w:w="75" w:type="dxa"/>
-              <w:right w:w="150" w:type="dxa"/>
-            </w:tcMar>
-            <w:vAlign w:val="center"/>
-            <w:hideMark/>
-          </w:tcPr>
-          <w:p>
-            <w:r>
-              <w:t>0.8X</w:t>
+              <w:rPr>
+                <w:rFonts w:ascii="맑은 고딕" w:eastAsia="맑은 고딕" w:hAnsi="맑은 고딕" w:hint="eastAsia"/>
+                <w:sz w:val="22"/>
+                <w:szCs w:val="22"/>
+              </w:rPr>
+              <w:t>0.8422</w:t>
             </w:r>
           </w:p>
         </w:tc>
@@ -7042,6 +7523,7 @@
         </w:tc>
       </w:tr>
     </w:tbl>
+    <w:p/>
     <w:p>
       <w:r>
         <w:t>분석:</w:t>
@@ -7087,13 +7569,28 @@
       </w:r>
     </w:p>
     <w:p>
-      <w:r>
-        <w:t>관련 문서:</w:t>
-      </w:r>
-    </w:p>
-    <w:p>
-      <w:r>
-        <w:t>· 11.07 Machine Learning Day10.docx - 모델 비교 결과</w:t>
+      <w:pPr>
+        <w:pBdr>
+          <w:top w:val="single" w:sz="4" w:space="1" w:color="auto"/>
+          <w:left w:val="single" w:sz="4" w:space="4" w:color="auto"/>
+          <w:bottom w:val="single" w:sz="4" w:space="1" w:color="auto"/>
+          <w:right w:val="single" w:sz="4" w:space="4" w:color="auto"/>
+        </w:pBdr>
+        <w:rPr>
+          <w:rFonts w:hint="eastAsia"/>
+        </w:rPr>
+      </w:pPr>
+      <w:r>
+        <w:t>제공된 test.csv에는 정답 레이블이 포함되어 있지 않기 때문에, 본 프로젝트에서는 내부적으로 분할한 Validation 데이터와 교차검증 결과를 기준으로 모델을 비교하였다. 따라서 성능 비교 표에는 ROC</w:t>
+      </w:r>
+      <w:r>
+        <w:rPr>
+          <w:rFonts w:hint="eastAsia"/>
+        </w:rPr>
+        <w:t>-</w:t>
+      </w:r>
+      <w:r>
+        <w:t>AUC(Test) 대신 ROC-AUC(Validation)만을 제시한다.</w:t>
       </w:r>
     </w:p>
     <w:p/>
@@ -10856,6 +11353,119 @@
     </w:lvl>
   </w:abstractNum>
   <w:abstractNum w:abstractNumId="32" w15:restartNumberingAfterBreak="0">
+    <w:nsid w:val="461E1FBC"/>
+    <w:multiLevelType w:val="hybridMultilevel"/>
+    <w:tmpl w:val="66BEEA9A"/>
+    <w:lvl w:ilvl="0" w:tplc="BBCC2E52">
+      <w:start w:val="1"/>
+      <w:numFmt w:val="bullet"/>
+      <w:lvlText w:val=""/>
+      <w:lvlJc w:val="left"/>
+      <w:pPr>
+        <w:ind w:left="880" w:hanging="440"/>
+      </w:pPr>
+      <w:rPr>
+        <w:rFonts w:ascii="Wingdings" w:hAnsi="Wingdings" w:hint="default"/>
+      </w:rPr>
+    </w:lvl>
+    <w:lvl w:ilvl="1" w:tplc="04090003" w:tentative="1">
+      <w:start w:val="1"/>
+      <w:numFmt w:val="bullet"/>
+      <w:lvlText w:val=""/>
+      <w:lvlJc w:val="left"/>
+      <w:pPr>
+        <w:ind w:left="1320" w:hanging="440"/>
+      </w:pPr>
+      <w:rPr>
+        <w:rFonts w:ascii="Wingdings" w:hAnsi="Wingdings" w:hint="default"/>
+      </w:rPr>
+    </w:lvl>
+    <w:lvl w:ilvl="2" w:tplc="04090005" w:tentative="1">
+      <w:start w:val="1"/>
+      <w:numFmt w:val="bullet"/>
+      <w:lvlText w:val=""/>
+      <w:lvlJc w:val="left"/>
+      <w:pPr>
+        <w:ind w:left="1760" w:hanging="440"/>
+      </w:pPr>
+      <w:rPr>
+        <w:rFonts w:ascii="Wingdings" w:hAnsi="Wingdings" w:hint="default"/>
+      </w:rPr>
+    </w:lvl>
+    <w:lvl w:ilvl="3" w:tplc="04090001" w:tentative="1">
+      <w:start w:val="1"/>
+      <w:numFmt w:val="bullet"/>
+      <w:lvlText w:val=""/>
+      <w:lvlJc w:val="left"/>
+      <w:pPr>
+        <w:ind w:left="2200" w:hanging="440"/>
+      </w:pPr>
+      <w:rPr>
+        <w:rFonts w:ascii="Wingdings" w:hAnsi="Wingdings" w:hint="default"/>
+      </w:rPr>
+    </w:lvl>
+    <w:lvl w:ilvl="4" w:tplc="04090003" w:tentative="1">
+      <w:start w:val="1"/>
+      <w:numFmt w:val="bullet"/>
+      <w:lvlText w:val=""/>
+      <w:lvlJc w:val="left"/>
+      <w:pPr>
+        <w:ind w:left="2640" w:hanging="440"/>
+      </w:pPr>
+      <w:rPr>
+        <w:rFonts w:ascii="Wingdings" w:hAnsi="Wingdings" w:hint="default"/>
+      </w:rPr>
+    </w:lvl>
+    <w:lvl w:ilvl="5" w:tplc="04090005" w:tentative="1">
+      <w:start w:val="1"/>
+      <w:numFmt w:val="bullet"/>
+      <w:lvlText w:val=""/>
+      <w:lvlJc w:val="left"/>
+      <w:pPr>
+        <w:ind w:left="3080" w:hanging="440"/>
+      </w:pPr>
+      <w:rPr>
+        <w:rFonts w:ascii="Wingdings" w:hAnsi="Wingdings" w:hint="default"/>
+      </w:rPr>
+    </w:lvl>
+    <w:lvl w:ilvl="6" w:tplc="04090001" w:tentative="1">
+      <w:start w:val="1"/>
+      <w:numFmt w:val="bullet"/>
+      <w:lvlText w:val=""/>
+      <w:lvlJc w:val="left"/>
+      <w:pPr>
+        <w:ind w:left="3520" w:hanging="440"/>
+      </w:pPr>
+      <w:rPr>
+        <w:rFonts w:ascii="Wingdings" w:hAnsi="Wingdings" w:hint="default"/>
+      </w:rPr>
+    </w:lvl>
+    <w:lvl w:ilvl="7" w:tplc="04090003" w:tentative="1">
+      <w:start w:val="1"/>
+      <w:numFmt w:val="bullet"/>
+      <w:lvlText w:val=""/>
+      <w:lvlJc w:val="left"/>
+      <w:pPr>
+        <w:ind w:left="3960" w:hanging="440"/>
+      </w:pPr>
+      <w:rPr>
+        <w:rFonts w:ascii="Wingdings" w:hAnsi="Wingdings" w:hint="default"/>
+      </w:rPr>
+    </w:lvl>
+    <w:lvl w:ilvl="8" w:tplc="04090005" w:tentative="1">
+      <w:start w:val="1"/>
+      <w:numFmt w:val="bullet"/>
+      <w:lvlText w:val=""/>
+      <w:lvlJc w:val="left"/>
+      <w:pPr>
+        <w:ind w:left="4400" w:hanging="440"/>
+      </w:pPr>
+      <w:rPr>
+        <w:rFonts w:ascii="Wingdings" w:hAnsi="Wingdings" w:hint="default"/>
+      </w:rPr>
+    </w:lvl>
+  </w:abstractNum>
+  <w:abstractNum w:abstractNumId="33" w15:restartNumberingAfterBreak="0">
     <w:nsid w:val="49697246"/>
     <w:multiLevelType w:val="hybridMultilevel"/>
     <w:tmpl w:val="608EA182"/>
@@ -10968,7 +11578,7 @@
       </w:rPr>
     </w:lvl>
   </w:abstractNum>
-  <w:abstractNum w:abstractNumId="33" w15:restartNumberingAfterBreak="0">
+  <w:abstractNum w:abstractNumId="34" w15:restartNumberingAfterBreak="0">
     <w:nsid w:val="4A38175C"/>
     <w:multiLevelType w:val="multilevel"/>
     <w:tmpl w:val="22A46AC4"/>
@@ -11081,7 +11691,120 @@
       </w:rPr>
     </w:lvl>
   </w:abstractNum>
-  <w:abstractNum w:abstractNumId="34" w15:restartNumberingAfterBreak="0">
+  <w:abstractNum w:abstractNumId="35" w15:restartNumberingAfterBreak="0">
+    <w:nsid w:val="4A502D4B"/>
+    <w:multiLevelType w:val="hybridMultilevel"/>
+    <w:tmpl w:val="8ABCB984"/>
+    <w:lvl w:ilvl="0" w:tplc="04090009">
+      <w:start w:val="1"/>
+      <w:numFmt w:val="bullet"/>
+      <w:lvlText w:val=""/>
+      <w:lvlJc w:val="left"/>
+      <w:pPr>
+        <w:ind w:left="880" w:hanging="440"/>
+      </w:pPr>
+      <w:rPr>
+        <w:rFonts w:ascii="Wingdings" w:hAnsi="Wingdings" w:hint="default"/>
+      </w:rPr>
+    </w:lvl>
+    <w:lvl w:ilvl="1" w:tplc="04090003" w:tentative="1">
+      <w:start w:val="1"/>
+      <w:numFmt w:val="bullet"/>
+      <w:lvlText w:val=""/>
+      <w:lvlJc w:val="left"/>
+      <w:pPr>
+        <w:ind w:left="1320" w:hanging="440"/>
+      </w:pPr>
+      <w:rPr>
+        <w:rFonts w:ascii="Wingdings" w:hAnsi="Wingdings" w:hint="default"/>
+      </w:rPr>
+    </w:lvl>
+    <w:lvl w:ilvl="2" w:tplc="04090005" w:tentative="1">
+      <w:start w:val="1"/>
+      <w:numFmt w:val="bullet"/>
+      <w:lvlText w:val=""/>
+      <w:lvlJc w:val="left"/>
+      <w:pPr>
+        <w:ind w:left="1760" w:hanging="440"/>
+      </w:pPr>
+      <w:rPr>
+        <w:rFonts w:ascii="Wingdings" w:hAnsi="Wingdings" w:hint="default"/>
+      </w:rPr>
+    </w:lvl>
+    <w:lvl w:ilvl="3" w:tplc="04090001" w:tentative="1">
+      <w:start w:val="1"/>
+      <w:numFmt w:val="bullet"/>
+      <w:lvlText w:val=""/>
+      <w:lvlJc w:val="left"/>
+      <w:pPr>
+        <w:ind w:left="2200" w:hanging="440"/>
+      </w:pPr>
+      <w:rPr>
+        <w:rFonts w:ascii="Wingdings" w:hAnsi="Wingdings" w:hint="default"/>
+      </w:rPr>
+    </w:lvl>
+    <w:lvl w:ilvl="4" w:tplc="04090003" w:tentative="1">
+      <w:start w:val="1"/>
+      <w:numFmt w:val="bullet"/>
+      <w:lvlText w:val=""/>
+      <w:lvlJc w:val="left"/>
+      <w:pPr>
+        <w:ind w:left="2640" w:hanging="440"/>
+      </w:pPr>
+      <w:rPr>
+        <w:rFonts w:ascii="Wingdings" w:hAnsi="Wingdings" w:hint="default"/>
+      </w:rPr>
+    </w:lvl>
+    <w:lvl w:ilvl="5" w:tplc="04090005" w:tentative="1">
+      <w:start w:val="1"/>
+      <w:numFmt w:val="bullet"/>
+      <w:lvlText w:val=""/>
+      <w:lvlJc w:val="left"/>
+      <w:pPr>
+        <w:ind w:left="3080" w:hanging="440"/>
+      </w:pPr>
+      <w:rPr>
+        <w:rFonts w:ascii="Wingdings" w:hAnsi="Wingdings" w:hint="default"/>
+      </w:rPr>
+    </w:lvl>
+    <w:lvl w:ilvl="6" w:tplc="04090001" w:tentative="1">
+      <w:start w:val="1"/>
+      <w:numFmt w:val="bullet"/>
+      <w:lvlText w:val=""/>
+      <w:lvlJc w:val="left"/>
+      <w:pPr>
+        <w:ind w:left="3520" w:hanging="440"/>
+      </w:pPr>
+      <w:rPr>
+        <w:rFonts w:ascii="Wingdings" w:hAnsi="Wingdings" w:hint="default"/>
+      </w:rPr>
+    </w:lvl>
+    <w:lvl w:ilvl="7" w:tplc="04090003" w:tentative="1">
+      <w:start w:val="1"/>
+      <w:numFmt w:val="bullet"/>
+      <w:lvlText w:val=""/>
+      <w:lvlJc w:val="left"/>
+      <w:pPr>
+        <w:ind w:left="3960" w:hanging="440"/>
+      </w:pPr>
+      <w:rPr>
+        <w:rFonts w:ascii="Wingdings" w:hAnsi="Wingdings" w:hint="default"/>
+      </w:rPr>
+    </w:lvl>
+    <w:lvl w:ilvl="8" w:tplc="04090005" w:tentative="1">
+      <w:start w:val="1"/>
+      <w:numFmt w:val="bullet"/>
+      <w:lvlText w:val=""/>
+      <w:lvlJc w:val="left"/>
+      <w:pPr>
+        <w:ind w:left="4400" w:hanging="440"/>
+      </w:pPr>
+      <w:rPr>
+        <w:rFonts w:ascii="Wingdings" w:hAnsi="Wingdings" w:hint="default"/>
+      </w:rPr>
+    </w:lvl>
+  </w:abstractNum>
+  <w:abstractNum w:abstractNumId="36" w15:restartNumberingAfterBreak="0">
     <w:nsid w:val="4B08338D"/>
     <w:multiLevelType w:val="multilevel"/>
     <w:tmpl w:val="C32851E0"/>
@@ -11194,7 +11917,7 @@
       </w:rPr>
     </w:lvl>
   </w:abstractNum>
-  <w:abstractNum w:abstractNumId="35" w15:restartNumberingAfterBreak="0">
+  <w:abstractNum w:abstractNumId="37" w15:restartNumberingAfterBreak="0">
     <w:nsid w:val="4BB06F9F"/>
     <w:multiLevelType w:val="hybridMultilevel"/>
     <w:tmpl w:val="1ACAF936"/>
@@ -11307,7 +12030,7 @@
       </w:rPr>
     </w:lvl>
   </w:abstractNum>
-  <w:abstractNum w:abstractNumId="36" w15:restartNumberingAfterBreak="0">
+  <w:abstractNum w:abstractNumId="38" w15:restartNumberingAfterBreak="0">
     <w:nsid w:val="4D5168C1"/>
     <w:multiLevelType w:val="hybridMultilevel"/>
     <w:tmpl w:val="1CC05BB0"/>
@@ -11396,7 +12119,7 @@
       </w:pPr>
     </w:lvl>
   </w:abstractNum>
-  <w:abstractNum w:abstractNumId="37" w15:restartNumberingAfterBreak="0">
+  <w:abstractNum w:abstractNumId="39" w15:restartNumberingAfterBreak="0">
     <w:nsid w:val="4EC051B9"/>
     <w:multiLevelType w:val="multilevel"/>
     <w:tmpl w:val="FD7AFA18"/>
@@ -11509,7 +12232,7 @@
       </w:rPr>
     </w:lvl>
   </w:abstractNum>
-  <w:abstractNum w:abstractNumId="38" w15:restartNumberingAfterBreak="0">
+  <w:abstractNum w:abstractNumId="40" w15:restartNumberingAfterBreak="0">
     <w:nsid w:val="4F874405"/>
     <w:multiLevelType w:val="multilevel"/>
     <w:tmpl w:val="480C65A8"/>
@@ -11622,7 +12345,7 @@
       </w:rPr>
     </w:lvl>
   </w:abstractNum>
-  <w:abstractNum w:abstractNumId="39" w15:restartNumberingAfterBreak="0">
+  <w:abstractNum w:abstractNumId="41" w15:restartNumberingAfterBreak="0">
     <w:nsid w:val="51FA2F2B"/>
     <w:multiLevelType w:val="multilevel"/>
     <w:tmpl w:val="605AB292"/>
@@ -11735,7 +12458,7 @@
       </w:rPr>
     </w:lvl>
   </w:abstractNum>
-  <w:abstractNum w:abstractNumId="40" w15:restartNumberingAfterBreak="0">
+  <w:abstractNum w:abstractNumId="42" w15:restartNumberingAfterBreak="0">
     <w:nsid w:val="553C2741"/>
     <w:multiLevelType w:val="multilevel"/>
     <w:tmpl w:val="313646EA"/>
@@ -11848,7 +12571,7 @@
       </w:rPr>
     </w:lvl>
   </w:abstractNum>
-  <w:abstractNum w:abstractNumId="41" w15:restartNumberingAfterBreak="0">
+  <w:abstractNum w:abstractNumId="43" w15:restartNumberingAfterBreak="0">
     <w:nsid w:val="576D4A78"/>
     <w:multiLevelType w:val="hybridMultilevel"/>
     <w:tmpl w:val="FC96BE82"/>
@@ -11937,7 +12660,7 @@
       </w:pPr>
     </w:lvl>
   </w:abstractNum>
-  <w:abstractNum w:abstractNumId="42" w15:restartNumberingAfterBreak="0">
+  <w:abstractNum w:abstractNumId="44" w15:restartNumberingAfterBreak="0">
     <w:nsid w:val="57ED6295"/>
     <w:multiLevelType w:val="hybridMultilevel"/>
     <w:tmpl w:val="E42C0E9A"/>
@@ -12050,7 +12773,7 @@
       </w:rPr>
     </w:lvl>
   </w:abstractNum>
-  <w:abstractNum w:abstractNumId="43" w15:restartNumberingAfterBreak="0">
+  <w:abstractNum w:abstractNumId="45" w15:restartNumberingAfterBreak="0">
     <w:nsid w:val="5A76216E"/>
     <w:multiLevelType w:val="hybridMultilevel"/>
     <w:tmpl w:val="A5D2E212"/>
@@ -12163,7 +12886,7 @@
       </w:rPr>
     </w:lvl>
   </w:abstractNum>
-  <w:abstractNum w:abstractNumId="44" w15:restartNumberingAfterBreak="0">
+  <w:abstractNum w:abstractNumId="46" w15:restartNumberingAfterBreak="0">
     <w:nsid w:val="5EF241E9"/>
     <w:multiLevelType w:val="multilevel"/>
     <w:tmpl w:val="A9966C46"/>
@@ -12276,7 +12999,7 @@
       </w:rPr>
     </w:lvl>
   </w:abstractNum>
-  <w:abstractNum w:abstractNumId="45" w15:restartNumberingAfterBreak="0">
+  <w:abstractNum w:abstractNumId="47" w15:restartNumberingAfterBreak="0">
     <w:nsid w:val="6151371B"/>
     <w:multiLevelType w:val="hybridMultilevel"/>
     <w:tmpl w:val="DD3C0B62"/>
@@ -12365,7 +13088,7 @@
       </w:pPr>
     </w:lvl>
   </w:abstractNum>
-  <w:abstractNum w:abstractNumId="46" w15:restartNumberingAfterBreak="0">
+  <w:abstractNum w:abstractNumId="48" w15:restartNumberingAfterBreak="0">
     <w:nsid w:val="6A44007B"/>
     <w:multiLevelType w:val="multilevel"/>
     <w:tmpl w:val="569AAAC0"/>
@@ -12478,7 +13201,7 @@
       </w:rPr>
     </w:lvl>
   </w:abstractNum>
-  <w:abstractNum w:abstractNumId="47" w15:restartNumberingAfterBreak="0">
+  <w:abstractNum w:abstractNumId="49" w15:restartNumberingAfterBreak="0">
     <w:nsid w:val="6D4667EA"/>
     <w:multiLevelType w:val="multilevel"/>
     <w:tmpl w:val="8286BBFC"/>
@@ -12591,7 +13314,7 @@
       </w:rPr>
     </w:lvl>
   </w:abstractNum>
-  <w:abstractNum w:abstractNumId="48" w15:restartNumberingAfterBreak="0">
+  <w:abstractNum w:abstractNumId="50" w15:restartNumberingAfterBreak="0">
     <w:nsid w:val="70E711C6"/>
     <w:multiLevelType w:val="multilevel"/>
     <w:tmpl w:val="2164484C"/>
@@ -12704,7 +13427,233 @@
       </w:rPr>
     </w:lvl>
   </w:abstractNum>
-  <w:abstractNum w:abstractNumId="49" w15:restartNumberingAfterBreak="0">
+  <w:abstractNum w:abstractNumId="51" w15:restartNumberingAfterBreak="0">
+    <w:nsid w:val="723E73D5"/>
+    <w:multiLevelType w:val="hybridMultilevel"/>
+    <w:tmpl w:val="1488E474"/>
+    <w:lvl w:ilvl="0" w:tplc="BBCC2E52">
+      <w:start w:val="1"/>
+      <w:numFmt w:val="bullet"/>
+      <w:lvlText w:val=""/>
+      <w:lvlJc w:val="left"/>
+      <w:pPr>
+        <w:ind w:left="880" w:hanging="440"/>
+      </w:pPr>
+      <w:rPr>
+        <w:rFonts w:ascii="Wingdings" w:hAnsi="Wingdings" w:hint="default"/>
+      </w:rPr>
+    </w:lvl>
+    <w:lvl w:ilvl="1" w:tplc="04090003" w:tentative="1">
+      <w:start w:val="1"/>
+      <w:numFmt w:val="bullet"/>
+      <w:lvlText w:val=""/>
+      <w:lvlJc w:val="left"/>
+      <w:pPr>
+        <w:ind w:left="1320" w:hanging="440"/>
+      </w:pPr>
+      <w:rPr>
+        <w:rFonts w:ascii="Wingdings" w:hAnsi="Wingdings" w:hint="default"/>
+      </w:rPr>
+    </w:lvl>
+    <w:lvl w:ilvl="2" w:tplc="04090005" w:tentative="1">
+      <w:start w:val="1"/>
+      <w:numFmt w:val="bullet"/>
+      <w:lvlText w:val=""/>
+      <w:lvlJc w:val="left"/>
+      <w:pPr>
+        <w:ind w:left="1760" w:hanging="440"/>
+      </w:pPr>
+      <w:rPr>
+        <w:rFonts w:ascii="Wingdings" w:hAnsi="Wingdings" w:hint="default"/>
+      </w:rPr>
+    </w:lvl>
+    <w:lvl w:ilvl="3" w:tplc="04090001" w:tentative="1">
+      <w:start w:val="1"/>
+      <w:numFmt w:val="bullet"/>
+      <w:lvlText w:val=""/>
+      <w:lvlJc w:val="left"/>
+      <w:pPr>
+        <w:ind w:left="2200" w:hanging="440"/>
+      </w:pPr>
+      <w:rPr>
+        <w:rFonts w:ascii="Wingdings" w:hAnsi="Wingdings" w:hint="default"/>
+      </w:rPr>
+    </w:lvl>
+    <w:lvl w:ilvl="4" w:tplc="04090003" w:tentative="1">
+      <w:start w:val="1"/>
+      <w:numFmt w:val="bullet"/>
+      <w:lvlText w:val=""/>
+      <w:lvlJc w:val="left"/>
+      <w:pPr>
+        <w:ind w:left="2640" w:hanging="440"/>
+      </w:pPr>
+      <w:rPr>
+        <w:rFonts w:ascii="Wingdings" w:hAnsi="Wingdings" w:hint="default"/>
+      </w:rPr>
+    </w:lvl>
+    <w:lvl w:ilvl="5" w:tplc="04090005" w:tentative="1">
+      <w:start w:val="1"/>
+      <w:numFmt w:val="bullet"/>
+      <w:lvlText w:val=""/>
+      <w:lvlJc w:val="left"/>
+      <w:pPr>
+        <w:ind w:left="3080" w:hanging="440"/>
+      </w:pPr>
+      <w:rPr>
+        <w:rFonts w:ascii="Wingdings" w:hAnsi="Wingdings" w:hint="default"/>
+      </w:rPr>
+    </w:lvl>
+    <w:lvl w:ilvl="6" w:tplc="04090001" w:tentative="1">
+      <w:start w:val="1"/>
+      <w:numFmt w:val="bullet"/>
+      <w:lvlText w:val=""/>
+      <w:lvlJc w:val="left"/>
+      <w:pPr>
+        <w:ind w:left="3520" w:hanging="440"/>
+      </w:pPr>
+      <w:rPr>
+        <w:rFonts w:ascii="Wingdings" w:hAnsi="Wingdings" w:hint="default"/>
+      </w:rPr>
+    </w:lvl>
+    <w:lvl w:ilvl="7" w:tplc="04090003" w:tentative="1">
+      <w:start w:val="1"/>
+      <w:numFmt w:val="bullet"/>
+      <w:lvlText w:val=""/>
+      <w:lvlJc w:val="left"/>
+      <w:pPr>
+        <w:ind w:left="3960" w:hanging="440"/>
+      </w:pPr>
+      <w:rPr>
+        <w:rFonts w:ascii="Wingdings" w:hAnsi="Wingdings" w:hint="default"/>
+      </w:rPr>
+    </w:lvl>
+    <w:lvl w:ilvl="8" w:tplc="04090005" w:tentative="1">
+      <w:start w:val="1"/>
+      <w:numFmt w:val="bullet"/>
+      <w:lvlText w:val=""/>
+      <w:lvlJc w:val="left"/>
+      <w:pPr>
+        <w:ind w:left="4400" w:hanging="440"/>
+      </w:pPr>
+      <w:rPr>
+        <w:rFonts w:ascii="Wingdings" w:hAnsi="Wingdings" w:hint="default"/>
+      </w:rPr>
+    </w:lvl>
+  </w:abstractNum>
+  <w:abstractNum w:abstractNumId="52" w15:restartNumberingAfterBreak="0">
+    <w:nsid w:val="72F02C36"/>
+    <w:multiLevelType w:val="hybridMultilevel"/>
+    <w:tmpl w:val="F33E1CBC"/>
+    <w:lvl w:ilvl="0" w:tplc="04090009">
+      <w:start w:val="1"/>
+      <w:numFmt w:val="bullet"/>
+      <w:lvlText w:val=""/>
+      <w:lvlJc w:val="left"/>
+      <w:pPr>
+        <w:ind w:left="880" w:hanging="440"/>
+      </w:pPr>
+      <w:rPr>
+        <w:rFonts w:ascii="Wingdings" w:hAnsi="Wingdings" w:hint="default"/>
+      </w:rPr>
+    </w:lvl>
+    <w:lvl w:ilvl="1" w:tplc="04090003" w:tentative="1">
+      <w:start w:val="1"/>
+      <w:numFmt w:val="bullet"/>
+      <w:lvlText w:val=""/>
+      <w:lvlJc w:val="left"/>
+      <w:pPr>
+        <w:ind w:left="1320" w:hanging="440"/>
+      </w:pPr>
+      <w:rPr>
+        <w:rFonts w:ascii="Wingdings" w:hAnsi="Wingdings" w:hint="default"/>
+      </w:rPr>
+    </w:lvl>
+    <w:lvl w:ilvl="2" w:tplc="04090005" w:tentative="1">
+      <w:start w:val="1"/>
+      <w:numFmt w:val="bullet"/>
+      <w:lvlText w:val=""/>
+      <w:lvlJc w:val="left"/>
+      <w:pPr>
+        <w:ind w:left="1760" w:hanging="440"/>
+      </w:pPr>
+      <w:rPr>
+        <w:rFonts w:ascii="Wingdings" w:hAnsi="Wingdings" w:hint="default"/>
+      </w:rPr>
+    </w:lvl>
+    <w:lvl w:ilvl="3" w:tplc="04090001" w:tentative="1">
+      <w:start w:val="1"/>
+      <w:numFmt w:val="bullet"/>
+      <w:lvlText w:val=""/>
+      <w:lvlJc w:val="left"/>
+      <w:pPr>
+        <w:ind w:left="2200" w:hanging="440"/>
+      </w:pPr>
+      <w:rPr>
+        <w:rFonts w:ascii="Wingdings" w:hAnsi="Wingdings" w:hint="default"/>
+      </w:rPr>
+    </w:lvl>
+    <w:lvl w:ilvl="4" w:tplc="04090003" w:tentative="1">
+      <w:start w:val="1"/>
+      <w:numFmt w:val="bullet"/>
+      <w:lvlText w:val=""/>
+      <w:lvlJc w:val="left"/>
+      <w:pPr>
+        <w:ind w:left="2640" w:hanging="440"/>
+      </w:pPr>
+      <w:rPr>
+        <w:rFonts w:ascii="Wingdings" w:hAnsi="Wingdings" w:hint="default"/>
+      </w:rPr>
+    </w:lvl>
+    <w:lvl w:ilvl="5" w:tplc="04090005" w:tentative="1">
+      <w:start w:val="1"/>
+      <w:numFmt w:val="bullet"/>
+      <w:lvlText w:val=""/>
+      <w:lvlJc w:val="left"/>
+      <w:pPr>
+        <w:ind w:left="3080" w:hanging="440"/>
+      </w:pPr>
+      <w:rPr>
+        <w:rFonts w:ascii="Wingdings" w:hAnsi="Wingdings" w:hint="default"/>
+      </w:rPr>
+    </w:lvl>
+    <w:lvl w:ilvl="6" w:tplc="04090001" w:tentative="1">
+      <w:start w:val="1"/>
+      <w:numFmt w:val="bullet"/>
+      <w:lvlText w:val=""/>
+      <w:lvlJc w:val="left"/>
+      <w:pPr>
+        <w:ind w:left="3520" w:hanging="440"/>
+      </w:pPr>
+      <w:rPr>
+        <w:rFonts w:ascii="Wingdings" w:hAnsi="Wingdings" w:hint="default"/>
+      </w:rPr>
+    </w:lvl>
+    <w:lvl w:ilvl="7" w:tplc="04090003" w:tentative="1">
+      <w:start w:val="1"/>
+      <w:numFmt w:val="bullet"/>
+      <w:lvlText w:val=""/>
+      <w:lvlJc w:val="left"/>
+      <w:pPr>
+        <w:ind w:left="3960" w:hanging="440"/>
+      </w:pPr>
+      <w:rPr>
+        <w:rFonts w:ascii="Wingdings" w:hAnsi="Wingdings" w:hint="default"/>
+      </w:rPr>
+    </w:lvl>
+    <w:lvl w:ilvl="8" w:tplc="04090005" w:tentative="1">
+      <w:start w:val="1"/>
+      <w:numFmt w:val="bullet"/>
+      <w:lvlText w:val=""/>
+      <w:lvlJc w:val="left"/>
+      <w:pPr>
+        <w:ind w:left="4400" w:hanging="440"/>
+      </w:pPr>
+      <w:rPr>
+        <w:rFonts w:ascii="Wingdings" w:hAnsi="Wingdings" w:hint="default"/>
+      </w:rPr>
+    </w:lvl>
+  </w:abstractNum>
+  <w:abstractNum w:abstractNumId="53" w15:restartNumberingAfterBreak="0">
     <w:nsid w:val="73E556FB"/>
     <w:multiLevelType w:val="hybridMultilevel"/>
     <w:tmpl w:val="3F04F5AE"/>
@@ -12817,7 +13766,7 @@
       </w:rPr>
     </w:lvl>
   </w:abstractNum>
-  <w:abstractNum w:abstractNumId="50" w15:restartNumberingAfterBreak="0">
+  <w:abstractNum w:abstractNumId="54" w15:restartNumberingAfterBreak="0">
     <w:nsid w:val="7C5B0B74"/>
     <w:multiLevelType w:val="multilevel"/>
     <w:tmpl w:val="476E9A9E"/>
@@ -12930,7 +13879,7 @@
       </w:rPr>
     </w:lvl>
   </w:abstractNum>
-  <w:abstractNum w:abstractNumId="51" w15:restartNumberingAfterBreak="0">
+  <w:abstractNum w:abstractNumId="55" w15:restartNumberingAfterBreak="0">
     <w:nsid w:val="7EC10415"/>
     <w:multiLevelType w:val="multilevel"/>
     <w:tmpl w:val="97C2610A"/>
@@ -13080,16 +14029,16 @@
     </w:lvl>
   </w:abstractNum>
   <w:num w:numId="1" w16cid:durableId="1161002362">
-    <w:abstractNumId w:val="36"/>
+    <w:abstractNumId w:val="38"/>
   </w:num>
   <w:num w:numId="2" w16cid:durableId="646665901">
     <w:abstractNumId w:val="28"/>
   </w:num>
   <w:num w:numId="3" w16cid:durableId="579220518">
-    <w:abstractNumId w:val="45"/>
+    <w:abstractNumId w:val="47"/>
   </w:num>
   <w:num w:numId="4" w16cid:durableId="103500681">
-    <w:abstractNumId w:val="33"/>
+    <w:abstractNumId w:val="34"/>
   </w:num>
   <w:num w:numId="5" w16cid:durableId="617296083">
     <w:abstractNumId w:val="22"/>
@@ -13098,19 +14047,19 @@
     <w:abstractNumId w:val="7"/>
   </w:num>
   <w:num w:numId="7" w16cid:durableId="402222522">
-    <w:abstractNumId w:val="46"/>
+    <w:abstractNumId w:val="48"/>
   </w:num>
   <w:num w:numId="8" w16cid:durableId="1647200662">
     <w:abstractNumId w:val="3"/>
   </w:num>
   <w:num w:numId="9" w16cid:durableId="1682121071">
-    <w:abstractNumId w:val="50"/>
+    <w:abstractNumId w:val="54"/>
   </w:num>
   <w:num w:numId="10" w16cid:durableId="246695865">
     <w:abstractNumId w:val="13"/>
   </w:num>
   <w:num w:numId="11" w16cid:durableId="2141993432">
-    <w:abstractNumId w:val="47"/>
+    <w:abstractNumId w:val="49"/>
   </w:num>
   <w:num w:numId="12" w16cid:durableId="641038559">
     <w:abstractNumId w:val="25"/>
@@ -13122,7 +14071,7 @@
     <w:abstractNumId w:val="26"/>
   </w:num>
   <w:num w:numId="15" w16cid:durableId="1285043431">
-    <w:abstractNumId w:val="44"/>
+    <w:abstractNumId w:val="46"/>
   </w:num>
   <w:num w:numId="16" w16cid:durableId="60640942">
     <w:abstractNumId w:val="29"/>
@@ -13137,16 +14086,16 @@
     <w:abstractNumId w:val="12"/>
   </w:num>
   <w:num w:numId="20" w16cid:durableId="2080013416">
-    <w:abstractNumId w:val="48"/>
+    <w:abstractNumId w:val="50"/>
   </w:num>
   <w:num w:numId="21" w16cid:durableId="1864705951">
     <w:abstractNumId w:val="16"/>
   </w:num>
   <w:num w:numId="22" w16cid:durableId="1466965471">
-    <w:abstractNumId w:val="37"/>
+    <w:abstractNumId w:val="39"/>
   </w:num>
   <w:num w:numId="23" w16cid:durableId="232741186">
-    <w:abstractNumId w:val="39"/>
+    <w:abstractNumId w:val="41"/>
   </w:num>
   <w:num w:numId="24" w16cid:durableId="1743454208">
     <w:abstractNumId w:val="10"/>
@@ -13158,10 +14107,10 @@
     <w:abstractNumId w:val="21"/>
   </w:num>
   <w:num w:numId="27" w16cid:durableId="1168205411">
-    <w:abstractNumId w:val="34"/>
+    <w:abstractNumId w:val="36"/>
   </w:num>
   <w:num w:numId="28" w16cid:durableId="847213060">
-    <w:abstractNumId w:val="38"/>
+    <w:abstractNumId w:val="40"/>
   </w:num>
   <w:num w:numId="29" w16cid:durableId="461116745">
     <w:abstractNumId w:val="4"/>
@@ -13170,7 +14119,7 @@
     <w:abstractNumId w:val="24"/>
   </w:num>
   <w:num w:numId="31" w16cid:durableId="560598764">
-    <w:abstractNumId w:val="51"/>
+    <w:abstractNumId w:val="55"/>
   </w:num>
   <w:num w:numId="32" w16cid:durableId="1577281594">
     <w:abstractNumId w:val="27"/>
@@ -13206,13 +14155,13 @@
     <w:abstractNumId w:val="14"/>
   </w:num>
   <w:num w:numId="43" w16cid:durableId="1978870285">
-    <w:abstractNumId w:val="40"/>
+    <w:abstractNumId w:val="42"/>
   </w:num>
   <w:num w:numId="44" w16cid:durableId="1447505962">
-    <w:abstractNumId w:val="41"/>
+    <w:abstractNumId w:val="43"/>
   </w:num>
   <w:num w:numId="45" w16cid:durableId="1620718337">
-    <w:abstractNumId w:val="49"/>
+    <w:abstractNumId w:val="53"/>
   </w:num>
   <w:num w:numId="46" w16cid:durableId="1398358417">
     <w:abstractNumId w:val="11"/>
@@ -13224,15 +14173,27 @@
     <w:abstractNumId w:val="23"/>
   </w:num>
   <w:num w:numId="49" w16cid:durableId="1481460489">
-    <w:abstractNumId w:val="43"/>
+    <w:abstractNumId w:val="45"/>
   </w:num>
   <w:num w:numId="50" w16cid:durableId="2146194697">
+    <w:abstractNumId w:val="37"/>
+  </w:num>
+  <w:num w:numId="51" w16cid:durableId="716009078">
+    <w:abstractNumId w:val="44"/>
+  </w:num>
+  <w:num w:numId="52" w16cid:durableId="1488353846">
+    <w:abstractNumId w:val="33"/>
+  </w:num>
+  <w:num w:numId="53" w16cid:durableId="101461386">
     <w:abstractNumId w:val="35"/>
   </w:num>
-  <w:num w:numId="51" w16cid:durableId="716009078">
-    <w:abstractNumId w:val="42"/>
+  <w:num w:numId="54" w16cid:durableId="44647831">
+    <w:abstractNumId w:val="52"/>
   </w:num>
-  <w:num w:numId="52" w16cid:durableId="1488353846">
+  <w:num w:numId="55" w16cid:durableId="483930087">
+    <w:abstractNumId w:val="51"/>
+  </w:num>
+  <w:num w:numId="56" w16cid:durableId="965234581">
     <w:abstractNumId w:val="32"/>
   </w:num>
 </w:numbering>
@@ -13847,7 +14808,6 @@
   <w:style w:type="character" w:default="1" w:styleId="a0">
     <w:name w:val="Default Paragraph Font"/>
     <w:uiPriority w:val="1"/>
-    <w:semiHidden/>
     <w:unhideWhenUsed/>
   </w:style>
   <w:style w:type="table" w:default="1" w:styleId="a1">
